--- a/flow/20230914_vu_template/drafts/2024-08-u/03-СБ-Ісаакія_Далмата.docx
+++ b/flow/20230914_vu_template/drafts/2024-08-u/03-СБ-Ісаакія_Далмата.docx
@@ -1057,1005 +1057,4003 @@
     </w:p>
     <w:p>
       <w:pPr>
-        <w:spacing w:after="120"/>
-        <w:jc w:val="both"/>
-        <w:rPr>
-          <w:rFonts w:ascii="Times New Roman" w:hAnsi="Times New Roman"/>
-          <w:sz w:val="24"/>
-          <w:szCs w:val="24"/>
-          <w:lang w:val="uk-UA"/>
-        </w:rPr>
-      </w:pPr>
-      <w:r>
-        <w:rPr>
-          <w:rFonts w:ascii="Times New Roman" w:hAnsi="Times New Roman"/>
-          <w:sz w:val="24"/>
-          <w:szCs w:val="24"/>
-          <w:lang w:val="uk-UA"/>
-        </w:rPr>
-        <w:t>Благослови, душе моя, Господа!* Господи, Боже мій, ти вельми великий!</w:t>
-      </w:r>
-    </w:p>
-    <w:p>
-      <w:pPr>
-        <w:spacing w:after="120"/>
-        <w:jc w:val="both"/>
-        <w:rPr>
-          <w:rFonts w:ascii="Times New Roman" w:hAnsi="Times New Roman"/>
-          <w:sz w:val="24"/>
-          <w:szCs w:val="24"/>
-          <w:lang w:val="uk-UA"/>
-        </w:rPr>
-      </w:pPr>
-      <w:r>
-        <w:rPr>
-          <w:rFonts w:ascii="Times New Roman" w:hAnsi="Times New Roman"/>
-          <w:sz w:val="24"/>
-          <w:szCs w:val="24"/>
-          <w:lang w:val="uk-UA"/>
-        </w:rPr>
-        <w:t>Ти одягнувся величчю і красою,* ти світлом, наче ризою, покрився.</w:t>
-      </w:r>
-    </w:p>
-    <w:p>
-      <w:pPr>
-        <w:spacing w:after="120"/>
-        <w:jc w:val="both"/>
-        <w:rPr>
-          <w:rFonts w:ascii="Times New Roman" w:hAnsi="Times New Roman"/>
-          <w:sz w:val="24"/>
-          <w:szCs w:val="24"/>
-          <w:lang w:val="uk-UA"/>
-        </w:rPr>
-      </w:pPr>
-      <w:r>
-        <w:rPr>
-          <w:rFonts w:ascii="Times New Roman" w:hAnsi="Times New Roman"/>
-          <w:sz w:val="24"/>
-          <w:szCs w:val="24"/>
-          <w:lang w:val="uk-UA"/>
-        </w:rPr>
-        <w:t>Ти розіп'яв, неначе намет, небо,* ти збудував твої горниці у водах.</w:t>
-      </w:r>
-    </w:p>
-    <w:p>
-      <w:pPr>
-        <w:spacing w:after="120"/>
-        <w:jc w:val="both"/>
-        <w:rPr>
-          <w:rFonts w:ascii="Times New Roman" w:hAnsi="Times New Roman"/>
-          <w:sz w:val="24"/>
-          <w:szCs w:val="24"/>
-          <w:lang w:val="uk-UA"/>
-        </w:rPr>
-      </w:pPr>
-      <w:r>
-        <w:rPr>
-          <w:rFonts w:ascii="Times New Roman" w:hAnsi="Times New Roman"/>
-          <w:sz w:val="24"/>
-          <w:szCs w:val="24"/>
-          <w:lang w:val="uk-UA"/>
-        </w:rPr>
-        <w:t>Із хмар собі робиш колісницю,* ходиш на крилах вітру.</w:t>
-      </w:r>
-    </w:p>
-    <w:p>
-      <w:pPr>
-        <w:spacing w:after="120"/>
-        <w:jc w:val="both"/>
-        <w:rPr>
-          <w:rFonts w:ascii="Times New Roman" w:hAnsi="Times New Roman"/>
-          <w:sz w:val="24"/>
-          <w:szCs w:val="24"/>
-          <w:lang w:val="uk-UA"/>
-        </w:rPr>
-      </w:pPr>
-      <w:r>
-        <w:rPr>
-          <w:rFonts w:ascii="Times New Roman" w:eastAsia="Gungsuh" w:hAnsi="Times New Roman"/>
-          <w:sz w:val="24"/>
-          <w:szCs w:val="24"/>
-          <w:lang w:val="uk-UA"/>
-        </w:rPr>
-        <w:t>Вітри своїми посланцями учиняєш,* полум'я вогненне − слугами своїми.</w:t>
-      </w:r>
-    </w:p>
-    <w:p>
-      <w:pPr>
-        <w:spacing w:after="120"/>
-        <w:jc w:val="both"/>
-        <w:rPr>
-          <w:rFonts w:ascii="Times New Roman" w:hAnsi="Times New Roman"/>
-          <w:sz w:val="24"/>
-          <w:szCs w:val="24"/>
-          <w:lang w:val="uk-UA"/>
-        </w:rPr>
-      </w:pPr>
-      <w:r>
-        <w:rPr>
-          <w:rFonts w:ascii="Times New Roman" w:hAnsi="Times New Roman"/>
-          <w:sz w:val="24"/>
-          <w:szCs w:val="24"/>
-          <w:lang w:val="uk-UA"/>
-        </w:rPr>
-        <w:t>Ти заснував землю на її підвалинах,* не захитається по віки віків.</w:t>
-      </w:r>
-    </w:p>
-    <w:p>
-      <w:pPr>
-        <w:spacing w:after="120"/>
-        <w:jc w:val="both"/>
-        <w:rPr>
-          <w:rFonts w:ascii="Times New Roman" w:hAnsi="Times New Roman"/>
-          <w:sz w:val="24"/>
-          <w:szCs w:val="24"/>
-          <w:lang w:val="uk-UA"/>
-        </w:rPr>
-      </w:pPr>
-      <w:r>
-        <w:rPr>
-          <w:rFonts w:ascii="Times New Roman" w:hAnsi="Times New Roman"/>
-          <w:sz w:val="24"/>
-          <w:szCs w:val="24"/>
-          <w:lang w:val="uk-UA"/>
-        </w:rPr>
-        <w:t>Безоднею, немов одежею, покрив її,* понад горами стали води.</w:t>
-      </w:r>
-    </w:p>
-    <w:p>
-      <w:pPr>
-        <w:spacing w:after="120"/>
-        <w:jc w:val="both"/>
-        <w:rPr>
-          <w:rFonts w:ascii="Times New Roman" w:hAnsi="Times New Roman"/>
-          <w:sz w:val="24"/>
-          <w:szCs w:val="24"/>
-          <w:lang w:val="uk-UA"/>
-        </w:rPr>
-      </w:pPr>
-      <w:r>
-        <w:rPr>
-          <w:rFonts w:ascii="Times New Roman" w:hAnsi="Times New Roman"/>
-          <w:sz w:val="24"/>
-          <w:szCs w:val="24"/>
-          <w:lang w:val="uk-UA"/>
-        </w:rPr>
-        <w:t>Перед погрозою твоєю вони тікали,* перед голосом грому твого тремтіли.</w:t>
-      </w:r>
-    </w:p>
-    <w:p>
-      <w:pPr>
-        <w:spacing w:after="120"/>
-        <w:jc w:val="both"/>
-        <w:rPr>
-          <w:rFonts w:ascii="Times New Roman" w:hAnsi="Times New Roman"/>
-          <w:sz w:val="24"/>
-          <w:szCs w:val="24"/>
-          <w:lang w:val="uk-UA"/>
-        </w:rPr>
-      </w:pPr>
-      <w:r>
-        <w:rPr>
-          <w:rFonts w:ascii="Times New Roman" w:hAnsi="Times New Roman"/>
-          <w:sz w:val="24"/>
-          <w:szCs w:val="24"/>
-          <w:lang w:val="uk-UA"/>
-        </w:rPr>
-        <w:t>Підвелися гори, зійшли долини до місця,* що ти їм призначив.</w:t>
-      </w:r>
-    </w:p>
-    <w:p>
-      <w:pPr>
-        <w:spacing w:after="120"/>
-        <w:jc w:val="both"/>
-        <w:rPr>
-          <w:rFonts w:ascii="Times New Roman" w:hAnsi="Times New Roman"/>
-          <w:sz w:val="24"/>
-          <w:szCs w:val="24"/>
-          <w:lang w:val="uk-UA"/>
-        </w:rPr>
-      </w:pPr>
-      <w:r>
-        <w:rPr>
-          <w:rFonts w:ascii="Times New Roman" w:hAnsi="Times New Roman"/>
-          <w:sz w:val="24"/>
-          <w:szCs w:val="24"/>
-          <w:lang w:val="uk-UA"/>
-        </w:rPr>
-        <w:t>Поставив їм границю, якої не перейдуть,* щоб знову покрити землю.</w:t>
-      </w:r>
-    </w:p>
-    <w:p>
-      <w:pPr>
-        <w:spacing w:after="120"/>
-        <w:jc w:val="both"/>
-        <w:rPr>
-          <w:rFonts w:ascii="Times New Roman" w:hAnsi="Times New Roman"/>
-          <w:sz w:val="24"/>
-          <w:szCs w:val="24"/>
-          <w:lang w:val="uk-UA"/>
-        </w:rPr>
-      </w:pPr>
-      <w:r>
-        <w:rPr>
-          <w:rFonts w:ascii="Times New Roman" w:hAnsi="Times New Roman"/>
-          <w:sz w:val="24"/>
-          <w:szCs w:val="24"/>
-          <w:lang w:val="uk-UA"/>
-        </w:rPr>
-        <w:lastRenderedPageBreak/>
-        <w:t>Джерела посилаєш у ріки,* які течуть проміж горами.</w:t>
-      </w:r>
-    </w:p>
-    <w:p>
-      <w:pPr>
-        <w:spacing w:after="120"/>
-        <w:jc w:val="both"/>
-        <w:rPr>
-          <w:rFonts w:ascii="Times New Roman" w:hAnsi="Times New Roman"/>
-          <w:sz w:val="24"/>
-          <w:szCs w:val="24"/>
-          <w:lang w:val="uk-UA"/>
-        </w:rPr>
-      </w:pPr>
-      <w:r>
-        <w:rPr>
-          <w:rFonts w:ascii="Times New Roman" w:hAnsi="Times New Roman"/>
-          <w:sz w:val="24"/>
-          <w:szCs w:val="24"/>
-          <w:lang w:val="uk-UA"/>
-        </w:rPr>
-        <w:t xml:space="preserve">Усю звірину, що в полі, вони напувають,* дикі осли там </w:t>
-      </w:r>
-      <w:r>
-        <w:rPr>
-          <w:rFonts w:ascii="Times New Roman" w:hAnsi="Times New Roman"/>
-          <w:sz w:val="24"/>
-          <w:szCs w:val="24"/>
-          <w:lang w:val="uk-UA"/>
-        </w:rPr>
-        <w:t>гасять свою спрагу.</w:t>
-      </w:r>
-    </w:p>
-    <w:p>
-      <w:pPr>
-        <w:spacing w:after="120"/>
-        <w:jc w:val="both"/>
-        <w:rPr>
-          <w:rFonts w:ascii="Times New Roman" w:hAnsi="Times New Roman"/>
-          <w:sz w:val="24"/>
-          <w:szCs w:val="24"/>
-          <w:lang w:val="uk-UA"/>
-        </w:rPr>
-      </w:pPr>
-      <w:r>
-        <w:rPr>
-          <w:rFonts w:ascii="Times New Roman" w:hAnsi="Times New Roman"/>
-          <w:sz w:val="24"/>
-          <w:szCs w:val="24"/>
-          <w:lang w:val="uk-UA"/>
-        </w:rPr>
-        <w:t>Над ними кублиться небесне птаство,* з-поміж гілляк дає свій голос.</w:t>
-      </w:r>
-    </w:p>
-    <w:p>
-      <w:pPr>
-        <w:spacing w:after="120"/>
-        <w:jc w:val="both"/>
-        <w:rPr>
-          <w:rFonts w:ascii="Times New Roman" w:hAnsi="Times New Roman"/>
-          <w:sz w:val="24"/>
-          <w:szCs w:val="24"/>
-          <w:lang w:val="uk-UA"/>
-        </w:rPr>
-      </w:pPr>
-      <w:r>
-        <w:rPr>
-          <w:rFonts w:ascii="Times New Roman" w:hAnsi="Times New Roman"/>
-          <w:sz w:val="24"/>
-          <w:szCs w:val="24"/>
-          <w:lang w:val="uk-UA"/>
-        </w:rPr>
-        <w:t>Ти напуваєш гори з твоїх горниць,* земля насичується плодом діл твоїх.</w:t>
-      </w:r>
-    </w:p>
-    <w:p>
-      <w:pPr>
-        <w:spacing w:after="120"/>
-        <w:jc w:val="both"/>
-        <w:rPr>
-          <w:rFonts w:ascii="Times New Roman" w:hAnsi="Times New Roman"/>
-          <w:sz w:val="24"/>
-          <w:szCs w:val="24"/>
-          <w:lang w:val="uk-UA"/>
-        </w:rPr>
-      </w:pPr>
-      <w:r>
-        <w:rPr>
-          <w:rFonts w:ascii="Times New Roman" w:hAnsi="Times New Roman"/>
-          <w:sz w:val="24"/>
-          <w:szCs w:val="24"/>
-          <w:lang w:val="uk-UA"/>
-        </w:rPr>
-        <w:t>Вирощуєш траву для скоту, зела – на вжиток людям,* щоб хліб із землі добували:</w:t>
-      </w:r>
-    </w:p>
-    <w:p>
-      <w:pPr>
-        <w:spacing w:after="120"/>
-        <w:jc w:val="both"/>
-        <w:rPr>
-          <w:rFonts w:ascii="Times New Roman" w:hAnsi="Times New Roman"/>
-          <w:sz w:val="24"/>
-          <w:szCs w:val="24"/>
-          <w:lang w:val="uk-UA"/>
-        </w:rPr>
-      </w:pPr>
-      <w:r>
-        <w:rPr>
-          <w:rFonts w:ascii="Times New Roman" w:hAnsi="Times New Roman"/>
-          <w:sz w:val="24"/>
-          <w:szCs w:val="24"/>
-          <w:lang w:val="uk-UA"/>
-        </w:rPr>
-        <w:t>Вино, що серце людське звеселяє, олію, щоб від неї ясніло обличчя,* і хліб, що скріплює серце людське.</w:t>
-      </w:r>
-    </w:p>
-    <w:p>
-      <w:pPr>
-        <w:spacing w:after="120"/>
-        <w:jc w:val="both"/>
-        <w:rPr>
-          <w:rFonts w:ascii="Times New Roman" w:hAnsi="Times New Roman"/>
-          <w:sz w:val="24"/>
-          <w:szCs w:val="24"/>
-          <w:lang w:val="uk-UA"/>
-        </w:rPr>
-      </w:pPr>
-      <w:r>
-        <w:rPr>
-          <w:rFonts w:ascii="Times New Roman" w:hAnsi="Times New Roman"/>
-          <w:sz w:val="24"/>
-          <w:szCs w:val="24"/>
-          <w:lang w:val="uk-UA"/>
-        </w:rPr>
-        <w:t xml:space="preserve">Насичуються дерева Господні,* кедри </w:t>
-      </w:r>
-      <w:proofErr w:type="spellStart"/>
-      <w:r>
-        <w:rPr>
-          <w:rFonts w:ascii="Times New Roman" w:hAnsi="Times New Roman"/>
-          <w:sz w:val="24"/>
-          <w:szCs w:val="24"/>
-          <w:lang w:val="uk-UA"/>
-        </w:rPr>
-        <w:t>ливанські</w:t>
-      </w:r>
-      <w:proofErr w:type="spellEnd"/>
-      <w:r>
-        <w:rPr>
-          <w:rFonts w:ascii="Times New Roman" w:hAnsi="Times New Roman"/>
-          <w:sz w:val="24"/>
-          <w:szCs w:val="24"/>
-          <w:lang w:val="uk-UA"/>
-        </w:rPr>
-        <w:t>, що посадив їх.</w:t>
-      </w:r>
-    </w:p>
-    <w:p>
-      <w:pPr>
-        <w:spacing w:after="120"/>
-        <w:jc w:val="both"/>
-        <w:rPr>
-          <w:rFonts w:ascii="Times New Roman" w:hAnsi="Times New Roman"/>
-          <w:sz w:val="24"/>
-          <w:szCs w:val="24"/>
-          <w:lang w:val="uk-UA"/>
-        </w:rPr>
-      </w:pPr>
-      <w:r>
-        <w:rPr>
-          <w:rFonts w:ascii="Times New Roman" w:hAnsi="Times New Roman"/>
-          <w:sz w:val="24"/>
-          <w:szCs w:val="24"/>
-          <w:lang w:val="uk-UA"/>
-        </w:rPr>
-        <w:t xml:space="preserve">На них гніздяться птиці;* </w:t>
-      </w:r>
-      <w:proofErr w:type="spellStart"/>
-      <w:r>
-        <w:rPr>
-          <w:rFonts w:ascii="Times New Roman" w:hAnsi="Times New Roman"/>
-          <w:sz w:val="24"/>
-          <w:szCs w:val="24"/>
-          <w:lang w:val="uk-UA"/>
-        </w:rPr>
-        <w:t>бусли</w:t>
-      </w:r>
-      <w:proofErr w:type="spellEnd"/>
-      <w:r>
-        <w:rPr>
-          <w:rFonts w:ascii="Times New Roman" w:hAnsi="Times New Roman"/>
-          <w:sz w:val="24"/>
-          <w:szCs w:val="24"/>
-          <w:lang w:val="uk-UA"/>
-        </w:rPr>
-        <w:t xml:space="preserve"> – на кипарисах їхнє житло.</w:t>
-      </w:r>
-    </w:p>
-    <w:p>
-      <w:pPr>
-        <w:spacing w:after="120"/>
-        <w:jc w:val="both"/>
-        <w:rPr>
-          <w:rFonts w:ascii="Times New Roman" w:hAnsi="Times New Roman"/>
-          <w:sz w:val="24"/>
-          <w:szCs w:val="24"/>
-          <w:lang w:val="uk-UA"/>
-        </w:rPr>
-      </w:pPr>
-      <w:r>
-        <w:rPr>
-          <w:rFonts w:ascii="Times New Roman" w:eastAsia="Gungsuh" w:hAnsi="Times New Roman"/>
-          <w:sz w:val="24"/>
-          <w:szCs w:val="24"/>
-          <w:lang w:val="uk-UA"/>
-        </w:rPr>
-        <w:t>Високі гори для оленів,* скелі − для зайців притулок.</w:t>
-      </w:r>
-    </w:p>
-    <w:p>
-      <w:pPr>
-        <w:spacing w:after="120"/>
-        <w:jc w:val="both"/>
-        <w:rPr>
-          <w:rFonts w:ascii="Times New Roman" w:hAnsi="Times New Roman"/>
-          <w:sz w:val="24"/>
-          <w:szCs w:val="24"/>
-          <w:lang w:val="uk-UA"/>
-        </w:rPr>
-      </w:pPr>
-      <w:r>
-        <w:rPr>
-          <w:rFonts w:ascii="Times New Roman" w:hAnsi="Times New Roman"/>
-          <w:sz w:val="24"/>
-          <w:szCs w:val="24"/>
-          <w:lang w:val="uk-UA"/>
-        </w:rPr>
-        <w:t>Ти створив місяць, щоб значити пори;* сонце знає свій захід.</w:t>
-      </w:r>
-    </w:p>
-    <w:p>
-      <w:pPr>
-        <w:spacing w:after="120"/>
-        <w:jc w:val="both"/>
-        <w:rPr>
-          <w:rFonts w:ascii="Times New Roman" w:hAnsi="Times New Roman"/>
-          <w:sz w:val="24"/>
-          <w:szCs w:val="24"/>
-          <w:lang w:val="uk-UA"/>
-        </w:rPr>
-      </w:pPr>
-      <w:r>
-        <w:rPr>
-          <w:rFonts w:ascii="Times New Roman" w:hAnsi="Times New Roman"/>
-          <w:sz w:val="24"/>
-          <w:szCs w:val="24"/>
-          <w:lang w:val="uk-UA"/>
-        </w:rPr>
-        <w:t xml:space="preserve">Наводиш темряву, і ніч надходить,* що в ній </w:t>
-      </w:r>
-      <w:proofErr w:type="spellStart"/>
-      <w:r>
-        <w:rPr>
-          <w:rFonts w:ascii="Times New Roman" w:hAnsi="Times New Roman"/>
-          <w:sz w:val="24"/>
-          <w:szCs w:val="24"/>
-          <w:lang w:val="uk-UA"/>
-        </w:rPr>
-        <w:t>ворушаться</w:t>
-      </w:r>
-      <w:proofErr w:type="spellEnd"/>
-      <w:r>
-        <w:rPr>
-          <w:rFonts w:ascii="Times New Roman" w:hAnsi="Times New Roman"/>
-          <w:sz w:val="24"/>
-          <w:szCs w:val="24"/>
-          <w:lang w:val="uk-UA"/>
-        </w:rPr>
-        <w:t xml:space="preserve"> усі звірі дібровні.</w:t>
-      </w:r>
-    </w:p>
-    <w:p>
-      <w:pPr>
-        <w:spacing w:after="120"/>
-        <w:jc w:val="both"/>
-        <w:rPr>
-          <w:rFonts w:ascii="Times New Roman" w:hAnsi="Times New Roman"/>
-          <w:sz w:val="24"/>
-          <w:szCs w:val="24"/>
-          <w:lang w:val="uk-UA"/>
-        </w:rPr>
-      </w:pPr>
-      <w:r>
-        <w:rPr>
-          <w:rFonts w:ascii="Times New Roman" w:hAnsi="Times New Roman"/>
-          <w:sz w:val="24"/>
-          <w:szCs w:val="24"/>
-          <w:lang w:val="uk-UA"/>
-        </w:rPr>
-        <w:t>Левенята рикають за здобиччю своєю,* поживи від Бога для себе просять.</w:t>
-      </w:r>
-    </w:p>
-    <w:p>
-      <w:pPr>
-        <w:spacing w:after="120"/>
-        <w:jc w:val="both"/>
-        <w:rPr>
-          <w:rFonts w:ascii="Times New Roman" w:hAnsi="Times New Roman"/>
-          <w:sz w:val="24"/>
-          <w:szCs w:val="24"/>
-          <w:lang w:val="uk-UA"/>
-        </w:rPr>
-      </w:pPr>
-      <w:r>
-        <w:rPr>
-          <w:rFonts w:ascii="Times New Roman" w:hAnsi="Times New Roman"/>
-          <w:sz w:val="24"/>
-          <w:szCs w:val="24"/>
-          <w:lang w:val="uk-UA"/>
-        </w:rPr>
-        <w:t>Ховаються, як тільки зійде сонце,* лягають у своїх норах.</w:t>
-      </w:r>
-    </w:p>
-    <w:p>
-      <w:pPr>
-        <w:spacing w:after="120"/>
-        <w:jc w:val="both"/>
-        <w:rPr>
-          <w:rFonts w:ascii="Times New Roman" w:hAnsi="Times New Roman"/>
-          <w:sz w:val="24"/>
-          <w:szCs w:val="24"/>
-          <w:lang w:val="uk-UA"/>
-        </w:rPr>
-      </w:pPr>
-      <w:r>
-        <w:rPr>
-          <w:rFonts w:ascii="Times New Roman" w:hAnsi="Times New Roman"/>
-          <w:sz w:val="24"/>
-          <w:szCs w:val="24"/>
-          <w:lang w:val="uk-UA"/>
-        </w:rPr>
-        <w:t>Виходить чоловік до свого діла,* і до своєї праці аж до вечора.</w:t>
-      </w:r>
-    </w:p>
-    <w:p>
-      <w:pPr>
-        <w:spacing w:after="120"/>
-        <w:jc w:val="both"/>
-        <w:rPr>
-          <w:rFonts w:ascii="Times New Roman" w:hAnsi="Times New Roman"/>
-          <w:sz w:val="24"/>
-          <w:szCs w:val="24"/>
-          <w:lang w:val="uk-UA"/>
-        </w:rPr>
-      </w:pPr>
-      <w:r>
-        <w:rPr>
-          <w:rFonts w:ascii="Times New Roman" w:eastAsia="Gungsuh" w:hAnsi="Times New Roman"/>
-          <w:sz w:val="24"/>
-          <w:szCs w:val="24"/>
-          <w:lang w:val="uk-UA"/>
-        </w:rPr>
-        <w:t>Яка їх, твоїх діл, Господи, сила!* У мудрості все ти створив, − повна земля твоїх створінь.</w:t>
-      </w:r>
-    </w:p>
-    <w:p>
-      <w:pPr>
-        <w:spacing w:after="120"/>
-        <w:jc w:val="both"/>
-        <w:rPr>
-          <w:rFonts w:ascii="Times New Roman" w:hAnsi="Times New Roman"/>
-          <w:sz w:val="24"/>
-          <w:szCs w:val="24"/>
-          <w:lang w:val="uk-UA"/>
-        </w:rPr>
-      </w:pPr>
-      <w:r>
-        <w:rPr>
-          <w:rFonts w:ascii="Times New Roman" w:hAnsi="Times New Roman"/>
-          <w:sz w:val="24"/>
-          <w:szCs w:val="24"/>
-          <w:lang w:val="uk-UA"/>
-        </w:rPr>
-        <w:t xml:space="preserve">Ось море велике, </w:t>
-      </w:r>
-      <w:proofErr w:type="spellStart"/>
-      <w:r>
-        <w:rPr>
-          <w:rFonts w:ascii="Times New Roman" w:hAnsi="Times New Roman"/>
-          <w:sz w:val="24"/>
-          <w:szCs w:val="24"/>
-          <w:lang w:val="uk-UA"/>
-        </w:rPr>
-        <w:t>прешироке</w:t>
-      </w:r>
-      <w:proofErr w:type="spellEnd"/>
-      <w:r>
-        <w:rPr>
-          <w:rFonts w:ascii="Times New Roman" w:hAnsi="Times New Roman"/>
-          <w:sz w:val="24"/>
-          <w:szCs w:val="24"/>
-          <w:lang w:val="uk-UA"/>
-        </w:rPr>
-        <w:t>,* у ньому плазунів без ліку, звірів малих і великих.</w:t>
-      </w:r>
-    </w:p>
-    <w:p>
-      <w:pPr>
-        <w:spacing w:after="120"/>
-        <w:jc w:val="both"/>
-        <w:rPr>
-          <w:rFonts w:ascii="Times New Roman" w:hAnsi="Times New Roman"/>
-          <w:sz w:val="24"/>
-          <w:szCs w:val="24"/>
-          <w:lang w:val="uk-UA"/>
-        </w:rPr>
-      </w:pPr>
-      <w:r>
-        <w:rPr>
-          <w:rFonts w:ascii="Times New Roman" w:hAnsi="Times New Roman"/>
-          <w:sz w:val="24"/>
-          <w:szCs w:val="24"/>
-          <w:lang w:val="uk-UA"/>
-        </w:rPr>
-        <w:t xml:space="preserve">Там кораблі проходять,* є і </w:t>
-      </w:r>
-      <w:proofErr w:type="spellStart"/>
-      <w:r>
-        <w:rPr>
-          <w:rFonts w:ascii="Times New Roman" w:hAnsi="Times New Roman"/>
-          <w:sz w:val="24"/>
-          <w:szCs w:val="24"/>
-          <w:lang w:val="uk-UA"/>
-        </w:rPr>
-        <w:t>левіятан</w:t>
-      </w:r>
-      <w:proofErr w:type="spellEnd"/>
-      <w:r>
-        <w:rPr>
-          <w:rFonts w:ascii="Times New Roman" w:hAnsi="Times New Roman"/>
-          <w:sz w:val="24"/>
-          <w:szCs w:val="24"/>
-          <w:lang w:val="uk-UA"/>
-        </w:rPr>
-        <w:t>, якого ти створив, щоб ним бавитися.</w:t>
-      </w:r>
-    </w:p>
-    <w:p>
-      <w:pPr>
-        <w:spacing w:after="120"/>
-        <w:jc w:val="both"/>
-        <w:rPr>
-          <w:rFonts w:ascii="Times New Roman" w:hAnsi="Times New Roman"/>
-          <w:sz w:val="24"/>
-          <w:szCs w:val="24"/>
-          <w:lang w:val="uk-UA"/>
-        </w:rPr>
-      </w:pPr>
-      <w:r>
-        <w:rPr>
-          <w:rFonts w:ascii="Times New Roman" w:hAnsi="Times New Roman"/>
-          <w:sz w:val="24"/>
-          <w:szCs w:val="24"/>
-          <w:lang w:val="uk-UA"/>
-        </w:rPr>
-        <w:t>Усі вони від тебе дожидають,* щоб дав їм у свій час поживу.</w:t>
-      </w:r>
-    </w:p>
-    <w:p>
-      <w:pPr>
-        <w:spacing w:after="120"/>
-        <w:jc w:val="both"/>
-        <w:rPr>
-          <w:rFonts w:ascii="Times New Roman" w:hAnsi="Times New Roman"/>
-          <w:sz w:val="24"/>
-          <w:szCs w:val="24"/>
-          <w:lang w:val="uk-UA"/>
-        </w:rPr>
-      </w:pPr>
-      <w:r>
-        <w:rPr>
-          <w:rFonts w:ascii="Times New Roman" w:hAnsi="Times New Roman"/>
-          <w:sz w:val="24"/>
-          <w:szCs w:val="24"/>
-          <w:lang w:val="uk-UA"/>
-        </w:rPr>
-        <w:t>Коли даєш їм, вони її збирають,* як розтулюєш твою руку, вони насичуються благом.</w:t>
-      </w:r>
-    </w:p>
-    <w:p>
-      <w:pPr>
-        <w:spacing w:after="120"/>
-        <w:jc w:val="both"/>
-        <w:rPr>
-          <w:rFonts w:ascii="Times New Roman" w:hAnsi="Times New Roman"/>
-          <w:sz w:val="24"/>
-          <w:szCs w:val="24"/>
-          <w:lang w:val="uk-UA"/>
-        </w:rPr>
-      </w:pPr>
-      <w:r>
-        <w:rPr>
-          <w:rFonts w:ascii="Times New Roman" w:hAnsi="Times New Roman"/>
-          <w:sz w:val="24"/>
-          <w:szCs w:val="24"/>
-          <w:lang w:val="uk-UA"/>
-        </w:rPr>
-        <w:t xml:space="preserve">Вони </w:t>
-      </w:r>
-      <w:proofErr w:type="spellStart"/>
-      <w:r>
-        <w:rPr>
-          <w:rFonts w:ascii="Times New Roman" w:hAnsi="Times New Roman"/>
-          <w:sz w:val="24"/>
-          <w:szCs w:val="24"/>
-          <w:lang w:val="uk-UA"/>
-        </w:rPr>
-        <w:t>бентежаться</w:t>
-      </w:r>
-      <w:proofErr w:type="spellEnd"/>
-      <w:r>
-        <w:rPr>
-          <w:rFonts w:ascii="Times New Roman" w:hAnsi="Times New Roman"/>
-          <w:sz w:val="24"/>
-          <w:szCs w:val="24"/>
-          <w:lang w:val="uk-UA"/>
-        </w:rPr>
-        <w:t>, коли ховаєш вид свій;* як забираєш дух у них, вони гинуть і повертаються у свій порох.</w:t>
-      </w:r>
-    </w:p>
-    <w:p>
-      <w:pPr>
-        <w:spacing w:after="120"/>
-        <w:jc w:val="both"/>
-        <w:rPr>
-          <w:rFonts w:ascii="Times New Roman" w:hAnsi="Times New Roman"/>
-          <w:sz w:val="24"/>
-          <w:szCs w:val="24"/>
-          <w:lang w:val="uk-UA"/>
-        </w:rPr>
-      </w:pPr>
-      <w:proofErr w:type="spellStart"/>
-      <w:r>
-        <w:rPr>
-          <w:rFonts w:ascii="Times New Roman" w:hAnsi="Times New Roman"/>
-          <w:sz w:val="24"/>
-          <w:szCs w:val="24"/>
-          <w:lang w:val="uk-UA"/>
-        </w:rPr>
-        <w:t>Зішлеш</w:t>
-      </w:r>
-      <w:proofErr w:type="spellEnd"/>
-      <w:r>
-        <w:rPr>
-          <w:rFonts w:ascii="Times New Roman" w:hAnsi="Times New Roman"/>
-          <w:sz w:val="24"/>
-          <w:szCs w:val="24"/>
-          <w:lang w:val="uk-UA"/>
-        </w:rPr>
-        <w:t xml:space="preserve"> свій дух, – вони оживають,* і ти відновлюєш лице землі.</w:t>
-      </w:r>
-    </w:p>
-    <w:p>
-      <w:pPr>
-        <w:spacing w:after="120"/>
-        <w:jc w:val="both"/>
-        <w:rPr>
-          <w:rFonts w:ascii="Times New Roman" w:hAnsi="Times New Roman"/>
-          <w:sz w:val="24"/>
-          <w:szCs w:val="24"/>
-          <w:lang w:val="uk-UA"/>
-        </w:rPr>
-      </w:pPr>
-      <w:r>
-        <w:rPr>
-          <w:rFonts w:ascii="Times New Roman" w:hAnsi="Times New Roman"/>
-          <w:sz w:val="24"/>
-          <w:szCs w:val="24"/>
-          <w:lang w:val="uk-UA"/>
-        </w:rPr>
-        <w:t>Нехай слава Господня буде повіки,* нехай Господь радіє творами своїми.</w:t>
-      </w:r>
-    </w:p>
-    <w:p>
-      <w:pPr>
-        <w:spacing w:after="120"/>
-        <w:jc w:val="both"/>
-        <w:rPr>
-          <w:rFonts w:ascii="Times New Roman" w:hAnsi="Times New Roman"/>
-          <w:sz w:val="24"/>
-          <w:szCs w:val="24"/>
-          <w:lang w:val="uk-UA"/>
-        </w:rPr>
-      </w:pPr>
-      <w:r>
-        <w:rPr>
-          <w:rFonts w:ascii="Times New Roman" w:hAnsi="Times New Roman"/>
-          <w:sz w:val="24"/>
-          <w:szCs w:val="24"/>
-          <w:lang w:val="uk-UA"/>
-        </w:rPr>
-        <w:t>Спогляне він на землю, і вона стрясається,* торкнеться гір, вони димують.</w:t>
-      </w:r>
-    </w:p>
-    <w:p>
-      <w:pPr>
-        <w:spacing w:after="120"/>
-        <w:jc w:val="both"/>
-        <w:rPr>
-          <w:rFonts w:ascii="Times New Roman" w:hAnsi="Times New Roman"/>
-          <w:sz w:val="24"/>
-          <w:szCs w:val="24"/>
-          <w:lang w:val="uk-UA"/>
-        </w:rPr>
-      </w:pPr>
-      <w:r>
-        <w:rPr>
-          <w:rFonts w:ascii="Times New Roman" w:hAnsi="Times New Roman"/>
-          <w:sz w:val="24"/>
-          <w:szCs w:val="24"/>
-          <w:lang w:val="uk-UA"/>
-        </w:rPr>
-        <w:t>Я буду Господеві співати поки життя мого,* псалми співатиму, поки буду жити.</w:t>
-      </w:r>
-    </w:p>
-    <w:p>
-      <w:pPr>
-        <w:spacing w:after="120"/>
-        <w:jc w:val="both"/>
-        <w:rPr>
-          <w:rFonts w:ascii="Times New Roman" w:hAnsi="Times New Roman"/>
-          <w:sz w:val="24"/>
-          <w:szCs w:val="24"/>
-          <w:lang w:val="uk-UA"/>
-        </w:rPr>
-      </w:pPr>
-      <w:r>
-        <w:rPr>
-          <w:rFonts w:ascii="Times New Roman" w:hAnsi="Times New Roman"/>
-          <w:sz w:val="24"/>
-          <w:szCs w:val="24"/>
-          <w:lang w:val="uk-UA"/>
-        </w:rPr>
-        <w:t>Нехай буде приємна йому моя пісня;* у Господі я веселитимусь.</w:t>
-      </w:r>
-    </w:p>
-    <w:p>
-      <w:pPr>
-        <w:spacing w:after="120"/>
-        <w:jc w:val="both"/>
-        <w:rPr>
-          <w:rFonts w:ascii="Times New Roman" w:hAnsi="Times New Roman"/>
-          <w:sz w:val="24"/>
-          <w:szCs w:val="24"/>
-          <w:lang w:val="uk-UA"/>
-        </w:rPr>
-      </w:pPr>
-      <w:r>
-        <w:rPr>
-          <w:rFonts w:ascii="Times New Roman" w:hAnsi="Times New Roman"/>
-          <w:sz w:val="24"/>
-          <w:szCs w:val="24"/>
-          <w:lang w:val="uk-UA"/>
-        </w:rPr>
-        <w:t>Нехай грішники з землі щезнуть, і беззаконних більше нехай не буде.* Благослови, душе моя, Господа.</w:t>
-      </w:r>
-    </w:p>
-    <w:p>
-      <w:pPr>
-        <w:spacing w:after="120"/>
-        <w:jc w:val="both"/>
-        <w:rPr>
-          <w:rFonts w:ascii="Times New Roman" w:hAnsi="Times New Roman"/>
-          <w:sz w:val="24"/>
-          <w:szCs w:val="24"/>
-          <w:lang w:val="uk-UA"/>
-        </w:rPr>
-      </w:pPr>
-      <w:r>
-        <w:rPr>
-          <w:rFonts w:ascii="Times New Roman" w:hAnsi="Times New Roman"/>
-          <w:sz w:val="24"/>
-          <w:szCs w:val="24"/>
-          <w:lang w:val="uk-UA"/>
-        </w:rPr>
-        <w:t>Слава Отцю, і Сину, і Святому Духові: І нині і повсякчас, і на віки віків. Амінь.</w:t>
-      </w:r>
-    </w:p>
-    <w:p>
-      <w:pPr>
-        <w:spacing w:after="120"/>
-        <w:jc w:val="both"/>
-        <w:rPr>
-          <w:rFonts w:ascii="Times New Roman" w:hAnsi="Times New Roman"/>
-          <w:i/>
-          <w:color w:val="FF0000"/>
-          <w:sz w:val="24"/>
-          <w:szCs w:val="24"/>
-          <w:lang w:val="uk-UA"/>
-        </w:rPr>
-      </w:pPr>
-      <w:proofErr w:type="spellStart"/>
-      <w:r>
-        <w:rPr>
-          <w:rFonts w:ascii="Times New Roman" w:hAnsi="Times New Roman"/>
-          <w:sz w:val="24"/>
-          <w:szCs w:val="24"/>
-          <w:lang w:val="uk-UA"/>
-        </w:rPr>
-        <w:t>Алилуя</w:t>
-      </w:r>
-      <w:proofErr w:type="spellEnd"/>
-      <w:r>
-        <w:rPr>
-          <w:rFonts w:ascii="Times New Roman" w:hAnsi="Times New Roman"/>
-          <w:sz w:val="24"/>
-          <w:szCs w:val="24"/>
-          <w:lang w:val="uk-UA"/>
+        <w:pStyle w:val="a"/>
+        <w:spacing w:after="120"/>
+      </w:pPr>
+      <w:r>
+        <w:rPr>
+          <w:rFonts w:ascii="Times New Roman" w:hAnsi="Times New Roman"/>
+          <w:sz w:val="24"/>
+        </w:rPr>
+        <w:t xml:space="preserve">Благослови́, душе́ моя́, </w:t>
+      </w:r>
+      <w:r>
+        <w:rPr>
+          <w:rFonts w:ascii="Times New Roman" w:hAnsi="Times New Roman"/>
+          <w:sz w:val="24"/>
+        </w:rPr>
+        <w:t>Го́спода</w:t>
+      </w:r>
+      <w:r>
+        <w:rPr>
+          <w:rFonts w:ascii="Times New Roman" w:hAnsi="Times New Roman"/>
+          <w:sz w:val="24"/>
+        </w:rPr>
+        <w:t xml:space="preserve">!* </w:t>
+      </w:r>
+      <w:r>
+        <w:rPr>
+          <w:rFonts w:ascii="Times New Roman" w:hAnsi="Times New Roman"/>
+          <w:sz w:val="24"/>
+        </w:rPr>
+        <w:t>Го́споди</w:t>
+      </w:r>
+      <w:r>
+        <w:rPr>
+          <w:rFonts w:ascii="Times New Roman" w:hAnsi="Times New Roman"/>
+          <w:sz w:val="24"/>
         </w:rPr>
         <w:t xml:space="preserve">, </w:t>
       </w:r>
-      <w:proofErr w:type="spellStart"/>
-      <w:r>
-        <w:rPr>
-          <w:rFonts w:ascii="Times New Roman" w:hAnsi="Times New Roman"/>
-          <w:sz w:val="24"/>
-          <w:szCs w:val="24"/>
-          <w:lang w:val="uk-UA"/>
-        </w:rPr>
-        <w:t>алилуя</w:t>
-      </w:r>
-      <w:proofErr w:type="spellEnd"/>
-      <w:r>
-        <w:rPr>
-          <w:rFonts w:ascii="Times New Roman" w:hAnsi="Times New Roman"/>
-          <w:sz w:val="24"/>
-          <w:szCs w:val="24"/>
-          <w:lang w:val="uk-UA"/>
+      <w:r>
+        <w:rPr>
+          <w:rFonts w:ascii="Times New Roman" w:hAnsi="Times New Roman"/>
+          <w:sz w:val="24"/>
+        </w:rPr>
+        <w:t>Бо́же</w:t>
+      </w:r>
+      <w:r>
+        <w:rPr>
+          <w:rFonts w:ascii="Times New Roman" w:hAnsi="Times New Roman"/>
+          <w:sz w:val="24"/>
+        </w:rPr>
+        <w:t xml:space="preserve"> мій, Ти </w:t>
+      </w:r>
+      <w:r>
+        <w:rPr>
+          <w:rFonts w:ascii="Times New Roman" w:hAnsi="Times New Roman"/>
+          <w:sz w:val="24"/>
+        </w:rPr>
+        <w:t>ве́льми</w:t>
+      </w:r>
+      <w:r>
+        <w:rPr>
+          <w:rFonts w:ascii="Times New Roman" w:hAnsi="Times New Roman"/>
+          <w:sz w:val="24"/>
+        </w:rPr>
+        <w:t xml:space="preserve"> </w:t>
+      </w:r>
+      <w:r>
+        <w:rPr>
+          <w:rFonts w:ascii="Times New Roman" w:hAnsi="Times New Roman"/>
+          <w:sz w:val="24"/>
+        </w:rPr>
+        <w:t>вели́кий</w:t>
+      </w:r>
+      <w:r>
+        <w:rPr>
+          <w:rFonts w:ascii="Times New Roman" w:hAnsi="Times New Roman"/>
+          <w:sz w:val="24"/>
+        </w:rPr>
+        <w:t>!</w:t>
+      </w:r>
+    </w:p>
+    <w:p>
+      <w:pPr>
+        <w:pStyle w:val="a"/>
+        <w:spacing w:after="120"/>
+      </w:pPr>
+      <w:r>
+        <w:rPr>
+          <w:rFonts w:ascii="Times New Roman" w:hAnsi="Times New Roman"/>
+          <w:sz w:val="24"/>
+        </w:rPr>
+        <w:t xml:space="preserve">Ти </w:t>
+      </w:r>
+      <w:r>
+        <w:rPr>
+          <w:rFonts w:ascii="Times New Roman" w:hAnsi="Times New Roman"/>
+          <w:sz w:val="24"/>
+        </w:rPr>
+        <w:t>одягну́вся</w:t>
+      </w:r>
+      <w:r>
+        <w:rPr>
+          <w:rFonts w:ascii="Times New Roman" w:hAnsi="Times New Roman"/>
+          <w:sz w:val="24"/>
+        </w:rPr>
+        <w:t xml:space="preserve"> </w:t>
+      </w:r>
+      <w:r>
+        <w:rPr>
+          <w:rFonts w:ascii="Times New Roman" w:hAnsi="Times New Roman"/>
+          <w:sz w:val="24"/>
+        </w:rPr>
+        <w:t>ве́личчю</w:t>
+      </w:r>
+      <w:r>
+        <w:rPr>
+          <w:rFonts w:ascii="Times New Roman" w:hAnsi="Times New Roman"/>
+          <w:sz w:val="24"/>
+        </w:rPr>
+        <w:t xml:space="preserve"> і </w:t>
+      </w:r>
+      <w:r>
+        <w:rPr>
+          <w:rFonts w:ascii="Times New Roman" w:hAnsi="Times New Roman"/>
+          <w:sz w:val="24"/>
+        </w:rPr>
+        <w:t>красо́ю</w:t>
+      </w:r>
+      <w:r>
+        <w:rPr>
+          <w:rFonts w:ascii="Times New Roman" w:hAnsi="Times New Roman"/>
+          <w:sz w:val="24"/>
+        </w:rPr>
+        <w:t xml:space="preserve">,* Ти </w:t>
+      </w:r>
+      <w:r>
+        <w:rPr>
+          <w:rFonts w:ascii="Times New Roman" w:hAnsi="Times New Roman"/>
+          <w:sz w:val="24"/>
+        </w:rPr>
+        <w:t>сві́тлом</w:t>
+      </w:r>
+      <w:r>
+        <w:rPr>
+          <w:rFonts w:ascii="Times New Roman" w:hAnsi="Times New Roman"/>
+          <w:sz w:val="24"/>
         </w:rPr>
         <w:t xml:space="preserve">, </w:t>
       </w:r>
-      <w:proofErr w:type="spellStart"/>
-      <w:r>
-        <w:rPr>
-          <w:rFonts w:ascii="Times New Roman" w:hAnsi="Times New Roman"/>
-          <w:sz w:val="24"/>
-          <w:szCs w:val="24"/>
-          <w:lang w:val="uk-UA"/>
-        </w:rPr>
-        <w:t>алилуя</w:t>
-      </w:r>
-      <w:proofErr w:type="spellEnd"/>
-      <w:r>
-        <w:rPr>
-          <w:rFonts w:ascii="Times New Roman" w:hAnsi="Times New Roman"/>
-          <w:sz w:val="24"/>
-          <w:szCs w:val="24"/>
-          <w:lang w:val="uk-UA"/>
-        </w:rPr>
-        <w:t xml:space="preserve">: Слава тобі, Боже! </w:t>
-      </w:r>
-      <w:r>
-        <w:rPr>
-          <w:rFonts w:ascii="Times New Roman" w:hAnsi="Times New Roman"/>
-          <w:i/>
-          <w:color w:val="FF0000"/>
-          <w:sz w:val="24"/>
-          <w:szCs w:val="24"/>
-          <w:lang w:val="uk-UA"/>
-        </w:rPr>
-        <w:t>(3 р.)</w:t>
+      <w:r>
+        <w:rPr>
+          <w:rFonts w:ascii="Times New Roman" w:hAnsi="Times New Roman"/>
+          <w:sz w:val="24"/>
+        </w:rPr>
+        <w:t>на́че</w:t>
+      </w:r>
+      <w:r>
+        <w:rPr>
+          <w:rFonts w:ascii="Times New Roman" w:hAnsi="Times New Roman"/>
+          <w:sz w:val="24"/>
+        </w:rPr>
+        <w:t xml:space="preserve"> </w:t>
+      </w:r>
+      <w:r>
+        <w:rPr>
+          <w:rFonts w:ascii="Times New Roman" w:hAnsi="Times New Roman"/>
+          <w:sz w:val="24"/>
+        </w:rPr>
+        <w:t>ри́зою</w:t>
+      </w:r>
+      <w:r>
+        <w:rPr>
+          <w:rFonts w:ascii="Times New Roman" w:hAnsi="Times New Roman"/>
+          <w:sz w:val="24"/>
+        </w:rPr>
+        <w:t xml:space="preserve">, </w:t>
+      </w:r>
+      <w:r>
+        <w:rPr>
+          <w:rFonts w:ascii="Times New Roman" w:hAnsi="Times New Roman"/>
+          <w:sz w:val="24"/>
+        </w:rPr>
+        <w:t>покри́вся</w:t>
+      </w:r>
+      <w:r>
+        <w:rPr>
+          <w:rFonts w:ascii="Times New Roman" w:hAnsi="Times New Roman"/>
+          <w:sz w:val="24"/>
+        </w:rPr>
+        <w:t>.</w:t>
+      </w:r>
+    </w:p>
+    <w:p>
+      <w:pPr>
+        <w:pStyle w:val="a"/>
+        <w:spacing w:after="120"/>
+      </w:pPr>
+      <w:r>
+        <w:rPr>
+          <w:rFonts w:ascii="Times New Roman" w:hAnsi="Times New Roman"/>
+          <w:sz w:val="24"/>
+        </w:rPr>
+        <w:t xml:space="preserve">Ти </w:t>
+      </w:r>
+      <w:r>
+        <w:rPr>
+          <w:rFonts w:ascii="Times New Roman" w:hAnsi="Times New Roman"/>
+          <w:sz w:val="24"/>
+        </w:rPr>
+        <w:t>розіп’я́в</w:t>
+      </w:r>
+      <w:r>
+        <w:rPr>
+          <w:rFonts w:ascii="Times New Roman" w:hAnsi="Times New Roman"/>
+          <w:sz w:val="24"/>
+        </w:rPr>
+        <w:t xml:space="preserve">, </w:t>
+      </w:r>
+      <w:r>
+        <w:rPr>
+          <w:rFonts w:ascii="Times New Roman" w:hAnsi="Times New Roman"/>
+          <w:sz w:val="24"/>
+        </w:rPr>
+        <w:t>нена́че</w:t>
+      </w:r>
+      <w:r>
+        <w:rPr>
+          <w:rFonts w:ascii="Times New Roman" w:hAnsi="Times New Roman"/>
+          <w:sz w:val="24"/>
+        </w:rPr>
+        <w:t xml:space="preserve"> </w:t>
+      </w:r>
+      <w:r>
+        <w:rPr>
+          <w:rFonts w:ascii="Times New Roman" w:hAnsi="Times New Roman"/>
+          <w:sz w:val="24"/>
+        </w:rPr>
+        <w:t>наме́т</w:t>
+      </w:r>
+      <w:r>
+        <w:rPr>
+          <w:rFonts w:ascii="Times New Roman" w:hAnsi="Times New Roman"/>
+          <w:sz w:val="24"/>
+        </w:rPr>
+        <w:t xml:space="preserve">, </w:t>
+      </w:r>
+      <w:r>
+        <w:rPr>
+          <w:rFonts w:ascii="Times New Roman" w:hAnsi="Times New Roman"/>
+          <w:sz w:val="24"/>
+        </w:rPr>
+        <w:t>не́бо</w:t>
+      </w:r>
+      <w:r>
+        <w:rPr>
+          <w:rFonts w:ascii="Times New Roman" w:hAnsi="Times New Roman"/>
+          <w:sz w:val="24"/>
+        </w:rPr>
+        <w:t xml:space="preserve">,* Ти </w:t>
+      </w:r>
+      <w:r>
+        <w:rPr>
+          <w:rFonts w:ascii="Times New Roman" w:hAnsi="Times New Roman"/>
+          <w:sz w:val="24"/>
+        </w:rPr>
+        <w:t>збудува́в</w:t>
+      </w:r>
+      <w:r>
+        <w:rPr>
+          <w:rFonts w:ascii="Times New Roman" w:hAnsi="Times New Roman"/>
+          <w:sz w:val="24"/>
+        </w:rPr>
+        <w:t xml:space="preserve"> Твої́ </w:t>
+      </w:r>
+      <w:r>
+        <w:rPr>
+          <w:rFonts w:ascii="Times New Roman" w:hAnsi="Times New Roman"/>
+          <w:sz w:val="24"/>
+        </w:rPr>
+        <w:t>го́рниці</w:t>
+      </w:r>
+      <w:r>
+        <w:rPr>
+          <w:rFonts w:ascii="Times New Roman" w:hAnsi="Times New Roman"/>
+          <w:sz w:val="24"/>
+        </w:rPr>
+        <w:t xml:space="preserve"> у </w:t>
+      </w:r>
+      <w:r>
+        <w:rPr>
+          <w:rFonts w:ascii="Times New Roman" w:hAnsi="Times New Roman"/>
+          <w:sz w:val="24"/>
+        </w:rPr>
+        <w:t>во́дах</w:t>
+      </w:r>
+      <w:r>
+        <w:rPr>
+          <w:rFonts w:ascii="Times New Roman" w:hAnsi="Times New Roman"/>
+          <w:sz w:val="24"/>
+        </w:rPr>
+        <w:t>.</w:t>
+      </w:r>
+    </w:p>
+    <w:p>
+      <w:pPr>
+        <w:pStyle w:val="a"/>
+        <w:spacing w:after="120"/>
+      </w:pPr>
+      <w:r>
+        <w:rPr>
+          <w:rFonts w:ascii="Times New Roman" w:hAnsi="Times New Roman"/>
+          <w:sz w:val="24"/>
+        </w:rPr>
+        <w:t xml:space="preserve">Із хмар собі́ </w:t>
+      </w:r>
+      <w:r>
+        <w:rPr>
+          <w:rFonts w:ascii="Times New Roman" w:hAnsi="Times New Roman"/>
+          <w:sz w:val="24"/>
+        </w:rPr>
+        <w:t>ро́биш</w:t>
+      </w:r>
+      <w:r>
+        <w:rPr>
+          <w:rFonts w:ascii="Times New Roman" w:hAnsi="Times New Roman"/>
+          <w:sz w:val="24"/>
+        </w:rPr>
+        <w:t xml:space="preserve"> </w:t>
+      </w:r>
+      <w:r>
+        <w:rPr>
+          <w:rFonts w:ascii="Times New Roman" w:hAnsi="Times New Roman"/>
+          <w:sz w:val="24"/>
+        </w:rPr>
+        <w:t>колісни́цю</w:t>
+      </w:r>
+      <w:r>
+        <w:rPr>
+          <w:rFonts w:ascii="Times New Roman" w:hAnsi="Times New Roman"/>
+          <w:sz w:val="24"/>
+        </w:rPr>
+        <w:t xml:space="preserve">,* </w:t>
+      </w:r>
+      <w:r>
+        <w:rPr>
+          <w:rFonts w:ascii="Times New Roman" w:hAnsi="Times New Roman"/>
+          <w:sz w:val="24"/>
+        </w:rPr>
+        <w:t>хо́диш</w:t>
+      </w:r>
+      <w:r>
+        <w:rPr>
+          <w:rFonts w:ascii="Times New Roman" w:hAnsi="Times New Roman"/>
+          <w:sz w:val="24"/>
+        </w:rPr>
+        <w:t xml:space="preserve"> на </w:t>
+      </w:r>
+      <w:r>
+        <w:rPr>
+          <w:rFonts w:ascii="Times New Roman" w:hAnsi="Times New Roman"/>
+          <w:sz w:val="24"/>
+        </w:rPr>
+        <w:t>кри́лах</w:t>
+      </w:r>
+      <w:r>
+        <w:rPr>
+          <w:rFonts w:ascii="Times New Roman" w:hAnsi="Times New Roman"/>
+          <w:sz w:val="24"/>
+        </w:rPr>
+        <w:t xml:space="preserve"> </w:t>
+      </w:r>
+      <w:r>
+        <w:rPr>
+          <w:rFonts w:ascii="Times New Roman" w:hAnsi="Times New Roman"/>
+          <w:sz w:val="24"/>
+        </w:rPr>
+        <w:t>ві́тру</w:t>
+      </w:r>
+      <w:r>
+        <w:rPr>
+          <w:rFonts w:ascii="Times New Roman" w:hAnsi="Times New Roman"/>
+          <w:sz w:val="24"/>
+        </w:rPr>
+        <w:t>.</w:t>
+      </w:r>
+    </w:p>
+    <w:p>
+      <w:pPr>
+        <w:pStyle w:val="a"/>
+        <w:spacing w:after="120"/>
+      </w:pPr>
+      <w:r>
+        <w:rPr>
+          <w:rFonts w:ascii="Times New Roman" w:hAnsi="Times New Roman"/>
+          <w:sz w:val="24"/>
+        </w:rPr>
+        <w:t xml:space="preserve">Вітри́ </w:t>
+      </w:r>
+      <w:r>
+        <w:rPr>
+          <w:rFonts w:ascii="Times New Roman" w:hAnsi="Times New Roman"/>
+          <w:sz w:val="24"/>
+        </w:rPr>
+        <w:t>Свої́ми</w:t>
+      </w:r>
+      <w:r>
+        <w:rPr>
+          <w:rFonts w:ascii="Times New Roman" w:hAnsi="Times New Roman"/>
+          <w:sz w:val="24"/>
+        </w:rPr>
+        <w:t xml:space="preserve"> </w:t>
+      </w:r>
+      <w:r>
+        <w:rPr>
+          <w:rFonts w:ascii="Times New Roman" w:hAnsi="Times New Roman"/>
+          <w:sz w:val="24"/>
+        </w:rPr>
+        <w:t>посланця́ми</w:t>
+      </w:r>
+      <w:r>
+        <w:rPr>
+          <w:rFonts w:ascii="Times New Roman" w:hAnsi="Times New Roman"/>
+          <w:sz w:val="24"/>
+        </w:rPr>
+        <w:t xml:space="preserve"> </w:t>
+      </w:r>
+      <w:r>
+        <w:rPr>
+          <w:rFonts w:ascii="Times New Roman" w:hAnsi="Times New Roman"/>
+          <w:sz w:val="24"/>
+        </w:rPr>
+        <w:t>учиня́єш</w:t>
+      </w:r>
+      <w:r>
+        <w:rPr>
+          <w:rFonts w:ascii="Times New Roman" w:hAnsi="Times New Roman"/>
+          <w:sz w:val="24"/>
+        </w:rPr>
+        <w:t xml:space="preserve">,* </w:t>
+      </w:r>
+      <w:r>
+        <w:rPr>
+          <w:rFonts w:ascii="Times New Roman" w:hAnsi="Times New Roman"/>
+          <w:sz w:val="24"/>
+        </w:rPr>
+        <w:t>по́лум’я</w:t>
+      </w:r>
+      <w:r>
+        <w:rPr>
+          <w:rFonts w:ascii="Times New Roman" w:hAnsi="Times New Roman"/>
+          <w:sz w:val="24"/>
+        </w:rPr>
+        <w:t xml:space="preserve"> </w:t>
+      </w:r>
+      <w:r>
+        <w:rPr>
+          <w:rFonts w:ascii="Times New Roman" w:hAnsi="Times New Roman"/>
+          <w:sz w:val="24"/>
+        </w:rPr>
+        <w:t>вогне́нне</w:t>
+      </w:r>
+      <w:r>
+        <w:rPr>
+          <w:rFonts w:ascii="Times New Roman" w:hAnsi="Times New Roman"/>
+          <w:sz w:val="24"/>
+        </w:rPr>
+        <w:t xml:space="preserve"> − </w:t>
+      </w:r>
+      <w:r>
+        <w:rPr>
+          <w:rFonts w:ascii="Times New Roman" w:hAnsi="Times New Roman"/>
+          <w:sz w:val="24"/>
+        </w:rPr>
+        <w:t>слу́гами</w:t>
+      </w:r>
+      <w:r>
+        <w:rPr>
+          <w:rFonts w:ascii="Times New Roman" w:hAnsi="Times New Roman"/>
+          <w:sz w:val="24"/>
+        </w:rPr>
+        <w:t xml:space="preserve"> </w:t>
+      </w:r>
+      <w:r>
+        <w:rPr>
+          <w:rFonts w:ascii="Times New Roman" w:hAnsi="Times New Roman"/>
+          <w:sz w:val="24"/>
+        </w:rPr>
+        <w:t>Свої́ми</w:t>
+      </w:r>
+      <w:r>
+        <w:rPr>
+          <w:rFonts w:ascii="Times New Roman" w:hAnsi="Times New Roman"/>
+          <w:sz w:val="24"/>
+        </w:rPr>
+        <w:t>.</w:t>
+      </w:r>
+    </w:p>
+    <w:p>
+      <w:pPr>
+        <w:pStyle w:val="a"/>
+        <w:spacing w:after="120"/>
+      </w:pPr>
+      <w:r>
+        <w:rPr>
+          <w:rFonts w:ascii="Times New Roman" w:hAnsi="Times New Roman"/>
+          <w:sz w:val="24"/>
+        </w:rPr>
+        <w:t xml:space="preserve">Ти </w:t>
+      </w:r>
+      <w:r>
+        <w:rPr>
+          <w:rFonts w:ascii="Times New Roman" w:hAnsi="Times New Roman"/>
+          <w:sz w:val="24"/>
+        </w:rPr>
+        <w:t>заснува́в</w:t>
+      </w:r>
+      <w:r>
+        <w:rPr>
+          <w:rFonts w:ascii="Times New Roman" w:hAnsi="Times New Roman"/>
+          <w:sz w:val="24"/>
+        </w:rPr>
+        <w:t xml:space="preserve"> </w:t>
+      </w:r>
+      <w:r>
+        <w:rPr>
+          <w:rFonts w:ascii="Times New Roman" w:hAnsi="Times New Roman"/>
+          <w:sz w:val="24"/>
+        </w:rPr>
+        <w:t>зе́млю</w:t>
+      </w:r>
+      <w:r>
+        <w:rPr>
+          <w:rFonts w:ascii="Times New Roman" w:hAnsi="Times New Roman"/>
+          <w:sz w:val="24"/>
+        </w:rPr>
+        <w:t xml:space="preserve"> на її́ </w:t>
+      </w:r>
+      <w:r>
+        <w:rPr>
+          <w:rFonts w:ascii="Times New Roman" w:hAnsi="Times New Roman"/>
+          <w:sz w:val="24"/>
+        </w:rPr>
+        <w:t>підва́линах</w:t>
+      </w:r>
+      <w:r>
+        <w:rPr>
+          <w:rFonts w:ascii="Times New Roman" w:hAnsi="Times New Roman"/>
+          <w:sz w:val="24"/>
+        </w:rPr>
+        <w:t xml:space="preserve">,* не </w:t>
+      </w:r>
+      <w:r>
+        <w:rPr>
+          <w:rFonts w:ascii="Times New Roman" w:hAnsi="Times New Roman"/>
+          <w:sz w:val="24"/>
+        </w:rPr>
+        <w:t>захита́ється</w:t>
+      </w:r>
+      <w:r>
+        <w:rPr>
+          <w:rFonts w:ascii="Times New Roman" w:hAnsi="Times New Roman"/>
+          <w:sz w:val="24"/>
+        </w:rPr>
+        <w:t xml:space="preserve"> по </w:t>
+      </w:r>
+      <w:r>
+        <w:rPr>
+          <w:rFonts w:ascii="Times New Roman" w:hAnsi="Times New Roman"/>
+          <w:sz w:val="24"/>
+        </w:rPr>
+        <w:t>ві́ки</w:t>
+      </w:r>
+      <w:r>
+        <w:rPr>
+          <w:rFonts w:ascii="Times New Roman" w:hAnsi="Times New Roman"/>
+          <w:sz w:val="24"/>
+        </w:rPr>
+        <w:t xml:space="preserve"> </w:t>
+      </w:r>
+      <w:r>
+        <w:rPr>
+          <w:rFonts w:ascii="Times New Roman" w:hAnsi="Times New Roman"/>
+          <w:sz w:val="24"/>
+        </w:rPr>
+        <w:t>вікі́в</w:t>
+      </w:r>
+      <w:r>
+        <w:rPr>
+          <w:rFonts w:ascii="Times New Roman" w:hAnsi="Times New Roman"/>
+          <w:sz w:val="24"/>
+        </w:rPr>
+        <w:t>.</w:t>
+      </w:r>
+    </w:p>
+    <w:p>
+      <w:pPr>
+        <w:pStyle w:val="a"/>
+        <w:spacing w:after="120"/>
+      </w:pPr>
+      <w:r>
+        <w:rPr>
+          <w:rFonts w:ascii="Times New Roman" w:hAnsi="Times New Roman"/>
+          <w:sz w:val="24"/>
+        </w:rPr>
+        <w:t>Безо́днею</w:t>
+      </w:r>
+      <w:r>
+        <w:rPr>
+          <w:rFonts w:ascii="Times New Roman" w:hAnsi="Times New Roman"/>
+          <w:sz w:val="24"/>
+        </w:rPr>
+        <w:t xml:space="preserve">, </w:t>
+      </w:r>
+      <w:r>
+        <w:rPr>
+          <w:rFonts w:ascii="Times New Roman" w:hAnsi="Times New Roman"/>
+          <w:sz w:val="24"/>
+        </w:rPr>
+        <w:t>немо́в</w:t>
+      </w:r>
+      <w:r>
+        <w:rPr>
+          <w:rFonts w:ascii="Times New Roman" w:hAnsi="Times New Roman"/>
+          <w:sz w:val="24"/>
+        </w:rPr>
+        <w:t xml:space="preserve"> </w:t>
+      </w:r>
+      <w:r>
+        <w:rPr>
+          <w:rFonts w:ascii="Times New Roman" w:hAnsi="Times New Roman"/>
+          <w:sz w:val="24"/>
+        </w:rPr>
+        <w:t>оде́жею</w:t>
+      </w:r>
+      <w:r>
+        <w:rPr>
+          <w:rFonts w:ascii="Times New Roman" w:hAnsi="Times New Roman"/>
+          <w:sz w:val="24"/>
+        </w:rPr>
+        <w:t xml:space="preserve">, </w:t>
+      </w:r>
+      <w:r>
+        <w:rPr>
+          <w:rFonts w:ascii="Times New Roman" w:hAnsi="Times New Roman"/>
+          <w:sz w:val="24"/>
+        </w:rPr>
+        <w:t>покри́в</w:t>
+      </w:r>
+      <w:r>
+        <w:rPr>
+          <w:rFonts w:ascii="Times New Roman" w:hAnsi="Times New Roman"/>
+          <w:sz w:val="24"/>
+        </w:rPr>
+        <w:t xml:space="preserve"> її́,* </w:t>
+      </w:r>
+      <w:r>
+        <w:rPr>
+          <w:rFonts w:ascii="Times New Roman" w:hAnsi="Times New Roman"/>
+          <w:sz w:val="24"/>
+        </w:rPr>
+        <w:t>по́над</w:t>
+      </w:r>
+      <w:r>
+        <w:rPr>
+          <w:rFonts w:ascii="Times New Roman" w:hAnsi="Times New Roman"/>
+          <w:sz w:val="24"/>
+        </w:rPr>
+        <w:t xml:space="preserve"> </w:t>
+      </w:r>
+      <w:r>
+        <w:rPr>
+          <w:rFonts w:ascii="Times New Roman" w:hAnsi="Times New Roman"/>
+          <w:sz w:val="24"/>
+        </w:rPr>
+        <w:t>го́рами</w:t>
+      </w:r>
+      <w:r>
+        <w:rPr>
+          <w:rFonts w:ascii="Times New Roman" w:hAnsi="Times New Roman"/>
+          <w:sz w:val="24"/>
+        </w:rPr>
+        <w:t xml:space="preserve"> </w:t>
+      </w:r>
+      <w:r>
+        <w:rPr>
+          <w:rFonts w:ascii="Times New Roman" w:hAnsi="Times New Roman"/>
+          <w:sz w:val="24"/>
+        </w:rPr>
+        <w:t>ста́ли</w:t>
+      </w:r>
+      <w:r>
+        <w:rPr>
+          <w:rFonts w:ascii="Times New Roman" w:hAnsi="Times New Roman"/>
+          <w:sz w:val="24"/>
+        </w:rPr>
+        <w:t xml:space="preserve"> </w:t>
+      </w:r>
+      <w:r>
+        <w:rPr>
+          <w:rFonts w:ascii="Times New Roman" w:hAnsi="Times New Roman"/>
+          <w:sz w:val="24"/>
+        </w:rPr>
+        <w:t>во́ди</w:t>
+      </w:r>
+      <w:r>
+        <w:rPr>
+          <w:rFonts w:ascii="Times New Roman" w:hAnsi="Times New Roman"/>
+          <w:sz w:val="24"/>
+        </w:rPr>
+        <w:t>.</w:t>
+      </w:r>
+    </w:p>
+    <w:p>
+      <w:pPr>
+        <w:pStyle w:val="a"/>
+        <w:spacing w:after="120"/>
+      </w:pPr>
+      <w:r>
+        <w:rPr>
+          <w:rFonts w:ascii="Times New Roman" w:hAnsi="Times New Roman"/>
+          <w:sz w:val="24"/>
+        </w:rPr>
+        <w:t>Пе́ред</w:t>
+      </w:r>
+      <w:r>
+        <w:rPr>
+          <w:rFonts w:ascii="Times New Roman" w:hAnsi="Times New Roman"/>
+          <w:sz w:val="24"/>
+        </w:rPr>
+        <w:t xml:space="preserve"> </w:t>
+      </w:r>
+      <w:r>
+        <w:rPr>
+          <w:rFonts w:ascii="Times New Roman" w:hAnsi="Times New Roman"/>
+          <w:sz w:val="24"/>
+        </w:rPr>
+        <w:t>погро́зою</w:t>
+      </w:r>
+      <w:r>
+        <w:rPr>
+          <w:rFonts w:ascii="Times New Roman" w:hAnsi="Times New Roman"/>
+          <w:sz w:val="24"/>
+        </w:rPr>
+        <w:t xml:space="preserve"> </w:t>
+      </w:r>
+      <w:r>
+        <w:rPr>
+          <w:rFonts w:ascii="Times New Roman" w:hAnsi="Times New Roman"/>
+          <w:sz w:val="24"/>
+        </w:rPr>
+        <w:t>Твоє́ю</w:t>
+      </w:r>
+      <w:r>
+        <w:rPr>
+          <w:rFonts w:ascii="Times New Roman" w:hAnsi="Times New Roman"/>
+          <w:sz w:val="24"/>
+        </w:rPr>
+        <w:t xml:space="preserve"> вони́ </w:t>
+      </w:r>
+      <w:r>
+        <w:rPr>
+          <w:rFonts w:ascii="Times New Roman" w:hAnsi="Times New Roman"/>
+          <w:sz w:val="24"/>
+        </w:rPr>
+        <w:t>тіка́ли</w:t>
+      </w:r>
+      <w:r>
+        <w:rPr>
+          <w:rFonts w:ascii="Times New Roman" w:hAnsi="Times New Roman"/>
+          <w:sz w:val="24"/>
+        </w:rPr>
+        <w:t xml:space="preserve">,* </w:t>
+      </w:r>
+      <w:r>
+        <w:rPr>
+          <w:rFonts w:ascii="Times New Roman" w:hAnsi="Times New Roman"/>
+          <w:sz w:val="24"/>
+        </w:rPr>
+        <w:t>пе́ред</w:t>
+      </w:r>
+      <w:r>
+        <w:rPr>
+          <w:rFonts w:ascii="Times New Roman" w:hAnsi="Times New Roman"/>
+          <w:sz w:val="24"/>
+        </w:rPr>
+        <w:t xml:space="preserve"> </w:t>
+      </w:r>
+      <w:r>
+        <w:rPr>
+          <w:rFonts w:ascii="Times New Roman" w:hAnsi="Times New Roman"/>
+          <w:sz w:val="24"/>
+        </w:rPr>
+        <w:t>го́лосом</w:t>
+      </w:r>
+      <w:r>
+        <w:rPr>
+          <w:rFonts w:ascii="Times New Roman" w:hAnsi="Times New Roman"/>
+          <w:sz w:val="24"/>
+        </w:rPr>
+        <w:t xml:space="preserve"> </w:t>
+      </w:r>
+      <w:r>
+        <w:rPr>
+          <w:rFonts w:ascii="Times New Roman" w:hAnsi="Times New Roman"/>
+          <w:sz w:val="24"/>
+        </w:rPr>
+        <w:t>гро́му</w:t>
+      </w:r>
+      <w:r>
+        <w:rPr>
+          <w:rFonts w:ascii="Times New Roman" w:hAnsi="Times New Roman"/>
+          <w:sz w:val="24"/>
+        </w:rPr>
+        <w:t xml:space="preserve"> Твого́ </w:t>
+      </w:r>
+      <w:r>
+        <w:rPr>
+          <w:rFonts w:ascii="Times New Roman" w:hAnsi="Times New Roman"/>
+          <w:sz w:val="24"/>
+        </w:rPr>
+        <w:t>тремті́ли</w:t>
+      </w:r>
+      <w:r>
+        <w:rPr>
+          <w:rFonts w:ascii="Times New Roman" w:hAnsi="Times New Roman"/>
+          <w:sz w:val="24"/>
+        </w:rPr>
+        <w:t>.</w:t>
+      </w:r>
+    </w:p>
+    <w:p>
+      <w:pPr>
+        <w:pStyle w:val="a"/>
+        <w:spacing w:after="120"/>
+      </w:pPr>
+      <w:r>
+        <w:rPr>
+          <w:rFonts w:ascii="Times New Roman" w:hAnsi="Times New Roman"/>
+          <w:sz w:val="24"/>
+        </w:rPr>
+        <w:t>Підвели́ся</w:t>
+      </w:r>
+      <w:r>
+        <w:rPr>
+          <w:rFonts w:ascii="Times New Roman" w:hAnsi="Times New Roman"/>
+          <w:sz w:val="24"/>
+        </w:rPr>
+        <w:t xml:space="preserve"> </w:t>
+      </w:r>
+      <w:r>
+        <w:rPr>
+          <w:rFonts w:ascii="Times New Roman" w:hAnsi="Times New Roman"/>
+          <w:sz w:val="24"/>
+        </w:rPr>
+        <w:t>го́ри</w:t>
+      </w:r>
+      <w:r>
+        <w:rPr>
+          <w:rFonts w:ascii="Times New Roman" w:hAnsi="Times New Roman"/>
+          <w:sz w:val="24"/>
+        </w:rPr>
+        <w:t xml:space="preserve">, зійшли́ </w:t>
+      </w:r>
+      <w:r>
+        <w:rPr>
+          <w:rFonts w:ascii="Times New Roman" w:hAnsi="Times New Roman"/>
+          <w:sz w:val="24"/>
+        </w:rPr>
+        <w:t>доли́ни</w:t>
+      </w:r>
+      <w:r>
+        <w:rPr>
+          <w:rFonts w:ascii="Times New Roman" w:hAnsi="Times New Roman"/>
+          <w:sz w:val="24"/>
+        </w:rPr>
+        <w:t xml:space="preserve"> до </w:t>
+      </w:r>
+      <w:r>
+        <w:rPr>
+          <w:rFonts w:ascii="Times New Roman" w:hAnsi="Times New Roman"/>
+          <w:sz w:val="24"/>
+        </w:rPr>
+        <w:t>мі́сця</w:t>
+      </w:r>
+      <w:r>
+        <w:rPr>
+          <w:rFonts w:ascii="Times New Roman" w:hAnsi="Times New Roman"/>
+          <w:sz w:val="24"/>
+        </w:rPr>
+        <w:t xml:space="preserve">,* що Ти їм </w:t>
+      </w:r>
+      <w:r>
+        <w:rPr>
+          <w:rFonts w:ascii="Times New Roman" w:hAnsi="Times New Roman"/>
+          <w:sz w:val="24"/>
+        </w:rPr>
+        <w:t>призна́чив</w:t>
+      </w:r>
+      <w:r>
+        <w:rPr>
+          <w:rFonts w:ascii="Times New Roman" w:hAnsi="Times New Roman"/>
+          <w:sz w:val="24"/>
+        </w:rPr>
+        <w:t>.</w:t>
+      </w:r>
+    </w:p>
+    <w:p>
+      <w:pPr>
+        <w:pStyle w:val="a"/>
+        <w:spacing w:after="120"/>
+      </w:pPr>
+      <w:r>
+        <w:rPr>
+          <w:rFonts w:ascii="Times New Roman" w:hAnsi="Times New Roman"/>
+          <w:sz w:val="24"/>
+        </w:rPr>
+        <w:t>Поста́вив</w:t>
+      </w:r>
+      <w:r>
+        <w:rPr>
+          <w:rFonts w:ascii="Times New Roman" w:hAnsi="Times New Roman"/>
+          <w:sz w:val="24"/>
+        </w:rPr>
+        <w:t xml:space="preserve"> їм </w:t>
+      </w:r>
+      <w:r>
+        <w:rPr>
+          <w:rFonts w:ascii="Times New Roman" w:hAnsi="Times New Roman"/>
+          <w:sz w:val="24"/>
+        </w:rPr>
+        <w:t>грани́цю</w:t>
+      </w:r>
+      <w:r>
+        <w:rPr>
+          <w:rFonts w:ascii="Times New Roman" w:hAnsi="Times New Roman"/>
+          <w:sz w:val="24"/>
+        </w:rPr>
+        <w:t xml:space="preserve">, </w:t>
+      </w:r>
+      <w:r>
+        <w:rPr>
+          <w:rFonts w:ascii="Times New Roman" w:hAnsi="Times New Roman"/>
+          <w:sz w:val="24"/>
+        </w:rPr>
+        <w:t>яко́ї</w:t>
+      </w:r>
+      <w:r>
+        <w:rPr>
+          <w:rFonts w:ascii="Times New Roman" w:hAnsi="Times New Roman"/>
+          <w:sz w:val="24"/>
+        </w:rPr>
+        <w:t xml:space="preserve"> не </w:t>
+      </w:r>
+      <w:r>
+        <w:rPr>
+          <w:rFonts w:ascii="Times New Roman" w:hAnsi="Times New Roman"/>
+          <w:sz w:val="24"/>
+        </w:rPr>
+        <w:t>пере́йдуть</w:t>
+      </w:r>
+      <w:r>
+        <w:rPr>
+          <w:rFonts w:ascii="Times New Roman" w:hAnsi="Times New Roman"/>
+          <w:sz w:val="24"/>
+        </w:rPr>
+        <w:t xml:space="preserve">,* щоб </w:t>
+      </w:r>
+      <w:r>
+        <w:rPr>
+          <w:rFonts w:ascii="Times New Roman" w:hAnsi="Times New Roman"/>
+          <w:sz w:val="24"/>
+        </w:rPr>
+        <w:t>зно́ву</w:t>
+      </w:r>
+      <w:r>
+        <w:rPr>
+          <w:rFonts w:ascii="Times New Roman" w:hAnsi="Times New Roman"/>
+          <w:sz w:val="24"/>
+        </w:rPr>
+        <w:t xml:space="preserve"> </w:t>
+      </w:r>
+      <w:r>
+        <w:rPr>
+          <w:rFonts w:ascii="Times New Roman" w:hAnsi="Times New Roman"/>
+          <w:sz w:val="24"/>
+        </w:rPr>
+        <w:t>покри́ти</w:t>
+      </w:r>
+      <w:r>
+        <w:rPr>
+          <w:rFonts w:ascii="Times New Roman" w:hAnsi="Times New Roman"/>
+          <w:sz w:val="24"/>
+        </w:rPr>
+        <w:t xml:space="preserve"> </w:t>
+      </w:r>
+      <w:r>
+        <w:rPr>
+          <w:rFonts w:ascii="Times New Roman" w:hAnsi="Times New Roman"/>
+          <w:sz w:val="24"/>
+        </w:rPr>
+        <w:t>зе́млю</w:t>
+      </w:r>
+      <w:r>
+        <w:rPr>
+          <w:rFonts w:ascii="Times New Roman" w:hAnsi="Times New Roman"/>
+          <w:sz w:val="24"/>
+        </w:rPr>
+        <w:t>.</w:t>
+      </w:r>
+    </w:p>
+    <w:p>
+      <w:pPr>
+        <w:pStyle w:val="a"/>
+        <w:spacing w:after="120"/>
+      </w:pPr>
+      <w:r>
+        <w:rPr>
+          <w:rFonts w:ascii="Times New Roman" w:hAnsi="Times New Roman"/>
+          <w:sz w:val="24"/>
+        </w:rPr>
+        <w:t>Джере́ла</w:t>
+      </w:r>
+      <w:r>
+        <w:rPr>
+          <w:rFonts w:ascii="Times New Roman" w:hAnsi="Times New Roman"/>
+          <w:sz w:val="24"/>
+        </w:rPr>
+        <w:t xml:space="preserve"> </w:t>
+      </w:r>
+      <w:r>
+        <w:rPr>
+          <w:rFonts w:ascii="Times New Roman" w:hAnsi="Times New Roman"/>
+          <w:sz w:val="24"/>
+        </w:rPr>
+        <w:t>посила́єш</w:t>
+      </w:r>
+      <w:r>
+        <w:rPr>
+          <w:rFonts w:ascii="Times New Roman" w:hAnsi="Times New Roman"/>
+          <w:sz w:val="24"/>
+        </w:rPr>
+        <w:t xml:space="preserve"> у </w:t>
+      </w:r>
+      <w:r>
+        <w:rPr>
+          <w:rFonts w:ascii="Times New Roman" w:hAnsi="Times New Roman"/>
+          <w:sz w:val="24"/>
+        </w:rPr>
+        <w:t>рі́ки</w:t>
+      </w:r>
+      <w:r>
+        <w:rPr>
+          <w:rFonts w:ascii="Times New Roman" w:hAnsi="Times New Roman"/>
+          <w:sz w:val="24"/>
+        </w:rPr>
+        <w:t xml:space="preserve">,* які́ </w:t>
+      </w:r>
+      <w:r>
+        <w:rPr>
+          <w:rFonts w:ascii="Times New Roman" w:hAnsi="Times New Roman"/>
+          <w:sz w:val="24"/>
+        </w:rPr>
+        <w:t>течу́ть</w:t>
+      </w:r>
+      <w:r>
+        <w:rPr>
+          <w:rFonts w:ascii="Times New Roman" w:hAnsi="Times New Roman"/>
+          <w:sz w:val="24"/>
+        </w:rPr>
+        <w:t xml:space="preserve"> </w:t>
+      </w:r>
+      <w:r>
+        <w:rPr>
+          <w:rFonts w:ascii="Times New Roman" w:hAnsi="Times New Roman"/>
+          <w:sz w:val="24"/>
+        </w:rPr>
+        <w:t>по́між</w:t>
+      </w:r>
+      <w:r>
+        <w:rPr>
+          <w:rFonts w:ascii="Times New Roman" w:hAnsi="Times New Roman"/>
+          <w:sz w:val="24"/>
+        </w:rPr>
+        <w:t xml:space="preserve"> </w:t>
+      </w:r>
+      <w:r>
+        <w:rPr>
+          <w:rFonts w:ascii="Times New Roman" w:hAnsi="Times New Roman"/>
+          <w:sz w:val="24"/>
+        </w:rPr>
+        <w:t>го́рами</w:t>
+      </w:r>
+      <w:r>
+        <w:rPr>
+          <w:rFonts w:ascii="Times New Roman" w:hAnsi="Times New Roman"/>
+          <w:sz w:val="24"/>
+        </w:rPr>
+        <w:t>.</w:t>
+      </w:r>
+    </w:p>
+    <w:p>
+      <w:pPr>
+        <w:pStyle w:val="a"/>
+        <w:spacing w:after="120"/>
+      </w:pPr>
+      <w:r>
+        <w:rPr>
+          <w:rFonts w:ascii="Times New Roman" w:hAnsi="Times New Roman"/>
+          <w:sz w:val="24"/>
+        </w:rPr>
+        <w:t xml:space="preserve">Усю́ звірину́, що в </w:t>
+      </w:r>
+      <w:r>
+        <w:rPr>
+          <w:rFonts w:ascii="Times New Roman" w:hAnsi="Times New Roman"/>
+          <w:sz w:val="24"/>
+        </w:rPr>
+        <w:t>по́лі</w:t>
+      </w:r>
+      <w:r>
+        <w:rPr>
+          <w:rFonts w:ascii="Times New Roman" w:hAnsi="Times New Roman"/>
+          <w:sz w:val="24"/>
+        </w:rPr>
+        <w:t xml:space="preserve">, вони́ </w:t>
+      </w:r>
+      <w:r>
+        <w:rPr>
+          <w:rFonts w:ascii="Times New Roman" w:hAnsi="Times New Roman"/>
+          <w:sz w:val="24"/>
+        </w:rPr>
+        <w:t>напува́ють</w:t>
+      </w:r>
+      <w:r>
+        <w:rPr>
+          <w:rFonts w:ascii="Times New Roman" w:hAnsi="Times New Roman"/>
+          <w:sz w:val="24"/>
+        </w:rPr>
+        <w:t xml:space="preserve">,* </w:t>
+      </w:r>
+      <w:r>
+        <w:rPr>
+          <w:rFonts w:ascii="Times New Roman" w:hAnsi="Times New Roman"/>
+          <w:sz w:val="24"/>
+        </w:rPr>
+        <w:t>ди́кі</w:t>
+      </w:r>
+      <w:r>
+        <w:rPr>
+          <w:rFonts w:ascii="Times New Roman" w:hAnsi="Times New Roman"/>
+          <w:sz w:val="24"/>
+        </w:rPr>
+        <w:t xml:space="preserve"> осли́ там </w:t>
+      </w:r>
+      <w:r>
+        <w:rPr>
+          <w:rFonts w:ascii="Times New Roman" w:hAnsi="Times New Roman"/>
+          <w:sz w:val="24"/>
+        </w:rPr>
+        <w:t>га́сять</w:t>
+      </w:r>
+      <w:r>
+        <w:rPr>
+          <w:rFonts w:ascii="Times New Roman" w:hAnsi="Times New Roman"/>
+          <w:sz w:val="24"/>
+        </w:rPr>
+        <w:t xml:space="preserve"> свою́ </w:t>
+      </w:r>
+      <w:r>
+        <w:rPr>
+          <w:rFonts w:ascii="Times New Roman" w:hAnsi="Times New Roman"/>
+          <w:sz w:val="24"/>
+        </w:rPr>
+        <w:t>спра́гу</w:t>
+      </w:r>
+      <w:r>
+        <w:rPr>
+          <w:rFonts w:ascii="Times New Roman" w:hAnsi="Times New Roman"/>
+          <w:sz w:val="24"/>
+        </w:rPr>
+        <w:t>.</w:t>
+      </w:r>
+    </w:p>
+    <w:p>
+      <w:pPr>
+        <w:pStyle w:val="a"/>
+        <w:spacing w:after="120"/>
+      </w:pPr>
+      <w:r>
+        <w:rPr>
+          <w:rFonts w:ascii="Times New Roman" w:hAnsi="Times New Roman"/>
+          <w:sz w:val="24"/>
+        </w:rPr>
+        <w:t xml:space="preserve">Над </w:t>
+      </w:r>
+      <w:r>
+        <w:rPr>
+          <w:rFonts w:ascii="Times New Roman" w:hAnsi="Times New Roman"/>
+          <w:sz w:val="24"/>
+        </w:rPr>
+        <w:t>ни́ми</w:t>
+      </w:r>
+      <w:r>
+        <w:rPr>
+          <w:rFonts w:ascii="Times New Roman" w:hAnsi="Times New Roman"/>
+          <w:sz w:val="24"/>
+        </w:rPr>
+        <w:t xml:space="preserve"> </w:t>
+      </w:r>
+      <w:r>
+        <w:rPr>
+          <w:rFonts w:ascii="Times New Roman" w:hAnsi="Times New Roman"/>
+          <w:sz w:val="24"/>
+        </w:rPr>
+        <w:t>ку́блиться</w:t>
+      </w:r>
+      <w:r>
+        <w:rPr>
+          <w:rFonts w:ascii="Times New Roman" w:hAnsi="Times New Roman"/>
+          <w:sz w:val="24"/>
+        </w:rPr>
+        <w:t xml:space="preserve"> </w:t>
+      </w:r>
+      <w:r>
+        <w:rPr>
+          <w:rFonts w:ascii="Times New Roman" w:hAnsi="Times New Roman"/>
+          <w:sz w:val="24"/>
+        </w:rPr>
+        <w:t>небе́сне</w:t>
+      </w:r>
+      <w:r>
+        <w:rPr>
+          <w:rFonts w:ascii="Times New Roman" w:hAnsi="Times New Roman"/>
+          <w:sz w:val="24"/>
+        </w:rPr>
+        <w:t xml:space="preserve"> </w:t>
+      </w:r>
+      <w:r>
+        <w:rPr>
+          <w:rFonts w:ascii="Times New Roman" w:hAnsi="Times New Roman"/>
+          <w:sz w:val="24"/>
+        </w:rPr>
+        <w:t>пта́ство</w:t>
+      </w:r>
+      <w:r>
+        <w:rPr>
+          <w:rFonts w:ascii="Times New Roman" w:hAnsi="Times New Roman"/>
+          <w:sz w:val="24"/>
+        </w:rPr>
+        <w:t xml:space="preserve">,* </w:t>
+      </w:r>
+      <w:r>
+        <w:rPr>
+          <w:rFonts w:ascii="Times New Roman" w:hAnsi="Times New Roman"/>
+          <w:sz w:val="24"/>
+        </w:rPr>
+        <w:t>з-по́між</w:t>
+      </w:r>
+      <w:r>
+        <w:rPr>
+          <w:rFonts w:ascii="Times New Roman" w:hAnsi="Times New Roman"/>
+          <w:sz w:val="24"/>
+        </w:rPr>
+        <w:t xml:space="preserve"> </w:t>
+      </w:r>
+      <w:r>
+        <w:rPr>
+          <w:rFonts w:ascii="Times New Roman" w:hAnsi="Times New Roman"/>
+          <w:sz w:val="24"/>
+        </w:rPr>
+        <w:t>гілля́к</w:t>
+      </w:r>
+      <w:r>
+        <w:rPr>
+          <w:rFonts w:ascii="Times New Roman" w:hAnsi="Times New Roman"/>
+          <w:sz w:val="24"/>
+        </w:rPr>
+        <w:t xml:space="preserve"> дає́ свій </w:t>
+      </w:r>
+      <w:r>
+        <w:rPr>
+          <w:rFonts w:ascii="Times New Roman" w:hAnsi="Times New Roman"/>
+          <w:sz w:val="24"/>
+        </w:rPr>
+        <w:t>го́лос</w:t>
+      </w:r>
+      <w:r>
+        <w:rPr>
+          <w:rFonts w:ascii="Times New Roman" w:hAnsi="Times New Roman"/>
+          <w:sz w:val="24"/>
+        </w:rPr>
+        <w:t>.</w:t>
+      </w:r>
+    </w:p>
+    <w:p>
+      <w:pPr>
+        <w:pStyle w:val="a"/>
+        <w:spacing w:after="120"/>
+      </w:pPr>
+      <w:r>
+        <w:rPr>
+          <w:rFonts w:ascii="Times New Roman" w:hAnsi="Times New Roman"/>
+          <w:sz w:val="24"/>
+        </w:rPr>
+        <w:t xml:space="preserve">Ти </w:t>
+      </w:r>
+      <w:r>
+        <w:rPr>
+          <w:rFonts w:ascii="Times New Roman" w:hAnsi="Times New Roman"/>
+          <w:sz w:val="24"/>
+        </w:rPr>
+        <w:t>напува́єш</w:t>
+      </w:r>
+      <w:r>
+        <w:rPr>
+          <w:rFonts w:ascii="Times New Roman" w:hAnsi="Times New Roman"/>
+          <w:sz w:val="24"/>
+        </w:rPr>
+        <w:t xml:space="preserve"> </w:t>
+      </w:r>
+      <w:r>
+        <w:rPr>
+          <w:rFonts w:ascii="Times New Roman" w:hAnsi="Times New Roman"/>
+          <w:sz w:val="24"/>
+        </w:rPr>
+        <w:t>го́ри</w:t>
+      </w:r>
+      <w:r>
+        <w:rPr>
+          <w:rFonts w:ascii="Times New Roman" w:hAnsi="Times New Roman"/>
+          <w:sz w:val="24"/>
+        </w:rPr>
+        <w:t xml:space="preserve"> з </w:t>
+      </w:r>
+      <w:r>
+        <w:rPr>
+          <w:rFonts w:ascii="Times New Roman" w:hAnsi="Times New Roman"/>
+          <w:sz w:val="24"/>
+        </w:rPr>
+        <w:t>Твої́х</w:t>
+      </w:r>
+      <w:r>
+        <w:rPr>
+          <w:rFonts w:ascii="Times New Roman" w:hAnsi="Times New Roman"/>
+          <w:sz w:val="24"/>
+        </w:rPr>
+        <w:t xml:space="preserve"> </w:t>
+      </w:r>
+      <w:r>
+        <w:rPr>
+          <w:rFonts w:ascii="Times New Roman" w:hAnsi="Times New Roman"/>
+          <w:sz w:val="24"/>
+        </w:rPr>
+        <w:t>го́рниць</w:t>
+      </w:r>
+      <w:r>
+        <w:rPr>
+          <w:rFonts w:ascii="Times New Roman" w:hAnsi="Times New Roman"/>
+          <w:sz w:val="24"/>
+        </w:rPr>
+        <w:t xml:space="preserve">,* земля́ </w:t>
+      </w:r>
+      <w:r>
+        <w:rPr>
+          <w:rFonts w:ascii="Times New Roman" w:hAnsi="Times New Roman"/>
+          <w:sz w:val="24"/>
+        </w:rPr>
+        <w:t>наси́чується</w:t>
+      </w:r>
+      <w:r>
+        <w:rPr>
+          <w:rFonts w:ascii="Times New Roman" w:hAnsi="Times New Roman"/>
+          <w:sz w:val="24"/>
+        </w:rPr>
+        <w:t xml:space="preserve"> </w:t>
+      </w:r>
+      <w:r>
+        <w:rPr>
+          <w:rFonts w:ascii="Times New Roman" w:hAnsi="Times New Roman"/>
+          <w:sz w:val="24"/>
+        </w:rPr>
+        <w:t>пло́дом</w:t>
+      </w:r>
+      <w:r>
+        <w:rPr>
+          <w:rFonts w:ascii="Times New Roman" w:hAnsi="Times New Roman"/>
+          <w:sz w:val="24"/>
+        </w:rPr>
+        <w:t xml:space="preserve"> діл </w:t>
+      </w:r>
+      <w:r>
+        <w:rPr>
+          <w:rFonts w:ascii="Times New Roman" w:hAnsi="Times New Roman"/>
+          <w:sz w:val="24"/>
+        </w:rPr>
+        <w:t>Твої́х</w:t>
+      </w:r>
+      <w:r>
+        <w:rPr>
+          <w:rFonts w:ascii="Times New Roman" w:hAnsi="Times New Roman"/>
+          <w:sz w:val="24"/>
+        </w:rPr>
+        <w:t>.</w:t>
+      </w:r>
+    </w:p>
+    <w:p>
+      <w:pPr>
+        <w:pStyle w:val="a"/>
+        <w:spacing w:after="120"/>
+      </w:pPr>
+      <w:r>
+        <w:rPr>
+          <w:rFonts w:ascii="Times New Roman" w:hAnsi="Times New Roman"/>
+          <w:sz w:val="24"/>
+        </w:rPr>
+        <w:t>Виро́щуєш</w:t>
+      </w:r>
+      <w:r>
+        <w:rPr>
+          <w:rFonts w:ascii="Times New Roman" w:hAnsi="Times New Roman"/>
+          <w:sz w:val="24"/>
+        </w:rPr>
+        <w:t xml:space="preserve"> траву́ для </w:t>
+      </w:r>
+      <w:r>
+        <w:rPr>
+          <w:rFonts w:ascii="Times New Roman" w:hAnsi="Times New Roman"/>
+          <w:sz w:val="24"/>
+        </w:rPr>
+        <w:t>ско́ту</w:t>
+      </w:r>
+      <w:r>
+        <w:rPr>
+          <w:rFonts w:ascii="Times New Roman" w:hAnsi="Times New Roman"/>
+          <w:sz w:val="24"/>
+        </w:rPr>
+        <w:t xml:space="preserve">, </w:t>
+      </w:r>
+      <w:r>
+        <w:rPr>
+          <w:rFonts w:ascii="Times New Roman" w:hAnsi="Times New Roman"/>
+          <w:sz w:val="24"/>
+        </w:rPr>
+        <w:t>зе́ла</w:t>
+      </w:r>
+      <w:r>
+        <w:rPr>
+          <w:rFonts w:ascii="Times New Roman" w:hAnsi="Times New Roman"/>
+          <w:sz w:val="24"/>
+        </w:rPr>
+        <w:t xml:space="preserve"> – на </w:t>
+      </w:r>
+      <w:r>
+        <w:rPr>
+          <w:rFonts w:ascii="Times New Roman" w:hAnsi="Times New Roman"/>
+          <w:sz w:val="24"/>
+        </w:rPr>
+        <w:t>вжи́ток</w:t>
+      </w:r>
+      <w:r>
+        <w:rPr>
+          <w:rFonts w:ascii="Times New Roman" w:hAnsi="Times New Roman"/>
+          <w:sz w:val="24"/>
+        </w:rPr>
+        <w:t xml:space="preserve"> </w:t>
+      </w:r>
+      <w:r>
+        <w:rPr>
+          <w:rFonts w:ascii="Times New Roman" w:hAnsi="Times New Roman"/>
+          <w:sz w:val="24"/>
+        </w:rPr>
+        <w:t>лю́дям</w:t>
+      </w:r>
+      <w:r>
+        <w:rPr>
+          <w:rFonts w:ascii="Times New Roman" w:hAnsi="Times New Roman"/>
+          <w:sz w:val="24"/>
+        </w:rPr>
+        <w:t xml:space="preserve">,* щоб хліб із землі́ </w:t>
+      </w:r>
+      <w:r>
+        <w:rPr>
+          <w:rFonts w:ascii="Times New Roman" w:hAnsi="Times New Roman"/>
+          <w:sz w:val="24"/>
+        </w:rPr>
+        <w:t>добува́ли</w:t>
+      </w:r>
+      <w:r>
+        <w:rPr>
+          <w:rFonts w:ascii="Times New Roman" w:hAnsi="Times New Roman"/>
+          <w:sz w:val="24"/>
+        </w:rPr>
+        <w:t>:</w:t>
+      </w:r>
+    </w:p>
+    <w:p>
+      <w:pPr>
+        <w:pStyle w:val="a"/>
+        <w:spacing w:after="120"/>
+      </w:pPr>
+      <w:r>
+        <w:rPr>
+          <w:rFonts w:ascii="Times New Roman" w:hAnsi="Times New Roman"/>
+          <w:sz w:val="24"/>
+        </w:rPr>
+        <w:t xml:space="preserve">Вино́, що </w:t>
+      </w:r>
+      <w:r>
+        <w:rPr>
+          <w:rFonts w:ascii="Times New Roman" w:hAnsi="Times New Roman"/>
+          <w:sz w:val="24"/>
+        </w:rPr>
+        <w:t>се́рце</w:t>
+      </w:r>
+      <w:r>
+        <w:rPr>
+          <w:rFonts w:ascii="Times New Roman" w:hAnsi="Times New Roman"/>
+          <w:sz w:val="24"/>
+        </w:rPr>
+        <w:t xml:space="preserve"> </w:t>
+      </w:r>
+      <w:r>
+        <w:rPr>
+          <w:rFonts w:ascii="Times New Roman" w:hAnsi="Times New Roman"/>
+          <w:sz w:val="24"/>
+        </w:rPr>
+        <w:t>лю́дське</w:t>
+      </w:r>
+      <w:r>
+        <w:rPr>
+          <w:rFonts w:ascii="Times New Roman" w:hAnsi="Times New Roman"/>
+          <w:sz w:val="24"/>
+        </w:rPr>
+        <w:t xml:space="preserve"> </w:t>
+      </w:r>
+      <w:r>
+        <w:rPr>
+          <w:rFonts w:ascii="Times New Roman" w:hAnsi="Times New Roman"/>
+          <w:sz w:val="24"/>
+        </w:rPr>
+        <w:t>звеселя́є</w:t>
+      </w:r>
+      <w:r>
+        <w:rPr>
+          <w:rFonts w:ascii="Times New Roman" w:hAnsi="Times New Roman"/>
+          <w:sz w:val="24"/>
+        </w:rPr>
+        <w:t xml:space="preserve">, </w:t>
+      </w:r>
+      <w:r>
+        <w:rPr>
+          <w:rFonts w:ascii="Times New Roman" w:hAnsi="Times New Roman"/>
+          <w:sz w:val="24"/>
+        </w:rPr>
+        <w:t>олі́ю</w:t>
+      </w:r>
+      <w:r>
+        <w:rPr>
+          <w:rFonts w:ascii="Times New Roman" w:hAnsi="Times New Roman"/>
+          <w:sz w:val="24"/>
+        </w:rPr>
+        <w:t xml:space="preserve">, щоб від </w:t>
+      </w:r>
+      <w:r>
+        <w:rPr>
+          <w:rFonts w:ascii="Times New Roman" w:hAnsi="Times New Roman"/>
+          <w:sz w:val="24"/>
+        </w:rPr>
+        <w:t>не́ї</w:t>
+      </w:r>
+      <w:r>
+        <w:rPr>
+          <w:rFonts w:ascii="Times New Roman" w:hAnsi="Times New Roman"/>
+          <w:sz w:val="24"/>
+        </w:rPr>
+        <w:t xml:space="preserve"> </w:t>
+      </w:r>
+      <w:r>
+        <w:rPr>
+          <w:rFonts w:ascii="Times New Roman" w:hAnsi="Times New Roman"/>
+          <w:sz w:val="24"/>
+        </w:rPr>
+        <w:t>ясні́ло</w:t>
+      </w:r>
+      <w:r>
+        <w:rPr>
+          <w:rFonts w:ascii="Times New Roman" w:hAnsi="Times New Roman"/>
+          <w:sz w:val="24"/>
+        </w:rPr>
+        <w:t xml:space="preserve"> </w:t>
+      </w:r>
+      <w:r>
+        <w:rPr>
+          <w:rFonts w:ascii="Times New Roman" w:hAnsi="Times New Roman"/>
+          <w:sz w:val="24"/>
+        </w:rPr>
+        <w:t>обли́ччя</w:t>
+      </w:r>
+      <w:r>
+        <w:rPr>
+          <w:rFonts w:ascii="Times New Roman" w:hAnsi="Times New Roman"/>
+          <w:sz w:val="24"/>
+        </w:rPr>
+        <w:t xml:space="preserve">,* і хліб, що </w:t>
+      </w:r>
+      <w:r>
+        <w:rPr>
+          <w:rFonts w:ascii="Times New Roman" w:hAnsi="Times New Roman"/>
+          <w:sz w:val="24"/>
+        </w:rPr>
+        <w:t>скрі́плює</w:t>
+      </w:r>
+      <w:r>
+        <w:rPr>
+          <w:rFonts w:ascii="Times New Roman" w:hAnsi="Times New Roman"/>
+          <w:sz w:val="24"/>
+        </w:rPr>
+        <w:t xml:space="preserve"> </w:t>
+      </w:r>
+      <w:r>
+        <w:rPr>
+          <w:rFonts w:ascii="Times New Roman" w:hAnsi="Times New Roman"/>
+          <w:sz w:val="24"/>
+        </w:rPr>
+        <w:t>се́рце</w:t>
+      </w:r>
+      <w:r>
+        <w:rPr>
+          <w:rFonts w:ascii="Times New Roman" w:hAnsi="Times New Roman"/>
+          <w:sz w:val="24"/>
+        </w:rPr>
+        <w:t xml:space="preserve"> </w:t>
+      </w:r>
+      <w:r>
+        <w:rPr>
+          <w:rFonts w:ascii="Times New Roman" w:hAnsi="Times New Roman"/>
+          <w:sz w:val="24"/>
+        </w:rPr>
+        <w:t>лю́дське</w:t>
+      </w:r>
+      <w:r>
+        <w:rPr>
+          <w:rFonts w:ascii="Times New Roman" w:hAnsi="Times New Roman"/>
+          <w:sz w:val="24"/>
+        </w:rPr>
+        <w:t>.</w:t>
+      </w:r>
+    </w:p>
+    <w:p>
+      <w:pPr>
+        <w:pStyle w:val="a"/>
+        <w:spacing w:after="120"/>
+      </w:pPr>
+      <w:r>
+        <w:rPr>
+          <w:rFonts w:ascii="Times New Roman" w:hAnsi="Times New Roman"/>
+          <w:sz w:val="24"/>
+        </w:rPr>
+        <w:t>Наси́чуються</w:t>
+      </w:r>
+      <w:r>
+        <w:rPr>
+          <w:rFonts w:ascii="Times New Roman" w:hAnsi="Times New Roman"/>
+          <w:sz w:val="24"/>
+        </w:rPr>
+        <w:t xml:space="preserve"> </w:t>
+      </w:r>
+      <w:r>
+        <w:rPr>
+          <w:rFonts w:ascii="Times New Roman" w:hAnsi="Times New Roman"/>
+          <w:sz w:val="24"/>
+        </w:rPr>
+        <w:t>дере́ва</w:t>
+      </w:r>
+      <w:r>
+        <w:rPr>
+          <w:rFonts w:ascii="Times New Roman" w:hAnsi="Times New Roman"/>
+          <w:sz w:val="24"/>
+        </w:rPr>
+        <w:t xml:space="preserve"> </w:t>
+      </w:r>
+      <w:r>
+        <w:rPr>
+          <w:rFonts w:ascii="Times New Roman" w:hAnsi="Times New Roman"/>
+          <w:sz w:val="24"/>
+        </w:rPr>
+        <w:t>Госпо́дні</w:t>
+      </w:r>
+      <w:r>
+        <w:rPr>
+          <w:rFonts w:ascii="Times New Roman" w:hAnsi="Times New Roman"/>
+          <w:sz w:val="24"/>
+        </w:rPr>
+        <w:t xml:space="preserve">,* </w:t>
+      </w:r>
+      <w:r>
+        <w:rPr>
+          <w:rFonts w:ascii="Times New Roman" w:hAnsi="Times New Roman"/>
+          <w:sz w:val="24"/>
+        </w:rPr>
+        <w:t>ке́дри</w:t>
+      </w:r>
+      <w:r>
+        <w:rPr>
+          <w:rFonts w:ascii="Times New Roman" w:hAnsi="Times New Roman"/>
+          <w:sz w:val="24"/>
+        </w:rPr>
+        <w:t xml:space="preserve"> </w:t>
+      </w:r>
+      <w:r>
+        <w:rPr>
+          <w:rFonts w:ascii="Times New Roman" w:hAnsi="Times New Roman"/>
+          <w:sz w:val="24"/>
+        </w:rPr>
+        <w:t>лива́нські</w:t>
+      </w:r>
+      <w:r>
+        <w:rPr>
+          <w:rFonts w:ascii="Times New Roman" w:hAnsi="Times New Roman"/>
+          <w:sz w:val="24"/>
+        </w:rPr>
+        <w:t xml:space="preserve">, що </w:t>
+      </w:r>
+      <w:r>
+        <w:rPr>
+          <w:rFonts w:ascii="Times New Roman" w:hAnsi="Times New Roman"/>
+          <w:sz w:val="24"/>
+        </w:rPr>
+        <w:t>посади́в</w:t>
+      </w:r>
+      <w:r>
+        <w:rPr>
+          <w:rFonts w:ascii="Times New Roman" w:hAnsi="Times New Roman"/>
+          <w:sz w:val="24"/>
+        </w:rPr>
+        <w:t xml:space="preserve"> їх.</w:t>
+      </w:r>
+    </w:p>
+    <w:p>
+      <w:pPr>
+        <w:pStyle w:val="a"/>
+        <w:spacing w:after="120"/>
+      </w:pPr>
+      <w:r>
+        <w:rPr>
+          <w:rFonts w:ascii="Times New Roman" w:hAnsi="Times New Roman"/>
+          <w:sz w:val="24"/>
+        </w:rPr>
+        <w:t xml:space="preserve">На них </w:t>
+      </w:r>
+      <w:r>
+        <w:rPr>
+          <w:rFonts w:ascii="Times New Roman" w:hAnsi="Times New Roman"/>
+          <w:sz w:val="24"/>
+        </w:rPr>
+        <w:t>гніздя́ться</w:t>
+      </w:r>
+      <w:r>
+        <w:rPr>
+          <w:rFonts w:ascii="Times New Roman" w:hAnsi="Times New Roman"/>
+          <w:sz w:val="24"/>
+        </w:rPr>
+        <w:t xml:space="preserve"> </w:t>
+      </w:r>
+      <w:r>
+        <w:rPr>
+          <w:rFonts w:ascii="Times New Roman" w:hAnsi="Times New Roman"/>
+          <w:sz w:val="24"/>
+        </w:rPr>
+        <w:t>пти́ці</w:t>
+      </w:r>
+      <w:r>
+        <w:rPr>
+          <w:rFonts w:ascii="Times New Roman" w:hAnsi="Times New Roman"/>
+          <w:sz w:val="24"/>
+        </w:rPr>
+        <w:t xml:space="preserve">;* </w:t>
+      </w:r>
+      <w:r>
+        <w:rPr>
+          <w:rFonts w:ascii="Times New Roman" w:hAnsi="Times New Roman"/>
+          <w:sz w:val="24"/>
+        </w:rPr>
+        <w:t>бу́сли</w:t>
+      </w:r>
+      <w:r>
+        <w:rPr>
+          <w:rFonts w:ascii="Times New Roman" w:hAnsi="Times New Roman"/>
+          <w:sz w:val="24"/>
+        </w:rPr>
+        <w:t xml:space="preserve"> – на </w:t>
+      </w:r>
+      <w:r>
+        <w:rPr>
+          <w:rFonts w:ascii="Times New Roman" w:hAnsi="Times New Roman"/>
+          <w:sz w:val="24"/>
+        </w:rPr>
+        <w:t>кипари́сах</w:t>
+      </w:r>
+      <w:r>
+        <w:rPr>
+          <w:rFonts w:ascii="Times New Roman" w:hAnsi="Times New Roman"/>
+          <w:sz w:val="24"/>
+        </w:rPr>
+        <w:t xml:space="preserve"> </w:t>
+      </w:r>
+      <w:r>
+        <w:rPr>
+          <w:rFonts w:ascii="Times New Roman" w:hAnsi="Times New Roman"/>
+          <w:sz w:val="24"/>
+        </w:rPr>
+        <w:t>ї́хнє</w:t>
+      </w:r>
+      <w:r>
+        <w:rPr>
+          <w:rFonts w:ascii="Times New Roman" w:hAnsi="Times New Roman"/>
+          <w:sz w:val="24"/>
+        </w:rPr>
+        <w:t xml:space="preserve"> житло́.</w:t>
+      </w:r>
+    </w:p>
+    <w:p>
+      <w:pPr>
+        <w:pStyle w:val="a"/>
+        <w:spacing w:after="120"/>
+      </w:pPr>
+      <w:r>
+        <w:rPr>
+          <w:rFonts w:ascii="Times New Roman" w:hAnsi="Times New Roman"/>
+          <w:sz w:val="24"/>
+        </w:rPr>
+        <w:t>Висо́кі</w:t>
+      </w:r>
+      <w:r>
+        <w:rPr>
+          <w:rFonts w:ascii="Times New Roman" w:hAnsi="Times New Roman"/>
+          <w:sz w:val="24"/>
+        </w:rPr>
+        <w:t xml:space="preserve"> </w:t>
+      </w:r>
+      <w:r>
+        <w:rPr>
+          <w:rFonts w:ascii="Times New Roman" w:hAnsi="Times New Roman"/>
+          <w:sz w:val="24"/>
+        </w:rPr>
+        <w:t>го́ри</w:t>
+      </w:r>
+      <w:r>
+        <w:rPr>
+          <w:rFonts w:ascii="Times New Roman" w:hAnsi="Times New Roman"/>
+          <w:sz w:val="24"/>
+        </w:rPr>
+        <w:t xml:space="preserve"> для </w:t>
+      </w:r>
+      <w:r>
+        <w:rPr>
+          <w:rFonts w:ascii="Times New Roman" w:hAnsi="Times New Roman"/>
+          <w:sz w:val="24"/>
+        </w:rPr>
+        <w:t>о́ленів</w:t>
+      </w:r>
+      <w:r>
+        <w:rPr>
+          <w:rFonts w:ascii="Times New Roman" w:hAnsi="Times New Roman"/>
+          <w:sz w:val="24"/>
+        </w:rPr>
+        <w:t xml:space="preserve">,* </w:t>
+      </w:r>
+      <w:r>
+        <w:rPr>
+          <w:rFonts w:ascii="Times New Roman" w:hAnsi="Times New Roman"/>
+          <w:sz w:val="24"/>
+        </w:rPr>
+        <w:t>ске́лі</w:t>
+      </w:r>
+      <w:r>
+        <w:rPr>
+          <w:rFonts w:ascii="Times New Roman" w:hAnsi="Times New Roman"/>
+          <w:sz w:val="24"/>
+        </w:rPr>
+        <w:t xml:space="preserve"> − для </w:t>
+      </w:r>
+      <w:r>
+        <w:rPr>
+          <w:rFonts w:ascii="Times New Roman" w:hAnsi="Times New Roman"/>
+          <w:sz w:val="24"/>
+        </w:rPr>
+        <w:t>за́йців</w:t>
+      </w:r>
+      <w:r>
+        <w:rPr>
+          <w:rFonts w:ascii="Times New Roman" w:hAnsi="Times New Roman"/>
+          <w:sz w:val="24"/>
+        </w:rPr>
+        <w:t xml:space="preserve"> </w:t>
+      </w:r>
+      <w:r>
+        <w:rPr>
+          <w:rFonts w:ascii="Times New Roman" w:hAnsi="Times New Roman"/>
+          <w:sz w:val="24"/>
+        </w:rPr>
+        <w:t>приту́лок</w:t>
+      </w:r>
+      <w:r>
+        <w:rPr>
+          <w:rFonts w:ascii="Times New Roman" w:hAnsi="Times New Roman"/>
+          <w:sz w:val="24"/>
+        </w:rPr>
+        <w:t>.</w:t>
+      </w:r>
+    </w:p>
+    <w:p>
+      <w:pPr>
+        <w:pStyle w:val="a"/>
+        <w:spacing w:after="120"/>
+      </w:pPr>
+      <w:r>
+        <w:rPr>
+          <w:rFonts w:ascii="Times New Roman" w:hAnsi="Times New Roman"/>
+          <w:sz w:val="24"/>
+        </w:rPr>
+        <w:t xml:space="preserve">Ти </w:t>
+      </w:r>
+      <w:r>
+        <w:rPr>
+          <w:rFonts w:ascii="Times New Roman" w:hAnsi="Times New Roman"/>
+          <w:sz w:val="24"/>
+        </w:rPr>
+        <w:t>створи́в</w:t>
+      </w:r>
+      <w:r>
+        <w:rPr>
+          <w:rFonts w:ascii="Times New Roman" w:hAnsi="Times New Roman"/>
+          <w:sz w:val="24"/>
+        </w:rPr>
+        <w:t xml:space="preserve"> </w:t>
+      </w:r>
+      <w:r>
+        <w:rPr>
+          <w:rFonts w:ascii="Times New Roman" w:hAnsi="Times New Roman"/>
+          <w:sz w:val="24"/>
+        </w:rPr>
+        <w:t>мі́сяць</w:t>
+      </w:r>
+      <w:r>
+        <w:rPr>
+          <w:rFonts w:ascii="Times New Roman" w:hAnsi="Times New Roman"/>
+          <w:sz w:val="24"/>
+        </w:rPr>
+        <w:t xml:space="preserve">, щоб </w:t>
+      </w:r>
+      <w:r>
+        <w:rPr>
+          <w:rFonts w:ascii="Times New Roman" w:hAnsi="Times New Roman"/>
+          <w:sz w:val="24"/>
+        </w:rPr>
+        <w:t>значи́ти</w:t>
+      </w:r>
+      <w:r>
+        <w:rPr>
+          <w:rFonts w:ascii="Times New Roman" w:hAnsi="Times New Roman"/>
+          <w:sz w:val="24"/>
+        </w:rPr>
+        <w:t xml:space="preserve"> </w:t>
+      </w:r>
+      <w:r>
+        <w:rPr>
+          <w:rFonts w:ascii="Times New Roman" w:hAnsi="Times New Roman"/>
+          <w:sz w:val="24"/>
+        </w:rPr>
+        <w:t>по́ри</w:t>
+      </w:r>
+      <w:r>
+        <w:rPr>
+          <w:rFonts w:ascii="Times New Roman" w:hAnsi="Times New Roman"/>
+          <w:sz w:val="24"/>
+        </w:rPr>
+        <w:t xml:space="preserve">;* </w:t>
+      </w:r>
+      <w:r>
+        <w:rPr>
+          <w:rFonts w:ascii="Times New Roman" w:hAnsi="Times New Roman"/>
+          <w:sz w:val="24"/>
+        </w:rPr>
+        <w:t>со́нце</w:t>
+      </w:r>
+      <w:r>
+        <w:rPr>
+          <w:rFonts w:ascii="Times New Roman" w:hAnsi="Times New Roman"/>
+          <w:sz w:val="24"/>
+        </w:rPr>
+        <w:t xml:space="preserve"> </w:t>
+      </w:r>
+      <w:r>
+        <w:rPr>
+          <w:rFonts w:ascii="Times New Roman" w:hAnsi="Times New Roman"/>
+          <w:sz w:val="24"/>
+        </w:rPr>
+        <w:t>зна́є</w:t>
+      </w:r>
+      <w:r>
+        <w:rPr>
+          <w:rFonts w:ascii="Times New Roman" w:hAnsi="Times New Roman"/>
+          <w:sz w:val="24"/>
+        </w:rPr>
+        <w:t xml:space="preserve"> свій </w:t>
+      </w:r>
+      <w:r>
+        <w:rPr>
+          <w:rFonts w:ascii="Times New Roman" w:hAnsi="Times New Roman"/>
+          <w:sz w:val="24"/>
+        </w:rPr>
+        <w:t>за́хід</w:t>
+      </w:r>
+      <w:r>
+        <w:rPr>
+          <w:rFonts w:ascii="Times New Roman" w:hAnsi="Times New Roman"/>
+          <w:sz w:val="24"/>
+        </w:rPr>
+        <w:t>.</w:t>
+      </w:r>
+    </w:p>
+    <w:p>
+      <w:pPr>
+        <w:pStyle w:val="a"/>
+        <w:spacing w:after="120"/>
+      </w:pPr>
+      <w:r>
+        <w:rPr>
+          <w:rFonts w:ascii="Times New Roman" w:hAnsi="Times New Roman"/>
+          <w:sz w:val="24"/>
+        </w:rPr>
+        <w:t>Наво́диш</w:t>
+      </w:r>
+      <w:r>
+        <w:rPr>
+          <w:rFonts w:ascii="Times New Roman" w:hAnsi="Times New Roman"/>
+          <w:sz w:val="24"/>
+        </w:rPr>
+        <w:t xml:space="preserve"> </w:t>
+      </w:r>
+      <w:r>
+        <w:rPr>
+          <w:rFonts w:ascii="Times New Roman" w:hAnsi="Times New Roman"/>
+          <w:sz w:val="24"/>
+        </w:rPr>
+        <w:t>те́мряву</w:t>
+      </w:r>
+      <w:r>
+        <w:rPr>
+          <w:rFonts w:ascii="Times New Roman" w:hAnsi="Times New Roman"/>
+          <w:sz w:val="24"/>
+        </w:rPr>
+        <w:t xml:space="preserve">, і ніч </w:t>
+      </w:r>
+      <w:r>
+        <w:rPr>
+          <w:rFonts w:ascii="Times New Roman" w:hAnsi="Times New Roman"/>
+          <w:sz w:val="24"/>
+        </w:rPr>
+        <w:t>надхо́дить</w:t>
+      </w:r>
+      <w:r>
+        <w:rPr>
+          <w:rFonts w:ascii="Times New Roman" w:hAnsi="Times New Roman"/>
+          <w:sz w:val="24"/>
+        </w:rPr>
+        <w:t xml:space="preserve">,* що в ній </w:t>
+      </w:r>
+      <w:r>
+        <w:rPr>
+          <w:rFonts w:ascii="Times New Roman" w:hAnsi="Times New Roman"/>
+          <w:sz w:val="24"/>
+        </w:rPr>
+        <w:t>вору́шаться</w:t>
+      </w:r>
+      <w:r>
+        <w:rPr>
+          <w:rFonts w:ascii="Times New Roman" w:hAnsi="Times New Roman"/>
+          <w:sz w:val="24"/>
+        </w:rPr>
+        <w:t xml:space="preserve"> усі́ </w:t>
+      </w:r>
+      <w:r>
+        <w:rPr>
+          <w:rFonts w:ascii="Times New Roman" w:hAnsi="Times New Roman"/>
+          <w:sz w:val="24"/>
+        </w:rPr>
+        <w:t>зві́рі</w:t>
+      </w:r>
+      <w:r>
+        <w:rPr>
+          <w:rFonts w:ascii="Times New Roman" w:hAnsi="Times New Roman"/>
+          <w:sz w:val="24"/>
+        </w:rPr>
+        <w:t xml:space="preserve"> </w:t>
+      </w:r>
+      <w:r>
+        <w:rPr>
+          <w:rFonts w:ascii="Times New Roman" w:hAnsi="Times New Roman"/>
+          <w:sz w:val="24"/>
+        </w:rPr>
+        <w:t>дібро́вні</w:t>
+      </w:r>
+      <w:r>
+        <w:rPr>
+          <w:rFonts w:ascii="Times New Roman" w:hAnsi="Times New Roman"/>
+          <w:sz w:val="24"/>
+        </w:rPr>
+        <w:t>.</w:t>
+      </w:r>
+    </w:p>
+    <w:p>
+      <w:pPr>
+        <w:pStyle w:val="a"/>
+        <w:spacing w:after="120"/>
+      </w:pPr>
+      <w:r>
+        <w:rPr>
+          <w:rFonts w:ascii="Times New Roman" w:hAnsi="Times New Roman"/>
+          <w:sz w:val="24"/>
+        </w:rPr>
+        <w:t>Левеня́та</w:t>
+      </w:r>
+      <w:r>
+        <w:rPr>
+          <w:rFonts w:ascii="Times New Roman" w:hAnsi="Times New Roman"/>
+          <w:sz w:val="24"/>
+        </w:rPr>
+        <w:t xml:space="preserve"> </w:t>
+      </w:r>
+      <w:r>
+        <w:rPr>
+          <w:rFonts w:ascii="Times New Roman" w:hAnsi="Times New Roman"/>
+          <w:sz w:val="24"/>
+        </w:rPr>
+        <w:t>рика́ють</w:t>
+      </w:r>
+      <w:r>
+        <w:rPr>
+          <w:rFonts w:ascii="Times New Roman" w:hAnsi="Times New Roman"/>
+          <w:sz w:val="24"/>
+        </w:rPr>
+        <w:t xml:space="preserve"> за </w:t>
+      </w:r>
+      <w:r>
+        <w:rPr>
+          <w:rFonts w:ascii="Times New Roman" w:hAnsi="Times New Roman"/>
+          <w:sz w:val="24"/>
+        </w:rPr>
+        <w:t>здо́биччю</w:t>
+      </w:r>
+      <w:r>
+        <w:rPr>
+          <w:rFonts w:ascii="Times New Roman" w:hAnsi="Times New Roman"/>
+          <w:sz w:val="24"/>
+        </w:rPr>
+        <w:t xml:space="preserve"> </w:t>
+      </w:r>
+      <w:r>
+        <w:rPr>
+          <w:rFonts w:ascii="Times New Roman" w:hAnsi="Times New Roman"/>
+          <w:sz w:val="24"/>
+        </w:rPr>
+        <w:t>своє́ю</w:t>
+      </w:r>
+      <w:r>
+        <w:rPr>
+          <w:rFonts w:ascii="Times New Roman" w:hAnsi="Times New Roman"/>
+          <w:sz w:val="24"/>
+        </w:rPr>
+        <w:t xml:space="preserve">,* </w:t>
+      </w:r>
+      <w:r>
+        <w:rPr>
+          <w:rFonts w:ascii="Times New Roman" w:hAnsi="Times New Roman"/>
+          <w:sz w:val="24"/>
+        </w:rPr>
+        <w:t>пожи́ви</w:t>
+      </w:r>
+      <w:r>
+        <w:rPr>
+          <w:rFonts w:ascii="Times New Roman" w:hAnsi="Times New Roman"/>
+          <w:sz w:val="24"/>
+        </w:rPr>
+        <w:t xml:space="preserve"> від </w:t>
+      </w:r>
+      <w:r>
+        <w:rPr>
+          <w:rFonts w:ascii="Times New Roman" w:hAnsi="Times New Roman"/>
+          <w:sz w:val="24"/>
+        </w:rPr>
+        <w:t>Бо́га</w:t>
+      </w:r>
+      <w:r>
+        <w:rPr>
+          <w:rFonts w:ascii="Times New Roman" w:hAnsi="Times New Roman"/>
+          <w:sz w:val="24"/>
+        </w:rPr>
+        <w:t xml:space="preserve"> для </w:t>
+      </w:r>
+      <w:r>
+        <w:rPr>
+          <w:rFonts w:ascii="Times New Roman" w:hAnsi="Times New Roman"/>
+          <w:sz w:val="24"/>
+        </w:rPr>
+        <w:t>се́бе</w:t>
+      </w:r>
+      <w:r>
+        <w:rPr>
+          <w:rFonts w:ascii="Times New Roman" w:hAnsi="Times New Roman"/>
+          <w:sz w:val="24"/>
+        </w:rPr>
+        <w:t xml:space="preserve"> </w:t>
+      </w:r>
+      <w:r>
+        <w:rPr>
+          <w:rFonts w:ascii="Times New Roman" w:hAnsi="Times New Roman"/>
+          <w:sz w:val="24"/>
+        </w:rPr>
+        <w:t>про́сять</w:t>
+      </w:r>
+      <w:r>
+        <w:rPr>
+          <w:rFonts w:ascii="Times New Roman" w:hAnsi="Times New Roman"/>
+          <w:sz w:val="24"/>
+        </w:rPr>
+        <w:t>.</w:t>
+      </w:r>
+    </w:p>
+    <w:p>
+      <w:pPr>
+        <w:pStyle w:val="a"/>
+        <w:spacing w:after="120"/>
+      </w:pPr>
+      <w:r>
+        <w:rPr>
+          <w:rFonts w:ascii="Times New Roman" w:hAnsi="Times New Roman"/>
+          <w:sz w:val="24"/>
+        </w:rPr>
+        <w:t>Хова́ються</w:t>
+      </w:r>
+      <w:r>
+        <w:rPr>
+          <w:rFonts w:ascii="Times New Roman" w:hAnsi="Times New Roman"/>
+          <w:sz w:val="24"/>
+        </w:rPr>
+        <w:t xml:space="preserve">, як </w:t>
+      </w:r>
+      <w:r>
+        <w:rPr>
+          <w:rFonts w:ascii="Times New Roman" w:hAnsi="Times New Roman"/>
+          <w:sz w:val="24"/>
+        </w:rPr>
+        <w:t>ті́льки</w:t>
+      </w:r>
+      <w:r>
+        <w:rPr>
+          <w:rFonts w:ascii="Times New Roman" w:hAnsi="Times New Roman"/>
+          <w:sz w:val="24"/>
+        </w:rPr>
+        <w:t xml:space="preserve"> </w:t>
+      </w:r>
+      <w:r>
+        <w:rPr>
+          <w:rFonts w:ascii="Times New Roman" w:hAnsi="Times New Roman"/>
+          <w:sz w:val="24"/>
+        </w:rPr>
+        <w:t>зі́йде</w:t>
+      </w:r>
+      <w:r>
+        <w:rPr>
+          <w:rFonts w:ascii="Times New Roman" w:hAnsi="Times New Roman"/>
+          <w:sz w:val="24"/>
+        </w:rPr>
+        <w:t xml:space="preserve"> </w:t>
+      </w:r>
+      <w:r>
+        <w:rPr>
+          <w:rFonts w:ascii="Times New Roman" w:hAnsi="Times New Roman"/>
+          <w:sz w:val="24"/>
+        </w:rPr>
+        <w:t>со́нце</w:t>
+      </w:r>
+      <w:r>
+        <w:rPr>
+          <w:rFonts w:ascii="Times New Roman" w:hAnsi="Times New Roman"/>
+          <w:sz w:val="24"/>
+        </w:rPr>
+        <w:t xml:space="preserve">,* </w:t>
+      </w:r>
+      <w:r>
+        <w:rPr>
+          <w:rFonts w:ascii="Times New Roman" w:hAnsi="Times New Roman"/>
+          <w:sz w:val="24"/>
+        </w:rPr>
+        <w:t>ляга́ють</w:t>
+      </w:r>
+      <w:r>
+        <w:rPr>
+          <w:rFonts w:ascii="Times New Roman" w:hAnsi="Times New Roman"/>
+          <w:sz w:val="24"/>
+        </w:rPr>
+        <w:t xml:space="preserve"> у </w:t>
+      </w:r>
+      <w:r>
+        <w:rPr>
+          <w:rFonts w:ascii="Times New Roman" w:hAnsi="Times New Roman"/>
+          <w:sz w:val="24"/>
+        </w:rPr>
+        <w:t>свої́х</w:t>
+      </w:r>
+      <w:r>
+        <w:rPr>
+          <w:rFonts w:ascii="Times New Roman" w:hAnsi="Times New Roman"/>
+          <w:sz w:val="24"/>
+        </w:rPr>
+        <w:t xml:space="preserve"> </w:t>
+      </w:r>
+      <w:r>
+        <w:rPr>
+          <w:rFonts w:ascii="Times New Roman" w:hAnsi="Times New Roman"/>
+          <w:sz w:val="24"/>
+        </w:rPr>
+        <w:t>но́рах</w:t>
+      </w:r>
+      <w:r>
+        <w:rPr>
+          <w:rFonts w:ascii="Times New Roman" w:hAnsi="Times New Roman"/>
+          <w:sz w:val="24"/>
+        </w:rPr>
+        <w:t>.</w:t>
+      </w:r>
+    </w:p>
+    <w:p>
+      <w:pPr>
+        <w:pStyle w:val="a"/>
+        <w:spacing w:after="120"/>
+      </w:pPr>
+      <w:r>
+        <w:rPr>
+          <w:rFonts w:ascii="Times New Roman" w:hAnsi="Times New Roman"/>
+          <w:sz w:val="24"/>
+        </w:rPr>
+        <w:t>Вихо́дить</w:t>
+      </w:r>
+      <w:r>
+        <w:rPr>
+          <w:rFonts w:ascii="Times New Roman" w:hAnsi="Times New Roman"/>
+          <w:sz w:val="24"/>
+        </w:rPr>
+        <w:t xml:space="preserve"> </w:t>
+      </w:r>
+      <w:r>
+        <w:rPr>
+          <w:rFonts w:ascii="Times New Roman" w:hAnsi="Times New Roman"/>
+          <w:sz w:val="24"/>
+        </w:rPr>
+        <w:t>чолові́к</w:t>
+      </w:r>
+      <w:r>
+        <w:rPr>
+          <w:rFonts w:ascii="Times New Roman" w:hAnsi="Times New Roman"/>
+          <w:sz w:val="24"/>
+        </w:rPr>
+        <w:t xml:space="preserve"> до свого́ </w:t>
+      </w:r>
+      <w:r>
+        <w:rPr>
+          <w:rFonts w:ascii="Times New Roman" w:hAnsi="Times New Roman"/>
+          <w:sz w:val="24"/>
+        </w:rPr>
+        <w:t>ді́ла</w:t>
+      </w:r>
+      <w:r>
+        <w:rPr>
+          <w:rFonts w:ascii="Times New Roman" w:hAnsi="Times New Roman"/>
+          <w:sz w:val="24"/>
+        </w:rPr>
+        <w:t xml:space="preserve">,* і до </w:t>
+      </w:r>
+      <w:r>
+        <w:rPr>
+          <w:rFonts w:ascii="Times New Roman" w:hAnsi="Times New Roman"/>
+          <w:sz w:val="24"/>
+        </w:rPr>
+        <w:t>своє́ї</w:t>
+      </w:r>
+      <w:r>
+        <w:rPr>
+          <w:rFonts w:ascii="Times New Roman" w:hAnsi="Times New Roman"/>
+          <w:sz w:val="24"/>
+        </w:rPr>
+        <w:t xml:space="preserve"> </w:t>
+      </w:r>
+      <w:r>
+        <w:rPr>
+          <w:rFonts w:ascii="Times New Roman" w:hAnsi="Times New Roman"/>
+          <w:sz w:val="24"/>
+        </w:rPr>
+        <w:t>пра́ці</w:t>
+      </w:r>
+      <w:r>
+        <w:rPr>
+          <w:rFonts w:ascii="Times New Roman" w:hAnsi="Times New Roman"/>
+          <w:sz w:val="24"/>
+        </w:rPr>
+        <w:t xml:space="preserve"> аж до </w:t>
+      </w:r>
+      <w:r>
+        <w:rPr>
+          <w:rFonts w:ascii="Times New Roman" w:hAnsi="Times New Roman"/>
+          <w:sz w:val="24"/>
+        </w:rPr>
+        <w:t>ве́чора</w:t>
+      </w:r>
+      <w:r>
+        <w:rPr>
+          <w:rFonts w:ascii="Times New Roman" w:hAnsi="Times New Roman"/>
+          <w:sz w:val="24"/>
+        </w:rPr>
+        <w:t>.</w:t>
+      </w:r>
+    </w:p>
+    <w:p>
+      <w:pPr>
+        <w:pStyle w:val="a"/>
+        <w:spacing w:after="120"/>
+      </w:pPr>
+      <w:r>
+        <w:rPr>
+          <w:rFonts w:ascii="Times New Roman" w:hAnsi="Times New Roman"/>
+          <w:sz w:val="24"/>
+        </w:rPr>
+        <w:t xml:space="preserve">Яка́ їх, </w:t>
+      </w:r>
+      <w:r>
+        <w:rPr>
+          <w:rFonts w:ascii="Times New Roman" w:hAnsi="Times New Roman"/>
+          <w:sz w:val="24"/>
+        </w:rPr>
+        <w:t>Твої́х</w:t>
+      </w:r>
+      <w:r>
+        <w:rPr>
+          <w:rFonts w:ascii="Times New Roman" w:hAnsi="Times New Roman"/>
+          <w:sz w:val="24"/>
+        </w:rPr>
+        <w:t xml:space="preserve"> діл, </w:t>
+      </w:r>
+      <w:r>
+        <w:rPr>
+          <w:rFonts w:ascii="Times New Roman" w:hAnsi="Times New Roman"/>
+          <w:sz w:val="24"/>
+        </w:rPr>
+        <w:t>Го́споди</w:t>
+      </w:r>
+      <w:r>
+        <w:rPr>
+          <w:rFonts w:ascii="Times New Roman" w:hAnsi="Times New Roman"/>
+          <w:sz w:val="24"/>
+        </w:rPr>
+        <w:t xml:space="preserve">, </w:t>
+      </w:r>
+      <w:r>
+        <w:rPr>
+          <w:rFonts w:ascii="Times New Roman" w:hAnsi="Times New Roman"/>
+          <w:sz w:val="24"/>
+        </w:rPr>
+        <w:t>си́ла</w:t>
+      </w:r>
+      <w:r>
+        <w:rPr>
+          <w:rFonts w:ascii="Times New Roman" w:hAnsi="Times New Roman"/>
+          <w:sz w:val="24"/>
+        </w:rPr>
+        <w:t xml:space="preserve">!* У </w:t>
+      </w:r>
+      <w:r>
+        <w:rPr>
+          <w:rFonts w:ascii="Times New Roman" w:hAnsi="Times New Roman"/>
+          <w:sz w:val="24"/>
+        </w:rPr>
+        <w:t>му́дрості</w:t>
+      </w:r>
+      <w:r>
+        <w:rPr>
+          <w:rFonts w:ascii="Times New Roman" w:hAnsi="Times New Roman"/>
+          <w:sz w:val="24"/>
+        </w:rPr>
+        <w:t xml:space="preserve"> все Ти </w:t>
+      </w:r>
+      <w:r>
+        <w:rPr>
+          <w:rFonts w:ascii="Times New Roman" w:hAnsi="Times New Roman"/>
+          <w:sz w:val="24"/>
+        </w:rPr>
+        <w:t>створи́в</w:t>
+      </w:r>
+      <w:r>
+        <w:rPr>
+          <w:rFonts w:ascii="Times New Roman" w:hAnsi="Times New Roman"/>
+          <w:sz w:val="24"/>
+        </w:rPr>
+        <w:t xml:space="preserve">, − </w:t>
+      </w:r>
+      <w:r>
+        <w:rPr>
+          <w:rFonts w:ascii="Times New Roman" w:hAnsi="Times New Roman"/>
+          <w:sz w:val="24"/>
+        </w:rPr>
+        <w:t>по́вна</w:t>
+      </w:r>
+      <w:r>
+        <w:rPr>
+          <w:rFonts w:ascii="Times New Roman" w:hAnsi="Times New Roman"/>
+          <w:sz w:val="24"/>
+        </w:rPr>
+        <w:t xml:space="preserve"> земля́ </w:t>
+      </w:r>
+      <w:r>
+        <w:rPr>
+          <w:rFonts w:ascii="Times New Roman" w:hAnsi="Times New Roman"/>
+          <w:sz w:val="24"/>
+        </w:rPr>
+        <w:t>Твої́х</w:t>
+      </w:r>
+      <w:r>
+        <w:rPr>
+          <w:rFonts w:ascii="Times New Roman" w:hAnsi="Times New Roman"/>
+          <w:sz w:val="24"/>
+        </w:rPr>
+        <w:t xml:space="preserve"> </w:t>
+      </w:r>
+      <w:r>
+        <w:rPr>
+          <w:rFonts w:ascii="Times New Roman" w:hAnsi="Times New Roman"/>
+          <w:sz w:val="24"/>
+        </w:rPr>
+        <w:t>створі́нь</w:t>
+      </w:r>
+      <w:r>
+        <w:rPr>
+          <w:rFonts w:ascii="Times New Roman" w:hAnsi="Times New Roman"/>
+          <w:sz w:val="24"/>
+        </w:rPr>
+        <w:t>.</w:t>
+      </w:r>
+    </w:p>
+    <w:p>
+      <w:pPr>
+        <w:pStyle w:val="a"/>
+        <w:spacing w:after="120"/>
+      </w:pPr>
+      <w:r>
+        <w:rPr>
+          <w:rFonts w:ascii="Times New Roman" w:hAnsi="Times New Roman"/>
+          <w:sz w:val="24"/>
+        </w:rPr>
+        <w:t xml:space="preserve">Ось </w:t>
+      </w:r>
+      <w:r>
+        <w:rPr>
+          <w:rFonts w:ascii="Times New Roman" w:hAnsi="Times New Roman"/>
+          <w:sz w:val="24"/>
+        </w:rPr>
+        <w:t>мо́ре</w:t>
+      </w:r>
+      <w:r>
+        <w:rPr>
+          <w:rFonts w:ascii="Times New Roman" w:hAnsi="Times New Roman"/>
+          <w:sz w:val="24"/>
+        </w:rPr>
+        <w:t xml:space="preserve"> </w:t>
+      </w:r>
+      <w:r>
+        <w:rPr>
+          <w:rFonts w:ascii="Times New Roman" w:hAnsi="Times New Roman"/>
+          <w:sz w:val="24"/>
+        </w:rPr>
+        <w:t>вели́ке</w:t>
+      </w:r>
+      <w:r>
+        <w:rPr>
+          <w:rFonts w:ascii="Times New Roman" w:hAnsi="Times New Roman"/>
+          <w:sz w:val="24"/>
+        </w:rPr>
+        <w:t xml:space="preserve">, </w:t>
+      </w:r>
+      <w:r>
+        <w:rPr>
+          <w:rFonts w:ascii="Times New Roman" w:hAnsi="Times New Roman"/>
+          <w:sz w:val="24"/>
+        </w:rPr>
+        <w:t>преширо́ке</w:t>
+      </w:r>
+      <w:r>
+        <w:rPr>
+          <w:rFonts w:ascii="Times New Roman" w:hAnsi="Times New Roman"/>
+          <w:sz w:val="24"/>
+        </w:rPr>
+        <w:t xml:space="preserve">,* у </w:t>
+      </w:r>
+      <w:r>
+        <w:rPr>
+          <w:rFonts w:ascii="Times New Roman" w:hAnsi="Times New Roman"/>
+          <w:sz w:val="24"/>
+        </w:rPr>
+        <w:t>ньо́му</w:t>
+      </w:r>
+      <w:r>
+        <w:rPr>
+          <w:rFonts w:ascii="Times New Roman" w:hAnsi="Times New Roman"/>
+          <w:sz w:val="24"/>
+        </w:rPr>
+        <w:t xml:space="preserve"> </w:t>
+      </w:r>
+      <w:r>
+        <w:rPr>
+          <w:rFonts w:ascii="Times New Roman" w:hAnsi="Times New Roman"/>
+          <w:sz w:val="24"/>
+        </w:rPr>
+        <w:t>плазуні́в</w:t>
+      </w:r>
+      <w:r>
+        <w:rPr>
+          <w:rFonts w:ascii="Times New Roman" w:hAnsi="Times New Roman"/>
+          <w:sz w:val="24"/>
+        </w:rPr>
+        <w:t xml:space="preserve"> без </w:t>
+      </w:r>
+      <w:r>
+        <w:rPr>
+          <w:rFonts w:ascii="Times New Roman" w:hAnsi="Times New Roman"/>
+          <w:sz w:val="24"/>
+        </w:rPr>
+        <w:t>лі́ку</w:t>
+      </w:r>
+      <w:r>
+        <w:rPr>
+          <w:rFonts w:ascii="Times New Roman" w:hAnsi="Times New Roman"/>
+          <w:sz w:val="24"/>
+        </w:rPr>
+        <w:t xml:space="preserve">, </w:t>
+      </w:r>
+      <w:r>
+        <w:rPr>
+          <w:rFonts w:ascii="Times New Roman" w:hAnsi="Times New Roman"/>
+          <w:sz w:val="24"/>
+        </w:rPr>
+        <w:t>зві́рів</w:t>
+      </w:r>
+      <w:r>
+        <w:rPr>
+          <w:rFonts w:ascii="Times New Roman" w:hAnsi="Times New Roman"/>
+          <w:sz w:val="24"/>
+        </w:rPr>
+        <w:t xml:space="preserve"> </w:t>
+      </w:r>
+      <w:r>
+        <w:rPr>
+          <w:rFonts w:ascii="Times New Roman" w:hAnsi="Times New Roman"/>
+          <w:sz w:val="24"/>
+        </w:rPr>
+        <w:t>мали́х</w:t>
+      </w:r>
+      <w:r>
+        <w:rPr>
+          <w:rFonts w:ascii="Times New Roman" w:hAnsi="Times New Roman"/>
+          <w:sz w:val="24"/>
+        </w:rPr>
+        <w:t xml:space="preserve"> і </w:t>
+      </w:r>
+      <w:r>
+        <w:rPr>
+          <w:rFonts w:ascii="Times New Roman" w:hAnsi="Times New Roman"/>
+          <w:sz w:val="24"/>
+        </w:rPr>
+        <w:t>вели́ких</w:t>
+      </w:r>
+      <w:r>
+        <w:rPr>
+          <w:rFonts w:ascii="Times New Roman" w:hAnsi="Times New Roman"/>
+          <w:sz w:val="24"/>
+        </w:rPr>
+        <w:t>.</w:t>
+      </w:r>
+    </w:p>
+    <w:p>
+      <w:pPr>
+        <w:pStyle w:val="a"/>
+        <w:spacing w:after="120"/>
+      </w:pPr>
+      <w:r>
+        <w:rPr>
+          <w:rFonts w:ascii="Times New Roman" w:hAnsi="Times New Roman"/>
+          <w:sz w:val="24"/>
+        </w:rPr>
+        <w:t xml:space="preserve">Там кораблі́ </w:t>
+      </w:r>
+      <w:r>
+        <w:rPr>
+          <w:rFonts w:ascii="Times New Roman" w:hAnsi="Times New Roman"/>
+          <w:sz w:val="24"/>
+        </w:rPr>
+        <w:t>прохо́дять</w:t>
+      </w:r>
+      <w:r>
+        <w:rPr>
+          <w:rFonts w:ascii="Times New Roman" w:hAnsi="Times New Roman"/>
+          <w:sz w:val="24"/>
+        </w:rPr>
+        <w:t xml:space="preserve">,* є і </w:t>
+      </w:r>
+      <w:r>
+        <w:rPr>
+          <w:rFonts w:ascii="Times New Roman" w:hAnsi="Times New Roman"/>
+          <w:sz w:val="24"/>
+        </w:rPr>
+        <w:t>левіята́н</w:t>
+      </w:r>
+      <w:r>
+        <w:rPr>
+          <w:rFonts w:ascii="Times New Roman" w:hAnsi="Times New Roman"/>
+          <w:sz w:val="24"/>
+        </w:rPr>
+        <w:t xml:space="preserve">, </w:t>
+      </w:r>
+      <w:r>
+        <w:rPr>
+          <w:rFonts w:ascii="Times New Roman" w:hAnsi="Times New Roman"/>
+          <w:sz w:val="24"/>
+        </w:rPr>
+        <w:t>яко́го</w:t>
+      </w:r>
+      <w:r>
+        <w:rPr>
+          <w:rFonts w:ascii="Times New Roman" w:hAnsi="Times New Roman"/>
+          <w:sz w:val="24"/>
+        </w:rPr>
+        <w:t xml:space="preserve"> Ти </w:t>
+      </w:r>
+      <w:r>
+        <w:rPr>
+          <w:rFonts w:ascii="Times New Roman" w:hAnsi="Times New Roman"/>
+          <w:sz w:val="24"/>
+        </w:rPr>
+        <w:t>створи́в</w:t>
+      </w:r>
+      <w:r>
+        <w:rPr>
+          <w:rFonts w:ascii="Times New Roman" w:hAnsi="Times New Roman"/>
+          <w:sz w:val="24"/>
+        </w:rPr>
+        <w:t xml:space="preserve">, щоб ним </w:t>
+      </w:r>
+      <w:r>
+        <w:rPr>
+          <w:rFonts w:ascii="Times New Roman" w:hAnsi="Times New Roman"/>
+          <w:sz w:val="24"/>
+        </w:rPr>
+        <w:t>ба́витися</w:t>
+      </w:r>
+      <w:r>
+        <w:rPr>
+          <w:rFonts w:ascii="Times New Roman" w:hAnsi="Times New Roman"/>
+          <w:sz w:val="24"/>
+        </w:rPr>
+        <w:t>.</w:t>
+      </w:r>
+    </w:p>
+    <w:p>
+      <w:pPr>
+        <w:pStyle w:val="a"/>
+        <w:spacing w:after="120"/>
+      </w:pPr>
+      <w:r>
+        <w:rPr>
+          <w:rFonts w:ascii="Times New Roman" w:hAnsi="Times New Roman"/>
+          <w:sz w:val="24"/>
+        </w:rPr>
+        <w:t xml:space="preserve">Усі́ вони́ від </w:t>
+      </w:r>
+      <w:r>
+        <w:rPr>
+          <w:rFonts w:ascii="Times New Roman" w:hAnsi="Times New Roman"/>
+          <w:sz w:val="24"/>
+        </w:rPr>
+        <w:t>Те́бе</w:t>
+      </w:r>
+      <w:r>
+        <w:rPr>
+          <w:rFonts w:ascii="Times New Roman" w:hAnsi="Times New Roman"/>
+          <w:sz w:val="24"/>
+        </w:rPr>
+        <w:t xml:space="preserve"> </w:t>
+      </w:r>
+      <w:r>
+        <w:rPr>
+          <w:rFonts w:ascii="Times New Roman" w:hAnsi="Times New Roman"/>
+          <w:sz w:val="24"/>
+        </w:rPr>
+        <w:t>дожида́ють</w:t>
+      </w:r>
+      <w:r>
+        <w:rPr>
+          <w:rFonts w:ascii="Times New Roman" w:hAnsi="Times New Roman"/>
+          <w:sz w:val="24"/>
+        </w:rPr>
+        <w:t xml:space="preserve">,* щоб дав їм у свій час </w:t>
+      </w:r>
+      <w:r>
+        <w:rPr>
+          <w:rFonts w:ascii="Times New Roman" w:hAnsi="Times New Roman"/>
+          <w:sz w:val="24"/>
+        </w:rPr>
+        <w:t>пожи́ву</w:t>
+      </w:r>
+      <w:r>
+        <w:rPr>
+          <w:rFonts w:ascii="Times New Roman" w:hAnsi="Times New Roman"/>
+          <w:sz w:val="24"/>
+        </w:rPr>
+        <w:t>.</w:t>
+      </w:r>
+    </w:p>
+    <w:p>
+      <w:pPr>
+        <w:pStyle w:val="a"/>
+        <w:spacing w:after="120"/>
+      </w:pPr>
+      <w:r>
+        <w:rPr>
+          <w:rFonts w:ascii="Times New Roman" w:hAnsi="Times New Roman"/>
+          <w:sz w:val="24"/>
+        </w:rPr>
+        <w:t xml:space="preserve">Коли́ </w:t>
+      </w:r>
+      <w:r>
+        <w:rPr>
+          <w:rFonts w:ascii="Times New Roman" w:hAnsi="Times New Roman"/>
+          <w:sz w:val="24"/>
+        </w:rPr>
+        <w:t>дає́ш</w:t>
+      </w:r>
+      <w:r>
+        <w:rPr>
+          <w:rFonts w:ascii="Times New Roman" w:hAnsi="Times New Roman"/>
+          <w:sz w:val="24"/>
+        </w:rPr>
+        <w:t xml:space="preserve"> їм, вони́ її́ </w:t>
+      </w:r>
+      <w:r>
+        <w:rPr>
+          <w:rFonts w:ascii="Times New Roman" w:hAnsi="Times New Roman"/>
+          <w:sz w:val="24"/>
+        </w:rPr>
+        <w:t>збира́ють</w:t>
+      </w:r>
+      <w:r>
+        <w:rPr>
+          <w:rFonts w:ascii="Times New Roman" w:hAnsi="Times New Roman"/>
+          <w:sz w:val="24"/>
+        </w:rPr>
+        <w:t xml:space="preserve">,* як </w:t>
+      </w:r>
+      <w:r>
+        <w:rPr>
+          <w:rFonts w:ascii="Times New Roman" w:hAnsi="Times New Roman"/>
+          <w:sz w:val="24"/>
+        </w:rPr>
+        <w:t>розту́люєш</w:t>
+      </w:r>
+      <w:r>
+        <w:rPr>
+          <w:rFonts w:ascii="Times New Roman" w:hAnsi="Times New Roman"/>
+          <w:sz w:val="24"/>
+        </w:rPr>
+        <w:t xml:space="preserve"> Твою́ </w:t>
+      </w:r>
+      <w:r>
+        <w:rPr>
+          <w:rFonts w:ascii="Times New Roman" w:hAnsi="Times New Roman"/>
+          <w:sz w:val="24"/>
+        </w:rPr>
+        <w:t>ру́ку</w:t>
+      </w:r>
+      <w:r>
+        <w:rPr>
+          <w:rFonts w:ascii="Times New Roman" w:hAnsi="Times New Roman"/>
+          <w:sz w:val="24"/>
+        </w:rPr>
+        <w:t xml:space="preserve">, вони́ </w:t>
+      </w:r>
+      <w:r>
+        <w:rPr>
+          <w:rFonts w:ascii="Times New Roman" w:hAnsi="Times New Roman"/>
+          <w:sz w:val="24"/>
+        </w:rPr>
+        <w:t>наси́чуються</w:t>
+      </w:r>
+      <w:r>
+        <w:rPr>
+          <w:rFonts w:ascii="Times New Roman" w:hAnsi="Times New Roman"/>
+          <w:sz w:val="24"/>
+        </w:rPr>
+        <w:t xml:space="preserve"> </w:t>
+      </w:r>
+      <w:r>
+        <w:rPr>
+          <w:rFonts w:ascii="Times New Roman" w:hAnsi="Times New Roman"/>
+          <w:sz w:val="24"/>
+        </w:rPr>
+        <w:t>бла́гом</w:t>
+      </w:r>
+      <w:r>
+        <w:rPr>
+          <w:rFonts w:ascii="Times New Roman" w:hAnsi="Times New Roman"/>
+          <w:sz w:val="24"/>
+        </w:rPr>
+        <w:t>.</w:t>
+      </w:r>
+    </w:p>
+    <w:p>
+      <w:pPr>
+        <w:pStyle w:val="a"/>
+        <w:spacing w:after="120"/>
+      </w:pPr>
+      <w:r>
+        <w:rPr>
+          <w:rFonts w:ascii="Times New Roman" w:hAnsi="Times New Roman"/>
+          <w:sz w:val="24"/>
+        </w:rPr>
+        <w:t xml:space="preserve">Вони́ </w:t>
+      </w:r>
+      <w:r>
+        <w:rPr>
+          <w:rFonts w:ascii="Times New Roman" w:hAnsi="Times New Roman"/>
+          <w:sz w:val="24"/>
+        </w:rPr>
+        <w:t>бенте́жаться</w:t>
+      </w:r>
+      <w:r>
+        <w:rPr>
+          <w:rFonts w:ascii="Times New Roman" w:hAnsi="Times New Roman"/>
+          <w:sz w:val="24"/>
+        </w:rPr>
+        <w:t xml:space="preserve">, коли́ </w:t>
+      </w:r>
+      <w:r>
+        <w:rPr>
+          <w:rFonts w:ascii="Times New Roman" w:hAnsi="Times New Roman"/>
+          <w:sz w:val="24"/>
+        </w:rPr>
+        <w:t>хова́єш</w:t>
+      </w:r>
+      <w:r>
+        <w:rPr>
+          <w:rFonts w:ascii="Times New Roman" w:hAnsi="Times New Roman"/>
+          <w:sz w:val="24"/>
+        </w:rPr>
+        <w:t xml:space="preserve"> вид Свій;* як </w:t>
+      </w:r>
+      <w:r>
+        <w:rPr>
+          <w:rFonts w:ascii="Times New Roman" w:hAnsi="Times New Roman"/>
+          <w:sz w:val="24"/>
+        </w:rPr>
+        <w:t>забира́єш</w:t>
+      </w:r>
+      <w:r>
+        <w:rPr>
+          <w:rFonts w:ascii="Times New Roman" w:hAnsi="Times New Roman"/>
+          <w:sz w:val="24"/>
+        </w:rPr>
+        <w:t xml:space="preserve"> дух у них, вони́ </w:t>
+      </w:r>
+      <w:r>
+        <w:rPr>
+          <w:rFonts w:ascii="Times New Roman" w:hAnsi="Times New Roman"/>
+          <w:sz w:val="24"/>
+        </w:rPr>
+        <w:t>ги́нуть</w:t>
+      </w:r>
+      <w:r>
+        <w:rPr>
+          <w:rFonts w:ascii="Times New Roman" w:hAnsi="Times New Roman"/>
+          <w:sz w:val="24"/>
+        </w:rPr>
+        <w:t xml:space="preserve"> і </w:t>
+      </w:r>
+      <w:r>
+        <w:rPr>
+          <w:rFonts w:ascii="Times New Roman" w:hAnsi="Times New Roman"/>
+          <w:sz w:val="24"/>
+        </w:rPr>
+        <w:t>поверта́ються</w:t>
+      </w:r>
+      <w:r>
+        <w:rPr>
+          <w:rFonts w:ascii="Times New Roman" w:hAnsi="Times New Roman"/>
+          <w:sz w:val="24"/>
+        </w:rPr>
+        <w:t xml:space="preserve"> у свій </w:t>
+      </w:r>
+      <w:r>
+        <w:rPr>
+          <w:rFonts w:ascii="Times New Roman" w:hAnsi="Times New Roman"/>
+          <w:sz w:val="24"/>
+        </w:rPr>
+        <w:t>по́рох</w:t>
+      </w:r>
+      <w:r>
+        <w:rPr>
+          <w:rFonts w:ascii="Times New Roman" w:hAnsi="Times New Roman"/>
+          <w:sz w:val="24"/>
+        </w:rPr>
+        <w:t>.</w:t>
+      </w:r>
+    </w:p>
+    <w:p>
+      <w:pPr>
+        <w:pStyle w:val="a"/>
+        <w:spacing w:after="120"/>
+      </w:pPr>
+      <w:r>
+        <w:rPr>
+          <w:rFonts w:ascii="Times New Roman" w:hAnsi="Times New Roman"/>
+          <w:sz w:val="24"/>
+        </w:rPr>
+        <w:t>Зішле́ш</w:t>
+      </w:r>
+      <w:r>
+        <w:rPr>
+          <w:rFonts w:ascii="Times New Roman" w:hAnsi="Times New Roman"/>
+          <w:sz w:val="24"/>
+        </w:rPr>
+        <w:t xml:space="preserve"> Свій дух, – вони́ </w:t>
+      </w:r>
+      <w:r>
+        <w:rPr>
+          <w:rFonts w:ascii="Times New Roman" w:hAnsi="Times New Roman"/>
+          <w:sz w:val="24"/>
+        </w:rPr>
+        <w:t>ожива́ють</w:t>
+      </w:r>
+      <w:r>
+        <w:rPr>
+          <w:rFonts w:ascii="Times New Roman" w:hAnsi="Times New Roman"/>
+          <w:sz w:val="24"/>
+        </w:rPr>
+        <w:t xml:space="preserve">,* і Ти </w:t>
+      </w:r>
+      <w:r>
+        <w:rPr>
+          <w:rFonts w:ascii="Times New Roman" w:hAnsi="Times New Roman"/>
+          <w:sz w:val="24"/>
+        </w:rPr>
+        <w:t>відно́влюєш</w:t>
+      </w:r>
+      <w:r>
+        <w:rPr>
+          <w:rFonts w:ascii="Times New Roman" w:hAnsi="Times New Roman"/>
+          <w:sz w:val="24"/>
+        </w:rPr>
+        <w:t xml:space="preserve"> лице́ землі́.</w:t>
+      </w:r>
+    </w:p>
+    <w:p>
+      <w:pPr>
+        <w:pStyle w:val="a"/>
+        <w:spacing w:after="120"/>
+      </w:pPr>
+      <w:r>
+        <w:rPr>
+          <w:rFonts w:ascii="Times New Roman" w:hAnsi="Times New Roman"/>
+          <w:sz w:val="24"/>
+        </w:rPr>
+        <w:t>Неха́й</w:t>
+      </w:r>
+      <w:r>
+        <w:rPr>
+          <w:rFonts w:ascii="Times New Roman" w:hAnsi="Times New Roman"/>
+          <w:sz w:val="24"/>
+        </w:rPr>
+        <w:t xml:space="preserve"> </w:t>
+      </w:r>
+      <w:r>
+        <w:rPr>
+          <w:rFonts w:ascii="Times New Roman" w:hAnsi="Times New Roman"/>
+          <w:sz w:val="24"/>
+        </w:rPr>
+        <w:t>сла́ва</w:t>
+      </w:r>
+      <w:r>
+        <w:rPr>
+          <w:rFonts w:ascii="Times New Roman" w:hAnsi="Times New Roman"/>
+          <w:sz w:val="24"/>
+        </w:rPr>
+        <w:t xml:space="preserve"> </w:t>
+      </w:r>
+      <w:r>
+        <w:rPr>
+          <w:rFonts w:ascii="Times New Roman" w:hAnsi="Times New Roman"/>
+          <w:sz w:val="24"/>
+        </w:rPr>
+        <w:t>Госпо́дня</w:t>
+      </w:r>
+      <w:r>
+        <w:rPr>
+          <w:rFonts w:ascii="Times New Roman" w:hAnsi="Times New Roman"/>
+          <w:sz w:val="24"/>
+        </w:rPr>
+        <w:t xml:space="preserve"> </w:t>
+      </w:r>
+      <w:r>
+        <w:rPr>
+          <w:rFonts w:ascii="Times New Roman" w:hAnsi="Times New Roman"/>
+          <w:sz w:val="24"/>
+        </w:rPr>
+        <w:t>бу́де</w:t>
+      </w:r>
+      <w:r>
+        <w:rPr>
+          <w:rFonts w:ascii="Times New Roman" w:hAnsi="Times New Roman"/>
+          <w:sz w:val="24"/>
+        </w:rPr>
+        <w:t xml:space="preserve"> </w:t>
+      </w:r>
+      <w:r>
+        <w:rPr>
+          <w:rFonts w:ascii="Times New Roman" w:hAnsi="Times New Roman"/>
+          <w:sz w:val="24"/>
+        </w:rPr>
+        <w:t>пові́ки</w:t>
+      </w:r>
+      <w:r>
+        <w:rPr>
+          <w:rFonts w:ascii="Times New Roman" w:hAnsi="Times New Roman"/>
+          <w:sz w:val="24"/>
+        </w:rPr>
+        <w:t xml:space="preserve">,* </w:t>
+      </w:r>
+      <w:r>
+        <w:rPr>
+          <w:rFonts w:ascii="Times New Roman" w:hAnsi="Times New Roman"/>
+          <w:sz w:val="24"/>
+        </w:rPr>
+        <w:t>неха́й</w:t>
+      </w:r>
+      <w:r>
+        <w:rPr>
+          <w:rFonts w:ascii="Times New Roman" w:hAnsi="Times New Roman"/>
+          <w:sz w:val="24"/>
+        </w:rPr>
+        <w:t xml:space="preserve"> </w:t>
+      </w:r>
+      <w:r>
+        <w:rPr>
+          <w:rFonts w:ascii="Times New Roman" w:hAnsi="Times New Roman"/>
+          <w:sz w:val="24"/>
+        </w:rPr>
+        <w:t>Госпо́дь</w:t>
+      </w:r>
+      <w:r>
+        <w:rPr>
+          <w:rFonts w:ascii="Times New Roman" w:hAnsi="Times New Roman"/>
+          <w:sz w:val="24"/>
+        </w:rPr>
+        <w:t xml:space="preserve"> </w:t>
+      </w:r>
+      <w:r>
+        <w:rPr>
+          <w:rFonts w:ascii="Times New Roman" w:hAnsi="Times New Roman"/>
+          <w:sz w:val="24"/>
+        </w:rPr>
+        <w:t>раді́є</w:t>
+      </w:r>
+      <w:r>
+        <w:rPr>
+          <w:rFonts w:ascii="Times New Roman" w:hAnsi="Times New Roman"/>
+          <w:sz w:val="24"/>
+        </w:rPr>
+        <w:t xml:space="preserve"> </w:t>
+      </w:r>
+      <w:r>
+        <w:rPr>
+          <w:rFonts w:ascii="Times New Roman" w:hAnsi="Times New Roman"/>
+          <w:sz w:val="24"/>
+        </w:rPr>
+        <w:t>тво́рами</w:t>
+      </w:r>
+      <w:r>
+        <w:rPr>
+          <w:rFonts w:ascii="Times New Roman" w:hAnsi="Times New Roman"/>
+          <w:sz w:val="24"/>
+        </w:rPr>
+        <w:t xml:space="preserve"> </w:t>
+      </w:r>
+      <w:r>
+        <w:rPr>
+          <w:rFonts w:ascii="Times New Roman" w:hAnsi="Times New Roman"/>
+          <w:sz w:val="24"/>
+        </w:rPr>
+        <w:t>Свої́ми</w:t>
+      </w:r>
+      <w:r>
+        <w:rPr>
+          <w:rFonts w:ascii="Times New Roman" w:hAnsi="Times New Roman"/>
+          <w:sz w:val="24"/>
+        </w:rPr>
+        <w:t>.</w:t>
+      </w:r>
+    </w:p>
+    <w:p>
+      <w:pPr>
+        <w:pStyle w:val="a"/>
+        <w:spacing w:after="120"/>
+      </w:pPr>
+      <w:r>
+        <w:rPr>
+          <w:rFonts w:ascii="Times New Roman" w:hAnsi="Times New Roman"/>
+          <w:sz w:val="24"/>
+        </w:rPr>
+        <w:t>Спогля́не</w:t>
+      </w:r>
+      <w:r>
+        <w:rPr>
+          <w:rFonts w:ascii="Times New Roman" w:hAnsi="Times New Roman"/>
+          <w:sz w:val="24"/>
+        </w:rPr>
+        <w:t xml:space="preserve"> Він на </w:t>
+      </w:r>
+      <w:r>
+        <w:rPr>
+          <w:rFonts w:ascii="Times New Roman" w:hAnsi="Times New Roman"/>
+          <w:sz w:val="24"/>
+        </w:rPr>
+        <w:t>зе́млю</w:t>
+      </w:r>
+      <w:r>
+        <w:rPr>
+          <w:rFonts w:ascii="Times New Roman" w:hAnsi="Times New Roman"/>
+          <w:sz w:val="24"/>
+        </w:rPr>
+        <w:t xml:space="preserve">, і вона́ </w:t>
+      </w:r>
+      <w:r>
+        <w:rPr>
+          <w:rFonts w:ascii="Times New Roman" w:hAnsi="Times New Roman"/>
+          <w:sz w:val="24"/>
+        </w:rPr>
+        <w:t>стряса́ється</w:t>
+      </w:r>
+      <w:r>
+        <w:rPr>
+          <w:rFonts w:ascii="Times New Roman" w:hAnsi="Times New Roman"/>
+          <w:sz w:val="24"/>
+        </w:rPr>
+        <w:t xml:space="preserve">,* </w:t>
+      </w:r>
+      <w:r>
+        <w:rPr>
+          <w:rFonts w:ascii="Times New Roman" w:hAnsi="Times New Roman"/>
+          <w:sz w:val="24"/>
+        </w:rPr>
+        <w:t>торкне́ться</w:t>
+      </w:r>
+      <w:r>
+        <w:rPr>
+          <w:rFonts w:ascii="Times New Roman" w:hAnsi="Times New Roman"/>
+          <w:sz w:val="24"/>
+        </w:rPr>
+        <w:t xml:space="preserve"> гір, вони́ </w:t>
+      </w:r>
+      <w:r>
+        <w:rPr>
+          <w:rFonts w:ascii="Times New Roman" w:hAnsi="Times New Roman"/>
+          <w:sz w:val="24"/>
+        </w:rPr>
+        <w:t>диму́ють</w:t>
+      </w:r>
+      <w:r>
+        <w:rPr>
+          <w:rFonts w:ascii="Times New Roman" w:hAnsi="Times New Roman"/>
+          <w:sz w:val="24"/>
+        </w:rPr>
+        <w:t>.</w:t>
+      </w:r>
+    </w:p>
+    <w:p>
+      <w:pPr>
+        <w:pStyle w:val="a"/>
+        <w:spacing w:after="120"/>
+      </w:pPr>
+      <w:r>
+        <w:rPr>
+          <w:rFonts w:ascii="Times New Roman" w:hAnsi="Times New Roman"/>
+          <w:sz w:val="24"/>
+        </w:rPr>
+        <w:t xml:space="preserve">Я </w:t>
+      </w:r>
+      <w:r>
+        <w:rPr>
+          <w:rFonts w:ascii="Times New Roman" w:hAnsi="Times New Roman"/>
+          <w:sz w:val="24"/>
+        </w:rPr>
+        <w:t>бу́ду</w:t>
+      </w:r>
+      <w:r>
+        <w:rPr>
+          <w:rFonts w:ascii="Times New Roman" w:hAnsi="Times New Roman"/>
+          <w:sz w:val="24"/>
+        </w:rPr>
+        <w:t xml:space="preserve"> </w:t>
+      </w:r>
+      <w:r>
+        <w:rPr>
+          <w:rFonts w:ascii="Times New Roman" w:hAnsi="Times New Roman"/>
+          <w:sz w:val="24"/>
+        </w:rPr>
+        <w:t>Го́сподеві</w:t>
+      </w:r>
+      <w:r>
+        <w:rPr>
+          <w:rFonts w:ascii="Times New Roman" w:hAnsi="Times New Roman"/>
+          <w:sz w:val="24"/>
+        </w:rPr>
+        <w:t xml:space="preserve"> </w:t>
+      </w:r>
+      <w:r>
+        <w:rPr>
+          <w:rFonts w:ascii="Times New Roman" w:hAnsi="Times New Roman"/>
+          <w:sz w:val="24"/>
+        </w:rPr>
+        <w:t>спі́вати</w:t>
+      </w:r>
+      <w:r>
+        <w:rPr>
+          <w:rFonts w:ascii="Times New Roman" w:hAnsi="Times New Roman"/>
+          <w:sz w:val="24"/>
+        </w:rPr>
+        <w:t xml:space="preserve"> </w:t>
+      </w:r>
+      <w:r>
+        <w:rPr>
+          <w:rFonts w:ascii="Times New Roman" w:hAnsi="Times New Roman"/>
+          <w:sz w:val="24"/>
+        </w:rPr>
+        <w:t>по́ки</w:t>
+      </w:r>
+      <w:r>
+        <w:rPr>
+          <w:rFonts w:ascii="Times New Roman" w:hAnsi="Times New Roman"/>
+          <w:sz w:val="24"/>
+        </w:rPr>
+        <w:t xml:space="preserve"> життя́ мого́,* псалми́ </w:t>
+      </w:r>
+      <w:r>
+        <w:rPr>
+          <w:rFonts w:ascii="Times New Roman" w:hAnsi="Times New Roman"/>
+          <w:sz w:val="24"/>
+        </w:rPr>
+        <w:t>співа́тиму</w:t>
+      </w:r>
+      <w:r>
+        <w:rPr>
+          <w:rFonts w:ascii="Times New Roman" w:hAnsi="Times New Roman"/>
+          <w:sz w:val="24"/>
+        </w:rPr>
+        <w:t xml:space="preserve">, </w:t>
+      </w:r>
+      <w:r>
+        <w:rPr>
+          <w:rFonts w:ascii="Times New Roman" w:hAnsi="Times New Roman"/>
+          <w:sz w:val="24"/>
+        </w:rPr>
+        <w:t>по́ки</w:t>
+      </w:r>
+      <w:r>
+        <w:rPr>
+          <w:rFonts w:ascii="Times New Roman" w:hAnsi="Times New Roman"/>
+          <w:sz w:val="24"/>
+        </w:rPr>
+        <w:t xml:space="preserve"> </w:t>
+      </w:r>
+      <w:r>
+        <w:rPr>
+          <w:rFonts w:ascii="Times New Roman" w:hAnsi="Times New Roman"/>
+          <w:sz w:val="24"/>
+        </w:rPr>
+        <w:t>бу́ду</w:t>
+      </w:r>
+      <w:r>
+        <w:rPr>
+          <w:rFonts w:ascii="Times New Roman" w:hAnsi="Times New Roman"/>
+          <w:sz w:val="24"/>
+        </w:rPr>
+        <w:t xml:space="preserve"> </w:t>
+      </w:r>
+      <w:r>
+        <w:rPr>
+          <w:rFonts w:ascii="Times New Roman" w:hAnsi="Times New Roman"/>
+          <w:sz w:val="24"/>
+        </w:rPr>
+        <w:t>жи́ти</w:t>
+      </w:r>
+      <w:r>
+        <w:rPr>
+          <w:rFonts w:ascii="Times New Roman" w:hAnsi="Times New Roman"/>
+          <w:sz w:val="24"/>
+        </w:rPr>
+        <w:t>.</w:t>
+      </w:r>
+    </w:p>
+    <w:p>
+      <w:pPr>
+        <w:pStyle w:val="a"/>
+        <w:spacing w:after="120"/>
+      </w:pPr>
+      <w:r>
+        <w:rPr>
+          <w:rFonts w:ascii="Times New Roman" w:hAnsi="Times New Roman"/>
+          <w:sz w:val="24"/>
+        </w:rPr>
+        <w:t>Неха́й</w:t>
+      </w:r>
+      <w:r>
+        <w:rPr>
+          <w:rFonts w:ascii="Times New Roman" w:hAnsi="Times New Roman"/>
+          <w:sz w:val="24"/>
+        </w:rPr>
+        <w:t xml:space="preserve"> </w:t>
+      </w:r>
+      <w:r>
+        <w:rPr>
+          <w:rFonts w:ascii="Times New Roman" w:hAnsi="Times New Roman"/>
+          <w:sz w:val="24"/>
+        </w:rPr>
+        <w:t>бу́де</w:t>
+      </w:r>
+      <w:r>
+        <w:rPr>
+          <w:rFonts w:ascii="Times New Roman" w:hAnsi="Times New Roman"/>
+          <w:sz w:val="24"/>
+        </w:rPr>
+        <w:t xml:space="preserve"> </w:t>
+      </w:r>
+      <w:r>
+        <w:rPr>
+          <w:rFonts w:ascii="Times New Roman" w:hAnsi="Times New Roman"/>
+          <w:sz w:val="24"/>
+        </w:rPr>
+        <w:t>приє́мна</w:t>
+      </w:r>
+      <w:r>
+        <w:rPr>
+          <w:rFonts w:ascii="Times New Roman" w:hAnsi="Times New Roman"/>
+          <w:sz w:val="24"/>
+        </w:rPr>
+        <w:t xml:space="preserve"> Йому́ моя́ </w:t>
+      </w:r>
+      <w:r>
+        <w:rPr>
+          <w:rFonts w:ascii="Times New Roman" w:hAnsi="Times New Roman"/>
+          <w:sz w:val="24"/>
+        </w:rPr>
+        <w:t>пі́сня</w:t>
+      </w:r>
+      <w:r>
+        <w:rPr>
+          <w:rFonts w:ascii="Times New Roman" w:hAnsi="Times New Roman"/>
+          <w:sz w:val="24"/>
+        </w:rPr>
+        <w:t xml:space="preserve">;* у </w:t>
+      </w:r>
+      <w:r>
+        <w:rPr>
+          <w:rFonts w:ascii="Times New Roman" w:hAnsi="Times New Roman"/>
+          <w:sz w:val="24"/>
+        </w:rPr>
+        <w:t>Го́споді</w:t>
+      </w:r>
+      <w:r>
+        <w:rPr>
+          <w:rFonts w:ascii="Times New Roman" w:hAnsi="Times New Roman"/>
+          <w:sz w:val="24"/>
+        </w:rPr>
+        <w:t xml:space="preserve"> я </w:t>
+      </w:r>
+      <w:r>
+        <w:rPr>
+          <w:rFonts w:ascii="Times New Roman" w:hAnsi="Times New Roman"/>
+          <w:sz w:val="24"/>
+        </w:rPr>
+        <w:t>весели́тимусь</w:t>
+      </w:r>
+      <w:r>
+        <w:rPr>
+          <w:rFonts w:ascii="Times New Roman" w:hAnsi="Times New Roman"/>
+          <w:sz w:val="24"/>
+        </w:rPr>
+        <w:t>.</w:t>
+      </w:r>
+    </w:p>
+    <w:p>
+      <w:pPr>
+        <w:pStyle w:val="a"/>
+        <w:spacing w:after="120"/>
+      </w:pPr>
+      <w:r>
+        <w:rPr>
+          <w:rFonts w:ascii="Times New Roman" w:hAnsi="Times New Roman"/>
+          <w:sz w:val="24"/>
+        </w:rPr>
+        <w:t>Неха́й</w:t>
+      </w:r>
+      <w:r>
+        <w:rPr>
+          <w:rFonts w:ascii="Times New Roman" w:hAnsi="Times New Roman"/>
+          <w:sz w:val="24"/>
+        </w:rPr>
+        <w:t xml:space="preserve"> </w:t>
+      </w:r>
+      <w:r>
+        <w:rPr>
+          <w:rFonts w:ascii="Times New Roman" w:hAnsi="Times New Roman"/>
+          <w:sz w:val="24"/>
+        </w:rPr>
+        <w:t>грі́шники</w:t>
+      </w:r>
+      <w:r>
+        <w:rPr>
+          <w:rFonts w:ascii="Times New Roman" w:hAnsi="Times New Roman"/>
+          <w:sz w:val="24"/>
+        </w:rPr>
+        <w:t xml:space="preserve"> з землі </w:t>
+      </w:r>
+      <w:r>
+        <w:rPr>
+          <w:rFonts w:ascii="Times New Roman" w:hAnsi="Times New Roman"/>
+          <w:sz w:val="24"/>
+        </w:rPr>
+        <w:t>ще́знуть</w:t>
+      </w:r>
+      <w:r>
+        <w:rPr>
+          <w:rFonts w:ascii="Times New Roman" w:hAnsi="Times New Roman"/>
+          <w:sz w:val="24"/>
+        </w:rPr>
+        <w:t xml:space="preserve">, і </w:t>
+      </w:r>
+      <w:r>
+        <w:rPr>
+          <w:rFonts w:ascii="Times New Roman" w:hAnsi="Times New Roman"/>
+          <w:sz w:val="24"/>
+        </w:rPr>
+        <w:t>беззако́нних</w:t>
+      </w:r>
+      <w:r>
+        <w:rPr>
+          <w:rFonts w:ascii="Times New Roman" w:hAnsi="Times New Roman"/>
+          <w:sz w:val="24"/>
+        </w:rPr>
+        <w:t xml:space="preserve"> </w:t>
+      </w:r>
+      <w:r>
+        <w:rPr>
+          <w:rFonts w:ascii="Times New Roman" w:hAnsi="Times New Roman"/>
+          <w:sz w:val="24"/>
+        </w:rPr>
+        <w:t>бі́льше</w:t>
+      </w:r>
+      <w:r>
+        <w:rPr>
+          <w:rFonts w:ascii="Times New Roman" w:hAnsi="Times New Roman"/>
+          <w:sz w:val="24"/>
+        </w:rPr>
+        <w:t xml:space="preserve"> </w:t>
+      </w:r>
+      <w:r>
+        <w:rPr>
+          <w:rFonts w:ascii="Times New Roman" w:hAnsi="Times New Roman"/>
+          <w:sz w:val="24"/>
+        </w:rPr>
+        <w:t>неха́й</w:t>
+      </w:r>
+      <w:r>
+        <w:rPr>
+          <w:rFonts w:ascii="Times New Roman" w:hAnsi="Times New Roman"/>
+          <w:sz w:val="24"/>
+        </w:rPr>
+        <w:t xml:space="preserve"> не бу́де.* Благослови́, душе́ моя́, </w:t>
+      </w:r>
+      <w:r>
+        <w:rPr>
+          <w:rFonts w:ascii="Times New Roman" w:hAnsi="Times New Roman"/>
+          <w:sz w:val="24"/>
+        </w:rPr>
+        <w:t>Го́спода</w:t>
+      </w:r>
+      <w:r>
+        <w:rPr>
+          <w:rFonts w:ascii="Times New Roman" w:hAnsi="Times New Roman"/>
+          <w:sz w:val="24"/>
+        </w:rPr>
+        <w:t>.</w:t>
+      </w:r>
+    </w:p>
+    <w:p>
+      <w:pPr>
+        <w:pStyle w:val="a"/>
+        <w:spacing w:after="120"/>
+      </w:pPr>
+      <w:r>
+        <w:rPr>
+          <w:rFonts w:ascii="Times New Roman" w:hAnsi="Times New Roman"/>
+          <w:sz w:val="24"/>
+        </w:rPr>
+        <w:t>Со́нце</w:t>
+      </w:r>
+      <w:r>
+        <w:rPr>
+          <w:rFonts w:ascii="Times New Roman" w:hAnsi="Times New Roman"/>
+          <w:sz w:val="24"/>
+        </w:rPr>
+        <w:t xml:space="preserve"> </w:t>
+      </w:r>
+      <w:r>
+        <w:rPr>
+          <w:rFonts w:ascii="Times New Roman" w:hAnsi="Times New Roman"/>
+          <w:sz w:val="24"/>
+        </w:rPr>
+        <w:t>зна́є</w:t>
+      </w:r>
+      <w:r>
+        <w:rPr>
+          <w:rFonts w:ascii="Times New Roman" w:hAnsi="Times New Roman"/>
+          <w:sz w:val="24"/>
+        </w:rPr>
+        <w:t xml:space="preserve"> свій </w:t>
+      </w:r>
+      <w:r>
+        <w:rPr>
+          <w:rFonts w:ascii="Times New Roman" w:hAnsi="Times New Roman"/>
+          <w:sz w:val="24"/>
+        </w:rPr>
+        <w:t>за́хід</w:t>
+      </w:r>
+      <w:r>
+        <w:rPr>
+          <w:rFonts w:ascii="Times New Roman" w:hAnsi="Times New Roman"/>
+          <w:sz w:val="24"/>
+        </w:rPr>
+        <w:t xml:space="preserve">,* </w:t>
+      </w:r>
+      <w:r>
+        <w:rPr>
+          <w:rFonts w:ascii="Times New Roman" w:hAnsi="Times New Roman"/>
+          <w:sz w:val="24"/>
+        </w:rPr>
+        <w:t>наво́диш</w:t>
+      </w:r>
+      <w:r>
+        <w:rPr>
+          <w:rFonts w:ascii="Times New Roman" w:hAnsi="Times New Roman"/>
+          <w:sz w:val="24"/>
+        </w:rPr>
+        <w:t xml:space="preserve"> </w:t>
+      </w:r>
+      <w:r>
+        <w:rPr>
+          <w:rFonts w:ascii="Times New Roman" w:hAnsi="Times New Roman"/>
+          <w:sz w:val="24"/>
+        </w:rPr>
+        <w:t>те́мряву</w:t>
+      </w:r>
+      <w:r>
+        <w:rPr>
+          <w:rFonts w:ascii="Times New Roman" w:hAnsi="Times New Roman"/>
+          <w:sz w:val="24"/>
+        </w:rPr>
+        <w:t xml:space="preserve">, і ніч </w:t>
+      </w:r>
+      <w:r>
+        <w:rPr>
+          <w:rFonts w:ascii="Times New Roman" w:hAnsi="Times New Roman"/>
+          <w:sz w:val="24"/>
+        </w:rPr>
+        <w:t>надхо́дить</w:t>
+      </w:r>
+      <w:r>
+        <w:rPr>
+          <w:rFonts w:ascii="Times New Roman" w:hAnsi="Times New Roman"/>
+          <w:sz w:val="24"/>
+        </w:rPr>
+        <w:t>.</w:t>
+      </w:r>
+    </w:p>
+    <w:p>
+      <w:pPr>
+        <w:pStyle w:val="a"/>
+        <w:spacing w:after="120"/>
+      </w:pPr>
+      <w:r>
+        <w:rPr>
+          <w:rFonts w:ascii="Times New Roman" w:hAnsi="Times New Roman"/>
+          <w:sz w:val="24"/>
+        </w:rPr>
+        <w:t xml:space="preserve">Яка́ їх, </w:t>
+      </w:r>
+      <w:r>
+        <w:rPr>
+          <w:rFonts w:ascii="Times New Roman" w:hAnsi="Times New Roman"/>
+          <w:sz w:val="24"/>
+        </w:rPr>
+        <w:t>Твої́х</w:t>
+      </w:r>
+      <w:r>
+        <w:rPr>
+          <w:rFonts w:ascii="Times New Roman" w:hAnsi="Times New Roman"/>
+          <w:sz w:val="24"/>
+        </w:rPr>
+        <w:t xml:space="preserve"> діл, </w:t>
+      </w:r>
+      <w:r>
+        <w:rPr>
+          <w:rFonts w:ascii="Times New Roman" w:hAnsi="Times New Roman"/>
+          <w:sz w:val="24"/>
+        </w:rPr>
+        <w:t>Го́споди</w:t>
+      </w:r>
+      <w:r>
+        <w:rPr>
+          <w:rFonts w:ascii="Times New Roman" w:hAnsi="Times New Roman"/>
+          <w:sz w:val="24"/>
+        </w:rPr>
+        <w:t xml:space="preserve">, </w:t>
+      </w:r>
+      <w:r>
+        <w:rPr>
+          <w:rFonts w:ascii="Times New Roman" w:hAnsi="Times New Roman"/>
+          <w:sz w:val="24"/>
+        </w:rPr>
+        <w:t>си́ла</w:t>
+      </w:r>
+      <w:r>
+        <w:rPr>
+          <w:rFonts w:ascii="Times New Roman" w:hAnsi="Times New Roman"/>
+          <w:sz w:val="24"/>
+        </w:rPr>
+        <w:t xml:space="preserve">!* У </w:t>
+      </w:r>
+      <w:r>
+        <w:rPr>
+          <w:rFonts w:ascii="Times New Roman" w:hAnsi="Times New Roman"/>
+          <w:sz w:val="24"/>
+        </w:rPr>
+        <w:t>му́дрості</w:t>
+      </w:r>
+      <w:r>
+        <w:rPr>
+          <w:rFonts w:ascii="Times New Roman" w:hAnsi="Times New Roman"/>
+          <w:sz w:val="24"/>
+        </w:rPr>
+        <w:t xml:space="preserve"> все Ти </w:t>
+      </w:r>
+      <w:r>
+        <w:rPr>
+          <w:rFonts w:ascii="Times New Roman" w:hAnsi="Times New Roman"/>
+          <w:sz w:val="24"/>
+        </w:rPr>
+        <w:t>створи́в</w:t>
+      </w:r>
+      <w:r>
+        <w:rPr>
+          <w:rFonts w:ascii="Times New Roman" w:hAnsi="Times New Roman"/>
+          <w:sz w:val="24"/>
+        </w:rPr>
+        <w:t>.</w:t>
+      </w:r>
+    </w:p>
+    <w:p>
+      <w:pPr>
+        <w:pStyle w:val="a"/>
+        <w:spacing w:after="120"/>
+      </w:pPr>
+      <w:r>
+        <w:rPr>
+          <w:rFonts w:ascii="Times New Roman" w:hAnsi="Times New Roman"/>
+          <w:sz w:val="24"/>
+        </w:rPr>
+        <w:t>Сла́ва</w:t>
+      </w:r>
+      <w:r>
+        <w:rPr>
+          <w:rFonts w:ascii="Times New Roman" w:hAnsi="Times New Roman"/>
+          <w:sz w:val="24"/>
+        </w:rPr>
+        <w:t xml:space="preserve"> Отцю́, і </w:t>
+      </w:r>
+      <w:r>
+        <w:rPr>
+          <w:rFonts w:ascii="Times New Roman" w:hAnsi="Times New Roman"/>
+          <w:sz w:val="24"/>
+        </w:rPr>
+        <w:t>Си́ну</w:t>
+      </w:r>
+      <w:r>
+        <w:rPr>
+          <w:rFonts w:ascii="Times New Roman" w:hAnsi="Times New Roman"/>
+          <w:sz w:val="24"/>
+        </w:rPr>
+        <w:t xml:space="preserve">, і </w:t>
+      </w:r>
+      <w:r>
+        <w:rPr>
+          <w:rFonts w:ascii="Times New Roman" w:hAnsi="Times New Roman"/>
+          <w:sz w:val="24"/>
+        </w:rPr>
+        <w:t>Свято́му</w:t>
+      </w:r>
+      <w:r>
+        <w:rPr>
+          <w:rFonts w:ascii="Times New Roman" w:hAnsi="Times New Roman"/>
+          <w:sz w:val="24"/>
+        </w:rPr>
+        <w:t xml:space="preserve"> </w:t>
+      </w:r>
+      <w:r>
+        <w:rPr>
+          <w:rFonts w:ascii="Times New Roman" w:hAnsi="Times New Roman"/>
+          <w:sz w:val="24"/>
+        </w:rPr>
+        <w:t>Ду́хові</w:t>
+      </w:r>
+      <w:r>
+        <w:rPr>
+          <w:rFonts w:ascii="Times New Roman" w:hAnsi="Times New Roman"/>
+          <w:sz w:val="24"/>
+        </w:rPr>
+        <w:t xml:space="preserve">,* І </w:t>
+      </w:r>
+      <w:r>
+        <w:rPr>
+          <w:rFonts w:ascii="Times New Roman" w:hAnsi="Times New Roman"/>
+          <w:sz w:val="24"/>
+        </w:rPr>
+        <w:t>ни́ні</w:t>
+      </w:r>
+      <w:r>
+        <w:rPr>
+          <w:rFonts w:ascii="Times New Roman" w:hAnsi="Times New Roman"/>
+          <w:sz w:val="24"/>
+        </w:rPr>
+        <w:t xml:space="preserve">, і </w:t>
+      </w:r>
+      <w:r>
+        <w:rPr>
+          <w:rFonts w:ascii="Times New Roman" w:hAnsi="Times New Roman"/>
+          <w:sz w:val="24"/>
+        </w:rPr>
+        <w:t>повсякча́с</w:t>
+      </w:r>
+      <w:r>
+        <w:rPr>
+          <w:rFonts w:ascii="Times New Roman" w:hAnsi="Times New Roman"/>
+          <w:sz w:val="24"/>
+        </w:rPr>
+        <w:t xml:space="preserve">, і на </w:t>
+      </w:r>
+      <w:r>
+        <w:rPr>
+          <w:rFonts w:ascii="Times New Roman" w:hAnsi="Times New Roman"/>
+          <w:sz w:val="24"/>
+        </w:rPr>
+        <w:t>ві́ки</w:t>
+      </w:r>
+      <w:r>
+        <w:rPr>
+          <w:rFonts w:ascii="Times New Roman" w:hAnsi="Times New Roman"/>
+          <w:sz w:val="24"/>
+        </w:rPr>
+        <w:t xml:space="preserve"> </w:t>
+      </w:r>
+      <w:r>
+        <w:rPr>
+          <w:rFonts w:ascii="Times New Roman" w:hAnsi="Times New Roman"/>
+          <w:sz w:val="24"/>
+        </w:rPr>
+        <w:t>вікі́в</w:t>
+      </w:r>
+      <w:r>
+        <w:rPr>
+          <w:rFonts w:ascii="Times New Roman" w:hAnsi="Times New Roman"/>
+          <w:sz w:val="24"/>
+        </w:rPr>
+        <w:t xml:space="preserve">. </w:t>
+      </w:r>
+      <w:r>
+        <w:rPr>
+          <w:rFonts w:ascii="Times New Roman" w:hAnsi="Times New Roman"/>
+          <w:sz w:val="24"/>
+        </w:rPr>
+        <w:t>Амі́нь</w:t>
+      </w:r>
+      <w:r>
+        <w:rPr>
+          <w:rFonts w:ascii="Times New Roman" w:hAnsi="Times New Roman"/>
+          <w:sz w:val="24"/>
+        </w:rPr>
+        <w:t>.</w:t>
+      </w:r>
+    </w:p>
+    <w:p>
+      <w:pPr>
+        <w:pStyle w:val="a"/>
+        <w:spacing w:after="120"/>
+      </w:pPr>
+      <w:r>
+        <w:rPr>
+          <w:rFonts w:ascii="Times New Roman" w:hAnsi="Times New Roman"/>
+          <w:sz w:val="24"/>
+        </w:rPr>
+        <w:t>Алилу́я</w:t>
+      </w:r>
+      <w:r>
+        <w:rPr>
+          <w:rFonts w:ascii="Times New Roman" w:hAnsi="Times New Roman"/>
+          <w:sz w:val="24"/>
+        </w:rPr>
+        <w:t xml:space="preserve">, </w:t>
+      </w:r>
+      <w:r>
+        <w:rPr>
+          <w:rFonts w:ascii="Times New Roman" w:hAnsi="Times New Roman"/>
+          <w:sz w:val="24"/>
+        </w:rPr>
+        <w:t>алилу́я</w:t>
+      </w:r>
+      <w:r>
+        <w:rPr>
+          <w:rFonts w:ascii="Times New Roman" w:hAnsi="Times New Roman"/>
+          <w:sz w:val="24"/>
+        </w:rPr>
+        <w:t xml:space="preserve">, </w:t>
+      </w:r>
+      <w:r>
+        <w:rPr>
+          <w:rFonts w:ascii="Times New Roman" w:hAnsi="Times New Roman"/>
+          <w:sz w:val="24"/>
+        </w:rPr>
+        <w:t>алилу́я</w:t>
+      </w:r>
+      <w:r>
+        <w:rPr>
+          <w:rFonts w:ascii="Times New Roman" w:hAnsi="Times New Roman"/>
+          <w:sz w:val="24"/>
+        </w:rPr>
+        <w:t xml:space="preserve">, </w:t>
+      </w:r>
+      <w:r>
+        <w:rPr>
+          <w:rFonts w:ascii="Times New Roman" w:hAnsi="Times New Roman"/>
+          <w:sz w:val="24"/>
+        </w:rPr>
+        <w:t>сла́ва</w:t>
+      </w:r>
+      <w:r>
+        <w:rPr>
+          <w:rFonts w:ascii="Times New Roman" w:hAnsi="Times New Roman"/>
+          <w:sz w:val="24"/>
+        </w:rPr>
+        <w:t xml:space="preserve"> Тобі́, </w:t>
+      </w:r>
+      <w:r>
+        <w:rPr>
+          <w:rFonts w:ascii="Times New Roman" w:hAnsi="Times New Roman"/>
+          <w:sz w:val="24"/>
+        </w:rPr>
+        <w:t>Бо́же</w:t>
+      </w:r>
+      <w:r>
+        <w:rPr>
+          <w:rFonts w:ascii="Times New Roman" w:hAnsi="Times New Roman"/>
+          <w:sz w:val="24"/>
+        </w:rPr>
+        <w:t xml:space="preserve">. </w:t>
+      </w:r>
+      <w:r>
+        <w:rPr>
+          <w:rFonts w:ascii="Times New Roman" w:hAnsi="Times New Roman"/>
+          <w:i/>
+          <w:color w:val="FF0000"/>
+          <w:sz w:val="24"/>
+        </w:rPr>
+        <w:t>(3 р.)</w:t>
       </w:r>
     </w:p>
     <w:p>
@@ -2494,7 +5492,7 @@
           <w:szCs w:val="24"/>
           <w:lang w:val="uk-UA"/>
         </w:rPr>
-        <w:t>чоловіколюб'ям</w:t>
+        <w:t>людинолюб'ям</w:t>
       </w:r>
       <w:proofErr w:type="spellEnd"/>
       <w:r>
@@ -2555,7 +5553,7 @@
           <w:szCs w:val="24"/>
           <w:lang w:val="uk-UA"/>
         </w:rPr>
-        <w:t xml:space="preserve"> ласками впродовж цього дня, остерігши нас від усякого лиха! Дай нам і решту непорочно докінчити перед святою твоєю славою і величати тебе одного і доброго, і чоловіколюбного Бога нашого. Бо ти Бог наш і тобі славу віддаємо: Отцю, і Сину, і Святому Духові, нині і повсякчас, і на віки віків. Амінь.</w:t>
+        <w:t xml:space="preserve"> ласками впродовж цього дня, остерігши нас від усякого лиха! Дай нам і решту непорочно докінчити перед святою твоєю славою і величати тебе одного і доброго, і людинолюбного Бога нашого. Бо ти Бог наш і тобі славу віддаємо: Отцю, і Сину, і Святому Духові, нині і повсякчас, і на віки віків. Амінь.</w:t>
       </w:r>
     </w:p>
     <w:p>
@@ -6366,44 +9364,147 @@
     </w:p>
     <w:p>
       <w:pPr>
-        <w:spacing w:after="120"/>
-        <w:jc w:val="both"/>
-        <w:rPr>
-          <w:rFonts w:ascii="Times New Roman" w:hAnsi="Times New Roman"/>
-          <w:sz w:val="24"/>
-          <w:szCs w:val="24"/>
-          <w:lang w:val="uk-UA"/>
-        </w:rPr>
-      </w:pPr>
-      <w:r>
-        <w:rPr>
-          <w:rFonts w:ascii="Times New Roman" w:hAnsi="Times New Roman"/>
-          <w:sz w:val="24"/>
-          <w:szCs w:val="24"/>
-          <w:lang w:val="uk-UA"/>
-        </w:rPr>
-        <w:t>Виведи з в'язниці мою душу,* щоб дякувати імені твоєму.</w:t>
-      </w:r>
-    </w:p>
-    <w:p>
-      <w:pPr>
-        <w:spacing w:after="120"/>
-        <w:jc w:val="both"/>
-        <w:rPr>
-          <w:rFonts w:ascii="Times New Roman" w:hAnsi="Times New Roman"/>
-          <w:sz w:val="24"/>
-          <w:szCs w:val="24"/>
-          <w:lang w:val="uk-UA"/>
-        </w:rPr>
-      </w:pPr>
-      <w:r>
-        <w:rPr>
-          <w:rFonts w:ascii="Times New Roman" w:hAnsi="Times New Roman"/>
-          <w:sz w:val="24"/>
-          <w:szCs w:val="24"/>
-          <w:lang w:val="uk-UA"/>
-        </w:rPr>
-        <w:t>Мене обступлять праведники,* бо ти добро мені вчиниш.</w:t>
+        <w:pStyle w:val="a"/>
+        <w:spacing w:after="120"/>
+      </w:pPr>
+      <w:r>
+        <w:rPr>
+          <w:rFonts w:ascii="Times New Roman" w:hAnsi="Times New Roman"/>
+          <w:sz w:val="24"/>
+        </w:rPr>
+        <w:t>Ви́веди</w:t>
+      </w:r>
+      <w:r>
+        <w:rPr>
+          <w:rFonts w:ascii="Times New Roman" w:hAnsi="Times New Roman"/>
+          <w:sz w:val="24"/>
+        </w:rPr>
+        <w:t xml:space="preserve"> з </w:t>
+      </w:r>
+      <w:r>
+        <w:rPr>
+          <w:rFonts w:ascii="Times New Roman" w:hAnsi="Times New Roman"/>
+          <w:sz w:val="24"/>
+        </w:rPr>
+        <w:t>в’язни́ці</w:t>
+      </w:r>
+      <w:r>
+        <w:rPr>
+          <w:rFonts w:ascii="Times New Roman" w:hAnsi="Times New Roman"/>
+          <w:sz w:val="24"/>
+        </w:rPr>
+        <w:t xml:space="preserve"> мою́ </w:t>
+      </w:r>
+      <w:r>
+        <w:rPr>
+          <w:rFonts w:ascii="Times New Roman" w:hAnsi="Times New Roman"/>
+          <w:sz w:val="24"/>
+        </w:rPr>
+        <w:t>ду́шу</w:t>
+      </w:r>
+      <w:r>
+        <w:rPr>
+          <w:rFonts w:ascii="Times New Roman" w:hAnsi="Times New Roman"/>
+          <w:sz w:val="24"/>
+        </w:rPr>
+        <w:t xml:space="preserve">,* щоб </w:t>
+      </w:r>
+      <w:r>
+        <w:rPr>
+          <w:rFonts w:ascii="Times New Roman" w:hAnsi="Times New Roman"/>
+          <w:sz w:val="24"/>
+        </w:rPr>
+        <w:t>дя́кувати</w:t>
+      </w:r>
+      <w:r>
+        <w:rPr>
+          <w:rFonts w:ascii="Times New Roman" w:hAnsi="Times New Roman"/>
+          <w:sz w:val="24"/>
+        </w:rPr>
+        <w:t xml:space="preserve"> </w:t>
+      </w:r>
+      <w:r>
+        <w:rPr>
+          <w:rFonts w:ascii="Times New Roman" w:hAnsi="Times New Roman"/>
+          <w:sz w:val="24"/>
+        </w:rPr>
+        <w:t>І́мені</w:t>
+      </w:r>
+      <w:r>
+        <w:rPr>
+          <w:rFonts w:ascii="Times New Roman" w:hAnsi="Times New Roman"/>
+          <w:sz w:val="24"/>
+        </w:rPr>
+        <w:t xml:space="preserve"> </w:t>
+      </w:r>
+      <w:r>
+        <w:rPr>
+          <w:rFonts w:ascii="Times New Roman" w:hAnsi="Times New Roman"/>
+          <w:sz w:val="24"/>
+        </w:rPr>
+        <w:t>Твоє́му</w:t>
+      </w:r>
+      <w:r>
+        <w:rPr>
+          <w:rFonts w:ascii="Times New Roman" w:hAnsi="Times New Roman"/>
+          <w:sz w:val="24"/>
+        </w:rPr>
+        <w:t>.</w:t>
+      </w:r>
+    </w:p>
+    <w:p>
+      <w:pPr>
+        <w:pStyle w:val="a"/>
+        <w:spacing w:after="120"/>
+      </w:pPr>
+      <w:r>
+        <w:rPr>
+          <w:rFonts w:ascii="Times New Roman" w:hAnsi="Times New Roman"/>
+          <w:sz w:val="24"/>
+        </w:rPr>
+        <w:t xml:space="preserve">Мене́ </w:t>
+      </w:r>
+      <w:r>
+        <w:rPr>
+          <w:rFonts w:ascii="Times New Roman" w:hAnsi="Times New Roman"/>
+          <w:sz w:val="24"/>
+        </w:rPr>
+        <w:t>обсту́плять</w:t>
+      </w:r>
+      <w:r>
+        <w:rPr>
+          <w:rFonts w:ascii="Times New Roman" w:hAnsi="Times New Roman"/>
+          <w:sz w:val="24"/>
+        </w:rPr>
+        <w:t xml:space="preserve"> </w:t>
+      </w:r>
+      <w:r>
+        <w:rPr>
+          <w:rFonts w:ascii="Times New Roman" w:hAnsi="Times New Roman"/>
+          <w:sz w:val="24"/>
+        </w:rPr>
+        <w:t>пра́ведники</w:t>
+      </w:r>
+      <w:r>
+        <w:rPr>
+          <w:rFonts w:ascii="Times New Roman" w:hAnsi="Times New Roman"/>
+          <w:sz w:val="24"/>
+        </w:rPr>
+        <w:t xml:space="preserve">,* бо Ти добро́ мені́ </w:t>
+      </w:r>
+      <w:r>
+        <w:rPr>
+          <w:rFonts w:ascii="Times New Roman" w:hAnsi="Times New Roman"/>
+          <w:sz w:val="24"/>
+        </w:rPr>
+        <w:t>вчи́ниш</w:t>
+      </w:r>
+      <w:r>
+        <w:rPr>
+          <w:rFonts w:ascii="Times New Roman" w:hAnsi="Times New Roman"/>
+          <w:sz w:val="24"/>
+        </w:rPr>
+        <w:t>.</w:t>
       </w:r>
     </w:p>
     <w:p>
@@ -6435,44 +9536,203 @@
     </w:p>
     <w:p>
       <w:pPr>
-        <w:spacing w:after="120"/>
-        <w:jc w:val="both"/>
-        <w:rPr>
-          <w:rFonts w:ascii="Times New Roman" w:hAnsi="Times New Roman"/>
-          <w:sz w:val="24"/>
-          <w:szCs w:val="24"/>
-          <w:lang w:val="uk-UA"/>
-        </w:rPr>
-      </w:pPr>
-      <w:r>
-        <w:rPr>
-          <w:rFonts w:ascii="Times New Roman" w:hAnsi="Times New Roman"/>
-          <w:sz w:val="24"/>
-          <w:szCs w:val="24"/>
-          <w:lang w:val="uk-UA"/>
-        </w:rPr>
-        <w:t>З глибин взиваю до тебе, Господи,* Господи, почуй мій голос.</w:t>
-      </w:r>
-    </w:p>
-    <w:p>
-      <w:pPr>
-        <w:spacing w:after="120"/>
-        <w:jc w:val="both"/>
-        <w:rPr>
-          <w:rFonts w:ascii="Times New Roman" w:hAnsi="Times New Roman"/>
-          <w:sz w:val="24"/>
-          <w:szCs w:val="24"/>
-          <w:lang w:val="uk-UA"/>
-        </w:rPr>
-      </w:pPr>
-      <w:r>
-        <w:rPr>
-          <w:rFonts w:ascii="Times New Roman" w:hAnsi="Times New Roman"/>
-          <w:sz w:val="24"/>
-          <w:szCs w:val="24"/>
-          <w:lang w:val="uk-UA"/>
-        </w:rPr>
-        <w:t>Нехай будуть твої вуха уважні,* до голосу благання мого.</w:t>
+        <w:pStyle w:val="a"/>
+        <w:spacing w:after="120"/>
+      </w:pPr>
+      <w:r>
+        <w:rPr>
+          <w:rFonts w:ascii="Times New Roman" w:hAnsi="Times New Roman"/>
+          <w:sz w:val="24"/>
+        </w:rPr>
+        <w:t xml:space="preserve">З </w:t>
+      </w:r>
+      <w:r>
+        <w:rPr>
+          <w:rFonts w:ascii="Times New Roman" w:hAnsi="Times New Roman"/>
+          <w:sz w:val="24"/>
+        </w:rPr>
+        <w:t>глиби́н</w:t>
+      </w:r>
+      <w:r>
+        <w:rPr>
+          <w:rFonts w:ascii="Times New Roman" w:hAnsi="Times New Roman"/>
+          <w:sz w:val="24"/>
+        </w:rPr>
+        <w:t xml:space="preserve"> </w:t>
+      </w:r>
+      <w:r>
+        <w:rPr>
+          <w:rFonts w:ascii="Times New Roman" w:hAnsi="Times New Roman"/>
+          <w:sz w:val="24"/>
+        </w:rPr>
+        <w:t>взива́ю</w:t>
+      </w:r>
+      <w:r>
+        <w:rPr>
+          <w:rFonts w:ascii="Times New Roman" w:hAnsi="Times New Roman"/>
+          <w:sz w:val="24"/>
+        </w:rPr>
+        <w:t xml:space="preserve"> до </w:t>
+      </w:r>
+      <w:r>
+        <w:rPr>
+          <w:rFonts w:ascii="Times New Roman" w:hAnsi="Times New Roman"/>
+          <w:sz w:val="24"/>
+        </w:rPr>
+        <w:t>Те́бе</w:t>
+      </w:r>
+      <w:r>
+        <w:rPr>
+          <w:rFonts w:ascii="Times New Roman" w:hAnsi="Times New Roman"/>
+          <w:sz w:val="24"/>
+        </w:rPr>
+        <w:t xml:space="preserve">, </w:t>
+      </w:r>
+      <w:r>
+        <w:rPr>
+          <w:rFonts w:ascii="Times New Roman" w:hAnsi="Times New Roman"/>
+          <w:sz w:val="24"/>
+        </w:rPr>
+        <w:t>Го́споди</w:t>
+      </w:r>
+      <w:r>
+        <w:rPr>
+          <w:rFonts w:ascii="Times New Roman" w:hAnsi="Times New Roman"/>
+          <w:sz w:val="24"/>
+        </w:rPr>
+        <w:t xml:space="preserve">,* </w:t>
+      </w:r>
+      <w:r>
+        <w:rPr>
+          <w:rFonts w:ascii="Times New Roman" w:hAnsi="Times New Roman"/>
+          <w:sz w:val="24"/>
+        </w:rPr>
+        <w:t>Го́споди</w:t>
+      </w:r>
+      <w:r>
+        <w:rPr>
+          <w:rFonts w:ascii="Times New Roman" w:hAnsi="Times New Roman"/>
+          <w:sz w:val="24"/>
+        </w:rPr>
+        <w:t xml:space="preserve">, </w:t>
+      </w:r>
+      <w:r>
+        <w:rPr>
+          <w:rFonts w:ascii="Times New Roman" w:hAnsi="Times New Roman"/>
+          <w:sz w:val="24"/>
+        </w:rPr>
+        <w:t>почу́й</w:t>
+      </w:r>
+      <w:r>
+        <w:rPr>
+          <w:rFonts w:ascii="Times New Roman" w:hAnsi="Times New Roman"/>
+          <w:sz w:val="24"/>
+        </w:rPr>
+        <w:t xml:space="preserve"> мій </w:t>
+      </w:r>
+      <w:r>
+        <w:rPr>
+          <w:rFonts w:ascii="Times New Roman" w:hAnsi="Times New Roman"/>
+          <w:sz w:val="24"/>
+        </w:rPr>
+        <w:t>го́лос</w:t>
+      </w:r>
+      <w:r>
+        <w:rPr>
+          <w:rFonts w:ascii="Times New Roman" w:hAnsi="Times New Roman"/>
+          <w:sz w:val="24"/>
+        </w:rPr>
+        <w:t>.</w:t>
+      </w:r>
+    </w:p>
+    <w:p>
+      <w:pPr>
+        <w:pStyle w:val="a"/>
+        <w:spacing w:after="120"/>
+      </w:pPr>
+      <w:r>
+        <w:rPr>
+          <w:rFonts w:ascii="Times New Roman" w:hAnsi="Times New Roman"/>
+          <w:sz w:val="24"/>
+        </w:rPr>
+        <w:t>Неха́й</w:t>
+      </w:r>
+      <w:r>
+        <w:rPr>
+          <w:rFonts w:ascii="Times New Roman" w:hAnsi="Times New Roman"/>
+          <w:sz w:val="24"/>
+        </w:rPr>
+        <w:t xml:space="preserve"> </w:t>
+      </w:r>
+      <w:r>
+        <w:rPr>
+          <w:rFonts w:ascii="Times New Roman" w:hAnsi="Times New Roman"/>
+          <w:sz w:val="24"/>
+        </w:rPr>
+        <w:t>бу́дуть</w:t>
+      </w:r>
+      <w:r>
+        <w:rPr>
+          <w:rFonts w:ascii="Times New Roman" w:hAnsi="Times New Roman"/>
+          <w:sz w:val="24"/>
+        </w:rPr>
+        <w:t xml:space="preserve"> Твої́ </w:t>
+      </w:r>
+      <w:r>
+        <w:rPr>
+          <w:rFonts w:ascii="Times New Roman" w:hAnsi="Times New Roman"/>
+          <w:sz w:val="24"/>
+        </w:rPr>
+        <w:t>ву́ха</w:t>
+      </w:r>
+      <w:r>
+        <w:rPr>
+          <w:rFonts w:ascii="Times New Roman" w:hAnsi="Times New Roman"/>
+          <w:sz w:val="24"/>
+        </w:rPr>
+        <w:t xml:space="preserve"> </w:t>
+      </w:r>
+      <w:r>
+        <w:rPr>
+          <w:rFonts w:ascii="Times New Roman" w:hAnsi="Times New Roman"/>
+          <w:sz w:val="24"/>
+        </w:rPr>
+        <w:t>ува́жні</w:t>
+      </w:r>
+      <w:r>
+        <w:rPr>
+          <w:rFonts w:ascii="Times New Roman" w:hAnsi="Times New Roman"/>
+          <w:sz w:val="24"/>
+        </w:rPr>
+        <w:t xml:space="preserve">,* до </w:t>
+      </w:r>
+      <w:r>
+        <w:rPr>
+          <w:rFonts w:ascii="Times New Roman" w:hAnsi="Times New Roman"/>
+          <w:sz w:val="24"/>
+        </w:rPr>
+        <w:t>го́лосу</w:t>
+      </w:r>
+      <w:r>
+        <w:rPr>
+          <w:rFonts w:ascii="Times New Roman" w:hAnsi="Times New Roman"/>
+          <w:sz w:val="24"/>
+        </w:rPr>
+        <w:t xml:space="preserve"> </w:t>
+      </w:r>
+      <w:r>
+        <w:rPr>
+          <w:rFonts w:ascii="Times New Roman" w:hAnsi="Times New Roman"/>
+          <w:sz w:val="24"/>
+        </w:rPr>
+        <w:t>бла́гання</w:t>
+      </w:r>
+      <w:r>
+        <w:rPr>
+          <w:rFonts w:ascii="Times New Roman" w:hAnsi="Times New Roman"/>
+          <w:sz w:val="24"/>
+        </w:rPr>
+        <w:t xml:space="preserve"> мого́.</w:t>
       </w:r>
     </w:p>
     <w:p>
@@ -6501,47 +9761,87 @@
     </w:p>
     <w:p>
       <w:pPr>
-        <w:spacing w:after="120"/>
-        <w:jc w:val="both"/>
-        <w:rPr>
-          <w:rFonts w:ascii="Times New Roman" w:hAnsi="Times New Roman"/>
-          <w:sz w:val="24"/>
-          <w:szCs w:val="24"/>
+        <w:pStyle w:val="a"/>
+        <w:spacing w:after="120"/>
+      </w:pPr>
+      <w:r>
+        <w:rPr>
+          <w:rFonts w:ascii="Times New Roman" w:hAnsi="Times New Roman"/>
+          <w:i/>
+          <w:color w:val="FF0000"/>
+          <w:sz w:val="24"/>
+        </w:rPr>
+        <w:t>Стих:</w:t>
+      </w:r>
+      <w:r>
+        <w:rPr>
+          <w:rFonts w:ascii="Times New Roman" w:hAnsi="Times New Roman"/>
+          <w:i/>
+          <w:sz w:val="24"/>
+        </w:rPr>
+        <w:t xml:space="preserve"> </w:t>
+      </w:r>
+      <w:r>
+        <w:rPr>
+          <w:rFonts w:ascii="Times New Roman" w:hAnsi="Times New Roman"/>
+          <w:sz w:val="24"/>
           <w:u w:val="single"/>
-          <w:lang w:val="uk-UA"/>
-        </w:rPr>
-      </w:pPr>
-      <w:proofErr w:type="spellStart"/>
-      <w:r>
-        <w:rPr>
-          <w:rFonts w:ascii="Times New Roman" w:hAnsi="Times New Roman"/>
-          <w:i/>
-          <w:color w:val="FF0000"/>
-          <w:sz w:val="24"/>
-          <w:szCs w:val="24"/>
-          <w:lang w:val="uk-UA"/>
-        </w:rPr>
-        <w:t>Стих</w:t>
-      </w:r>
-      <w:proofErr w:type="spellEnd"/>
-      <w:r>
-        <w:rPr>
-          <w:rFonts w:ascii="Times New Roman" w:hAnsi="Times New Roman"/>
-          <w:i/>
-          <w:color w:val="FF0000"/>
-          <w:sz w:val="24"/>
-          <w:szCs w:val="24"/>
-          <w:lang w:val="uk-UA"/>
-        </w:rPr>
-        <w:t>:</w:t>
-      </w:r>
-      <w:r>
-        <w:rPr>
-          <w:rFonts w:ascii="Times New Roman" w:hAnsi="Times New Roman"/>
-          <w:i/>
-          <w:sz w:val="24"/>
-          <w:szCs w:val="24"/>
-          <w:lang w:val="uk-UA"/>
+        </w:rPr>
+        <w:t>Ви́веди</w:t>
+      </w:r>
+      <w:r>
+        <w:rPr>
+          <w:rFonts w:ascii="Times New Roman" w:hAnsi="Times New Roman"/>
+          <w:sz w:val="24"/>
+          <w:u w:val="single"/>
+        </w:rPr>
+        <w:t xml:space="preserve"> з </w:t>
+      </w:r>
+      <w:r>
+        <w:rPr>
+          <w:rFonts w:ascii="Times New Roman" w:hAnsi="Times New Roman"/>
+          <w:sz w:val="24"/>
+          <w:u w:val="single"/>
+        </w:rPr>
+        <w:t>в’язни́ці</w:t>
+      </w:r>
+      <w:r>
+        <w:rPr>
+          <w:rFonts w:ascii="Times New Roman" w:hAnsi="Times New Roman"/>
+          <w:sz w:val="24"/>
+          <w:u w:val="single"/>
+        </w:rPr>
+        <w:t xml:space="preserve"> мою́ </w:t>
+      </w:r>
+      <w:r>
+        <w:rPr>
+          <w:rFonts w:ascii="Times New Roman" w:hAnsi="Times New Roman"/>
+          <w:sz w:val="24"/>
+          <w:u w:val="single"/>
+        </w:rPr>
+        <w:t>ду́шу</w:t>
+      </w:r>
+      <w:r>
+        <w:rPr>
+          <w:rFonts w:ascii="Times New Roman" w:hAnsi="Times New Roman"/>
+          <w:sz w:val="24"/>
+          <w:u w:val="single"/>
+        </w:rPr>
+        <w:t xml:space="preserve">,* щоб </w:t>
+      </w:r>
+      <w:r>
+        <w:rPr>
+          <w:rFonts w:ascii="Times New Roman" w:hAnsi="Times New Roman"/>
+          <w:sz w:val="24"/>
+          <w:u w:val="single"/>
+        </w:rPr>
+        <w:t>дя́кувати</w:t>
+      </w:r>
+      <w:r>
+        <w:rPr>
+          <w:rFonts w:ascii="Times New Roman" w:hAnsi="Times New Roman"/>
+          <w:sz w:val="24"/>
+          <w:u w:val="single"/>
         </w:rPr>
         <w:t xml:space="preserve"> </w:t>
       </w:r>
@@ -6549,21 +9849,33 @@
         <w:rPr>
           <w:rFonts w:ascii="Times New Roman" w:hAnsi="Times New Roman"/>
           <w:sz w:val="24"/>
-          <w:szCs w:val="24"/>
           <w:u w:val="single"/>
-          <w:lang w:val="uk-UA"/>
-        </w:rPr>
-        <w:t xml:space="preserve">Коли ти, Господи, зважатимеш на </w:t>
-      </w:r>
-      <w:r>
-        <w:rPr>
-          <w:rFonts w:ascii="Times New Roman" w:hAnsi="Times New Roman"/>
-          <w:sz w:val="24"/>
-          <w:szCs w:val="24"/>
+        </w:rPr>
+        <w:t>І́мені</w:t>
+      </w:r>
+      <w:r>
+        <w:rPr>
+          <w:rFonts w:ascii="Times New Roman" w:hAnsi="Times New Roman"/>
+          <w:sz w:val="24"/>
           <w:u w:val="single"/>
-          <w:lang w:val="uk-UA"/>
-        </w:rPr>
-        <w:t>беззаконня,* то хто встоїться, Господи, та в тебе є прощення.</w:t>
+        </w:rPr>
+        <w:t xml:space="preserve"> </w:t>
+      </w:r>
+      <w:r>
+        <w:rPr>
+          <w:rFonts w:ascii="Times New Roman" w:hAnsi="Times New Roman"/>
+          <w:sz w:val="24"/>
+          <w:u w:val="single"/>
+        </w:rPr>
+        <w:t>Твоє́му</w:t>
+      </w:r>
+      <w:r>
+        <w:rPr>
+          <w:rFonts w:ascii="Times New Roman" w:hAnsi="Times New Roman"/>
+          <w:sz w:val="24"/>
+          <w:u w:val="single"/>
+        </w:rPr>
+        <w:t>.</w:t>
       </w:r>
     </w:p>
     <w:p>
@@ -6953,71 +10265,169 @@
     </w:p>
     <w:p>
       <w:pPr>
-        <w:spacing w:after="120"/>
-        <w:jc w:val="both"/>
-        <w:rPr>
-          <w:rFonts w:ascii="Times New Roman" w:hAnsi="Times New Roman"/>
-          <w:sz w:val="24"/>
-          <w:szCs w:val="24"/>
+        <w:pStyle w:val="a"/>
+        <w:spacing w:after="120"/>
+      </w:pPr>
+      <w:r>
+        <w:rPr>
+          <w:rFonts w:ascii="Times New Roman" w:hAnsi="Times New Roman"/>
+          <w:i/>
+          <w:color w:val="FF0000"/>
+          <w:sz w:val="24"/>
+        </w:rPr>
+        <w:t>Стих:</w:t>
+      </w:r>
+      <w:r>
+        <w:rPr>
+          <w:rFonts w:ascii="Times New Roman" w:hAnsi="Times New Roman"/>
+          <w:i/>
+          <w:sz w:val="24"/>
+        </w:rPr>
+        <w:t xml:space="preserve"> </w:t>
+      </w:r>
+      <w:r>
+        <w:rPr>
+          <w:rFonts w:ascii="Times New Roman" w:hAnsi="Times New Roman"/>
+          <w:sz w:val="24"/>
           <w:u w:val="single"/>
-          <w:lang w:val="uk-UA"/>
-        </w:rPr>
-      </w:pPr>
-      <w:proofErr w:type="spellStart"/>
-      <w:r>
-        <w:rPr>
-          <w:rFonts w:ascii="Times New Roman" w:hAnsi="Times New Roman"/>
-          <w:i/>
-          <w:color w:val="FF0000"/>
-          <w:sz w:val="24"/>
-          <w:szCs w:val="24"/>
-          <w:lang w:val="uk-UA"/>
-        </w:rPr>
-        <w:t>Стих</w:t>
-      </w:r>
-      <w:proofErr w:type="spellEnd"/>
-      <w:r>
-        <w:rPr>
-          <w:rFonts w:ascii="Times New Roman" w:hAnsi="Times New Roman"/>
-          <w:i/>
-          <w:color w:val="FF0000"/>
-          <w:sz w:val="24"/>
-          <w:szCs w:val="24"/>
-          <w:lang w:val="uk-UA"/>
-        </w:rPr>
-        <w:t xml:space="preserve">: </w:t>
-      </w:r>
-      <w:r>
-        <w:rPr>
-          <w:rFonts w:ascii="Times New Roman" w:hAnsi="Times New Roman"/>
-          <w:sz w:val="24"/>
-          <w:szCs w:val="24"/>
+        </w:rPr>
+        <w:t>За́для</w:t>
+      </w:r>
+      <w:r>
+        <w:rPr>
+          <w:rFonts w:ascii="Times New Roman" w:hAnsi="Times New Roman"/>
+          <w:sz w:val="24"/>
           <w:u w:val="single"/>
-          <w:lang w:val="uk-UA"/>
-        </w:rPr>
-        <w:t xml:space="preserve">Задля </w:t>
-      </w:r>
-      <w:proofErr w:type="spellStart"/>
-      <w:r>
-        <w:rPr>
-          <w:rFonts w:ascii="Times New Roman" w:hAnsi="Times New Roman"/>
-          <w:sz w:val="24"/>
-          <w:szCs w:val="24"/>
+        </w:rPr>
+        <w:t xml:space="preserve"> </w:t>
+      </w:r>
+      <w:r>
+        <w:rPr>
+          <w:rFonts w:ascii="Times New Roman" w:hAnsi="Times New Roman"/>
+          <w:sz w:val="24"/>
           <w:u w:val="single"/>
-          <w:lang w:val="uk-UA"/>
-        </w:rPr>
-        <w:t>імени</w:t>
-      </w:r>
-      <w:proofErr w:type="spellEnd"/>
-      <w:r>
-        <w:rPr>
-          <w:rFonts w:ascii="Times New Roman" w:hAnsi="Times New Roman"/>
-          <w:sz w:val="24"/>
-          <w:szCs w:val="24"/>
+        </w:rPr>
+        <w:t>І́мени</w:t>
+      </w:r>
+      <w:r>
+        <w:rPr>
+          <w:rFonts w:ascii="Times New Roman" w:hAnsi="Times New Roman"/>
+          <w:sz w:val="24"/>
           <w:u w:val="single"/>
-          <w:lang w:val="uk-UA"/>
-        </w:rPr>
-        <w:t xml:space="preserve"> твого надіюсь на тебе, Господи,* надіється душа моя на слово твоє; надіється душа моя на Господа.</w:t>
+        </w:rPr>
+        <w:t xml:space="preserve"> Твого́ </w:t>
+      </w:r>
+      <w:r>
+        <w:rPr>
+          <w:rFonts w:ascii="Times New Roman" w:hAnsi="Times New Roman"/>
+          <w:sz w:val="24"/>
+          <w:u w:val="single"/>
+        </w:rPr>
+        <w:t>наді́юсь</w:t>
+      </w:r>
+      <w:r>
+        <w:rPr>
+          <w:rFonts w:ascii="Times New Roman" w:hAnsi="Times New Roman"/>
+          <w:sz w:val="24"/>
+          <w:u w:val="single"/>
+        </w:rPr>
+        <w:t xml:space="preserve"> на </w:t>
+      </w:r>
+      <w:r>
+        <w:rPr>
+          <w:rFonts w:ascii="Times New Roman" w:hAnsi="Times New Roman"/>
+          <w:sz w:val="24"/>
+          <w:u w:val="single"/>
+        </w:rPr>
+        <w:t>Те́бе</w:t>
+      </w:r>
+      <w:r>
+        <w:rPr>
+          <w:rFonts w:ascii="Times New Roman" w:hAnsi="Times New Roman"/>
+          <w:sz w:val="24"/>
+          <w:u w:val="single"/>
+        </w:rPr>
+        <w:t xml:space="preserve">, </w:t>
+      </w:r>
+      <w:r>
+        <w:rPr>
+          <w:rFonts w:ascii="Times New Roman" w:hAnsi="Times New Roman"/>
+          <w:sz w:val="24"/>
+          <w:u w:val="single"/>
+        </w:rPr>
+        <w:t>Го́споди</w:t>
+      </w:r>
+      <w:r>
+        <w:rPr>
+          <w:rFonts w:ascii="Times New Roman" w:hAnsi="Times New Roman"/>
+          <w:sz w:val="24"/>
+          <w:u w:val="single"/>
+        </w:rPr>
+        <w:t xml:space="preserve">, </w:t>
+      </w:r>
+      <w:r>
+        <w:rPr>
+          <w:rFonts w:ascii="Times New Roman" w:hAnsi="Times New Roman"/>
+          <w:sz w:val="24"/>
+          <w:u w:val="single"/>
+        </w:rPr>
+        <w:t>наді́ється</w:t>
+      </w:r>
+      <w:r>
+        <w:rPr>
+          <w:rFonts w:ascii="Times New Roman" w:hAnsi="Times New Roman"/>
+          <w:sz w:val="24"/>
+          <w:u w:val="single"/>
+        </w:rPr>
+        <w:t xml:space="preserve"> душа́ моя́ на </w:t>
+      </w:r>
+      <w:r>
+        <w:rPr>
+          <w:rFonts w:ascii="Times New Roman" w:hAnsi="Times New Roman"/>
+          <w:sz w:val="24"/>
+          <w:u w:val="single"/>
+        </w:rPr>
+        <w:t>сло́во</w:t>
+      </w:r>
+      <w:r>
+        <w:rPr>
+          <w:rFonts w:ascii="Times New Roman" w:hAnsi="Times New Roman"/>
+          <w:sz w:val="24"/>
+          <w:u w:val="single"/>
+        </w:rPr>
+        <w:t xml:space="preserve"> Твоє́;* </w:t>
+      </w:r>
+      <w:r>
+        <w:rPr>
+          <w:rFonts w:ascii="Times New Roman" w:hAnsi="Times New Roman"/>
+          <w:sz w:val="24"/>
+          <w:u w:val="single"/>
+        </w:rPr>
+        <w:t>наді́ється</w:t>
+      </w:r>
+      <w:r>
+        <w:rPr>
+          <w:rFonts w:ascii="Times New Roman" w:hAnsi="Times New Roman"/>
+          <w:sz w:val="24"/>
+          <w:u w:val="single"/>
+        </w:rPr>
+        <w:t xml:space="preserve"> душа́ моя́ на </w:t>
+      </w:r>
+      <w:r>
+        <w:rPr>
+          <w:rFonts w:ascii="Times New Roman" w:hAnsi="Times New Roman"/>
+          <w:sz w:val="24"/>
+          <w:u w:val="single"/>
+        </w:rPr>
+        <w:t>Го́спода</w:t>
+      </w:r>
+      <w:r>
+        <w:rPr>
+          <w:rFonts w:ascii="Times New Roman" w:hAnsi="Times New Roman"/>
+          <w:sz w:val="24"/>
+          <w:u w:val="single"/>
+        </w:rPr>
+        <w:t>.</w:t>
       </w:r>
     </w:p>
     <w:p>
@@ -7495,47 +10905,47 @@
     </w:p>
     <w:p>
       <w:pPr>
-        <w:spacing w:after="120"/>
-        <w:jc w:val="both"/>
-        <w:rPr>
-          <w:rFonts w:ascii="Times New Roman" w:hAnsi="Times New Roman"/>
-          <w:sz w:val="24"/>
-          <w:szCs w:val="24"/>
+        <w:pStyle w:val="a"/>
+        <w:spacing w:after="120"/>
+      </w:pPr>
+      <w:r>
+        <w:rPr>
+          <w:rFonts w:ascii="Times New Roman" w:hAnsi="Times New Roman"/>
+          <w:i/>
+          <w:color w:val="FF0000"/>
+          <w:sz w:val="24"/>
+        </w:rPr>
+        <w:t>Стих:</w:t>
+      </w:r>
+      <w:r>
+        <w:rPr>
+          <w:rFonts w:ascii="Times New Roman" w:hAnsi="Times New Roman"/>
+          <w:i/>
+          <w:sz w:val="24"/>
+        </w:rPr>
+        <w:t xml:space="preserve"> </w:t>
+      </w:r>
+      <w:r>
+        <w:rPr>
+          <w:rFonts w:ascii="Times New Roman" w:hAnsi="Times New Roman"/>
+          <w:sz w:val="24"/>
           <w:u w:val="single"/>
-          <w:lang w:val="uk-UA"/>
-        </w:rPr>
-      </w:pPr>
-      <w:proofErr w:type="spellStart"/>
-      <w:r>
-        <w:rPr>
-          <w:rFonts w:ascii="Times New Roman" w:hAnsi="Times New Roman"/>
-          <w:i/>
-          <w:color w:val="FF0000"/>
-          <w:sz w:val="24"/>
-          <w:szCs w:val="24"/>
-          <w:lang w:val="uk-UA"/>
-        </w:rPr>
-        <w:t>Стих</w:t>
-      </w:r>
-      <w:proofErr w:type="spellEnd"/>
-      <w:r>
-        <w:rPr>
-          <w:rFonts w:ascii="Times New Roman" w:hAnsi="Times New Roman"/>
-          <w:i/>
-          <w:color w:val="FF0000"/>
-          <w:sz w:val="24"/>
-          <w:szCs w:val="24"/>
-          <w:lang w:val="uk-UA"/>
-        </w:rPr>
-        <w:t>:</w:t>
-      </w:r>
-      <w:r>
-        <w:rPr>
-          <w:rFonts w:ascii="Times New Roman" w:hAnsi="Times New Roman"/>
-          <w:i/>
-          <w:sz w:val="24"/>
-          <w:szCs w:val="24"/>
-          <w:lang w:val="uk-UA"/>
+        </w:rPr>
+        <w:t xml:space="preserve">Від </w:t>
+      </w:r>
+      <w:r>
+        <w:rPr>
+          <w:rFonts w:ascii="Times New Roman" w:hAnsi="Times New Roman"/>
+          <w:sz w:val="24"/>
+          <w:u w:val="single"/>
+        </w:rPr>
+        <w:t>ра́нньої</w:t>
+      </w:r>
+      <w:r>
+        <w:rPr>
+          <w:rFonts w:ascii="Times New Roman" w:hAnsi="Times New Roman"/>
+          <w:sz w:val="24"/>
+          <w:u w:val="single"/>
         </w:rPr>
         <w:t xml:space="preserve"> </w:t>
       </w:r>
@@ -7543,11 +10953,129 @@
         <w:rPr>
           <w:rFonts w:ascii="Times New Roman" w:hAnsi="Times New Roman"/>
           <w:sz w:val="24"/>
-          <w:szCs w:val="24"/>
           <w:u w:val="single"/>
-          <w:lang w:val="uk-UA"/>
-        </w:rPr>
-        <w:t>Від ранньої сторожі до ночі* від ранньої сторожі нехай уповає Ізраїль на Господа.</w:t>
+        </w:rPr>
+        <w:t>сторо́жі</w:t>
+      </w:r>
+      <w:r>
+        <w:rPr>
+          <w:rFonts w:ascii="Times New Roman" w:hAnsi="Times New Roman"/>
+          <w:sz w:val="24"/>
+          <w:u w:val="single"/>
+        </w:rPr>
+        <w:t xml:space="preserve"> до </w:t>
+      </w:r>
+      <w:r>
+        <w:rPr>
+          <w:rFonts w:ascii="Times New Roman" w:hAnsi="Times New Roman"/>
+          <w:sz w:val="24"/>
+          <w:u w:val="single"/>
+        </w:rPr>
+        <w:t>но́чі</w:t>
+      </w:r>
+      <w:r>
+        <w:rPr>
+          <w:rFonts w:ascii="Times New Roman" w:hAnsi="Times New Roman"/>
+          <w:sz w:val="24"/>
+          <w:u w:val="single"/>
+        </w:rPr>
+        <w:t xml:space="preserve"> від </w:t>
+      </w:r>
+      <w:r>
+        <w:rPr>
+          <w:rFonts w:ascii="Times New Roman" w:hAnsi="Times New Roman"/>
+          <w:sz w:val="24"/>
+          <w:u w:val="single"/>
+        </w:rPr>
+        <w:t>ра́нньої</w:t>
+      </w:r>
+      <w:r>
+        <w:rPr>
+          <w:rFonts w:ascii="Times New Roman" w:hAnsi="Times New Roman"/>
+          <w:sz w:val="24"/>
+          <w:u w:val="single"/>
+        </w:rPr>
+        <w:t xml:space="preserve"> </w:t>
+      </w:r>
+      <w:r>
+        <w:rPr>
+          <w:rFonts w:ascii="Times New Roman" w:hAnsi="Times New Roman"/>
+          <w:sz w:val="24"/>
+          <w:u w:val="single"/>
+        </w:rPr>
+        <w:t>сторо́жі</w:t>
+      </w:r>
+      <w:r>
+        <w:rPr>
+          <w:rFonts w:ascii="Times New Roman" w:hAnsi="Times New Roman"/>
+          <w:sz w:val="24"/>
+          <w:u w:val="single"/>
+        </w:rPr>
+        <w:t xml:space="preserve">* </w:t>
+      </w:r>
+      <w:r>
+        <w:rPr>
+          <w:rFonts w:ascii="Times New Roman" w:hAnsi="Times New Roman"/>
+          <w:sz w:val="24"/>
+          <w:u w:val="single"/>
+        </w:rPr>
+        <w:t>неха́й</w:t>
+      </w:r>
+      <w:r>
+        <w:rPr>
+          <w:rFonts w:ascii="Times New Roman" w:hAnsi="Times New Roman"/>
+          <w:sz w:val="24"/>
+          <w:u w:val="single"/>
+        </w:rPr>
+        <w:t xml:space="preserve"> </w:t>
+      </w:r>
+      <w:r>
+        <w:rPr>
+          <w:rFonts w:ascii="Times New Roman" w:hAnsi="Times New Roman"/>
+          <w:sz w:val="24"/>
+          <w:u w:val="single"/>
+        </w:rPr>
+        <w:t>упова́є</w:t>
+      </w:r>
+      <w:r>
+        <w:rPr>
+          <w:rFonts w:ascii="Times New Roman" w:hAnsi="Times New Roman"/>
+          <w:sz w:val="24"/>
+          <w:u w:val="single"/>
+        </w:rPr>
+        <w:t xml:space="preserve"> </w:t>
+      </w:r>
+      <w:r>
+        <w:rPr>
+          <w:rFonts w:ascii="Times New Roman" w:hAnsi="Times New Roman"/>
+          <w:sz w:val="24"/>
+          <w:u w:val="single"/>
+        </w:rPr>
+        <w:t>Ізра́їль</w:t>
+      </w:r>
+      <w:r>
+        <w:rPr>
+          <w:rFonts w:ascii="Times New Roman" w:hAnsi="Times New Roman"/>
+          <w:sz w:val="24"/>
+          <w:u w:val="single"/>
+        </w:rPr>
+        <w:t xml:space="preserve"> на </w:t>
+      </w:r>
+      <w:r>
+        <w:rPr>
+          <w:rFonts w:ascii="Times New Roman" w:hAnsi="Times New Roman"/>
+          <w:sz w:val="24"/>
+          <w:u w:val="single"/>
+        </w:rPr>
+        <w:t>Го́спода</w:t>
+      </w:r>
+      <w:r>
+        <w:rPr>
+          <w:rFonts w:ascii="Times New Roman" w:hAnsi="Times New Roman"/>
+          <w:sz w:val="24"/>
+          <w:u w:val="single"/>
+        </w:rPr>
+        <w:t>.</w:t>
       </w:r>
     </w:p>
     <w:p>
@@ -7944,47 +11472,47 @@
     </w:p>
     <w:p>
       <w:pPr>
-        <w:spacing w:after="120"/>
-        <w:jc w:val="both"/>
-        <w:rPr>
-          <w:rFonts w:ascii="Times New Roman" w:hAnsi="Times New Roman"/>
-          <w:sz w:val="24"/>
-          <w:szCs w:val="24"/>
+        <w:pStyle w:val="a"/>
+        <w:spacing w:after="120"/>
+      </w:pPr>
+      <w:r>
+        <w:rPr>
+          <w:rFonts w:ascii="Times New Roman" w:hAnsi="Times New Roman"/>
+          <w:i/>
+          <w:color w:val="FF0000"/>
+          <w:sz w:val="24"/>
+        </w:rPr>
+        <w:t>Стих:</w:t>
+      </w:r>
+      <w:r>
+        <w:rPr>
+          <w:rFonts w:ascii="Times New Roman" w:hAnsi="Times New Roman"/>
+          <w:i/>
+          <w:sz w:val="24"/>
+        </w:rPr>
+        <w:t xml:space="preserve"> </w:t>
+      </w:r>
+      <w:r>
+        <w:rPr>
+          <w:rFonts w:ascii="Times New Roman" w:hAnsi="Times New Roman"/>
+          <w:sz w:val="24"/>
           <w:u w:val="single"/>
-          <w:lang w:val="uk-UA"/>
-        </w:rPr>
-      </w:pPr>
-      <w:proofErr w:type="spellStart"/>
-      <w:r>
-        <w:rPr>
-          <w:rFonts w:ascii="Times New Roman" w:hAnsi="Times New Roman"/>
-          <w:i/>
-          <w:color w:val="FF0000"/>
-          <w:sz w:val="24"/>
-          <w:szCs w:val="24"/>
-          <w:lang w:val="uk-UA"/>
-        </w:rPr>
-        <w:t>Стих</w:t>
-      </w:r>
-      <w:proofErr w:type="spellEnd"/>
-      <w:r>
-        <w:rPr>
-          <w:rFonts w:ascii="Times New Roman" w:hAnsi="Times New Roman"/>
-          <w:i/>
-          <w:color w:val="FF0000"/>
-          <w:sz w:val="24"/>
-          <w:szCs w:val="24"/>
-          <w:lang w:val="uk-UA"/>
-        </w:rPr>
-        <w:t>:</w:t>
-      </w:r>
-      <w:r>
-        <w:rPr>
-          <w:rFonts w:ascii="Times New Roman" w:hAnsi="Times New Roman"/>
-          <w:i/>
-          <w:sz w:val="24"/>
-          <w:szCs w:val="24"/>
-          <w:lang w:val="uk-UA"/>
+        </w:rPr>
+        <w:t xml:space="preserve">Бо в </w:t>
+      </w:r>
+      <w:r>
+        <w:rPr>
+          <w:rFonts w:ascii="Times New Roman" w:hAnsi="Times New Roman"/>
+          <w:sz w:val="24"/>
+          <w:u w:val="single"/>
+        </w:rPr>
+        <w:t>Го́спода</w:t>
+      </w:r>
+      <w:r>
+        <w:rPr>
+          <w:rFonts w:ascii="Times New Roman" w:hAnsi="Times New Roman"/>
+          <w:sz w:val="24"/>
+          <w:u w:val="single"/>
         </w:rPr>
         <w:t xml:space="preserve"> </w:t>
       </w:r>
@@ -7992,55 +11520,129 @@
         <w:rPr>
           <w:rFonts w:ascii="Times New Roman" w:hAnsi="Times New Roman"/>
           <w:sz w:val="24"/>
-          <w:szCs w:val="24"/>
           <w:u w:val="single"/>
-          <w:lang w:val="uk-UA"/>
-        </w:rPr>
-        <w:t xml:space="preserve">Бо в Господа милість і </w:t>
-      </w:r>
-      <w:proofErr w:type="spellStart"/>
-      <w:r>
-        <w:rPr>
-          <w:rFonts w:ascii="Times New Roman" w:hAnsi="Times New Roman"/>
-          <w:sz w:val="24"/>
-          <w:szCs w:val="24"/>
+        </w:rPr>
+        <w:t>ми́лість</w:t>
+      </w:r>
+      <w:r>
+        <w:rPr>
+          <w:rFonts w:ascii="Times New Roman" w:hAnsi="Times New Roman"/>
+          <w:sz w:val="24"/>
           <w:u w:val="single"/>
-          <w:lang w:val="uk-UA"/>
-        </w:rPr>
-        <w:t>відкуплення</w:t>
-      </w:r>
-      <w:proofErr w:type="spellEnd"/>
-      <w:r>
-        <w:rPr>
-          <w:rFonts w:ascii="Times New Roman" w:hAnsi="Times New Roman"/>
-          <w:sz w:val="24"/>
-          <w:szCs w:val="24"/>
+        </w:rPr>
+        <w:t xml:space="preserve"> і </w:t>
+      </w:r>
+      <w:r>
+        <w:rPr>
+          <w:rFonts w:ascii="Times New Roman" w:hAnsi="Times New Roman"/>
+          <w:sz w:val="24"/>
           <w:u w:val="single"/>
-          <w:lang w:val="uk-UA"/>
-        </w:rPr>
-        <w:t xml:space="preserve"> велике в нього;* він визволить </w:t>
-      </w:r>
-      <w:proofErr w:type="spellStart"/>
-      <w:r>
-        <w:rPr>
-          <w:rFonts w:ascii="Times New Roman" w:hAnsi="Times New Roman"/>
-          <w:sz w:val="24"/>
-          <w:szCs w:val="24"/>
+        </w:rPr>
+        <w:t>відку́плення</w:t>
+      </w:r>
+      <w:r>
+        <w:rPr>
+          <w:rFonts w:ascii="Times New Roman" w:hAnsi="Times New Roman"/>
+          <w:sz w:val="24"/>
           <w:u w:val="single"/>
-          <w:lang w:val="uk-UA"/>
-        </w:rPr>
-        <w:t>Ізраїля</w:t>
-      </w:r>
-      <w:proofErr w:type="spellEnd"/>
-      <w:r>
-        <w:rPr>
-          <w:rFonts w:ascii="Times New Roman" w:hAnsi="Times New Roman"/>
-          <w:sz w:val="24"/>
-          <w:szCs w:val="24"/>
+        </w:rPr>
+        <w:t xml:space="preserve"> </w:t>
+      </w:r>
+      <w:r>
+        <w:rPr>
+          <w:rFonts w:ascii="Times New Roman" w:hAnsi="Times New Roman"/>
+          <w:sz w:val="24"/>
           <w:u w:val="single"/>
-          <w:lang w:val="uk-UA"/>
-        </w:rPr>
-        <w:t xml:space="preserve"> від усього беззаконня його.</w:t>
+        </w:rPr>
+        <w:t>вели́ке</w:t>
+      </w:r>
+      <w:r>
+        <w:rPr>
+          <w:rFonts w:ascii="Times New Roman" w:hAnsi="Times New Roman"/>
+          <w:sz w:val="24"/>
+          <w:u w:val="single"/>
+        </w:rPr>
+        <w:t xml:space="preserve"> в </w:t>
+      </w:r>
+      <w:r>
+        <w:rPr>
+          <w:rFonts w:ascii="Times New Roman" w:hAnsi="Times New Roman"/>
+          <w:sz w:val="24"/>
+          <w:u w:val="single"/>
+        </w:rPr>
+        <w:t>Ньо́го</w:t>
+      </w:r>
+      <w:r>
+        <w:rPr>
+          <w:rFonts w:ascii="Times New Roman" w:hAnsi="Times New Roman"/>
+          <w:sz w:val="24"/>
+          <w:u w:val="single"/>
+        </w:rPr>
+        <w:t xml:space="preserve">;* Він </w:t>
+      </w:r>
+      <w:r>
+        <w:rPr>
+          <w:rFonts w:ascii="Times New Roman" w:hAnsi="Times New Roman"/>
+          <w:sz w:val="24"/>
+          <w:u w:val="single"/>
+        </w:rPr>
+        <w:t>ви́зволить</w:t>
+      </w:r>
+      <w:r>
+        <w:rPr>
+          <w:rFonts w:ascii="Times New Roman" w:hAnsi="Times New Roman"/>
+          <w:sz w:val="24"/>
+          <w:u w:val="single"/>
+        </w:rPr>
+        <w:t xml:space="preserve"> </w:t>
+      </w:r>
+      <w:r>
+        <w:rPr>
+          <w:rFonts w:ascii="Times New Roman" w:hAnsi="Times New Roman"/>
+          <w:sz w:val="24"/>
+          <w:u w:val="single"/>
+        </w:rPr>
+        <w:t>Ізра́їля</w:t>
+      </w:r>
+      <w:r>
+        <w:rPr>
+          <w:rFonts w:ascii="Times New Roman" w:hAnsi="Times New Roman"/>
+          <w:sz w:val="24"/>
+          <w:u w:val="single"/>
+        </w:rPr>
+        <w:t xml:space="preserve"> від </w:t>
+      </w:r>
+      <w:r>
+        <w:rPr>
+          <w:rFonts w:ascii="Times New Roman" w:hAnsi="Times New Roman"/>
+          <w:sz w:val="24"/>
+          <w:u w:val="single"/>
+        </w:rPr>
+        <w:t>усьо́го</w:t>
+      </w:r>
+      <w:r>
+        <w:rPr>
+          <w:rFonts w:ascii="Times New Roman" w:hAnsi="Times New Roman"/>
+          <w:sz w:val="24"/>
+          <w:u w:val="single"/>
+        </w:rPr>
+        <w:t xml:space="preserve"> </w:t>
+      </w:r>
+      <w:r>
+        <w:rPr>
+          <w:rFonts w:ascii="Times New Roman" w:hAnsi="Times New Roman"/>
+          <w:sz w:val="24"/>
+          <w:u w:val="single"/>
+        </w:rPr>
+        <w:t>беззако́ння</w:t>
+      </w:r>
+      <w:r>
+        <w:rPr>
+          <w:rFonts w:ascii="Times New Roman" w:hAnsi="Times New Roman"/>
+          <w:sz w:val="24"/>
+          <w:u w:val="single"/>
+        </w:rPr>
+        <w:t xml:space="preserve"> його́.</w:t>
       </w:r>
     </w:p>
     <w:p>
@@ -8363,71 +11965,105 @@
     </w:p>
     <w:p>
       <w:pPr>
-        <w:spacing w:after="120"/>
-        <w:jc w:val="both"/>
-        <w:rPr>
-          <w:rFonts w:ascii="Times New Roman" w:hAnsi="Times New Roman"/>
-          <w:sz w:val="24"/>
-          <w:szCs w:val="24"/>
+        <w:pStyle w:val="a"/>
+        <w:spacing w:after="120"/>
+      </w:pPr>
+      <w:r>
+        <w:rPr>
+          <w:rFonts w:ascii="Times New Roman" w:hAnsi="Times New Roman"/>
+          <w:i/>
+          <w:color w:val="FF0000"/>
+          <w:sz w:val="24"/>
+        </w:rPr>
+        <w:t>Стих:</w:t>
+      </w:r>
+      <w:r>
+        <w:rPr>
+          <w:rFonts w:ascii="Times New Roman" w:hAnsi="Times New Roman"/>
+          <w:i/>
+          <w:sz w:val="24"/>
+        </w:rPr>
+        <w:t xml:space="preserve"> </w:t>
+      </w:r>
+      <w:r>
+        <w:rPr>
+          <w:rFonts w:ascii="Times New Roman" w:hAnsi="Times New Roman"/>
+          <w:sz w:val="24"/>
           <w:u w:val="single"/>
-          <w:lang w:val="uk-UA"/>
-        </w:rPr>
-      </w:pPr>
-      <w:proofErr w:type="spellStart"/>
-      <w:r>
-        <w:rPr>
-          <w:rFonts w:ascii="Times New Roman" w:hAnsi="Times New Roman"/>
-          <w:i/>
-          <w:color w:val="FF0000"/>
-          <w:sz w:val="24"/>
-          <w:szCs w:val="24"/>
-          <w:lang w:val="uk-UA"/>
-        </w:rPr>
-        <w:t>Стих</w:t>
-      </w:r>
-      <w:proofErr w:type="spellEnd"/>
-      <w:r>
-        <w:rPr>
-          <w:rFonts w:ascii="Times New Roman" w:hAnsi="Times New Roman"/>
-          <w:i/>
-          <w:color w:val="FF0000"/>
-          <w:sz w:val="24"/>
-          <w:szCs w:val="24"/>
-          <w:lang w:val="uk-UA"/>
-        </w:rPr>
-        <w:t>:</w:t>
-      </w:r>
-      <w:r>
-        <w:rPr>
-          <w:rFonts w:ascii="Times New Roman" w:hAnsi="Times New Roman"/>
-          <w:i/>
-          <w:sz w:val="24"/>
-          <w:szCs w:val="24"/>
-          <w:lang w:val="uk-UA"/>
+        </w:rPr>
+        <w:t>Хвалі́те</w:t>
+      </w:r>
+      <w:r>
+        <w:rPr>
+          <w:rFonts w:ascii="Times New Roman" w:hAnsi="Times New Roman"/>
+          <w:sz w:val="24"/>
+          <w:u w:val="single"/>
         </w:rPr>
         <w:t xml:space="preserve"> </w:t>
       </w:r>
-      <w:proofErr w:type="spellStart"/>
-      <w:r>
-        <w:rPr>
-          <w:rFonts w:ascii="Times New Roman" w:hAnsi="Times New Roman"/>
-          <w:sz w:val="24"/>
-          <w:szCs w:val="24"/>
+      <w:r>
+        <w:rPr>
+          <w:rFonts w:ascii="Times New Roman" w:hAnsi="Times New Roman"/>
+          <w:sz w:val="24"/>
           <w:u w:val="single"/>
-          <w:lang w:val="uk-UA"/>
-        </w:rPr>
-        <w:t>Хваліте</w:t>
-      </w:r>
-      <w:proofErr w:type="spellEnd"/>
-      <w:r>
-        <w:rPr>
-          <w:rFonts w:ascii="Times New Roman" w:hAnsi="Times New Roman"/>
-          <w:sz w:val="24"/>
-          <w:szCs w:val="24"/>
+        </w:rPr>
+        <w:t>Го́спода</w:t>
+      </w:r>
+      <w:r>
+        <w:rPr>
+          <w:rFonts w:ascii="Times New Roman" w:hAnsi="Times New Roman"/>
+          <w:sz w:val="24"/>
           <w:u w:val="single"/>
-          <w:lang w:val="uk-UA"/>
-        </w:rPr>
-        <w:t xml:space="preserve"> Господа всі народи!* Прославляйте його всі люди!</w:t>
+        </w:rPr>
+        <w:t xml:space="preserve"> всі </w:t>
+      </w:r>
+      <w:r>
+        <w:rPr>
+          <w:rFonts w:ascii="Times New Roman" w:hAnsi="Times New Roman"/>
+          <w:sz w:val="24"/>
+          <w:u w:val="single"/>
+        </w:rPr>
+        <w:t>наро́ди</w:t>
+      </w:r>
+      <w:r>
+        <w:rPr>
+          <w:rFonts w:ascii="Times New Roman" w:hAnsi="Times New Roman"/>
+          <w:sz w:val="24"/>
+          <w:u w:val="single"/>
+        </w:rPr>
+        <w:t xml:space="preserve">!* </w:t>
+      </w:r>
+      <w:r>
+        <w:rPr>
+          <w:rFonts w:ascii="Times New Roman" w:hAnsi="Times New Roman"/>
+          <w:sz w:val="24"/>
+          <w:u w:val="single"/>
+        </w:rPr>
+        <w:t>Прославля́йте</w:t>
+      </w:r>
+      <w:r>
+        <w:rPr>
+          <w:rFonts w:ascii="Times New Roman" w:hAnsi="Times New Roman"/>
+          <w:sz w:val="24"/>
+          <w:u w:val="single"/>
+        </w:rPr>
+        <w:t xml:space="preserve"> Його́ всі </w:t>
+      </w:r>
+      <w:r>
+        <w:rPr>
+          <w:rFonts w:ascii="Times New Roman" w:hAnsi="Times New Roman"/>
+          <w:sz w:val="24"/>
+          <w:u w:val="single"/>
+        </w:rPr>
+        <w:t>лю́ди</w:t>
+      </w:r>
+      <w:r>
+        <w:rPr>
+          <w:rFonts w:ascii="Times New Roman" w:hAnsi="Times New Roman"/>
+          <w:sz w:val="24"/>
+          <w:u w:val="single"/>
+        </w:rPr>
+        <w:t>!</w:t>
       </w:r>
     </w:p>
     <w:p>
@@ -8933,48 +12569,71 @@
     </w:p>
     <w:p>
       <w:pPr>
-        <w:spacing w:after="120"/>
-        <w:jc w:val="both"/>
-        <w:rPr>
-          <w:rFonts w:ascii="Times New Roman" w:hAnsi="Times New Roman"/>
-          <w:i/>
-          <w:sz w:val="24"/>
-          <w:szCs w:val="24"/>
+        <w:pStyle w:val="a"/>
+        <w:spacing w:after="120"/>
+      </w:pPr>
+      <w:r>
+        <w:rPr>
+          <w:rFonts w:ascii="Times New Roman" w:hAnsi="Times New Roman"/>
+          <w:i/>
+          <w:color w:val="FF0000"/>
+          <w:sz w:val="24"/>
+        </w:rPr>
+        <w:t>Стих:</w:t>
+      </w:r>
+      <w:r>
+        <w:rPr>
+          <w:rFonts w:ascii="Times New Roman" w:hAnsi="Times New Roman"/>
+          <w:i/>
+          <w:sz w:val="24"/>
+        </w:rPr>
+        <w:t xml:space="preserve"> </w:t>
+      </w:r>
+      <w:r>
+        <w:rPr>
+          <w:rFonts w:ascii="Times New Roman" w:hAnsi="Times New Roman"/>
+          <w:sz w:val="24"/>
           <w:u w:val="single"/>
-          <w:lang w:val="uk-UA"/>
-        </w:rPr>
-      </w:pPr>
-      <w:proofErr w:type="spellStart"/>
-      <w:r>
-        <w:rPr>
-          <w:rFonts w:ascii="Times New Roman" w:hAnsi="Times New Roman"/>
-          <w:i/>
-          <w:color w:val="FF0000"/>
-          <w:sz w:val="24"/>
-          <w:szCs w:val="24"/>
-          <w:lang w:val="uk-UA"/>
-        </w:rPr>
-        <w:t>Стих</w:t>
-      </w:r>
-      <w:proofErr w:type="spellEnd"/>
-      <w:r>
-        <w:rPr>
-          <w:rFonts w:ascii="Times New Roman" w:hAnsi="Times New Roman"/>
-          <w:i/>
-          <w:color w:val="FF0000"/>
-          <w:sz w:val="24"/>
-          <w:szCs w:val="24"/>
-          <w:lang w:val="uk-UA"/>
-        </w:rPr>
-        <w:t>:</w:t>
-      </w:r>
-      <w:r>
-        <w:rPr>
-          <w:rFonts w:ascii="Times New Roman" w:hAnsi="Times New Roman"/>
-          <w:i/>
-          <w:sz w:val="24"/>
-          <w:szCs w:val="24"/>
-          <w:lang w:val="uk-UA"/>
+        </w:rPr>
+        <w:t>Вели́ке</w:t>
+      </w:r>
+      <w:r>
+        <w:rPr>
+          <w:rFonts w:ascii="Times New Roman" w:hAnsi="Times New Roman"/>
+          <w:sz w:val="24"/>
+          <w:u w:val="single"/>
+        </w:rPr>
+        <w:t xml:space="preserve"> бо до нас Його́ </w:t>
+      </w:r>
+      <w:r>
+        <w:rPr>
+          <w:rFonts w:ascii="Times New Roman" w:hAnsi="Times New Roman"/>
+          <w:sz w:val="24"/>
+          <w:u w:val="single"/>
+        </w:rPr>
+        <w:t>милосе́рдя</w:t>
+      </w:r>
+      <w:r>
+        <w:rPr>
+          <w:rFonts w:ascii="Times New Roman" w:hAnsi="Times New Roman"/>
+          <w:sz w:val="24"/>
+          <w:u w:val="single"/>
+        </w:rPr>
+        <w:t xml:space="preserve">,* і </w:t>
+      </w:r>
+      <w:r>
+        <w:rPr>
+          <w:rFonts w:ascii="Times New Roman" w:hAnsi="Times New Roman"/>
+          <w:sz w:val="24"/>
+          <w:u w:val="single"/>
+        </w:rPr>
+        <w:t>ві́рність</w:t>
+      </w:r>
+      <w:r>
+        <w:rPr>
+          <w:rFonts w:ascii="Times New Roman" w:hAnsi="Times New Roman"/>
+          <w:sz w:val="24"/>
+          <w:u w:val="single"/>
         </w:rPr>
         <w:t xml:space="preserve"> </w:t>
       </w:r>
@@ -8982,21 +12641,33 @@
         <w:rPr>
           <w:rFonts w:ascii="Times New Roman" w:hAnsi="Times New Roman"/>
           <w:sz w:val="24"/>
-          <w:szCs w:val="24"/>
           <w:u w:val="single"/>
-          <w:lang w:val="uk-UA"/>
-        </w:rPr>
-        <w:t xml:space="preserve">Велике бо до нас його милосердя, і </w:t>
-      </w:r>
-      <w:r>
-        <w:rPr>
-          <w:rFonts w:ascii="Times New Roman" w:hAnsi="Times New Roman"/>
-          <w:sz w:val="24"/>
-          <w:szCs w:val="24"/>
+        </w:rPr>
+        <w:t>Го́спода</w:t>
+      </w:r>
+      <w:r>
+        <w:rPr>
+          <w:rFonts w:ascii="Times New Roman" w:hAnsi="Times New Roman"/>
+          <w:sz w:val="24"/>
           <w:u w:val="single"/>
-          <w:lang w:val="uk-UA"/>
-        </w:rPr>
-        <w:t>вірність Господа повіки.</w:t>
+        </w:rPr>
+        <w:t xml:space="preserve"> </w:t>
+      </w:r>
+      <w:r>
+        <w:rPr>
+          <w:rFonts w:ascii="Times New Roman" w:hAnsi="Times New Roman"/>
+          <w:sz w:val="24"/>
+          <w:u w:val="single"/>
+        </w:rPr>
+        <w:t>пові́ки</w:t>
+      </w:r>
+      <w:r>
+        <w:rPr>
+          <w:rFonts w:ascii="Times New Roman" w:hAnsi="Times New Roman"/>
+          <w:sz w:val="24"/>
+          <w:u w:val="single"/>
+        </w:rPr>
+        <w:t>.</w:t>
       </w:r>
     </w:p>
     <w:p>
@@ -9499,34 +13170,473 @@
     </w:p>
     <w:p>
       <w:pPr>
-        <w:spacing w:after="120"/>
-        <w:jc w:val="both"/>
-        <w:rPr>
-          <w:rFonts w:ascii="Times New Roman" w:hAnsi="Times New Roman"/>
-          <w:sz w:val="24"/>
-          <w:szCs w:val="24"/>
-          <w:lang w:val="uk-UA"/>
-        </w:rPr>
-      </w:pPr>
-      <w:r>
-        <w:rPr>
-          <w:rFonts w:ascii="Times New Roman" w:hAnsi="Times New Roman"/>
-          <w:i/>
-          <w:color w:val="FF0000"/>
-          <w:sz w:val="24"/>
-          <w:szCs w:val="24"/>
-          <w:lang w:val="uk-UA"/>
+        <w:pStyle w:val="a"/>
+        <w:spacing w:after="120"/>
+      </w:pPr>
+      <w:r>
+        <w:rPr>
+          <w:rFonts w:ascii="Times New Roman" w:hAnsi="Times New Roman"/>
+          <w:i/>
+          <w:color w:val="FF0000"/>
+          <w:sz w:val="24"/>
         </w:rPr>
         <w:t>Вірні:</w:t>
       </w:r>
       <w:r>
         <w:rPr>
           <w:rFonts w:ascii="Times New Roman" w:hAnsi="Times New Roman"/>
-          <w:sz w:val="24"/>
-          <w:szCs w:val="24"/>
-          <w:lang w:val="uk-UA"/>
-        </w:rPr>
-        <w:t xml:space="preserve"> Світло тихе святої слави, безсмертного Отця небесного, святого, блаженного, Ісусе Христе! Доживши до заходу сонця, бачивши світло вечірнє, славимо Отця, і Сина, і Святого Духа – Бога. Достойно є повсякчас прославляти тебе голосами побожними, Сину Божий, що життя даєш усьому світу; тому світ увесь славить тебе.</w:t>
+          <w:color w:val="FF0000"/>
+          <w:sz w:val="24"/>
+        </w:rPr>
+        <w:t xml:space="preserve"> </w:t>
+      </w:r>
+      <w:r>
+        <w:rPr>
+          <w:rFonts w:ascii="Times New Roman" w:hAnsi="Times New Roman"/>
+          <w:sz w:val="24"/>
+        </w:rPr>
+        <w:t>Сві́тло</w:t>
+      </w:r>
+      <w:r>
+        <w:rPr>
+          <w:rFonts w:ascii="Times New Roman" w:hAnsi="Times New Roman"/>
+          <w:sz w:val="24"/>
+        </w:rPr>
+        <w:t xml:space="preserve"> </w:t>
+      </w:r>
+      <w:r>
+        <w:rPr>
+          <w:rFonts w:ascii="Times New Roman" w:hAnsi="Times New Roman"/>
+          <w:sz w:val="24"/>
+        </w:rPr>
+        <w:t>ти́хе</w:t>
+      </w:r>
+      <w:r>
+        <w:rPr>
+          <w:rFonts w:ascii="Times New Roman" w:hAnsi="Times New Roman"/>
+          <w:sz w:val="24"/>
+        </w:rPr>
+        <w:t xml:space="preserve"> </w:t>
+      </w:r>
+      <w:r>
+        <w:rPr>
+          <w:rFonts w:ascii="Times New Roman" w:hAnsi="Times New Roman"/>
+          <w:sz w:val="24"/>
+        </w:rPr>
+        <w:t>свято́ї</w:t>
+      </w:r>
+      <w:r>
+        <w:rPr>
+          <w:rFonts w:ascii="Times New Roman" w:hAnsi="Times New Roman"/>
+          <w:sz w:val="24"/>
+        </w:rPr>
+        <w:t xml:space="preserve"> </w:t>
+      </w:r>
+      <w:r>
+        <w:rPr>
+          <w:rFonts w:ascii="Times New Roman" w:hAnsi="Times New Roman"/>
+          <w:sz w:val="24"/>
+        </w:rPr>
+        <w:t>сла́ви</w:t>
+      </w:r>
+      <w:r>
+        <w:rPr>
+          <w:rFonts w:ascii="Times New Roman" w:hAnsi="Times New Roman"/>
+          <w:sz w:val="24"/>
+        </w:rPr>
+        <w:t xml:space="preserve"> </w:t>
+      </w:r>
+      <w:r>
+        <w:rPr>
+          <w:rFonts w:ascii="Times New Roman" w:hAnsi="Times New Roman"/>
+          <w:sz w:val="24"/>
+        </w:rPr>
+        <w:t>безсме́ртного</w:t>
+      </w:r>
+      <w:r>
+        <w:rPr>
+          <w:rFonts w:ascii="Times New Roman" w:hAnsi="Times New Roman"/>
+          <w:sz w:val="24"/>
+        </w:rPr>
+        <w:t xml:space="preserve"> Отця́ </w:t>
+      </w:r>
+      <w:r>
+        <w:rPr>
+          <w:rFonts w:ascii="Times New Roman" w:hAnsi="Times New Roman"/>
+          <w:sz w:val="24"/>
+        </w:rPr>
+        <w:t>небе́сного</w:t>
+      </w:r>
+      <w:r>
+        <w:rPr>
+          <w:rFonts w:ascii="Times New Roman" w:hAnsi="Times New Roman"/>
+          <w:sz w:val="24"/>
+        </w:rPr>
+        <w:t xml:space="preserve">, </w:t>
+      </w:r>
+      <w:r>
+        <w:rPr>
+          <w:rFonts w:ascii="Times New Roman" w:hAnsi="Times New Roman"/>
+          <w:sz w:val="24"/>
+        </w:rPr>
+        <w:t>свято́го</w:t>
+      </w:r>
+      <w:r>
+        <w:rPr>
+          <w:rFonts w:ascii="Times New Roman" w:hAnsi="Times New Roman"/>
+          <w:sz w:val="24"/>
+        </w:rPr>
+        <w:t xml:space="preserve">, </w:t>
+      </w:r>
+      <w:r>
+        <w:rPr>
+          <w:rFonts w:ascii="Times New Roman" w:hAnsi="Times New Roman"/>
+          <w:sz w:val="24"/>
+        </w:rPr>
+        <w:t>блаже́нного</w:t>
+      </w:r>
+      <w:r>
+        <w:rPr>
+          <w:rFonts w:ascii="Times New Roman" w:hAnsi="Times New Roman"/>
+          <w:sz w:val="24"/>
+        </w:rPr>
+        <w:t xml:space="preserve">, </w:t>
+      </w:r>
+      <w:r>
+        <w:rPr>
+          <w:rFonts w:ascii="Times New Roman" w:hAnsi="Times New Roman"/>
+          <w:sz w:val="24"/>
+        </w:rPr>
+        <w:t>Ісу́се</w:t>
+      </w:r>
+      <w:r>
+        <w:rPr>
+          <w:rFonts w:ascii="Times New Roman" w:hAnsi="Times New Roman"/>
+          <w:sz w:val="24"/>
+        </w:rPr>
+        <w:t xml:space="preserve"> </w:t>
+      </w:r>
+      <w:r>
+        <w:rPr>
+          <w:rFonts w:ascii="Times New Roman" w:hAnsi="Times New Roman"/>
+          <w:sz w:val="24"/>
+        </w:rPr>
+        <w:t>Хри́сте</w:t>
+      </w:r>
+      <w:r>
+        <w:rPr>
+          <w:rFonts w:ascii="Times New Roman" w:hAnsi="Times New Roman"/>
+          <w:sz w:val="24"/>
+        </w:rPr>
+        <w:t xml:space="preserve">, </w:t>
+      </w:r>
+      <w:r>
+        <w:rPr>
+          <w:rFonts w:ascii="Times New Roman" w:hAnsi="Times New Roman"/>
+          <w:sz w:val="24"/>
+        </w:rPr>
+        <w:t>дожи́вши</w:t>
+      </w:r>
+      <w:r>
+        <w:rPr>
+          <w:rFonts w:ascii="Times New Roman" w:hAnsi="Times New Roman"/>
+          <w:sz w:val="24"/>
+        </w:rPr>
+        <w:t xml:space="preserve"> до </w:t>
+      </w:r>
+      <w:r>
+        <w:rPr>
+          <w:rFonts w:ascii="Times New Roman" w:hAnsi="Times New Roman"/>
+          <w:sz w:val="24"/>
+        </w:rPr>
+        <w:t>за́ходу</w:t>
+      </w:r>
+      <w:r>
+        <w:rPr>
+          <w:rFonts w:ascii="Times New Roman" w:hAnsi="Times New Roman"/>
+          <w:sz w:val="24"/>
+        </w:rPr>
+        <w:t xml:space="preserve"> </w:t>
+      </w:r>
+      <w:r>
+        <w:rPr>
+          <w:rFonts w:ascii="Times New Roman" w:hAnsi="Times New Roman"/>
+          <w:sz w:val="24"/>
+        </w:rPr>
+        <w:t>со́нця</w:t>
+      </w:r>
+      <w:r>
+        <w:rPr>
+          <w:rFonts w:ascii="Times New Roman" w:hAnsi="Times New Roman"/>
+          <w:sz w:val="24"/>
+        </w:rPr>
+        <w:t xml:space="preserve">, </w:t>
+      </w:r>
+      <w:r>
+        <w:rPr>
+          <w:rFonts w:ascii="Times New Roman" w:hAnsi="Times New Roman"/>
+          <w:sz w:val="24"/>
+        </w:rPr>
+        <w:t>поба́чивши</w:t>
+      </w:r>
+      <w:r>
+        <w:rPr>
+          <w:rFonts w:ascii="Times New Roman" w:hAnsi="Times New Roman"/>
+          <w:sz w:val="24"/>
+        </w:rPr>
+        <w:t xml:space="preserve"> </w:t>
+      </w:r>
+      <w:r>
+        <w:rPr>
+          <w:rFonts w:ascii="Times New Roman" w:hAnsi="Times New Roman"/>
+          <w:sz w:val="24"/>
+        </w:rPr>
+        <w:t>сві́тло</w:t>
+      </w:r>
+      <w:r>
+        <w:rPr>
+          <w:rFonts w:ascii="Times New Roman" w:hAnsi="Times New Roman"/>
+          <w:sz w:val="24"/>
+        </w:rPr>
+        <w:t xml:space="preserve"> </w:t>
+      </w:r>
+      <w:r>
+        <w:rPr>
+          <w:rFonts w:ascii="Times New Roman" w:hAnsi="Times New Roman"/>
+          <w:sz w:val="24"/>
+        </w:rPr>
+        <w:t>вечі́рнє</w:t>
+      </w:r>
+      <w:r>
+        <w:rPr>
+          <w:rFonts w:ascii="Times New Roman" w:hAnsi="Times New Roman"/>
+          <w:sz w:val="24"/>
+        </w:rPr>
+        <w:t xml:space="preserve">, </w:t>
+      </w:r>
+      <w:r>
+        <w:rPr>
+          <w:rFonts w:ascii="Times New Roman" w:hAnsi="Times New Roman"/>
+          <w:sz w:val="24"/>
+        </w:rPr>
+        <w:t>сла́вимо</w:t>
+      </w:r>
+      <w:r>
+        <w:rPr>
+          <w:rFonts w:ascii="Times New Roman" w:hAnsi="Times New Roman"/>
+          <w:sz w:val="24"/>
+        </w:rPr>
+        <w:t xml:space="preserve"> Отця́, і </w:t>
+      </w:r>
+      <w:r>
+        <w:rPr>
+          <w:rFonts w:ascii="Times New Roman" w:hAnsi="Times New Roman"/>
+          <w:sz w:val="24"/>
+        </w:rPr>
+        <w:t>Си́на</w:t>
+      </w:r>
+      <w:r>
+        <w:rPr>
+          <w:rFonts w:ascii="Times New Roman" w:hAnsi="Times New Roman"/>
+          <w:sz w:val="24"/>
+        </w:rPr>
+        <w:t xml:space="preserve">, і </w:t>
+      </w:r>
+      <w:r>
+        <w:rPr>
+          <w:rFonts w:ascii="Times New Roman" w:hAnsi="Times New Roman"/>
+          <w:sz w:val="24"/>
+        </w:rPr>
+        <w:t>Свято́го</w:t>
+      </w:r>
+      <w:r>
+        <w:rPr>
+          <w:rFonts w:ascii="Times New Roman" w:hAnsi="Times New Roman"/>
+          <w:sz w:val="24"/>
+        </w:rPr>
+        <w:t xml:space="preserve"> </w:t>
+      </w:r>
+      <w:r>
+        <w:rPr>
+          <w:rFonts w:ascii="Times New Roman" w:hAnsi="Times New Roman"/>
+          <w:sz w:val="24"/>
+        </w:rPr>
+        <w:t>Ду́ха</w:t>
+      </w:r>
+      <w:r>
+        <w:rPr>
+          <w:rFonts w:ascii="Times New Roman" w:hAnsi="Times New Roman"/>
+          <w:sz w:val="24"/>
+        </w:rPr>
+        <w:t xml:space="preserve"> – </w:t>
+      </w:r>
+      <w:r>
+        <w:rPr>
+          <w:rFonts w:ascii="Times New Roman" w:hAnsi="Times New Roman"/>
+          <w:sz w:val="24"/>
+        </w:rPr>
+        <w:t>Бо́га</w:t>
+      </w:r>
+      <w:r>
+        <w:rPr>
+          <w:rFonts w:ascii="Times New Roman" w:hAnsi="Times New Roman"/>
+          <w:sz w:val="24"/>
+        </w:rPr>
+        <w:t xml:space="preserve">. </w:t>
+      </w:r>
+      <w:r>
+        <w:rPr>
+          <w:rFonts w:ascii="Times New Roman" w:hAnsi="Times New Roman"/>
+          <w:sz w:val="24"/>
+        </w:rPr>
+        <w:t>Досто́йно</w:t>
+      </w:r>
+      <w:r>
+        <w:rPr>
+          <w:rFonts w:ascii="Times New Roman" w:hAnsi="Times New Roman"/>
+          <w:sz w:val="24"/>
+        </w:rPr>
+        <w:t xml:space="preserve"> є </w:t>
+      </w:r>
+      <w:r>
+        <w:rPr>
+          <w:rFonts w:ascii="Times New Roman" w:hAnsi="Times New Roman"/>
+          <w:sz w:val="24"/>
+        </w:rPr>
+        <w:t>повсякча́с</w:t>
+      </w:r>
+      <w:r>
+        <w:rPr>
+          <w:rFonts w:ascii="Times New Roman" w:hAnsi="Times New Roman"/>
+          <w:sz w:val="24"/>
+        </w:rPr>
+        <w:t xml:space="preserve"> </w:t>
+      </w:r>
+      <w:r>
+        <w:rPr>
+          <w:rFonts w:ascii="Times New Roman" w:hAnsi="Times New Roman"/>
+          <w:sz w:val="24"/>
+        </w:rPr>
+        <w:t>прославля́ти</w:t>
+      </w:r>
+      <w:r>
+        <w:rPr>
+          <w:rFonts w:ascii="Times New Roman" w:hAnsi="Times New Roman"/>
+          <w:sz w:val="24"/>
+        </w:rPr>
+        <w:t xml:space="preserve"> Тебе́ </w:t>
+      </w:r>
+      <w:r>
+        <w:rPr>
+          <w:rFonts w:ascii="Times New Roman" w:hAnsi="Times New Roman"/>
+          <w:sz w:val="24"/>
+        </w:rPr>
+        <w:t>голоса́ми</w:t>
+      </w:r>
+      <w:r>
+        <w:rPr>
+          <w:rFonts w:ascii="Times New Roman" w:hAnsi="Times New Roman"/>
+          <w:sz w:val="24"/>
+        </w:rPr>
+        <w:t xml:space="preserve"> </w:t>
+      </w:r>
+      <w:r>
+        <w:rPr>
+          <w:rFonts w:ascii="Times New Roman" w:hAnsi="Times New Roman"/>
+          <w:sz w:val="24"/>
+        </w:rPr>
+        <w:t>побо́жними</w:t>
+      </w:r>
+      <w:r>
+        <w:rPr>
+          <w:rFonts w:ascii="Times New Roman" w:hAnsi="Times New Roman"/>
+          <w:sz w:val="24"/>
+        </w:rPr>
+        <w:t xml:space="preserve">, </w:t>
+      </w:r>
+      <w:r>
+        <w:rPr>
+          <w:rFonts w:ascii="Times New Roman" w:hAnsi="Times New Roman"/>
+          <w:sz w:val="24"/>
+        </w:rPr>
+        <w:t>Си́ну</w:t>
+      </w:r>
+      <w:r>
+        <w:rPr>
+          <w:rFonts w:ascii="Times New Roman" w:hAnsi="Times New Roman"/>
+          <w:sz w:val="24"/>
+        </w:rPr>
+        <w:t xml:space="preserve"> </w:t>
+      </w:r>
+      <w:r>
+        <w:rPr>
+          <w:rFonts w:ascii="Times New Roman" w:hAnsi="Times New Roman"/>
+          <w:sz w:val="24"/>
+        </w:rPr>
+        <w:t>Бо́жий</w:t>
+      </w:r>
+      <w:r>
+        <w:rPr>
+          <w:rFonts w:ascii="Times New Roman" w:hAnsi="Times New Roman"/>
+          <w:sz w:val="24"/>
+        </w:rPr>
+        <w:t xml:space="preserve">, що життя́ </w:t>
+      </w:r>
+      <w:r>
+        <w:rPr>
+          <w:rFonts w:ascii="Times New Roman" w:hAnsi="Times New Roman"/>
+          <w:sz w:val="24"/>
+        </w:rPr>
+        <w:t>дає́ш</w:t>
+      </w:r>
+      <w:r>
+        <w:rPr>
+          <w:rFonts w:ascii="Times New Roman" w:hAnsi="Times New Roman"/>
+          <w:sz w:val="24"/>
+        </w:rPr>
+        <w:t xml:space="preserve"> усьому́ </w:t>
+      </w:r>
+      <w:r>
+        <w:rPr>
+          <w:rFonts w:ascii="Times New Roman" w:hAnsi="Times New Roman"/>
+          <w:sz w:val="24"/>
+        </w:rPr>
+        <w:t>сві́ту</w:t>
+      </w:r>
+      <w:r>
+        <w:rPr>
+          <w:rFonts w:ascii="Times New Roman" w:hAnsi="Times New Roman"/>
+          <w:sz w:val="24"/>
+        </w:rPr>
+        <w:t xml:space="preserve">, тому́ світ </w:t>
+      </w:r>
+      <w:r>
+        <w:rPr>
+          <w:rFonts w:ascii="Times New Roman" w:hAnsi="Times New Roman"/>
+          <w:sz w:val="24"/>
+        </w:rPr>
+        <w:t>уве́сь</w:t>
+      </w:r>
+      <w:r>
+        <w:rPr>
+          <w:rFonts w:ascii="Times New Roman" w:hAnsi="Times New Roman"/>
+          <w:sz w:val="24"/>
+        </w:rPr>
+        <w:t xml:space="preserve"> </w:t>
+      </w:r>
+      <w:r>
+        <w:rPr>
+          <w:rFonts w:ascii="Times New Roman" w:hAnsi="Times New Roman"/>
+          <w:sz w:val="24"/>
+        </w:rPr>
+        <w:t>сла́вить</w:t>
+      </w:r>
+      <w:r>
+        <w:rPr>
+          <w:rFonts w:ascii="Times New Roman" w:hAnsi="Times New Roman"/>
+          <w:sz w:val="24"/>
+        </w:rPr>
+        <w:t xml:space="preserve"> Тебе́.</w:t>
       </w:r>
     </w:p>
     <w:p>
@@ -9808,221 +13918,776 @@
     </w:p>
     <w:p>
       <w:pPr>
-        <w:spacing w:after="120"/>
-        <w:jc w:val="both"/>
-        <w:rPr>
-          <w:rFonts w:ascii="Times New Roman" w:hAnsi="Times New Roman"/>
-          <w:sz w:val="24"/>
-          <w:szCs w:val="24"/>
-          <w:lang w:val="uk-UA"/>
-        </w:rPr>
-      </w:pPr>
-      <w:r>
-        <w:rPr>
-          <w:rFonts w:ascii="Times New Roman" w:hAnsi="Times New Roman"/>
-          <w:sz w:val="24"/>
-          <w:szCs w:val="24"/>
-          <w:lang w:val="uk-UA"/>
-        </w:rPr>
-        <w:t>Сподоби, Господи, цього вечора* без гріха зберегтися нам.</w:t>
-      </w:r>
-    </w:p>
-    <w:p>
-      <w:pPr>
-        <w:spacing w:after="120"/>
-        <w:jc w:val="both"/>
-        <w:rPr>
-          <w:rFonts w:ascii="Times New Roman" w:hAnsi="Times New Roman"/>
-          <w:sz w:val="24"/>
-          <w:szCs w:val="24"/>
-          <w:lang w:val="uk-UA"/>
-        </w:rPr>
-      </w:pPr>
-      <w:r>
-        <w:rPr>
-          <w:rFonts w:ascii="Times New Roman" w:hAnsi="Times New Roman"/>
-          <w:sz w:val="24"/>
-          <w:szCs w:val="24"/>
-          <w:lang w:val="uk-UA"/>
-        </w:rPr>
-        <w:t xml:space="preserve">Благословенний ти, Господи, Боже </w:t>
-      </w:r>
-      <w:r>
-        <w:rPr>
-          <w:rFonts w:ascii="Times New Roman" w:hAnsi="Times New Roman"/>
-          <w:sz w:val="24"/>
-          <w:szCs w:val="24"/>
-          <w:lang w:val="uk-UA"/>
-        </w:rPr>
-        <w:t>отців наших,* і хвальне і прославлене ім'я твоє навіки. Амінь.</w:t>
-      </w:r>
-    </w:p>
-    <w:p>
-      <w:pPr>
-        <w:spacing w:after="120"/>
-        <w:jc w:val="both"/>
-        <w:rPr>
-          <w:rFonts w:ascii="Times New Roman" w:hAnsi="Times New Roman"/>
-          <w:sz w:val="24"/>
-          <w:szCs w:val="24"/>
-          <w:lang w:val="uk-UA"/>
-        </w:rPr>
-      </w:pPr>
-      <w:r>
-        <w:rPr>
-          <w:rFonts w:ascii="Times New Roman" w:hAnsi="Times New Roman"/>
-          <w:sz w:val="24"/>
-          <w:szCs w:val="24"/>
-          <w:lang w:val="uk-UA"/>
-        </w:rPr>
-        <w:t>Нехай буде, Господи, милість твоя на нас,* бо ми надіємось на тебе.</w:t>
-      </w:r>
-    </w:p>
-    <w:p>
-      <w:pPr>
-        <w:spacing w:after="120"/>
-        <w:jc w:val="both"/>
-        <w:rPr>
-          <w:rFonts w:ascii="Times New Roman" w:hAnsi="Times New Roman"/>
-          <w:sz w:val="24"/>
-          <w:szCs w:val="24"/>
-          <w:lang w:val="uk-UA"/>
-        </w:rPr>
-      </w:pPr>
-      <w:r>
-        <w:rPr>
-          <w:rFonts w:ascii="Times New Roman" w:hAnsi="Times New Roman"/>
-          <w:sz w:val="24"/>
-          <w:szCs w:val="24"/>
-          <w:lang w:val="uk-UA"/>
-        </w:rPr>
-        <w:t>Благословенний ти, Господи,* навчи мене установ твоїх.</w:t>
-      </w:r>
-    </w:p>
-    <w:p>
-      <w:pPr>
-        <w:spacing w:after="120"/>
-        <w:jc w:val="both"/>
-        <w:rPr>
-          <w:rFonts w:ascii="Times New Roman" w:hAnsi="Times New Roman"/>
-          <w:sz w:val="24"/>
-          <w:szCs w:val="24"/>
-          <w:lang w:val="uk-UA"/>
-        </w:rPr>
-      </w:pPr>
-      <w:r>
-        <w:rPr>
-          <w:rFonts w:ascii="Times New Roman" w:hAnsi="Times New Roman"/>
-          <w:sz w:val="24"/>
-          <w:szCs w:val="24"/>
-          <w:lang w:val="uk-UA"/>
-        </w:rPr>
-        <w:t>Благословенний ти, Владико,* врозуми мене установами твоїми.</w:t>
-      </w:r>
-    </w:p>
-    <w:p>
-      <w:pPr>
-        <w:spacing w:after="120"/>
-        <w:jc w:val="both"/>
-        <w:rPr>
-          <w:rFonts w:ascii="Times New Roman" w:hAnsi="Times New Roman"/>
-          <w:sz w:val="24"/>
-          <w:szCs w:val="24"/>
-          <w:lang w:val="uk-UA"/>
-        </w:rPr>
-      </w:pPr>
-      <w:r>
-        <w:rPr>
-          <w:rFonts w:ascii="Times New Roman" w:hAnsi="Times New Roman"/>
-          <w:sz w:val="24"/>
-          <w:szCs w:val="24"/>
-          <w:lang w:val="uk-UA"/>
-        </w:rPr>
-        <w:t>Благословенний ти, Святий,* просвіти мене установами твоїми.</w:t>
-      </w:r>
-    </w:p>
-    <w:p>
-      <w:pPr>
-        <w:spacing w:after="120"/>
-        <w:jc w:val="both"/>
-        <w:rPr>
-          <w:rFonts w:ascii="Times New Roman" w:hAnsi="Times New Roman"/>
-          <w:sz w:val="24"/>
-          <w:szCs w:val="24"/>
-          <w:lang w:val="uk-UA"/>
-        </w:rPr>
-      </w:pPr>
-      <w:r>
-        <w:rPr>
-          <w:rFonts w:ascii="Times New Roman" w:hAnsi="Times New Roman"/>
-          <w:sz w:val="24"/>
-          <w:szCs w:val="24"/>
-          <w:lang w:val="uk-UA"/>
-        </w:rPr>
-        <w:t>Господи, милість твоя повіки,* не покидай діло рук твоїх.</w:t>
-      </w:r>
-    </w:p>
-    <w:p>
-      <w:pPr>
-        <w:spacing w:after="120"/>
-        <w:jc w:val="both"/>
-        <w:rPr>
-          <w:rFonts w:ascii="Times New Roman" w:hAnsi="Times New Roman"/>
-          <w:sz w:val="24"/>
-          <w:szCs w:val="24"/>
-          <w:lang w:val="uk-UA"/>
-        </w:rPr>
-      </w:pPr>
-      <w:r>
-        <w:rPr>
-          <w:rFonts w:ascii="Times New Roman" w:hAnsi="Times New Roman"/>
-          <w:sz w:val="24"/>
-          <w:szCs w:val="24"/>
-          <w:lang w:val="uk-UA"/>
-        </w:rPr>
-        <w:t>Тобі належить хвала,* тобі належить пісня.</w:t>
-      </w:r>
-    </w:p>
-    <w:p>
-      <w:pPr>
-        <w:spacing w:after="120"/>
-        <w:jc w:val="both"/>
-        <w:rPr>
-          <w:rFonts w:ascii="Times New Roman" w:hAnsi="Times New Roman"/>
-          <w:sz w:val="24"/>
-          <w:szCs w:val="24"/>
-          <w:lang w:val="uk-UA"/>
-        </w:rPr>
-      </w:pPr>
-      <w:r>
-        <w:rPr>
-          <w:rFonts w:ascii="Times New Roman" w:hAnsi="Times New Roman"/>
-          <w:sz w:val="24"/>
-          <w:szCs w:val="24"/>
-          <w:lang w:val="uk-UA"/>
-        </w:rPr>
-        <w:t>Тобі належить слава:* Отцю, і Сину, і Святому Духові:</w:t>
-      </w:r>
-    </w:p>
-    <w:p>
-      <w:pPr>
-        <w:spacing w:after="120"/>
-        <w:jc w:val="both"/>
-        <w:rPr>
-          <w:rFonts w:ascii="Times New Roman" w:hAnsi="Times New Roman"/>
-          <w:sz w:val="24"/>
-          <w:szCs w:val="24"/>
-          <w:lang w:val="uk-UA"/>
-        </w:rPr>
-      </w:pPr>
-      <w:r>
-        <w:rPr>
-          <w:rFonts w:ascii="Times New Roman" w:hAnsi="Times New Roman"/>
-          <w:sz w:val="24"/>
-          <w:szCs w:val="24"/>
-          <w:lang w:val="uk-UA"/>
-        </w:rPr>
-        <w:t>Нині і повсякчас,* і на віки віків. Амінь.</w:t>
+        <w:pStyle w:val="a"/>
+        <w:spacing w:after="120"/>
+      </w:pPr>
+      <w:r>
+        <w:rPr>
+          <w:rFonts w:ascii="Times New Roman" w:hAnsi="Times New Roman"/>
+          <w:sz w:val="24"/>
+        </w:rPr>
+        <w:t>Сподо́би</w:t>
+      </w:r>
+      <w:r>
+        <w:rPr>
+          <w:rFonts w:ascii="Times New Roman" w:hAnsi="Times New Roman"/>
+          <w:sz w:val="24"/>
+        </w:rPr>
+        <w:t xml:space="preserve">, </w:t>
+      </w:r>
+      <w:r>
+        <w:rPr>
+          <w:rFonts w:ascii="Times New Roman" w:hAnsi="Times New Roman"/>
+          <w:sz w:val="24"/>
+        </w:rPr>
+        <w:t>Го́споди</w:t>
+      </w:r>
+      <w:r>
+        <w:rPr>
+          <w:rFonts w:ascii="Times New Roman" w:hAnsi="Times New Roman"/>
+          <w:sz w:val="24"/>
+        </w:rPr>
+        <w:t xml:space="preserve">, цього́ </w:t>
+      </w:r>
+      <w:r>
+        <w:rPr>
+          <w:rFonts w:ascii="Times New Roman" w:hAnsi="Times New Roman"/>
+          <w:sz w:val="24"/>
+        </w:rPr>
+        <w:t>ве́чора</w:t>
+      </w:r>
+      <w:r>
+        <w:rPr>
+          <w:rFonts w:ascii="Times New Roman" w:hAnsi="Times New Roman"/>
+          <w:sz w:val="24"/>
+        </w:rPr>
+        <w:t xml:space="preserve">* без гріха́ </w:t>
+      </w:r>
+      <w:r>
+        <w:rPr>
+          <w:rFonts w:ascii="Times New Roman" w:hAnsi="Times New Roman"/>
+          <w:sz w:val="24"/>
+        </w:rPr>
+        <w:t>зберегти́ся</w:t>
+      </w:r>
+      <w:r>
+        <w:rPr>
+          <w:rFonts w:ascii="Times New Roman" w:hAnsi="Times New Roman"/>
+          <w:sz w:val="24"/>
+        </w:rPr>
+        <w:t xml:space="preserve"> нам.</w:t>
+      </w:r>
+    </w:p>
+    <w:p>
+      <w:pPr>
+        <w:pStyle w:val="a"/>
+        <w:spacing w:after="120"/>
+      </w:pPr>
+      <w:r>
+        <w:rPr>
+          <w:rFonts w:ascii="Times New Roman" w:hAnsi="Times New Roman"/>
+          <w:sz w:val="24"/>
+        </w:rPr>
+        <w:t>Благослове́нний</w:t>
+      </w:r>
+      <w:r>
+        <w:rPr>
+          <w:rFonts w:ascii="Times New Roman" w:hAnsi="Times New Roman"/>
+          <w:sz w:val="24"/>
+        </w:rPr>
+        <w:t xml:space="preserve"> Ти, </w:t>
+      </w:r>
+      <w:r>
+        <w:rPr>
+          <w:rFonts w:ascii="Times New Roman" w:hAnsi="Times New Roman"/>
+          <w:sz w:val="24"/>
+        </w:rPr>
+        <w:t>Го́споди</w:t>
+      </w:r>
+      <w:r>
+        <w:rPr>
+          <w:rFonts w:ascii="Times New Roman" w:hAnsi="Times New Roman"/>
+          <w:sz w:val="24"/>
+        </w:rPr>
+        <w:t xml:space="preserve">, </w:t>
+      </w:r>
+      <w:r>
+        <w:rPr>
+          <w:rFonts w:ascii="Times New Roman" w:hAnsi="Times New Roman"/>
+          <w:sz w:val="24"/>
+        </w:rPr>
+        <w:t>Бо́же</w:t>
+      </w:r>
+      <w:r>
+        <w:rPr>
+          <w:rFonts w:ascii="Times New Roman" w:hAnsi="Times New Roman"/>
+          <w:sz w:val="24"/>
+        </w:rPr>
+        <w:t xml:space="preserve"> </w:t>
+      </w:r>
+      <w:r>
+        <w:rPr>
+          <w:rFonts w:ascii="Times New Roman" w:hAnsi="Times New Roman"/>
+          <w:sz w:val="24"/>
+        </w:rPr>
+        <w:t>отці́в</w:t>
+      </w:r>
+      <w:r>
+        <w:rPr>
+          <w:rFonts w:ascii="Times New Roman" w:hAnsi="Times New Roman"/>
+          <w:sz w:val="24"/>
+        </w:rPr>
+        <w:t xml:space="preserve"> </w:t>
+      </w:r>
+      <w:r>
+        <w:rPr>
+          <w:rFonts w:ascii="Times New Roman" w:hAnsi="Times New Roman"/>
+          <w:sz w:val="24"/>
+        </w:rPr>
+        <w:t>на́ших</w:t>
+      </w:r>
+      <w:r>
+        <w:rPr>
+          <w:rFonts w:ascii="Times New Roman" w:hAnsi="Times New Roman"/>
+          <w:sz w:val="24"/>
+        </w:rPr>
+        <w:t xml:space="preserve">,* і </w:t>
+      </w:r>
+      <w:r>
+        <w:rPr>
+          <w:rFonts w:ascii="Times New Roman" w:hAnsi="Times New Roman"/>
+          <w:sz w:val="24"/>
+        </w:rPr>
+        <w:t>хва́льне</w:t>
+      </w:r>
+      <w:r>
+        <w:rPr>
+          <w:rFonts w:ascii="Times New Roman" w:hAnsi="Times New Roman"/>
+          <w:sz w:val="24"/>
+        </w:rPr>
+        <w:t xml:space="preserve"> і </w:t>
+      </w:r>
+      <w:r>
+        <w:rPr>
+          <w:rFonts w:ascii="Times New Roman" w:hAnsi="Times New Roman"/>
+          <w:sz w:val="24"/>
+        </w:rPr>
+        <w:t>просла́влене</w:t>
+      </w:r>
+      <w:r>
+        <w:rPr>
+          <w:rFonts w:ascii="Times New Roman" w:hAnsi="Times New Roman"/>
+          <w:sz w:val="24"/>
+        </w:rPr>
+        <w:t xml:space="preserve"> Ім’я́ Твоє́ </w:t>
+      </w:r>
+      <w:r>
+        <w:rPr>
+          <w:rFonts w:ascii="Times New Roman" w:hAnsi="Times New Roman"/>
+          <w:sz w:val="24"/>
+        </w:rPr>
+        <w:t>наві́ки</w:t>
+      </w:r>
+      <w:r>
+        <w:rPr>
+          <w:rFonts w:ascii="Times New Roman" w:hAnsi="Times New Roman"/>
+          <w:sz w:val="24"/>
+        </w:rPr>
+        <w:t xml:space="preserve">. </w:t>
+      </w:r>
+      <w:r>
+        <w:rPr>
+          <w:rFonts w:ascii="Times New Roman" w:hAnsi="Times New Roman"/>
+          <w:sz w:val="24"/>
+        </w:rPr>
+        <w:t>Амі́нь</w:t>
+      </w:r>
+      <w:r>
+        <w:rPr>
+          <w:rFonts w:ascii="Times New Roman" w:hAnsi="Times New Roman"/>
+          <w:sz w:val="24"/>
+        </w:rPr>
+        <w:t>.</w:t>
+      </w:r>
+    </w:p>
+    <w:p>
+      <w:pPr>
+        <w:pStyle w:val="a"/>
+        <w:spacing w:after="120"/>
+      </w:pPr>
+      <w:r>
+        <w:rPr>
+          <w:rFonts w:ascii="Times New Roman" w:hAnsi="Times New Roman"/>
+          <w:sz w:val="24"/>
+        </w:rPr>
+        <w:t>Неха́й</w:t>
+      </w:r>
+      <w:r>
+        <w:rPr>
+          <w:rFonts w:ascii="Times New Roman" w:hAnsi="Times New Roman"/>
+          <w:sz w:val="24"/>
+        </w:rPr>
+        <w:t xml:space="preserve"> </w:t>
+      </w:r>
+      <w:r>
+        <w:rPr>
+          <w:rFonts w:ascii="Times New Roman" w:hAnsi="Times New Roman"/>
+          <w:sz w:val="24"/>
+        </w:rPr>
+        <w:t>бу́де</w:t>
+      </w:r>
+      <w:r>
+        <w:rPr>
+          <w:rFonts w:ascii="Times New Roman" w:hAnsi="Times New Roman"/>
+          <w:sz w:val="24"/>
+        </w:rPr>
+        <w:t xml:space="preserve">, </w:t>
+      </w:r>
+      <w:r>
+        <w:rPr>
+          <w:rFonts w:ascii="Times New Roman" w:hAnsi="Times New Roman"/>
+          <w:sz w:val="24"/>
+        </w:rPr>
+        <w:t>Го́споди</w:t>
+      </w:r>
+      <w:r>
+        <w:rPr>
+          <w:rFonts w:ascii="Times New Roman" w:hAnsi="Times New Roman"/>
+          <w:sz w:val="24"/>
+        </w:rPr>
+        <w:t xml:space="preserve">, </w:t>
+      </w:r>
+      <w:r>
+        <w:rPr>
+          <w:rFonts w:ascii="Times New Roman" w:hAnsi="Times New Roman"/>
+          <w:sz w:val="24"/>
+        </w:rPr>
+        <w:t>ми́лість</w:t>
+      </w:r>
+      <w:r>
+        <w:rPr>
+          <w:rFonts w:ascii="Times New Roman" w:hAnsi="Times New Roman"/>
+          <w:sz w:val="24"/>
+        </w:rPr>
+        <w:t xml:space="preserve"> Твоя́ на нас,* бо ми </w:t>
+      </w:r>
+      <w:r>
+        <w:rPr>
+          <w:rFonts w:ascii="Times New Roman" w:hAnsi="Times New Roman"/>
+          <w:sz w:val="24"/>
+        </w:rPr>
+        <w:t>наді́ємось</w:t>
+      </w:r>
+      <w:r>
+        <w:rPr>
+          <w:rFonts w:ascii="Times New Roman" w:hAnsi="Times New Roman"/>
+          <w:sz w:val="24"/>
+        </w:rPr>
+        <w:t xml:space="preserve"> на </w:t>
+      </w:r>
+      <w:r>
+        <w:rPr>
+          <w:rFonts w:ascii="Times New Roman" w:hAnsi="Times New Roman"/>
+          <w:sz w:val="24"/>
+        </w:rPr>
+        <w:t>Те́бе</w:t>
+      </w:r>
+      <w:r>
+        <w:rPr>
+          <w:rFonts w:ascii="Times New Roman" w:hAnsi="Times New Roman"/>
+          <w:sz w:val="24"/>
+        </w:rPr>
+        <w:t>.</w:t>
+      </w:r>
+    </w:p>
+    <w:p>
+      <w:pPr>
+        <w:pStyle w:val="a"/>
+        <w:spacing w:after="120"/>
+      </w:pPr>
+      <w:r>
+        <w:rPr>
+          <w:rFonts w:ascii="Times New Roman" w:hAnsi="Times New Roman"/>
+          <w:sz w:val="24"/>
+        </w:rPr>
+        <w:t>Благослове́нний</w:t>
+      </w:r>
+      <w:r>
+        <w:rPr>
+          <w:rFonts w:ascii="Times New Roman" w:hAnsi="Times New Roman"/>
+          <w:sz w:val="24"/>
+        </w:rPr>
+        <w:t xml:space="preserve"> Ти, </w:t>
+      </w:r>
+      <w:r>
+        <w:rPr>
+          <w:rFonts w:ascii="Times New Roman" w:hAnsi="Times New Roman"/>
+          <w:sz w:val="24"/>
+        </w:rPr>
+        <w:t>Го́споди</w:t>
+      </w:r>
+      <w:r>
+        <w:rPr>
+          <w:rFonts w:ascii="Times New Roman" w:hAnsi="Times New Roman"/>
+          <w:sz w:val="24"/>
+        </w:rPr>
+        <w:t xml:space="preserve">,* навчи́ мене́ </w:t>
+      </w:r>
+      <w:r>
+        <w:rPr>
+          <w:rFonts w:ascii="Times New Roman" w:hAnsi="Times New Roman"/>
+          <w:sz w:val="24"/>
+        </w:rPr>
+        <w:t>устано́в</w:t>
+      </w:r>
+      <w:r>
+        <w:rPr>
+          <w:rFonts w:ascii="Times New Roman" w:hAnsi="Times New Roman"/>
+          <w:sz w:val="24"/>
+        </w:rPr>
+        <w:t xml:space="preserve"> </w:t>
+      </w:r>
+      <w:r>
+        <w:rPr>
+          <w:rFonts w:ascii="Times New Roman" w:hAnsi="Times New Roman"/>
+          <w:sz w:val="24"/>
+        </w:rPr>
+        <w:t>Твої́х</w:t>
+      </w:r>
+      <w:r>
+        <w:rPr>
+          <w:rFonts w:ascii="Times New Roman" w:hAnsi="Times New Roman"/>
+          <w:sz w:val="24"/>
+        </w:rPr>
+        <w:t>.</w:t>
+      </w:r>
+    </w:p>
+    <w:p>
+      <w:pPr>
+        <w:pStyle w:val="a"/>
+        <w:spacing w:after="120"/>
+      </w:pPr>
+      <w:r>
+        <w:rPr>
+          <w:rFonts w:ascii="Times New Roman" w:hAnsi="Times New Roman"/>
+          <w:sz w:val="24"/>
+        </w:rPr>
+        <w:t>Благослове́нний</w:t>
+      </w:r>
+      <w:r>
+        <w:rPr>
+          <w:rFonts w:ascii="Times New Roman" w:hAnsi="Times New Roman"/>
+          <w:sz w:val="24"/>
+        </w:rPr>
+        <w:t xml:space="preserve"> Ти, </w:t>
+      </w:r>
+      <w:r>
+        <w:rPr>
+          <w:rFonts w:ascii="Times New Roman" w:hAnsi="Times New Roman"/>
+          <w:sz w:val="24"/>
+        </w:rPr>
+        <w:t>Влади́ко</w:t>
+      </w:r>
+      <w:r>
+        <w:rPr>
+          <w:rFonts w:ascii="Times New Roman" w:hAnsi="Times New Roman"/>
+          <w:sz w:val="24"/>
+        </w:rPr>
+        <w:t xml:space="preserve">,* врозуми́ мене́ </w:t>
+      </w:r>
+      <w:r>
+        <w:rPr>
+          <w:rFonts w:ascii="Times New Roman" w:hAnsi="Times New Roman"/>
+          <w:sz w:val="24"/>
+        </w:rPr>
+        <w:t>устано́вами</w:t>
+      </w:r>
+      <w:r>
+        <w:rPr>
+          <w:rFonts w:ascii="Times New Roman" w:hAnsi="Times New Roman"/>
+          <w:sz w:val="24"/>
+        </w:rPr>
+        <w:t xml:space="preserve"> </w:t>
+      </w:r>
+      <w:r>
+        <w:rPr>
+          <w:rFonts w:ascii="Times New Roman" w:hAnsi="Times New Roman"/>
+          <w:sz w:val="24"/>
+        </w:rPr>
+        <w:t>Твої́ми</w:t>
+      </w:r>
+      <w:r>
+        <w:rPr>
+          <w:rFonts w:ascii="Times New Roman" w:hAnsi="Times New Roman"/>
+          <w:sz w:val="24"/>
+        </w:rPr>
+        <w:t>.</w:t>
+      </w:r>
+    </w:p>
+    <w:p>
+      <w:pPr>
+        <w:pStyle w:val="a"/>
+        <w:spacing w:after="120"/>
+      </w:pPr>
+      <w:r>
+        <w:rPr>
+          <w:rFonts w:ascii="Times New Roman" w:hAnsi="Times New Roman"/>
+          <w:sz w:val="24"/>
+        </w:rPr>
+        <w:t>Благослове́нний</w:t>
+      </w:r>
+      <w:r>
+        <w:rPr>
+          <w:rFonts w:ascii="Times New Roman" w:hAnsi="Times New Roman"/>
+          <w:sz w:val="24"/>
+        </w:rPr>
+        <w:t xml:space="preserve"> Ти, </w:t>
+      </w:r>
+      <w:r>
+        <w:rPr>
+          <w:rFonts w:ascii="Times New Roman" w:hAnsi="Times New Roman"/>
+          <w:sz w:val="24"/>
+        </w:rPr>
+        <w:t>Святи́й</w:t>
+      </w:r>
+      <w:r>
+        <w:rPr>
+          <w:rFonts w:ascii="Times New Roman" w:hAnsi="Times New Roman"/>
+          <w:sz w:val="24"/>
+        </w:rPr>
+        <w:t xml:space="preserve">,* просвіти́ мене́ </w:t>
+      </w:r>
+      <w:r>
+        <w:rPr>
+          <w:rFonts w:ascii="Times New Roman" w:hAnsi="Times New Roman"/>
+          <w:sz w:val="24"/>
+        </w:rPr>
+        <w:t>устано́вами</w:t>
+      </w:r>
+      <w:r>
+        <w:rPr>
+          <w:rFonts w:ascii="Times New Roman" w:hAnsi="Times New Roman"/>
+          <w:sz w:val="24"/>
+        </w:rPr>
+        <w:t xml:space="preserve"> </w:t>
+      </w:r>
+      <w:r>
+        <w:rPr>
+          <w:rFonts w:ascii="Times New Roman" w:hAnsi="Times New Roman"/>
+          <w:sz w:val="24"/>
+        </w:rPr>
+        <w:t>Твої́ми</w:t>
+      </w:r>
+      <w:r>
+        <w:rPr>
+          <w:rFonts w:ascii="Times New Roman" w:hAnsi="Times New Roman"/>
+          <w:sz w:val="24"/>
+        </w:rPr>
+        <w:t>.</w:t>
+      </w:r>
+    </w:p>
+    <w:p>
+      <w:pPr>
+        <w:pStyle w:val="a"/>
+        <w:spacing w:after="120"/>
+      </w:pPr>
+      <w:r>
+        <w:rPr>
+          <w:rFonts w:ascii="Times New Roman" w:hAnsi="Times New Roman"/>
+          <w:sz w:val="24"/>
+        </w:rPr>
+        <w:t>Го́споди</w:t>
+      </w:r>
+      <w:r>
+        <w:rPr>
+          <w:rFonts w:ascii="Times New Roman" w:hAnsi="Times New Roman"/>
+          <w:sz w:val="24"/>
+        </w:rPr>
+        <w:t xml:space="preserve">, </w:t>
+      </w:r>
+      <w:r>
+        <w:rPr>
+          <w:rFonts w:ascii="Times New Roman" w:hAnsi="Times New Roman"/>
+          <w:sz w:val="24"/>
+        </w:rPr>
+        <w:t>ми́лість</w:t>
+      </w:r>
+      <w:r>
+        <w:rPr>
+          <w:rFonts w:ascii="Times New Roman" w:hAnsi="Times New Roman"/>
+          <w:sz w:val="24"/>
+        </w:rPr>
+        <w:t xml:space="preserve"> Твоя́ </w:t>
+      </w:r>
+      <w:r>
+        <w:rPr>
+          <w:rFonts w:ascii="Times New Roman" w:hAnsi="Times New Roman"/>
+          <w:sz w:val="24"/>
+        </w:rPr>
+        <w:t>пові́ки</w:t>
+      </w:r>
+      <w:r>
+        <w:rPr>
+          <w:rFonts w:ascii="Times New Roman" w:hAnsi="Times New Roman"/>
+          <w:sz w:val="24"/>
+        </w:rPr>
+        <w:t xml:space="preserve">,* не </w:t>
+      </w:r>
+      <w:r>
+        <w:rPr>
+          <w:rFonts w:ascii="Times New Roman" w:hAnsi="Times New Roman"/>
+          <w:sz w:val="24"/>
+        </w:rPr>
+        <w:t>покида́й</w:t>
+      </w:r>
+      <w:r>
+        <w:rPr>
+          <w:rFonts w:ascii="Times New Roman" w:hAnsi="Times New Roman"/>
+          <w:sz w:val="24"/>
+        </w:rPr>
+        <w:t xml:space="preserve"> </w:t>
+      </w:r>
+      <w:r>
+        <w:rPr>
+          <w:rFonts w:ascii="Times New Roman" w:hAnsi="Times New Roman"/>
+          <w:sz w:val="24"/>
+        </w:rPr>
+        <w:t>ді́ло</w:t>
+      </w:r>
+      <w:r>
+        <w:rPr>
+          <w:rFonts w:ascii="Times New Roman" w:hAnsi="Times New Roman"/>
+          <w:sz w:val="24"/>
+        </w:rPr>
+        <w:t xml:space="preserve"> рук </w:t>
+      </w:r>
+      <w:r>
+        <w:rPr>
+          <w:rFonts w:ascii="Times New Roman" w:hAnsi="Times New Roman"/>
+          <w:sz w:val="24"/>
+        </w:rPr>
+        <w:t>Твої́х</w:t>
+      </w:r>
+      <w:r>
+        <w:rPr>
+          <w:rFonts w:ascii="Times New Roman" w:hAnsi="Times New Roman"/>
+          <w:sz w:val="24"/>
+        </w:rPr>
+        <w:t>.</w:t>
+      </w:r>
+    </w:p>
+    <w:p>
+      <w:pPr>
+        <w:pStyle w:val="a"/>
+        <w:spacing w:after="120"/>
+      </w:pPr>
+      <w:r>
+        <w:rPr>
+          <w:rFonts w:ascii="Times New Roman" w:hAnsi="Times New Roman"/>
+          <w:sz w:val="24"/>
+        </w:rPr>
+        <w:t xml:space="preserve">Тобі́ </w:t>
+      </w:r>
+      <w:r>
+        <w:rPr>
+          <w:rFonts w:ascii="Times New Roman" w:hAnsi="Times New Roman"/>
+          <w:sz w:val="24"/>
+        </w:rPr>
+        <w:t>нале́жить</w:t>
+      </w:r>
+      <w:r>
+        <w:rPr>
+          <w:rFonts w:ascii="Times New Roman" w:hAnsi="Times New Roman"/>
+          <w:sz w:val="24"/>
+        </w:rPr>
+        <w:t xml:space="preserve"> хвала́,* Тобі́ </w:t>
+      </w:r>
+      <w:r>
+        <w:rPr>
+          <w:rFonts w:ascii="Times New Roman" w:hAnsi="Times New Roman"/>
+          <w:sz w:val="24"/>
+        </w:rPr>
+        <w:t>нале́жить</w:t>
+      </w:r>
+      <w:r>
+        <w:rPr>
+          <w:rFonts w:ascii="Times New Roman" w:hAnsi="Times New Roman"/>
+          <w:sz w:val="24"/>
+        </w:rPr>
+        <w:t xml:space="preserve"> </w:t>
+      </w:r>
+      <w:r>
+        <w:rPr>
+          <w:rFonts w:ascii="Times New Roman" w:hAnsi="Times New Roman"/>
+          <w:sz w:val="24"/>
+        </w:rPr>
+        <w:t>пі́сня</w:t>
+      </w:r>
+      <w:r>
+        <w:rPr>
+          <w:rFonts w:ascii="Times New Roman" w:hAnsi="Times New Roman"/>
+          <w:sz w:val="24"/>
+        </w:rPr>
+        <w:t>.</w:t>
+      </w:r>
+    </w:p>
+    <w:p>
+      <w:pPr>
+        <w:pStyle w:val="a"/>
+        <w:spacing w:after="120"/>
+      </w:pPr>
+      <w:r>
+        <w:rPr>
+          <w:rFonts w:ascii="Times New Roman" w:hAnsi="Times New Roman"/>
+          <w:sz w:val="24"/>
+        </w:rPr>
+        <w:t xml:space="preserve">Тобі́ </w:t>
+      </w:r>
+      <w:r>
+        <w:rPr>
+          <w:rFonts w:ascii="Times New Roman" w:hAnsi="Times New Roman"/>
+          <w:sz w:val="24"/>
+        </w:rPr>
+        <w:t>нале́жить</w:t>
+      </w:r>
+      <w:r>
+        <w:rPr>
+          <w:rFonts w:ascii="Times New Roman" w:hAnsi="Times New Roman"/>
+          <w:sz w:val="24"/>
+        </w:rPr>
+        <w:t xml:space="preserve"> </w:t>
+      </w:r>
+      <w:r>
+        <w:rPr>
+          <w:rFonts w:ascii="Times New Roman" w:hAnsi="Times New Roman"/>
+          <w:sz w:val="24"/>
+        </w:rPr>
+        <w:t>сла́ва</w:t>
+      </w:r>
+      <w:r>
+        <w:rPr>
+          <w:rFonts w:ascii="Times New Roman" w:hAnsi="Times New Roman"/>
+          <w:sz w:val="24"/>
+        </w:rPr>
+        <w:t xml:space="preserve">:* Отцю́ і </w:t>
+      </w:r>
+      <w:r>
+        <w:rPr>
+          <w:rFonts w:ascii="Times New Roman" w:hAnsi="Times New Roman"/>
+          <w:sz w:val="24"/>
+        </w:rPr>
+        <w:t>Си́ну</w:t>
+      </w:r>
+      <w:r>
+        <w:rPr>
+          <w:rFonts w:ascii="Times New Roman" w:hAnsi="Times New Roman"/>
+          <w:sz w:val="24"/>
+        </w:rPr>
+        <w:t xml:space="preserve">, і </w:t>
+      </w:r>
+      <w:r>
+        <w:rPr>
+          <w:rFonts w:ascii="Times New Roman" w:hAnsi="Times New Roman"/>
+          <w:sz w:val="24"/>
+        </w:rPr>
+        <w:t>Свято́му</w:t>
+      </w:r>
+      <w:r>
+        <w:rPr>
+          <w:rFonts w:ascii="Times New Roman" w:hAnsi="Times New Roman"/>
+          <w:sz w:val="24"/>
+        </w:rPr>
+        <w:t xml:space="preserve"> </w:t>
+      </w:r>
+      <w:r>
+        <w:rPr>
+          <w:rFonts w:ascii="Times New Roman" w:hAnsi="Times New Roman"/>
+          <w:sz w:val="24"/>
+        </w:rPr>
+        <w:t>Ду́хові</w:t>
+      </w:r>
+      <w:r>
+        <w:rPr>
+          <w:rFonts w:ascii="Times New Roman" w:hAnsi="Times New Roman"/>
+          <w:sz w:val="24"/>
+        </w:rPr>
+        <w:t>,</w:t>
+      </w:r>
+    </w:p>
+    <w:p>
+      <w:pPr>
+        <w:pStyle w:val="a"/>
+        <w:spacing w:after="120"/>
+      </w:pPr>
+      <w:r>
+        <w:rPr>
+          <w:rFonts w:ascii="Times New Roman" w:hAnsi="Times New Roman"/>
+          <w:sz w:val="24"/>
+        </w:rPr>
+        <w:t>ни́ні</w:t>
+      </w:r>
+      <w:r>
+        <w:rPr>
+          <w:rFonts w:ascii="Times New Roman" w:hAnsi="Times New Roman"/>
+          <w:sz w:val="24"/>
+        </w:rPr>
+        <w:t xml:space="preserve"> і </w:t>
+      </w:r>
+      <w:r>
+        <w:rPr>
+          <w:rFonts w:ascii="Times New Roman" w:hAnsi="Times New Roman"/>
+          <w:sz w:val="24"/>
+        </w:rPr>
+        <w:t>повсякча́с</w:t>
+      </w:r>
+      <w:r>
+        <w:rPr>
+          <w:rFonts w:ascii="Times New Roman" w:hAnsi="Times New Roman"/>
+          <w:sz w:val="24"/>
+        </w:rPr>
+        <w:t xml:space="preserve">,* і на </w:t>
+      </w:r>
+      <w:r>
+        <w:rPr>
+          <w:rFonts w:ascii="Times New Roman" w:hAnsi="Times New Roman"/>
+          <w:sz w:val="24"/>
+        </w:rPr>
+        <w:t>ві́ки</w:t>
+      </w:r>
+      <w:r>
+        <w:rPr>
+          <w:rFonts w:ascii="Times New Roman" w:hAnsi="Times New Roman"/>
+          <w:sz w:val="24"/>
+        </w:rPr>
+        <w:t xml:space="preserve"> </w:t>
+      </w:r>
+      <w:r>
+        <w:rPr>
+          <w:rFonts w:ascii="Times New Roman" w:hAnsi="Times New Roman"/>
+          <w:sz w:val="24"/>
+        </w:rPr>
+        <w:t>вікі́в</w:t>
+      </w:r>
+      <w:r>
+        <w:rPr>
+          <w:rFonts w:ascii="Times New Roman" w:hAnsi="Times New Roman"/>
+          <w:sz w:val="24"/>
+        </w:rPr>
+        <w:t xml:space="preserve">. </w:t>
+      </w:r>
+      <w:r>
+        <w:rPr>
+          <w:rFonts w:ascii="Times New Roman" w:hAnsi="Times New Roman"/>
+          <w:sz w:val="24"/>
+        </w:rPr>
+        <w:t>Амі́нь</w:t>
+      </w:r>
+      <w:r>
+        <w:rPr>
+          <w:rFonts w:ascii="Times New Roman" w:hAnsi="Times New Roman"/>
+          <w:sz w:val="24"/>
+        </w:rPr>
+        <w:t>.</w:t>
       </w:r>
     </w:p>
     <w:p>
@@ -11292,7 +15957,7 @@
           <w:szCs w:val="24"/>
           <w:lang w:val="uk-UA"/>
         </w:rPr>
-        <w:t xml:space="preserve"> Господи, Боже наш, що прихилив небо і зійшов на спасіння людського роду! Зглянься на слуг твоїх і на спадкоємство твоє, бо перед тобою, страшним і чоловіколюбним Суддею, слуги твої схилили свої голови і зігнули свої шиї, не від людей очікуючи допомоги, але на твою надіючись милість і твого очікуючи спасіння; тож оберігай їх повсякчасно, і в цей вечір, і в прийдешню ніч збережи від усякого ворога, і від будь-якого зазіхання диявольського, і від думок марних, і спогадів лукавих.</w:t>
+        <w:t xml:space="preserve"> Господи, Боже наш, що прихилив небо і зійшов на спасіння людського роду! Зглянься на слуг твоїх і на спадкоємство твоє, бо перед тобою, страшним і людинолюбним Суддею, слуги твої схилили свої голови і зігнули свої шиї, не від людей очікуючи допомоги, але на твою надіючись милість і твого очікуючи спасіння; тож оберігай їх повсякчасно, і в цей вечір, і в прийдешню ніч збережи від усякого ворога, і від будь-якого зазіхання диявольського, і від думок марних, і спогадів лукавих.</w:t>
       </w:r>
     </w:p>
     <w:p>
@@ -11852,104 +16517,290 @@
     </w:p>
     <w:p>
       <w:pPr>
-        <w:spacing w:after="120"/>
-        <w:jc w:val="both"/>
-        <w:rPr>
-          <w:rFonts w:ascii="Times New Roman" w:hAnsi="Times New Roman"/>
-          <w:sz w:val="24"/>
-          <w:szCs w:val="24"/>
-          <w:lang w:val="uk-UA"/>
-        </w:rPr>
-      </w:pPr>
-      <w:r>
-        <w:rPr>
-          <w:rFonts w:ascii="Times New Roman" w:hAnsi="Times New Roman"/>
-          <w:sz w:val="24"/>
-          <w:szCs w:val="24"/>
-          <w:lang w:val="uk-UA"/>
-        </w:rPr>
-        <w:t>Нині відпускаєш слугу твого, Владико,* за твоїм словом у мирі.</w:t>
-      </w:r>
-    </w:p>
-    <w:p>
-      <w:pPr>
-        <w:spacing w:after="120"/>
-        <w:jc w:val="both"/>
-        <w:rPr>
-          <w:rFonts w:ascii="Times New Roman" w:hAnsi="Times New Roman"/>
-          <w:sz w:val="24"/>
-          <w:szCs w:val="24"/>
-          <w:lang w:val="uk-UA"/>
-        </w:rPr>
-      </w:pPr>
-      <w:r>
-        <w:rPr>
-          <w:rFonts w:ascii="Times New Roman" w:hAnsi="Times New Roman"/>
-          <w:sz w:val="24"/>
-          <w:szCs w:val="24"/>
-          <w:lang w:val="uk-UA"/>
-        </w:rPr>
-        <w:t>Бо побачили очі мої* спасіння твоє;</w:t>
-      </w:r>
-    </w:p>
-    <w:p>
-      <w:pPr>
-        <w:spacing w:after="120"/>
-        <w:jc w:val="both"/>
-        <w:rPr>
-          <w:rFonts w:ascii="Times New Roman" w:hAnsi="Times New Roman"/>
-          <w:sz w:val="24"/>
-          <w:szCs w:val="24"/>
-          <w:lang w:val="uk-UA"/>
-        </w:rPr>
-      </w:pPr>
-      <w:r>
-        <w:rPr>
-          <w:rFonts w:ascii="Times New Roman" w:hAnsi="Times New Roman"/>
-          <w:sz w:val="24"/>
-          <w:szCs w:val="24"/>
-          <w:lang w:val="uk-UA"/>
-        </w:rPr>
-        <w:t>Що приготував ти* перед усіма народами;</w:t>
-      </w:r>
-    </w:p>
-    <w:p>
-      <w:pPr>
-        <w:spacing w:after="120"/>
-        <w:jc w:val="both"/>
-        <w:rPr>
-          <w:rFonts w:ascii="Times New Roman" w:hAnsi="Times New Roman"/>
-          <w:sz w:val="24"/>
-          <w:szCs w:val="24"/>
-          <w:lang w:val="uk-UA"/>
-        </w:rPr>
-      </w:pPr>
-      <w:r>
-        <w:rPr>
-          <w:rFonts w:ascii="Times New Roman" w:hAnsi="Times New Roman"/>
-          <w:sz w:val="24"/>
-          <w:szCs w:val="24"/>
-          <w:lang w:val="uk-UA"/>
-        </w:rPr>
-        <w:t xml:space="preserve">Світло на просвіту поганам,* і славу люду твого, </w:t>
-      </w:r>
-      <w:proofErr w:type="spellStart"/>
-      <w:r>
-        <w:rPr>
-          <w:rFonts w:ascii="Times New Roman" w:hAnsi="Times New Roman"/>
-          <w:sz w:val="24"/>
-          <w:szCs w:val="24"/>
-          <w:lang w:val="uk-UA"/>
-        </w:rPr>
-        <w:t>Ізраїля</w:t>
-      </w:r>
-      <w:proofErr w:type="spellEnd"/>
-      <w:r>
-        <w:rPr>
-          <w:rFonts w:ascii="Times New Roman" w:hAnsi="Times New Roman"/>
-          <w:sz w:val="24"/>
-          <w:szCs w:val="24"/>
-          <w:lang w:val="uk-UA"/>
+        <w:pStyle w:val="a"/>
+        <w:spacing w:after="120"/>
+      </w:pPr>
+      <w:r>
+        <w:rPr>
+          <w:rFonts w:ascii="Times New Roman" w:hAnsi="Times New Roman"/>
+          <w:sz w:val="24"/>
+        </w:rPr>
+        <w:t>Ни́ні</w:t>
+      </w:r>
+      <w:r>
+        <w:rPr>
+          <w:rFonts w:ascii="Times New Roman" w:hAnsi="Times New Roman"/>
+          <w:sz w:val="24"/>
+        </w:rPr>
+        <w:t xml:space="preserve"> </w:t>
+      </w:r>
+      <w:r>
+        <w:rPr>
+          <w:rFonts w:ascii="Times New Roman" w:hAnsi="Times New Roman"/>
+          <w:sz w:val="24"/>
+        </w:rPr>
+        <w:t>відпуска́єш</w:t>
+      </w:r>
+      <w:r>
+        <w:rPr>
+          <w:rFonts w:ascii="Times New Roman" w:hAnsi="Times New Roman"/>
+          <w:sz w:val="24"/>
+        </w:rPr>
+        <w:t xml:space="preserve"> слугу́ Твого́, </w:t>
+      </w:r>
+      <w:r>
+        <w:rPr>
+          <w:rFonts w:ascii="Times New Roman" w:hAnsi="Times New Roman"/>
+          <w:sz w:val="24"/>
+        </w:rPr>
+        <w:t>Влади́ко</w:t>
+      </w:r>
+      <w:r>
+        <w:rPr>
+          <w:rFonts w:ascii="Times New Roman" w:hAnsi="Times New Roman"/>
+          <w:sz w:val="24"/>
+        </w:rPr>
+        <w:t xml:space="preserve">,* за </w:t>
+      </w:r>
+      <w:r>
+        <w:rPr>
+          <w:rFonts w:ascii="Times New Roman" w:hAnsi="Times New Roman"/>
+          <w:sz w:val="24"/>
+        </w:rPr>
+        <w:t>Твої́м</w:t>
+      </w:r>
+      <w:r>
+        <w:rPr>
+          <w:rFonts w:ascii="Times New Roman" w:hAnsi="Times New Roman"/>
+          <w:sz w:val="24"/>
+        </w:rPr>
+        <w:t xml:space="preserve"> </w:t>
+      </w:r>
+      <w:r>
+        <w:rPr>
+          <w:rFonts w:ascii="Times New Roman" w:hAnsi="Times New Roman"/>
+          <w:sz w:val="24"/>
+        </w:rPr>
+        <w:t>сло́вом</w:t>
+      </w:r>
+      <w:r>
+        <w:rPr>
+          <w:rFonts w:ascii="Times New Roman" w:hAnsi="Times New Roman"/>
+          <w:sz w:val="24"/>
+        </w:rPr>
+        <w:t xml:space="preserve"> у </w:t>
+      </w:r>
+      <w:r>
+        <w:rPr>
+          <w:rFonts w:ascii="Times New Roman" w:hAnsi="Times New Roman"/>
+          <w:sz w:val="24"/>
+        </w:rPr>
+        <w:t>ми́рі</w:t>
+      </w:r>
+      <w:r>
+        <w:rPr>
+          <w:rFonts w:ascii="Times New Roman" w:hAnsi="Times New Roman"/>
+          <w:sz w:val="24"/>
+        </w:rPr>
+        <w:t>.</w:t>
+      </w:r>
+    </w:p>
+    <w:p>
+      <w:pPr>
+        <w:pStyle w:val="a"/>
+        <w:spacing w:after="120"/>
+      </w:pPr>
+      <w:r>
+        <w:rPr>
+          <w:rFonts w:ascii="Times New Roman" w:hAnsi="Times New Roman"/>
+          <w:sz w:val="24"/>
+        </w:rPr>
+        <w:t xml:space="preserve">Бо </w:t>
+      </w:r>
+      <w:r>
+        <w:rPr>
+          <w:rFonts w:ascii="Times New Roman" w:hAnsi="Times New Roman"/>
+          <w:sz w:val="24"/>
+        </w:rPr>
+        <w:t>поба́чили</w:t>
+      </w:r>
+      <w:r>
+        <w:rPr>
+          <w:rFonts w:ascii="Times New Roman" w:hAnsi="Times New Roman"/>
+          <w:sz w:val="24"/>
+        </w:rPr>
+        <w:t xml:space="preserve"> </w:t>
+      </w:r>
+      <w:r>
+        <w:rPr>
+          <w:rFonts w:ascii="Times New Roman" w:hAnsi="Times New Roman"/>
+          <w:sz w:val="24"/>
+        </w:rPr>
+        <w:t>о́чі</w:t>
+      </w:r>
+      <w:r>
+        <w:rPr>
+          <w:rFonts w:ascii="Times New Roman" w:hAnsi="Times New Roman"/>
+          <w:sz w:val="24"/>
+        </w:rPr>
+        <w:t xml:space="preserve"> мої́* </w:t>
+      </w:r>
+      <w:r>
+        <w:rPr>
+          <w:rFonts w:ascii="Times New Roman" w:hAnsi="Times New Roman"/>
+          <w:sz w:val="24"/>
+        </w:rPr>
+        <w:t>спасі́ння</w:t>
+      </w:r>
+      <w:r>
+        <w:rPr>
+          <w:rFonts w:ascii="Times New Roman" w:hAnsi="Times New Roman"/>
+          <w:sz w:val="24"/>
+        </w:rPr>
+        <w:t xml:space="preserve"> Твоє́;</w:t>
+      </w:r>
+    </w:p>
+    <w:p>
+      <w:pPr>
+        <w:pStyle w:val="a"/>
+        <w:spacing w:after="120"/>
+      </w:pPr>
+      <w:r>
+        <w:rPr>
+          <w:rFonts w:ascii="Times New Roman" w:hAnsi="Times New Roman"/>
+          <w:sz w:val="24"/>
+        </w:rPr>
+        <w:t xml:space="preserve">Що </w:t>
+      </w:r>
+      <w:r>
+        <w:rPr>
+          <w:rFonts w:ascii="Times New Roman" w:hAnsi="Times New Roman"/>
+          <w:sz w:val="24"/>
+        </w:rPr>
+        <w:t>приготува́в</w:t>
+      </w:r>
+      <w:r>
+        <w:rPr>
+          <w:rFonts w:ascii="Times New Roman" w:hAnsi="Times New Roman"/>
+          <w:sz w:val="24"/>
+        </w:rPr>
+        <w:t xml:space="preserve"> Ти* </w:t>
+      </w:r>
+      <w:r>
+        <w:rPr>
+          <w:rFonts w:ascii="Times New Roman" w:hAnsi="Times New Roman"/>
+          <w:sz w:val="24"/>
+        </w:rPr>
+        <w:t>пе́ред</w:t>
+      </w:r>
+      <w:r>
+        <w:rPr>
+          <w:rFonts w:ascii="Times New Roman" w:hAnsi="Times New Roman"/>
+          <w:sz w:val="24"/>
+        </w:rPr>
+        <w:t xml:space="preserve"> усіма́ </w:t>
+      </w:r>
+      <w:r>
+        <w:rPr>
+          <w:rFonts w:ascii="Times New Roman" w:hAnsi="Times New Roman"/>
+          <w:sz w:val="24"/>
+        </w:rPr>
+        <w:t>наро́дами</w:t>
+      </w:r>
+      <w:r>
+        <w:rPr>
+          <w:rFonts w:ascii="Times New Roman" w:hAnsi="Times New Roman"/>
+          <w:sz w:val="24"/>
+        </w:rPr>
+        <w:t>;</w:t>
+      </w:r>
+    </w:p>
+    <w:p>
+      <w:pPr>
+        <w:pStyle w:val="a"/>
+        <w:spacing w:after="120"/>
+      </w:pPr>
+      <w:r>
+        <w:rPr>
+          <w:rFonts w:ascii="Times New Roman" w:hAnsi="Times New Roman"/>
+          <w:sz w:val="24"/>
+        </w:rPr>
+        <w:t>Сві́тло</w:t>
+      </w:r>
+      <w:r>
+        <w:rPr>
+          <w:rFonts w:ascii="Times New Roman" w:hAnsi="Times New Roman"/>
+          <w:sz w:val="24"/>
+        </w:rPr>
+        <w:t xml:space="preserve"> на </w:t>
+      </w:r>
+      <w:r>
+        <w:rPr>
+          <w:rFonts w:ascii="Times New Roman" w:hAnsi="Times New Roman"/>
+          <w:sz w:val="24"/>
+        </w:rPr>
+        <w:t>просві́ту</w:t>
+      </w:r>
+      <w:r>
+        <w:rPr>
+          <w:rFonts w:ascii="Times New Roman" w:hAnsi="Times New Roman"/>
+          <w:sz w:val="24"/>
+        </w:rPr>
+        <w:t xml:space="preserve"> </w:t>
+      </w:r>
+      <w:r>
+        <w:rPr>
+          <w:rFonts w:ascii="Times New Roman" w:hAnsi="Times New Roman"/>
+          <w:sz w:val="24"/>
+        </w:rPr>
+        <w:t>пога́нам</w:t>
+      </w:r>
+      <w:r>
+        <w:rPr>
+          <w:rFonts w:ascii="Times New Roman" w:hAnsi="Times New Roman"/>
+          <w:sz w:val="24"/>
+        </w:rPr>
+        <w:t xml:space="preserve">,* і </w:t>
+      </w:r>
+      <w:r>
+        <w:rPr>
+          <w:rFonts w:ascii="Times New Roman" w:hAnsi="Times New Roman"/>
+          <w:sz w:val="24"/>
+        </w:rPr>
+        <w:t>сла́ву</w:t>
+      </w:r>
+      <w:r>
+        <w:rPr>
+          <w:rFonts w:ascii="Times New Roman" w:hAnsi="Times New Roman"/>
+          <w:sz w:val="24"/>
+        </w:rPr>
+        <w:t xml:space="preserve"> </w:t>
+      </w:r>
+      <w:r>
+        <w:rPr>
+          <w:rFonts w:ascii="Times New Roman" w:hAnsi="Times New Roman"/>
+          <w:sz w:val="24"/>
+        </w:rPr>
+        <w:t>лю́ду</w:t>
+      </w:r>
+      <w:r>
+        <w:rPr>
+          <w:rFonts w:ascii="Times New Roman" w:hAnsi="Times New Roman"/>
+          <w:sz w:val="24"/>
+        </w:rPr>
+        <w:t xml:space="preserve"> Твого́, </w:t>
+      </w:r>
+      <w:r>
+        <w:rPr>
+          <w:rFonts w:ascii="Times New Roman" w:hAnsi="Times New Roman"/>
+          <w:sz w:val="24"/>
+        </w:rPr>
+        <w:t>Ізра́їля</w:t>
+      </w:r>
+      <w:r>
+        <w:rPr>
+          <w:rFonts w:ascii="Times New Roman" w:hAnsi="Times New Roman"/>
+          <w:sz w:val="24"/>
         </w:rPr>
         <w:t>.</w:t>
       </w:r>
@@ -13935,7 +18786,7 @@
           <w:szCs w:val="24"/>
           <w:lang w:val="uk-UA"/>
         </w:rPr>
-        <w:t>, і всіх святих, помилує і спасе нас, як благий і чоловіколюбець.</w:t>
+        <w:t>, і всіх святих, помилує і спасе нас, як благий і людинолюбний.</w:t>
       </w:r>
     </w:p>
     <w:p>
@@ -18213,7 +23064,7 @@
           <w:szCs w:val="24"/>
           <w:lang w:val="uk-UA"/>
         </w:rPr>
-        <w:t>чоловіколюб'ям</w:t>
+        <w:t>людинолюб'ям</w:t>
       </w:r>
       <w:proofErr w:type="spellEnd"/>
       <w:r>
@@ -23095,7 +27946,7 @@
           <w:u w:val="single"/>
           <w:lang w:val="uk-UA"/>
         </w:rPr>
-        <w:t>чоловіколюб'ям</w:t>
+        <w:t>людинолюб'ям</w:t>
       </w:r>
       <w:proofErr w:type="spellEnd"/>
       <w:r>
@@ -35155,7 +40006,7 @@
           <w:szCs w:val="24"/>
           <w:lang w:val="uk-UA"/>
         </w:rPr>
-        <w:t>, і всіх святих, помилує і спасе нас, як благий і чоловіколюбець.</w:t>
+        <w:t>, і всіх святих, помилує і спасе нас, як благий і людинолюбний.</w:t>
       </w:r>
     </w:p>
     <w:p>

--- a/flow/20230914_vu_template/drafts/2024-08-u/03-СБ-Ісаакія_Далмата.docx
+++ b/flow/20230914_vu_template/drafts/2024-08-u/03-СБ-Ісаакія_Далмата.docx
@@ -9787,7 +9787,7 @@
           <w:sz w:val="24"/>
           <w:u w:val="single"/>
         </w:rPr>
-        <w:t>Ви́веди</w:t>
+        <w:t xml:space="preserve">Коли́ Ти, </w:t>
       </w:r>
       <w:r>
         <w:rPr>
@@ -9795,7 +9795,7 @@
           <w:sz w:val="24"/>
           <w:u w:val="single"/>
         </w:rPr>
-        <w:t xml:space="preserve"> з </w:t>
+        <w:t>Го́споди</w:t>
       </w:r>
       <w:r>
         <w:rPr>
@@ -9803,7 +9803,7 @@
           <w:sz w:val="24"/>
           <w:u w:val="single"/>
         </w:rPr>
-        <w:t>в’язни́ці</w:t>
+        <w:t xml:space="preserve">, </w:t>
       </w:r>
       <w:r>
         <w:rPr>
@@ -9811,7 +9811,7 @@
           <w:sz w:val="24"/>
           <w:u w:val="single"/>
         </w:rPr>
-        <w:t xml:space="preserve"> мою́ </w:t>
+        <w:t>зважа́тимеш</w:t>
       </w:r>
       <w:r>
         <w:rPr>
@@ -9819,7 +9819,7 @@
           <w:sz w:val="24"/>
           <w:u w:val="single"/>
         </w:rPr>
-        <w:t>ду́шу</w:t>
+        <w:t xml:space="preserve"> на </w:t>
       </w:r>
       <w:r>
         <w:rPr>
@@ -9827,7 +9827,7 @@
           <w:sz w:val="24"/>
           <w:u w:val="single"/>
         </w:rPr>
-        <w:t xml:space="preserve">,* щоб </w:t>
+        <w:t>беззако́ння</w:t>
       </w:r>
       <w:r>
         <w:rPr>
@@ -9835,7 +9835,7 @@
           <w:sz w:val="24"/>
           <w:u w:val="single"/>
         </w:rPr>
-        <w:t>дя́кувати</w:t>
+        <w:t xml:space="preserve">, то хто </w:t>
       </w:r>
       <w:r>
         <w:rPr>
@@ -9843,7 +9843,7 @@
           <w:sz w:val="24"/>
           <w:u w:val="single"/>
         </w:rPr>
-        <w:t xml:space="preserve"> </w:t>
+        <w:t>всто́їться</w:t>
       </w:r>
       <w:r>
         <w:rPr>
@@ -9851,7 +9851,7 @@
           <w:sz w:val="24"/>
           <w:u w:val="single"/>
         </w:rPr>
-        <w:t>І́мені</w:t>
+        <w:t xml:space="preserve">, Го́споди.* Та в </w:t>
       </w:r>
       <w:r>
         <w:rPr>
@@ -9859,7 +9859,7 @@
           <w:sz w:val="24"/>
           <w:u w:val="single"/>
         </w:rPr>
-        <w:t xml:space="preserve"> </w:t>
+        <w:t>Те́бе</w:t>
       </w:r>
       <w:r>
         <w:rPr>
@@ -9867,7 +9867,15 @@
           <w:sz w:val="24"/>
           <w:u w:val="single"/>
         </w:rPr>
-        <w:t>Твоє́му</w:t>
+        <w:t xml:space="preserve"> є </w:t>
+      </w:r>
+      <w:r>
+        <w:rPr>
+          <w:rFonts w:ascii="Times New Roman" w:hAnsi="Times New Roman"/>
+          <w:sz w:val="24"/>
+          <w:u w:val="single"/>
+        </w:rPr>
+        <w:t>проще́ння</w:t>
       </w:r>
       <w:r>
         <w:rPr>

--- a/flow/20230914_vu_template/drafts/2024-08-u/03-СБ-Ісаакія_Далмата.docx
+++ b/flow/20230914_vu_template/drafts/2024-08-u/03-СБ-Ісаакія_Далмата.docx
@@ -185,31 +185,17 @@
         <w:rPr>
           <w:rFonts w:ascii="Times New Roman" w:hAnsi="Times New Roman"/>
           <w:i/>
-          <w:color w:val="FF0000"/>
-          <w:sz w:val="24"/>
-          <w:szCs w:val="24"/>
-          <w:lang w:val="uk-UA"/>
+          <w:color w:val="FF4400"/>
+          <w:sz w:val="24"/>
         </w:rPr>
         <w:t>Священик:</w:t>
       </w:r>
       <w:r>
         <w:rPr>
           <w:rFonts w:ascii="Times New Roman" w:hAnsi="Times New Roman"/>
-          <w:color w:val="FF0000"/>
-          <w:sz w:val="24"/>
-          <w:szCs w:val="24"/>
-          <w:lang w:val="uk-UA"/>
-        </w:rPr>
-        <w:t xml:space="preserve"> </w:t>
-      </w:r>
-      <w:r>
-        <w:rPr>
-          <w:rFonts w:ascii="Times New Roman" w:hAnsi="Times New Roman"/>
-          <w:sz w:val="24"/>
-          <w:szCs w:val="24"/>
-          <w:lang w:val="uk-UA"/>
-        </w:rPr>
-        <w:t>Благословенний Бог наш завжди, нині і повсякчас, і на віки віків.</w:t>
+          <w:sz w:val="24"/>
+        </w:rPr>
+        <w:t xml:space="preserve"> Благословенний Бог наш завжди, нині і повсякчас, і на віки віків.</w:t>
       </w:r>
     </w:p>
     <w:p>
@@ -13683,32 +13669,17 @@
         <w:rPr>
           <w:rFonts w:ascii="Times New Roman" w:hAnsi="Times New Roman"/>
           <w:i/>
-          <w:color w:val="FF0000"/>
-          <w:sz w:val="24"/>
-          <w:szCs w:val="24"/>
-          <w:lang w:val="uk-UA"/>
-        </w:rPr>
-        <w:lastRenderedPageBreak/>
+          <w:color w:val="FF4400"/>
+          <w:sz w:val="24"/>
+        </w:rPr>
         <w:t>Священик:</w:t>
       </w:r>
       <w:r>
         <w:rPr>
           <w:rFonts w:ascii="Times New Roman" w:hAnsi="Times New Roman"/>
-          <w:color w:val="FF0000"/>
-          <w:sz w:val="24"/>
-          <w:szCs w:val="24"/>
-          <w:lang w:val="uk-UA"/>
-        </w:rPr>
-        <w:t xml:space="preserve"> </w:t>
-      </w:r>
-      <w:r>
-        <w:rPr>
-          <w:rFonts w:ascii="Times New Roman" w:hAnsi="Times New Roman"/>
-          <w:sz w:val="24"/>
-          <w:szCs w:val="24"/>
-          <w:lang w:val="uk-UA"/>
-        </w:rPr>
-        <w:t>Мир всім.</w:t>
+          <w:sz w:val="24"/>
+        </w:rPr>
+        <w:t xml:space="preserve"> Мир всім.</w:t>
       </w:r>
     </w:p>
     <w:p>
@@ -15653,16 +15624,44 @@
         <w:rPr>
           <w:rFonts w:ascii="Times New Roman" w:hAnsi="Times New Roman"/>
           <w:i/>
-          <w:color w:val="FF0000"/>
-          <w:sz w:val="24"/>
-          <w:szCs w:val="24"/>
-          <w:lang w:val="uk-UA"/>
+          <w:color w:val="FF4400"/>
+          <w:sz w:val="24"/>
         </w:rPr>
         <w:t>Священик:</w:t>
       </w:r>
       <w:r>
         <w:rPr>
           <w:rFonts w:ascii="Times New Roman" w:hAnsi="Times New Roman"/>
+          <w:sz w:val="24"/>
+        </w:rPr>
+        <w:t xml:space="preserve"> Бо Ти – Бог милости, ласк і людинолюбности, і Тобі славу віддаємо, Отцю, і Сину, і Святому Духові, нині, і повсякчас, і на віки віків.</w:t>
+      </w:r>
+    </w:p>
+    <w:p>
+      <w:pPr>
+        <w:spacing w:after="120"/>
+        <w:jc w:val="both"/>
+        <w:rPr>
+          <w:rFonts w:ascii="Times New Roman" w:hAnsi="Times New Roman"/>
+          <w:sz w:val="24"/>
+          <w:szCs w:val="24"/>
+          <w:lang w:val="uk-UA"/>
+        </w:rPr>
+      </w:pPr>
+      <w:r>
+        <w:rPr>
+          <w:rFonts w:ascii="Times New Roman" w:hAnsi="Times New Roman"/>
+          <w:i/>
+          <w:color w:val="FF0000"/>
+          <w:sz w:val="24"/>
+          <w:szCs w:val="24"/>
+          <w:lang w:val="uk-UA"/>
+        </w:rPr>
+        <w:t>Вірні:</w:t>
+      </w:r>
+      <w:r>
+        <w:rPr>
+          <w:rFonts w:ascii="Times New Roman" w:hAnsi="Times New Roman"/>
           <w:color w:val="FF0000"/>
           <w:sz w:val="24"/>
           <w:szCs w:val="24"/>
@@ -15673,78 +15672,39 @@
       <w:r>
         <w:rPr>
           <w:rFonts w:ascii="Times New Roman" w:hAnsi="Times New Roman"/>
-          <w:color w:val="000000"/>
-          <w:sz w:val="24"/>
-          <w:szCs w:val="24"/>
-          <w:lang w:val="uk-UA"/>
-        </w:rPr>
-        <w:t xml:space="preserve">Бо Ти – Бог </w:t>
-      </w:r>
-      <w:proofErr w:type="spellStart"/>
-      <w:r>
-        <w:rPr>
-          <w:rFonts w:ascii="Times New Roman" w:hAnsi="Times New Roman"/>
-          <w:color w:val="000000"/>
-          <w:sz w:val="24"/>
-          <w:szCs w:val="24"/>
-          <w:lang w:val="uk-UA"/>
-        </w:rPr>
-        <w:t>милости</w:t>
-      </w:r>
-      <w:proofErr w:type="spellEnd"/>
-      <w:r>
-        <w:rPr>
-          <w:rFonts w:ascii="Times New Roman" w:hAnsi="Times New Roman"/>
-          <w:color w:val="000000"/>
-          <w:sz w:val="24"/>
-          <w:szCs w:val="24"/>
-          <w:lang w:val="uk-UA"/>
-        </w:rPr>
-        <w:t xml:space="preserve">, </w:t>
-      </w:r>
-      <w:proofErr w:type="spellStart"/>
-      <w:r>
-        <w:rPr>
-          <w:rFonts w:ascii="Times New Roman" w:hAnsi="Times New Roman"/>
-          <w:color w:val="000000"/>
-          <w:sz w:val="24"/>
-          <w:szCs w:val="24"/>
-          <w:lang w:val="uk-UA"/>
-        </w:rPr>
-        <w:t>ласк</w:t>
-      </w:r>
-      <w:proofErr w:type="spellEnd"/>
-      <w:r>
-        <w:rPr>
-          <w:rFonts w:ascii="Times New Roman" w:hAnsi="Times New Roman"/>
-          <w:color w:val="000000"/>
-          <w:sz w:val="24"/>
-          <w:szCs w:val="24"/>
-          <w:lang w:val="uk-UA"/>
-        </w:rPr>
-        <w:t xml:space="preserve"> і </w:t>
-      </w:r>
-      <w:proofErr w:type="spellStart"/>
-      <w:r>
-        <w:rPr>
-          <w:rFonts w:ascii="Times New Roman" w:hAnsi="Times New Roman"/>
-          <w:color w:val="000000"/>
-          <w:sz w:val="24"/>
-          <w:szCs w:val="24"/>
-          <w:lang w:val="uk-UA"/>
-        </w:rPr>
-        <w:t>людинолюбности</w:t>
-      </w:r>
-      <w:proofErr w:type="spellEnd"/>
-      <w:r>
-        <w:rPr>
-          <w:rFonts w:ascii="Times New Roman" w:hAnsi="Times New Roman"/>
-          <w:color w:val="000000"/>
-          <w:sz w:val="24"/>
-          <w:szCs w:val="24"/>
-          <w:lang w:val="uk-UA"/>
-        </w:rPr>
-        <w:t>, і Тобі славу віддаємо, Отцю, і Сину, і Святому Духові, нині, і повсякчас, і на віки віків.</w:t>
+          <w:sz w:val="24"/>
+          <w:szCs w:val="24"/>
+          <w:lang w:val="uk-UA"/>
+        </w:rPr>
+        <w:t>Амінь.</w:t>
+      </w:r>
+    </w:p>
+    <w:p>
+      <w:pPr>
+        <w:spacing w:after="120"/>
+        <w:jc w:val="both"/>
+        <w:rPr>
+          <w:rFonts w:ascii="Times New Roman" w:hAnsi="Times New Roman"/>
+          <w:sz w:val="24"/>
+          <w:szCs w:val="24"/>
+          <w:lang w:val="uk-UA"/>
+        </w:rPr>
+      </w:pPr>
+      <w:r>
+        <w:rPr>
+          <w:rFonts w:ascii="Times New Roman" w:hAnsi="Times New Roman"/>
+          <w:i/>
+          <w:color w:val="FF4400"/>
+          <w:sz w:val="24"/>
+        </w:rPr>
+        <w:t>Священик:</w:t>
+      </w:r>
+      <w:r>
+        <w:rPr>
+          <w:rFonts w:ascii="Times New Roman" w:hAnsi="Times New Roman"/>
+          <w:sz w:val="24"/>
+        </w:rPr>
+        <w:t xml:space="preserve"> Мир всім.</w:t>
       </w:r>
     </w:p>
     <w:p>
@@ -15786,217 +15746,124 @@
           <w:szCs w:val="24"/>
           <w:lang w:val="uk-UA"/>
         </w:rPr>
-        <w:t>Амінь.</w:t>
-      </w:r>
-    </w:p>
-    <w:p>
-      <w:pPr>
-        <w:spacing w:after="120"/>
-        <w:jc w:val="both"/>
-        <w:rPr>
-          <w:rFonts w:ascii="Times New Roman" w:hAnsi="Times New Roman"/>
-          <w:sz w:val="24"/>
-          <w:szCs w:val="24"/>
-          <w:lang w:val="uk-UA"/>
-        </w:rPr>
-      </w:pPr>
-      <w:r>
-        <w:rPr>
-          <w:rFonts w:ascii="Times New Roman" w:hAnsi="Times New Roman"/>
-          <w:i/>
-          <w:color w:val="FF0000"/>
-          <w:sz w:val="24"/>
-          <w:szCs w:val="24"/>
-          <w:lang w:val="uk-UA"/>
+        <w:t>І духові твоєму.</w:t>
+      </w:r>
+    </w:p>
+    <w:p>
+      <w:pPr>
+        <w:spacing w:after="120"/>
+        <w:jc w:val="both"/>
+        <w:rPr>
+          <w:rFonts w:ascii="Times New Roman" w:hAnsi="Times New Roman"/>
+          <w:sz w:val="24"/>
+          <w:szCs w:val="24"/>
+          <w:lang w:val="uk-UA"/>
+        </w:rPr>
+      </w:pPr>
+      <w:r>
+        <w:rPr>
+          <w:rFonts w:ascii="Times New Roman" w:hAnsi="Times New Roman"/>
+          <w:sz w:val="24"/>
+          <w:szCs w:val="24"/>
+          <w:lang w:val="uk-UA"/>
+        </w:rPr>
+        <w:t>Голови ваші перед Господом схиліть.</w:t>
+      </w:r>
+    </w:p>
+    <w:p>
+      <w:pPr>
+        <w:spacing w:after="120"/>
+        <w:jc w:val="both"/>
+        <w:rPr>
+          <w:rFonts w:ascii="Times New Roman" w:hAnsi="Times New Roman"/>
+          <w:sz w:val="24"/>
+          <w:szCs w:val="24"/>
+          <w:lang w:val="uk-UA"/>
+        </w:rPr>
+      </w:pPr>
+      <w:r>
+        <w:rPr>
+          <w:rFonts w:ascii="Times New Roman" w:hAnsi="Times New Roman"/>
+          <w:i/>
+          <w:color w:val="FF0000"/>
+          <w:sz w:val="24"/>
+          <w:szCs w:val="24"/>
+          <w:lang w:val="uk-UA"/>
+        </w:rPr>
+        <w:t>Вірні:</w:t>
+      </w:r>
+      <w:r>
+        <w:rPr>
+          <w:rFonts w:ascii="Times New Roman" w:hAnsi="Times New Roman"/>
+          <w:color w:val="FF0000"/>
+          <w:sz w:val="24"/>
+          <w:szCs w:val="24"/>
+          <w:lang w:val="uk-UA"/>
+        </w:rPr>
+        <w:t xml:space="preserve"> </w:t>
+      </w:r>
+      <w:r>
+        <w:rPr>
+          <w:rFonts w:ascii="Times New Roman" w:hAnsi="Times New Roman"/>
+          <w:sz w:val="24"/>
+          <w:szCs w:val="24"/>
+          <w:lang w:val="uk-UA"/>
+        </w:rPr>
+        <w:t>Тобі, Господи.</w:t>
+      </w:r>
+    </w:p>
+    <w:p>
+      <w:pPr>
+        <w:spacing w:after="120"/>
+        <w:jc w:val="both"/>
+        <w:rPr>
+          <w:rFonts w:ascii="Times New Roman" w:hAnsi="Times New Roman"/>
+          <w:sz w:val="24"/>
+          <w:szCs w:val="24"/>
+          <w:lang w:val="uk-UA"/>
+        </w:rPr>
+      </w:pPr>
+      <w:r>
+        <w:rPr>
+          <w:rFonts w:ascii="Times New Roman" w:hAnsi="Times New Roman"/>
+          <w:i/>
+          <w:color w:val="FF0000"/>
+          <w:sz w:val="24"/>
+          <w:szCs w:val="24"/>
+          <w:lang w:val="uk-UA"/>
+        </w:rPr>
+        <w:t>Священик читає молитву:</w:t>
+      </w:r>
+      <w:r>
+        <w:rPr>
+          <w:rFonts w:ascii="Times New Roman" w:hAnsi="Times New Roman"/>
+          <w:sz w:val="24"/>
+          <w:szCs w:val="24"/>
+          <w:lang w:val="uk-UA"/>
+        </w:rPr>
+        <w:t xml:space="preserve"> Господи, Боже наш, що прихилив небо і зійшов на спасіння людського роду! Зглянься на слуг твоїх і на спадкоємство твоє, бо перед тобою, страшним і людинолюбним Суддею, слуги твої схилили свої голови і зігнули свої шиї, не від людей очікуючи допомоги, але на твою надіючись милість і твого очікуючи спасіння; тож оберігай їх повсякчасно, і в цей вечір, і в прийдешню ніч збережи від усякого ворога, і від будь-якого зазіхання диявольського, і від думок марних, і спогадів лукавих.</w:t>
+      </w:r>
+    </w:p>
+    <w:p>
+      <w:pPr>
+        <w:pStyle w:val="a"/>
+        <w:spacing w:after="120"/>
+      </w:pPr>
+      <w:r>
+        <w:rPr>
+          <w:rFonts w:ascii="Times New Roman" w:hAnsi="Times New Roman"/>
+          <w:i/>
+          <w:color w:val="FF4400"/>
+          <w:sz w:val="24"/>
         </w:rPr>
         <w:t>Священик:</w:t>
       </w:r>
       <w:r>
         <w:rPr>
           <w:rFonts w:ascii="Times New Roman" w:hAnsi="Times New Roman"/>
-          <w:color w:val="FF0000"/>
-          <w:sz w:val="24"/>
-          <w:szCs w:val="24"/>
-          <w:lang w:val="uk-UA"/>
-        </w:rPr>
-        <w:t xml:space="preserve"> </w:t>
-      </w:r>
-      <w:r>
-        <w:rPr>
-          <w:rFonts w:ascii="Times New Roman" w:hAnsi="Times New Roman"/>
-          <w:sz w:val="24"/>
-          <w:szCs w:val="24"/>
-          <w:lang w:val="uk-UA"/>
-        </w:rPr>
-        <w:t>Мир всім.</w:t>
-      </w:r>
-    </w:p>
-    <w:p>
-      <w:pPr>
-        <w:spacing w:after="120"/>
-        <w:jc w:val="both"/>
-        <w:rPr>
-          <w:rFonts w:ascii="Times New Roman" w:hAnsi="Times New Roman"/>
-          <w:sz w:val="24"/>
-          <w:szCs w:val="24"/>
-          <w:lang w:val="uk-UA"/>
-        </w:rPr>
-      </w:pPr>
-      <w:r>
-        <w:rPr>
-          <w:rFonts w:ascii="Times New Roman" w:hAnsi="Times New Roman"/>
-          <w:i/>
-          <w:color w:val="FF0000"/>
-          <w:sz w:val="24"/>
-          <w:szCs w:val="24"/>
-          <w:lang w:val="uk-UA"/>
-        </w:rPr>
-        <w:t>Вірні:</w:t>
-      </w:r>
-      <w:r>
-        <w:rPr>
-          <w:rFonts w:ascii="Times New Roman" w:hAnsi="Times New Roman"/>
-          <w:color w:val="FF0000"/>
-          <w:sz w:val="24"/>
-          <w:szCs w:val="24"/>
-          <w:lang w:val="uk-UA"/>
-        </w:rPr>
-        <w:t xml:space="preserve"> </w:t>
-      </w:r>
-      <w:r>
-        <w:rPr>
-          <w:rFonts w:ascii="Times New Roman" w:hAnsi="Times New Roman"/>
-          <w:sz w:val="24"/>
-          <w:szCs w:val="24"/>
-          <w:lang w:val="uk-UA"/>
-        </w:rPr>
-        <w:t>І духові твоєму.</w:t>
-      </w:r>
-    </w:p>
-    <w:p>
-      <w:pPr>
-        <w:spacing w:after="120"/>
-        <w:jc w:val="both"/>
-        <w:rPr>
-          <w:rFonts w:ascii="Times New Roman" w:hAnsi="Times New Roman"/>
-          <w:sz w:val="24"/>
-          <w:szCs w:val="24"/>
-          <w:lang w:val="uk-UA"/>
-        </w:rPr>
-      </w:pPr>
-      <w:r>
-        <w:rPr>
-          <w:rFonts w:ascii="Times New Roman" w:hAnsi="Times New Roman"/>
-          <w:sz w:val="24"/>
-          <w:szCs w:val="24"/>
-          <w:lang w:val="uk-UA"/>
-        </w:rPr>
-        <w:t>Голови ваші перед Господом схиліть.</w:t>
-      </w:r>
-    </w:p>
-    <w:p>
-      <w:pPr>
-        <w:spacing w:after="120"/>
-        <w:jc w:val="both"/>
-        <w:rPr>
-          <w:rFonts w:ascii="Times New Roman" w:hAnsi="Times New Roman"/>
-          <w:sz w:val="24"/>
-          <w:szCs w:val="24"/>
-          <w:lang w:val="uk-UA"/>
-        </w:rPr>
-      </w:pPr>
-      <w:r>
-        <w:rPr>
-          <w:rFonts w:ascii="Times New Roman" w:hAnsi="Times New Roman"/>
-          <w:i/>
-          <w:color w:val="FF0000"/>
-          <w:sz w:val="24"/>
-          <w:szCs w:val="24"/>
-          <w:lang w:val="uk-UA"/>
-        </w:rPr>
-        <w:t>Вірні:</w:t>
-      </w:r>
-      <w:r>
-        <w:rPr>
-          <w:rFonts w:ascii="Times New Roman" w:hAnsi="Times New Roman"/>
-          <w:color w:val="FF0000"/>
-          <w:sz w:val="24"/>
-          <w:szCs w:val="24"/>
-          <w:lang w:val="uk-UA"/>
-        </w:rPr>
-        <w:t xml:space="preserve"> </w:t>
-      </w:r>
-      <w:r>
-        <w:rPr>
-          <w:rFonts w:ascii="Times New Roman" w:hAnsi="Times New Roman"/>
-          <w:sz w:val="24"/>
-          <w:szCs w:val="24"/>
-          <w:lang w:val="uk-UA"/>
-        </w:rPr>
-        <w:t>Тобі, Господи.</w:t>
-      </w:r>
-    </w:p>
-    <w:p>
-      <w:pPr>
-        <w:spacing w:after="120"/>
-        <w:jc w:val="both"/>
-        <w:rPr>
-          <w:rFonts w:ascii="Times New Roman" w:hAnsi="Times New Roman"/>
-          <w:sz w:val="24"/>
-          <w:szCs w:val="24"/>
-          <w:lang w:val="uk-UA"/>
-        </w:rPr>
-      </w:pPr>
-      <w:r>
-        <w:rPr>
-          <w:rFonts w:ascii="Times New Roman" w:hAnsi="Times New Roman"/>
-          <w:i/>
-          <w:color w:val="FF0000"/>
-          <w:sz w:val="24"/>
-          <w:szCs w:val="24"/>
-          <w:lang w:val="uk-UA"/>
-        </w:rPr>
-        <w:t>Священик читає молитву:</w:t>
-      </w:r>
-      <w:r>
-        <w:rPr>
-          <w:rFonts w:ascii="Times New Roman" w:hAnsi="Times New Roman"/>
-          <w:sz w:val="24"/>
-          <w:szCs w:val="24"/>
-          <w:lang w:val="uk-UA"/>
-        </w:rPr>
-        <w:t xml:space="preserve"> Господи, Боже наш, що прихилив небо і зійшов на спасіння людського роду! Зглянься на слуг твоїх і на спадкоємство твоє, бо перед тобою, страшним і людинолюбним Суддею, слуги твої схилили свої голови і зігнули свої шиї, не від людей очікуючи допомоги, але на твою надіючись милість і твого очікуючи спасіння; тож оберігай їх повсякчасно, і в цей вечір, і в прийдешню ніч збережи від усякого ворога, і від будь-якого зазіхання диявольського, і від думок марних, і спогадів лукавих.</w:t>
-      </w:r>
-    </w:p>
-    <w:p>
-      <w:pPr>
-        <w:pStyle w:val="a"/>
-        <w:spacing w:after="120"/>
-      </w:pPr>
-      <w:r>
-        <w:rPr>
-          <w:rFonts w:ascii="Times New Roman" w:hAnsi="Times New Roman"/>
-          <w:i/>
-          <w:color w:val="FF0000"/>
-          <w:sz w:val="24"/>
-        </w:rPr>
-        <w:t>Священик:</w:t>
-      </w:r>
-      <w:r>
-        <w:rPr>
-          <w:rFonts w:ascii="Times New Roman" w:hAnsi="Times New Roman"/>
-          <w:color w:val="FF0000"/>
-          <w:sz w:val="24"/>
-        </w:rPr>
-        <w:t xml:space="preserve"> </w:t>
-      </w:r>
-      <w:r>
-        <w:rPr>
-          <w:rFonts w:ascii="Times New Roman" w:hAnsi="Times New Roman"/>
-          <w:color w:val="000000"/>
-          <w:sz w:val="24"/>
-        </w:rPr>
-        <w:t>Нехай буде влада царства Твого благословенна і дуже прославлена: Отця, і Сина, і Святого Духа, нині і повсякчас, і на віки віків.</w:t>
+          <w:sz w:val="24"/>
+        </w:rPr>
+        <w:t xml:space="preserve"> Нехай буде влада царства Твого благословенна і дуже прославлена: Отця, і Сина, і Святого Духа, нині і повсякчас, і на віки віків.</w:t>
       </w:r>
     </w:p>
     <w:p>
@@ -18249,16 +18116,44 @@
         <w:rPr>
           <w:rFonts w:ascii="Times New Roman" w:hAnsi="Times New Roman"/>
           <w:i/>
-          <w:color w:val="FF0000"/>
-          <w:sz w:val="24"/>
-          <w:szCs w:val="24"/>
-          <w:lang w:val="uk-UA"/>
+          <w:color w:val="FF4400"/>
+          <w:sz w:val="24"/>
         </w:rPr>
         <w:t>Священик:</w:t>
       </w:r>
       <w:r>
         <w:rPr>
           <w:rFonts w:ascii="Times New Roman" w:hAnsi="Times New Roman"/>
+          <w:sz w:val="24"/>
+        </w:rPr>
+        <w:t xml:space="preserve"> Благословенний Христос, Бог наш, завжди, нині і повсякчас, і на віки віків.</w:t>
+      </w:r>
+    </w:p>
+    <w:p>
+      <w:pPr>
+        <w:spacing w:after="120"/>
+        <w:jc w:val="both"/>
+        <w:rPr>
+          <w:rFonts w:ascii="Times New Roman" w:hAnsi="Times New Roman"/>
+          <w:sz w:val="24"/>
+          <w:szCs w:val="24"/>
+          <w:lang w:val="uk-UA"/>
+        </w:rPr>
+      </w:pPr>
+      <w:r>
+        <w:rPr>
+          <w:rFonts w:ascii="Times New Roman" w:hAnsi="Times New Roman"/>
+          <w:i/>
+          <w:color w:val="FF0000"/>
+          <w:sz w:val="24"/>
+          <w:szCs w:val="24"/>
+          <w:lang w:val="uk-UA"/>
+        </w:rPr>
+        <w:t>Вірні:</w:t>
+      </w:r>
+      <w:r>
+        <w:rPr>
+          <w:rFonts w:ascii="Times New Roman" w:hAnsi="Times New Roman"/>
           <w:color w:val="FF0000"/>
           <w:sz w:val="24"/>
           <w:szCs w:val="24"/>
@@ -18273,7 +18168,55 @@
           <w:szCs w:val="24"/>
           <w:lang w:val="uk-UA"/>
         </w:rPr>
-        <w:t>Благословенний Христос, Бог наш, завжди, нині і повсякчас, і на віки віків.</w:t>
+        <w:t xml:space="preserve">Амінь. </w:t>
+      </w:r>
+      <w:proofErr w:type="spellStart"/>
+      <w:r>
+        <w:rPr>
+          <w:rFonts w:ascii="Times New Roman" w:hAnsi="Times New Roman"/>
+          <w:sz w:val="24"/>
+          <w:szCs w:val="24"/>
+          <w:lang w:val="uk-UA"/>
+        </w:rPr>
+        <w:t>Утверди</w:t>
+      </w:r>
+      <w:proofErr w:type="spellEnd"/>
+      <w:r>
+        <w:rPr>
+          <w:rFonts w:ascii="Times New Roman" w:hAnsi="Times New Roman"/>
+          <w:sz w:val="24"/>
+          <w:szCs w:val="24"/>
+          <w:lang w:val="uk-UA"/>
+        </w:rPr>
+        <w:t>, Боже, святу православну віру на віки віків.</w:t>
+      </w:r>
+    </w:p>
+    <w:p>
+      <w:pPr>
+        <w:spacing w:after="120"/>
+        <w:jc w:val="both"/>
+        <w:rPr>
+          <w:rFonts w:ascii="Times New Roman" w:hAnsi="Times New Roman"/>
+          <w:sz w:val="24"/>
+          <w:szCs w:val="24"/>
+          <w:lang w:val="uk-UA"/>
+        </w:rPr>
+      </w:pPr>
+      <w:r>
+        <w:rPr>
+          <w:rFonts w:ascii="Times New Roman" w:hAnsi="Times New Roman"/>
+          <w:i/>
+          <w:color w:val="FF4400"/>
+          <w:sz w:val="24"/>
+        </w:rPr>
+        <w:t>Священик:</w:t>
+      </w:r>
+      <w:r>
+        <w:rPr>
+          <w:rFonts w:ascii="Times New Roman" w:hAnsi="Times New Roman"/>
+          <w:sz w:val="24"/>
+        </w:rPr>
+        <w:t xml:space="preserve"> Пресвята Богородице, спаси нас.</w:t>
       </w:r>
     </w:p>
     <w:p>
@@ -18301,6 +18244,66 @@
       <w:r>
         <w:rPr>
           <w:rFonts w:ascii="Times New Roman" w:hAnsi="Times New Roman"/>
+          <w:sz w:val="24"/>
+          <w:szCs w:val="24"/>
+          <w:lang w:val="uk-UA"/>
+        </w:rPr>
+        <w:t xml:space="preserve"> Чеснішу від херувимів і незрівнянно славнішу від серафимів, що без зотління Бога Слово породила, сущу Богородицю, тебе величаємо.</w:t>
+      </w:r>
+    </w:p>
+    <w:p>
+      <w:pPr>
+        <w:spacing w:after="120"/>
+        <w:jc w:val="both"/>
+        <w:rPr>
+          <w:rFonts w:ascii="Times New Roman" w:hAnsi="Times New Roman"/>
+          <w:sz w:val="24"/>
+          <w:szCs w:val="24"/>
+          <w:lang w:val="uk-UA"/>
+        </w:rPr>
+      </w:pPr>
+      <w:r>
+        <w:rPr>
+          <w:rFonts w:ascii="Times New Roman" w:hAnsi="Times New Roman"/>
+          <w:i/>
+          <w:color w:val="FF4400"/>
+          <w:sz w:val="24"/>
+        </w:rPr>
+        <w:t>Священик:</w:t>
+      </w:r>
+      <w:r>
+        <w:rPr>
+          <w:rFonts w:ascii="Times New Roman" w:hAnsi="Times New Roman"/>
+          <w:sz w:val="24"/>
+        </w:rPr>
+        <w:t xml:space="preserve"> Слава тобі, Христе Боже, надіє наша, слава тобі!</w:t>
+      </w:r>
+    </w:p>
+    <w:p>
+      <w:pPr>
+        <w:spacing w:after="120"/>
+        <w:jc w:val="both"/>
+        <w:rPr>
+          <w:rFonts w:ascii="Times New Roman" w:hAnsi="Times New Roman"/>
+          <w:sz w:val="24"/>
+          <w:szCs w:val="24"/>
+          <w:lang w:val="uk-UA"/>
+        </w:rPr>
+      </w:pPr>
+      <w:r>
+        <w:rPr>
+          <w:rFonts w:ascii="Times New Roman" w:hAnsi="Times New Roman"/>
+          <w:i/>
+          <w:color w:val="FF0000"/>
+          <w:sz w:val="24"/>
+          <w:szCs w:val="24"/>
+          <w:lang w:val="uk-UA"/>
+        </w:rPr>
+        <w:t>Вірні:</w:t>
+      </w:r>
+      <w:r>
+        <w:rPr>
+          <w:rFonts w:ascii="Times New Roman" w:hAnsi="Times New Roman"/>
           <w:color w:val="FF0000"/>
           <w:sz w:val="24"/>
           <w:szCs w:val="24"/>
@@ -18315,486 +18318,71 @@
           <w:szCs w:val="24"/>
           <w:lang w:val="uk-UA"/>
         </w:rPr>
-        <w:t xml:space="preserve">Амінь. </w:t>
-      </w:r>
-      <w:proofErr w:type="spellStart"/>
-      <w:r>
-        <w:rPr>
-          <w:rFonts w:ascii="Times New Roman" w:hAnsi="Times New Roman"/>
-          <w:sz w:val="24"/>
-          <w:szCs w:val="24"/>
-          <w:lang w:val="uk-UA"/>
-        </w:rPr>
-        <w:t>Утверди</w:t>
-      </w:r>
-      <w:proofErr w:type="spellEnd"/>
-      <w:r>
-        <w:rPr>
-          <w:rFonts w:ascii="Times New Roman" w:hAnsi="Times New Roman"/>
-          <w:sz w:val="24"/>
-          <w:szCs w:val="24"/>
-          <w:lang w:val="uk-UA"/>
-        </w:rPr>
-        <w:t>, Боже, святу православну віру на віки віків.</w:t>
-      </w:r>
-    </w:p>
-    <w:p>
-      <w:pPr>
-        <w:spacing w:after="120"/>
-        <w:jc w:val="both"/>
-        <w:rPr>
-          <w:rFonts w:ascii="Times New Roman" w:hAnsi="Times New Roman"/>
-          <w:sz w:val="24"/>
-          <w:szCs w:val="24"/>
-          <w:lang w:val="uk-UA"/>
-        </w:rPr>
-      </w:pPr>
-      <w:r>
-        <w:rPr>
-          <w:rFonts w:ascii="Times New Roman" w:hAnsi="Times New Roman"/>
-          <w:i/>
-          <w:color w:val="FF0000"/>
-          <w:sz w:val="24"/>
-          <w:szCs w:val="24"/>
-          <w:lang w:val="uk-UA"/>
+        <w:t xml:space="preserve">Слава Отцю і Сину, і Святому Духові, і нині і повсякчас, і на віки віків. Амінь. Господи, помилуй </w:t>
+      </w:r>
+      <w:r>
+        <w:rPr>
+          <w:rFonts w:ascii="Times New Roman" w:hAnsi="Times New Roman"/>
+          <w:i/>
+          <w:color w:val="FF0000"/>
+          <w:sz w:val="24"/>
+          <w:szCs w:val="24"/>
+          <w:lang w:val="uk-UA"/>
+        </w:rPr>
+        <w:t>(3 р.)</w:t>
+      </w:r>
+      <w:r>
+        <w:rPr>
+          <w:rFonts w:ascii="Times New Roman" w:hAnsi="Times New Roman"/>
+          <w:i/>
+          <w:sz w:val="24"/>
+          <w:szCs w:val="24"/>
+          <w:lang w:val="uk-UA"/>
+        </w:rPr>
+        <w:t>.</w:t>
+      </w:r>
+      <w:r>
+        <w:rPr>
+          <w:rFonts w:ascii="Times New Roman" w:hAnsi="Times New Roman"/>
+          <w:sz w:val="24"/>
+          <w:szCs w:val="24"/>
+          <w:lang w:val="uk-UA"/>
+        </w:rPr>
+        <w:t xml:space="preserve"> Благослови.</w:t>
+      </w:r>
+    </w:p>
+    <w:p>
+      <w:r>
+        <w:rPr>
+          <w:rFonts w:ascii="Times New Roman" w:hAnsi="Times New Roman"/>
+          <w:i/>
+          <w:color w:val="FF4400"/>
+          <w:sz w:val="24"/>
         </w:rPr>
         <w:t>Священик:</w:t>
       </w:r>
       <w:r>
         <w:rPr>
           <w:rFonts w:ascii="Times New Roman" w:hAnsi="Times New Roman"/>
-          <w:color w:val="FF0000"/>
-          <w:sz w:val="24"/>
-          <w:szCs w:val="24"/>
-          <w:lang w:val="uk-UA"/>
-        </w:rPr>
-        <w:t xml:space="preserve"> </w:t>
-      </w:r>
-      <w:r>
-        <w:rPr>
-          <w:rFonts w:ascii="Times New Roman" w:hAnsi="Times New Roman"/>
-          <w:sz w:val="24"/>
-          <w:szCs w:val="24"/>
-          <w:lang w:val="uk-UA"/>
-        </w:rPr>
-        <w:t>Пресвята Богородице, спаси нас.</w:t>
-      </w:r>
-    </w:p>
-    <w:p>
-      <w:pPr>
-        <w:spacing w:after="120"/>
-        <w:jc w:val="both"/>
-        <w:rPr>
-          <w:rFonts w:ascii="Times New Roman" w:hAnsi="Times New Roman"/>
-          <w:sz w:val="24"/>
-          <w:szCs w:val="24"/>
-          <w:lang w:val="uk-UA"/>
-        </w:rPr>
-      </w:pPr>
-      <w:r>
-        <w:rPr>
-          <w:rFonts w:ascii="Times New Roman" w:hAnsi="Times New Roman"/>
-          <w:i/>
-          <w:color w:val="FF0000"/>
-          <w:sz w:val="24"/>
-          <w:szCs w:val="24"/>
-          <w:lang w:val="uk-UA"/>
-        </w:rPr>
-        <w:t>Вірні:</w:t>
-      </w:r>
-      <w:r>
-        <w:rPr>
-          <w:rFonts w:ascii="Times New Roman" w:hAnsi="Times New Roman"/>
-          <w:sz w:val="24"/>
-          <w:szCs w:val="24"/>
-          <w:lang w:val="uk-UA"/>
-        </w:rPr>
-        <w:t xml:space="preserve"> Чеснішу від херувимів і незрівнянно славнішу від серафимів, що без зотління Бога Слово породила, сущу Богородицю, тебе величаємо.</w:t>
-      </w:r>
-    </w:p>
-    <w:p>
-      <w:pPr>
-        <w:spacing w:after="120"/>
-        <w:jc w:val="both"/>
-        <w:rPr>
-          <w:rFonts w:ascii="Times New Roman" w:hAnsi="Times New Roman"/>
-          <w:sz w:val="24"/>
-          <w:szCs w:val="24"/>
-          <w:lang w:val="uk-UA"/>
-        </w:rPr>
-      </w:pPr>
-      <w:r>
-        <w:rPr>
-          <w:rFonts w:ascii="Times New Roman" w:hAnsi="Times New Roman"/>
-          <w:i/>
-          <w:color w:val="FF0000"/>
-          <w:sz w:val="24"/>
-          <w:szCs w:val="24"/>
-          <w:lang w:val="uk-UA"/>
-        </w:rPr>
-        <w:t>Священик:</w:t>
-      </w:r>
-      <w:r>
-        <w:rPr>
-          <w:rFonts w:ascii="Times New Roman" w:hAnsi="Times New Roman"/>
-          <w:color w:val="FF0000"/>
-          <w:sz w:val="24"/>
-          <w:szCs w:val="24"/>
-          <w:lang w:val="uk-UA"/>
-        </w:rPr>
-        <w:t xml:space="preserve"> </w:t>
-      </w:r>
-      <w:r>
-        <w:rPr>
-          <w:rFonts w:ascii="Times New Roman" w:hAnsi="Times New Roman"/>
-          <w:sz w:val="24"/>
-          <w:szCs w:val="24"/>
-          <w:lang w:val="uk-UA"/>
-        </w:rPr>
-        <w:t>Слава тобі, Христе Боже, надіє наша, слава тобі!</w:t>
-      </w:r>
-    </w:p>
-    <w:p>
-      <w:pPr>
-        <w:spacing w:after="120"/>
-        <w:jc w:val="both"/>
-        <w:rPr>
-          <w:rFonts w:ascii="Times New Roman" w:hAnsi="Times New Roman"/>
-          <w:sz w:val="24"/>
-          <w:szCs w:val="24"/>
-          <w:lang w:val="uk-UA"/>
-        </w:rPr>
-      </w:pPr>
-      <w:r>
-        <w:rPr>
-          <w:rFonts w:ascii="Times New Roman" w:hAnsi="Times New Roman"/>
-          <w:i/>
-          <w:color w:val="FF0000"/>
-          <w:sz w:val="24"/>
-          <w:szCs w:val="24"/>
-          <w:lang w:val="uk-UA"/>
-        </w:rPr>
-        <w:t>Вірні:</w:t>
-      </w:r>
-      <w:r>
-        <w:rPr>
-          <w:rFonts w:ascii="Times New Roman" w:hAnsi="Times New Roman"/>
-          <w:color w:val="FF0000"/>
-          <w:sz w:val="24"/>
-          <w:szCs w:val="24"/>
-          <w:lang w:val="uk-UA"/>
-        </w:rPr>
-        <w:t xml:space="preserve"> </w:t>
-      </w:r>
-      <w:r>
-        <w:rPr>
-          <w:rFonts w:ascii="Times New Roman" w:hAnsi="Times New Roman"/>
-          <w:sz w:val="24"/>
-          <w:szCs w:val="24"/>
-          <w:lang w:val="uk-UA"/>
-        </w:rPr>
-        <w:t xml:space="preserve">Слава Отцю і Сину, і Святому Духові, і нині і повсякчас, і на віки віків. Амінь. Господи, помилуй </w:t>
-      </w:r>
-      <w:r>
-        <w:rPr>
-          <w:rFonts w:ascii="Times New Roman" w:hAnsi="Times New Roman"/>
-          <w:i/>
-          <w:color w:val="FF0000"/>
-          <w:sz w:val="24"/>
-          <w:szCs w:val="24"/>
-          <w:lang w:val="uk-UA"/>
-        </w:rPr>
-        <w:t>(3 р.)</w:t>
-      </w:r>
-      <w:r>
-        <w:rPr>
-          <w:rFonts w:ascii="Times New Roman" w:hAnsi="Times New Roman"/>
-          <w:i/>
-          <w:sz w:val="24"/>
-          <w:szCs w:val="24"/>
-          <w:lang w:val="uk-UA"/>
-        </w:rPr>
-        <w:t>.</w:t>
-      </w:r>
-      <w:r>
-        <w:rPr>
-          <w:rFonts w:ascii="Times New Roman" w:hAnsi="Times New Roman"/>
-          <w:sz w:val="24"/>
-          <w:szCs w:val="24"/>
-          <w:lang w:val="uk-UA"/>
-        </w:rPr>
-        <w:t xml:space="preserve"> Благослови.</w:t>
-      </w:r>
-    </w:p>
-    <w:p>
-      <w:pPr>
-        <w:spacing w:after="120"/>
-        <w:jc w:val="both"/>
-        <w:rPr>
-          <w:rFonts w:ascii="Times New Roman" w:hAnsi="Times New Roman"/>
-          <w:sz w:val="24"/>
-          <w:szCs w:val="24"/>
-          <w:lang w:val="uk-UA"/>
-        </w:rPr>
-      </w:pPr>
-      <w:r>
-        <w:rPr>
-          <w:rFonts w:ascii="Times New Roman" w:hAnsi="Times New Roman"/>
-          <w:i/>
-          <w:color w:val="FF0000"/>
-          <w:sz w:val="24"/>
-          <w:szCs w:val="24"/>
-          <w:lang w:val="uk-UA"/>
-        </w:rPr>
-        <w:t>Священик:</w:t>
-      </w:r>
-      <w:r>
-        <w:rPr>
-          <w:rFonts w:ascii="Times New Roman" w:hAnsi="Times New Roman"/>
-          <w:color w:val="FF0000"/>
-          <w:sz w:val="24"/>
-          <w:szCs w:val="24"/>
-          <w:lang w:val="uk-UA"/>
-        </w:rPr>
-        <w:t xml:space="preserve"> </w:t>
-      </w:r>
-      <w:r>
-        <w:rPr>
-          <w:rFonts w:ascii="Times New Roman" w:hAnsi="Times New Roman"/>
-          <w:sz w:val="24"/>
-          <w:szCs w:val="24"/>
-          <w:lang w:val="uk-UA"/>
-        </w:rPr>
-        <w:t xml:space="preserve">Христос, істинний Бог наш, молитвами пречистої своєї Матері, силою чесного і животворящого хреста, заступництвом чесних небесних сил безплотних, чесного і славного пророка, предтечі і </w:t>
-      </w:r>
-      <w:proofErr w:type="spellStart"/>
-      <w:r>
-        <w:rPr>
-          <w:rFonts w:ascii="Times New Roman" w:hAnsi="Times New Roman"/>
-          <w:sz w:val="24"/>
-          <w:szCs w:val="24"/>
-          <w:lang w:val="uk-UA"/>
-        </w:rPr>
-        <w:t>христителя</w:t>
-      </w:r>
-      <w:proofErr w:type="spellEnd"/>
-      <w:r>
-        <w:rPr>
-          <w:rFonts w:ascii="Times New Roman" w:hAnsi="Times New Roman"/>
-          <w:sz w:val="24"/>
-          <w:szCs w:val="24"/>
-          <w:lang w:val="uk-UA"/>
-        </w:rPr>
-        <w:t xml:space="preserve"> Йоана, святих, славних і </w:t>
-      </w:r>
-      <w:proofErr w:type="spellStart"/>
-      <w:r>
-        <w:rPr>
-          <w:rFonts w:ascii="Times New Roman" w:hAnsi="Times New Roman"/>
-          <w:sz w:val="24"/>
-          <w:szCs w:val="24"/>
-          <w:lang w:val="uk-UA"/>
-        </w:rPr>
-        <w:t>всехвальних</w:t>
-      </w:r>
-      <w:proofErr w:type="spellEnd"/>
-      <w:r>
-        <w:rPr>
-          <w:rFonts w:ascii="Times New Roman" w:hAnsi="Times New Roman"/>
-          <w:sz w:val="24"/>
-          <w:szCs w:val="24"/>
-          <w:lang w:val="uk-UA"/>
-        </w:rPr>
-        <w:t xml:space="preserve"> апостолів, святого отця нашого Миколая, </w:t>
-      </w:r>
-      <w:proofErr w:type="spellStart"/>
-      <w:r>
-        <w:rPr>
-          <w:rFonts w:ascii="Times New Roman" w:hAnsi="Times New Roman"/>
-          <w:sz w:val="24"/>
-          <w:szCs w:val="24"/>
-          <w:lang w:val="uk-UA"/>
-        </w:rPr>
-        <w:t>архиєпископа</w:t>
-      </w:r>
-      <w:proofErr w:type="spellEnd"/>
-      <w:r>
-        <w:rPr>
-          <w:rFonts w:ascii="Times New Roman" w:hAnsi="Times New Roman"/>
-          <w:sz w:val="24"/>
-          <w:szCs w:val="24"/>
-          <w:lang w:val="uk-UA"/>
-        </w:rPr>
-        <w:t xml:space="preserve"> </w:t>
-      </w:r>
-      <w:proofErr w:type="spellStart"/>
-      <w:r>
-        <w:rPr>
-          <w:rFonts w:ascii="Times New Roman" w:hAnsi="Times New Roman"/>
-          <w:sz w:val="24"/>
-          <w:szCs w:val="24"/>
-          <w:lang w:val="uk-UA"/>
-        </w:rPr>
-        <w:t>Мирлікійського</w:t>
-      </w:r>
-      <w:proofErr w:type="spellEnd"/>
-      <w:r>
-        <w:rPr>
-          <w:rFonts w:ascii="Times New Roman" w:hAnsi="Times New Roman"/>
-          <w:sz w:val="24"/>
-          <w:szCs w:val="24"/>
-          <w:lang w:val="uk-UA"/>
-        </w:rPr>
-        <w:t xml:space="preserve">, чудотворця, святих, славних і переможних мучеників, преподобних і </w:t>
-      </w:r>
-      <w:proofErr w:type="spellStart"/>
-      <w:r>
-        <w:rPr>
-          <w:rFonts w:ascii="Times New Roman" w:hAnsi="Times New Roman"/>
-          <w:sz w:val="24"/>
-          <w:szCs w:val="24"/>
-          <w:lang w:val="uk-UA"/>
-        </w:rPr>
-        <w:t>богоносних</w:t>
-      </w:r>
-      <w:proofErr w:type="spellEnd"/>
-      <w:r>
-        <w:rPr>
-          <w:rFonts w:ascii="Times New Roman" w:hAnsi="Times New Roman"/>
-          <w:sz w:val="24"/>
-          <w:szCs w:val="24"/>
-          <w:lang w:val="uk-UA"/>
-        </w:rPr>
-        <w:t xml:space="preserve"> отців наших, святих і праведних </w:t>
-      </w:r>
-      <w:proofErr w:type="spellStart"/>
-      <w:r>
-        <w:rPr>
-          <w:rFonts w:ascii="Times New Roman" w:hAnsi="Times New Roman"/>
-          <w:sz w:val="24"/>
-          <w:szCs w:val="24"/>
-          <w:lang w:val="uk-UA"/>
-        </w:rPr>
-        <w:t>богоотців</w:t>
-      </w:r>
-      <w:proofErr w:type="spellEnd"/>
-      <w:r>
-        <w:rPr>
-          <w:rFonts w:ascii="Times New Roman" w:hAnsi="Times New Roman"/>
-          <w:sz w:val="24"/>
-          <w:szCs w:val="24"/>
-          <w:lang w:val="uk-UA"/>
-        </w:rPr>
-        <w:t xml:space="preserve"> </w:t>
-      </w:r>
-      <w:proofErr w:type="spellStart"/>
-      <w:r>
-        <w:rPr>
-          <w:rFonts w:ascii="Times New Roman" w:hAnsi="Times New Roman"/>
-          <w:sz w:val="24"/>
-          <w:szCs w:val="24"/>
-          <w:lang w:val="uk-UA"/>
-        </w:rPr>
-        <w:t>Йоакима</w:t>
-      </w:r>
-      <w:proofErr w:type="spellEnd"/>
-      <w:r>
-        <w:rPr>
-          <w:rFonts w:ascii="Times New Roman" w:hAnsi="Times New Roman"/>
-          <w:sz w:val="24"/>
-          <w:szCs w:val="24"/>
-          <w:lang w:val="uk-UA"/>
-        </w:rPr>
-        <w:t xml:space="preserve"> й Анни, і святого (</w:t>
-      </w:r>
-      <w:r>
-        <w:rPr>
-          <w:rFonts w:ascii="Times New Roman" w:hAnsi="Times New Roman"/>
-          <w:i/>
-          <w:color w:val="FF0000"/>
-          <w:sz w:val="24"/>
-          <w:szCs w:val="24"/>
-          <w:lang w:val="uk-UA"/>
-        </w:rPr>
-        <w:t>ім'я, якого є храм</w:t>
-      </w:r>
-      <w:r>
-        <w:rPr>
-          <w:rFonts w:ascii="Times New Roman" w:hAnsi="Times New Roman"/>
-          <w:sz w:val="24"/>
-          <w:szCs w:val="24"/>
-          <w:lang w:val="uk-UA"/>
-        </w:rPr>
-        <w:t xml:space="preserve">), і </w:t>
-      </w:r>
-      <w:r>
-        <w:rPr>
-          <w:rFonts w:ascii="Times New Roman" w:hAnsi="Times New Roman"/>
-          <w:sz w:val="24"/>
-          <w:szCs w:val="24"/>
-          <w:lang w:val="uk-UA"/>
-        </w:rPr>
-        <w:t xml:space="preserve">преподобних отців наших </w:t>
-      </w:r>
-      <w:proofErr w:type="spellStart"/>
-      <w:r>
-        <w:rPr>
-          <w:rFonts w:ascii="Times New Roman" w:eastAsia="Book Antiqua" w:hAnsi="Times New Roman"/>
-          <w:sz w:val="24"/>
-          <w:szCs w:val="24"/>
-          <w:lang w:val="uk-UA"/>
-        </w:rPr>
-        <w:t>Ісаакія</w:t>
-      </w:r>
-      <w:proofErr w:type="spellEnd"/>
-      <w:r>
-        <w:rPr>
-          <w:rFonts w:ascii="Times New Roman" w:eastAsia="Book Antiqua" w:hAnsi="Times New Roman"/>
-          <w:sz w:val="24"/>
-          <w:szCs w:val="24"/>
-          <w:lang w:val="uk-UA"/>
-        </w:rPr>
-        <w:t xml:space="preserve">, </w:t>
-      </w:r>
-      <w:proofErr w:type="spellStart"/>
-      <w:r>
-        <w:rPr>
-          <w:rFonts w:ascii="Times New Roman" w:eastAsia="Book Antiqua" w:hAnsi="Times New Roman"/>
-          <w:sz w:val="24"/>
-          <w:szCs w:val="24"/>
-          <w:lang w:val="uk-UA"/>
-        </w:rPr>
-        <w:t>Далмата</w:t>
-      </w:r>
-      <w:proofErr w:type="spellEnd"/>
-      <w:r>
-        <w:rPr>
-          <w:rFonts w:ascii="Times New Roman" w:eastAsia="Book Antiqua" w:hAnsi="Times New Roman"/>
-          <w:sz w:val="24"/>
-          <w:szCs w:val="24"/>
-          <w:lang w:val="uk-UA"/>
-        </w:rPr>
-        <w:t xml:space="preserve"> й </w:t>
-      </w:r>
-      <w:proofErr w:type="spellStart"/>
-      <w:r>
-        <w:rPr>
-          <w:rFonts w:ascii="Times New Roman" w:eastAsia="Book Antiqua" w:hAnsi="Times New Roman"/>
-          <w:sz w:val="24"/>
-          <w:szCs w:val="24"/>
-          <w:lang w:val="uk-UA"/>
-        </w:rPr>
-        <w:t>Фавста</w:t>
-      </w:r>
-      <w:proofErr w:type="spellEnd"/>
-      <w:r>
-        <w:rPr>
-          <w:rFonts w:ascii="Times New Roman" w:hAnsi="Times New Roman"/>
-          <w:sz w:val="24"/>
-          <w:szCs w:val="24"/>
-          <w:lang w:val="uk-UA"/>
-        </w:rPr>
-        <w:t>, і всіх святих, помилує і спасе нас, як благий і людинолюбний.</w:t>
+          <w:sz w:val="24"/>
+        </w:rPr>
+        <w:t xml:space="preserve"> Христос, істинний Бог наш - молитвами пречистої Своєї Матері, силою чесного і животворчого Хреста, заступництвом чесних небесних сил безтілесних, чесного і славного пророка, предтечі і хрестителя Йоана, святих славних і всехвальних апостолів, святого отця нашого Миколая, архиєпископа Мир Ликійських, чудотворця, святих славних і переможних мучеників, преподобних і богоносних отців наших, святих і праведних богоотців Йоакима й Анни, святого, </w:t>
+      </w:r>
+      <w:r>
+        <w:rPr>
+          <w:rFonts w:ascii="Times New Roman" w:hAnsi="Times New Roman"/>
+          <w:i/>
+          <w:color w:val="FF4400"/>
+          <w:sz w:val="24"/>
+        </w:rPr>
+        <w:t>якого є храм</w:t>
+      </w:r>
+      <w:r>
+        <w:rPr>
+          <w:rFonts w:ascii="Times New Roman" w:hAnsi="Times New Roman"/>
+          <w:sz w:val="24"/>
+        </w:rPr>
+        <w:t>, преподобних отців наших Ісаакія, Далмата й Фавста, і всіх святих - помилує і спасе нас як благий і людинолюбний.</w:t>
       </w:r>
     </w:p>
     <w:p>
@@ -18995,51 +18583,17 @@
         <w:rPr>
           <w:rFonts w:ascii="Times New Roman" w:hAnsi="Times New Roman"/>
           <w:i/>
-          <w:color w:val="FF0000"/>
-          <w:sz w:val="24"/>
-          <w:szCs w:val="24"/>
-          <w:lang w:val="uk-UA"/>
-        </w:rPr>
-        <w:t>Священик</w:t>
-      </w:r>
-      <w:r>
-        <w:rPr>
-          <w:rFonts w:ascii="Times New Roman" w:hAnsi="Times New Roman"/>
-          <w:color w:val="FF0000"/>
-          <w:sz w:val="24"/>
-          <w:szCs w:val="24"/>
-          <w:lang w:val="uk-UA"/>
-        </w:rPr>
-        <w:t xml:space="preserve">: </w:t>
-      </w:r>
-      <w:r>
-        <w:rPr>
-          <w:rFonts w:ascii="Times New Roman" w:hAnsi="Times New Roman"/>
-          <w:sz w:val="24"/>
-          <w:szCs w:val="24"/>
-          <w:lang w:val="uk-UA"/>
-        </w:rPr>
-        <w:t xml:space="preserve">Слава святій, </w:t>
-      </w:r>
-      <w:proofErr w:type="spellStart"/>
-      <w:r>
-        <w:rPr>
-          <w:rFonts w:ascii="Times New Roman" w:hAnsi="Times New Roman"/>
-          <w:sz w:val="24"/>
-          <w:szCs w:val="24"/>
-          <w:lang w:val="uk-UA"/>
-        </w:rPr>
-        <w:t>одноістотній</w:t>
-      </w:r>
-      <w:proofErr w:type="spellEnd"/>
-      <w:r>
-        <w:rPr>
-          <w:rFonts w:ascii="Times New Roman" w:hAnsi="Times New Roman"/>
-          <w:sz w:val="24"/>
-          <w:szCs w:val="24"/>
-          <w:lang w:val="uk-UA"/>
-        </w:rPr>
-        <w:t>, животворящій і нероздільній Тройці, завжди, нині і повсякчас, і на віки віків.</w:t>
+          <w:color w:val="FF4400"/>
+          <w:sz w:val="24"/>
+        </w:rPr>
+        <w:t>Священик:</w:t>
+      </w:r>
+      <w:r>
+        <w:rPr>
+          <w:rFonts w:ascii="Times New Roman" w:hAnsi="Times New Roman"/>
+          <w:sz w:val="24"/>
+        </w:rPr>
+        <w:t xml:space="preserve"> Слава святій, одноістотній, животворящій і нероздільній Тройці, завжди, нині і повсякчас, і на віки віків.</w:t>
       </w:r>
     </w:p>
     <w:p>
@@ -34256,53 +33810,17 @@
         <w:rPr>
           <w:rFonts w:ascii="Times New Roman" w:hAnsi="Times New Roman"/>
           <w:i/>
-          <w:color w:val="FF0000"/>
-          <w:sz w:val="24"/>
-          <w:szCs w:val="24"/>
-          <w:lang w:val="uk-UA"/>
-        </w:rPr>
-        <w:t>Священик: </w:t>
-      </w:r>
-      <w:r>
-        <w:rPr>
-          <w:rFonts w:ascii="Times New Roman" w:hAnsi="Times New Roman"/>
-          <w:color w:val="000000"/>
-          <w:sz w:val="24"/>
-          <w:szCs w:val="24"/>
-          <w:lang w:val="uk-UA"/>
-        </w:rPr>
-        <w:t xml:space="preserve">Бо Тебе хвалять усі сили небесні і Тобі славу </w:t>
-      </w:r>
-      <w:proofErr w:type="spellStart"/>
-      <w:r>
-        <w:rPr>
-          <w:rFonts w:ascii="Times New Roman" w:hAnsi="Times New Roman"/>
-          <w:color w:val="000000"/>
-          <w:sz w:val="24"/>
-          <w:szCs w:val="24"/>
-          <w:lang w:val="uk-UA"/>
-        </w:rPr>
-        <w:t>возсилаємо</w:t>
-      </w:r>
-      <w:proofErr w:type="spellEnd"/>
-      <w:r>
-        <w:rPr>
-          <w:rFonts w:ascii="Times New Roman" w:hAnsi="Times New Roman"/>
-          <w:color w:val="000000"/>
-          <w:sz w:val="24"/>
-          <w:szCs w:val="24"/>
-          <w:lang w:val="uk-UA"/>
-        </w:rPr>
-        <w:t>: Отцю, і Сину, і Святому Духові</w:t>
-      </w:r>
-      <w:r>
-        <w:rPr>
-          <w:rFonts w:ascii="Times New Roman" w:hAnsi="Times New Roman"/>
-          <w:sz w:val="24"/>
-          <w:szCs w:val="24"/>
-          <w:lang w:val="uk-UA"/>
-        </w:rPr>
-        <w:t>, нині і повсякчас, і на віки віків.</w:t>
+          <w:color w:val="FF4400"/>
+          <w:sz w:val="24"/>
+        </w:rPr>
+        <w:t>Священик:</w:t>
+      </w:r>
+      <w:r>
+        <w:rPr>
+          <w:rFonts w:ascii="Times New Roman" w:hAnsi="Times New Roman"/>
+          <w:sz w:val="24"/>
+        </w:rPr>
+        <w:t xml:space="preserve"> Бо Тебе хвалять усі сили небесні і Тобі славу возсилаємо: Отцю, і Сину, і Святому Духові, нині і повсякчас, і на віки віків.</w:t>
       </w:r>
     </w:p>
     <w:p>
@@ -35682,10 +35200,8 @@
         <w:rPr>
           <w:rFonts w:ascii="Times New Roman" w:hAnsi="Times New Roman"/>
           <w:i/>
-          <w:color w:val="FF0000"/>
-          <w:sz w:val="24"/>
-          <w:szCs w:val="24"/>
-          <w:lang w:val="uk-UA"/>
+          <w:color w:val="FF4400"/>
+          <w:sz w:val="24"/>
         </w:rPr>
         <w:t>Священик:</w:t>
       </w:r>
@@ -35693,8 +35209,6 @@
         <w:rPr>
           <w:rFonts w:ascii="Times New Roman" w:hAnsi="Times New Roman"/>
           <w:sz w:val="24"/>
-          <w:szCs w:val="24"/>
-          <w:lang w:val="uk-UA"/>
         </w:rPr>
         <w:t xml:space="preserve"> Слава тобі, що Світло нам показав!</w:t>
       </w:r>
@@ -37211,16 +36725,44 @@
         <w:rPr>
           <w:rFonts w:ascii="Times New Roman" w:hAnsi="Times New Roman"/>
           <w:i/>
-          <w:color w:val="FF0000"/>
-          <w:sz w:val="24"/>
-          <w:szCs w:val="24"/>
-          <w:lang w:val="uk-UA"/>
+          <w:color w:val="FF4400"/>
+          <w:sz w:val="24"/>
         </w:rPr>
         <w:t>Священик:</w:t>
       </w:r>
       <w:r>
         <w:rPr>
           <w:rFonts w:ascii="Times New Roman" w:hAnsi="Times New Roman"/>
+          <w:sz w:val="24"/>
+        </w:rPr>
+        <w:t xml:space="preserve"> Бо Ти – Бог милости, ласк і людинолюбности, і Тобі славу віддаємо, Отцю, і Сину, і Святому Духові, нині, і повсякчас, і на віки віків.</w:t>
+      </w:r>
+    </w:p>
+    <w:p>
+      <w:pPr>
+        <w:spacing w:after="120"/>
+        <w:jc w:val="both"/>
+        <w:rPr>
+          <w:rFonts w:ascii="Times New Roman" w:hAnsi="Times New Roman"/>
+          <w:sz w:val="24"/>
+          <w:szCs w:val="24"/>
+          <w:lang w:val="uk-UA"/>
+        </w:rPr>
+      </w:pPr>
+      <w:r>
+        <w:rPr>
+          <w:rFonts w:ascii="Times New Roman" w:hAnsi="Times New Roman"/>
+          <w:i/>
+          <w:color w:val="FF0000"/>
+          <w:sz w:val="24"/>
+          <w:szCs w:val="24"/>
+          <w:lang w:val="uk-UA"/>
+        </w:rPr>
+        <w:t>Вірні:</w:t>
+      </w:r>
+      <w:r>
+        <w:rPr>
+          <w:rFonts w:ascii="Times New Roman" w:hAnsi="Times New Roman"/>
           <w:color w:val="FF0000"/>
           <w:sz w:val="24"/>
           <w:szCs w:val="24"/>
@@ -37231,115 +36773,6 @@
       <w:r>
         <w:rPr>
           <w:rFonts w:ascii="Times New Roman" w:hAnsi="Times New Roman"/>
-          <w:color w:val="000000"/>
-          <w:sz w:val="24"/>
-          <w:szCs w:val="24"/>
-          <w:lang w:val="uk-UA"/>
-        </w:rPr>
-        <w:t xml:space="preserve">Бо Ти – Бог </w:t>
-      </w:r>
-      <w:proofErr w:type="spellStart"/>
-      <w:r>
-        <w:rPr>
-          <w:rFonts w:ascii="Times New Roman" w:hAnsi="Times New Roman"/>
-          <w:color w:val="000000"/>
-          <w:sz w:val="24"/>
-          <w:szCs w:val="24"/>
-          <w:lang w:val="uk-UA"/>
-        </w:rPr>
-        <w:t>милости</w:t>
-      </w:r>
-      <w:proofErr w:type="spellEnd"/>
-      <w:r>
-        <w:rPr>
-          <w:rFonts w:ascii="Times New Roman" w:hAnsi="Times New Roman"/>
-          <w:color w:val="000000"/>
-          <w:sz w:val="24"/>
-          <w:szCs w:val="24"/>
-          <w:lang w:val="uk-UA"/>
-        </w:rPr>
-        <w:t xml:space="preserve">, </w:t>
-      </w:r>
-      <w:proofErr w:type="spellStart"/>
-      <w:r>
-        <w:rPr>
-          <w:rFonts w:ascii="Times New Roman" w:hAnsi="Times New Roman"/>
-          <w:color w:val="000000"/>
-          <w:sz w:val="24"/>
-          <w:szCs w:val="24"/>
-          <w:lang w:val="uk-UA"/>
-        </w:rPr>
-        <w:t>ласк</w:t>
-      </w:r>
-      <w:proofErr w:type="spellEnd"/>
-      <w:r>
-        <w:rPr>
-          <w:rFonts w:ascii="Times New Roman" w:hAnsi="Times New Roman"/>
-          <w:color w:val="000000"/>
-          <w:sz w:val="24"/>
-          <w:szCs w:val="24"/>
-          <w:lang w:val="uk-UA"/>
-        </w:rPr>
-        <w:t xml:space="preserve"> і </w:t>
-      </w:r>
-      <w:proofErr w:type="spellStart"/>
-      <w:r>
-        <w:rPr>
-          <w:rFonts w:ascii="Times New Roman" w:hAnsi="Times New Roman"/>
-          <w:color w:val="000000"/>
-          <w:sz w:val="24"/>
-          <w:szCs w:val="24"/>
-          <w:lang w:val="uk-UA"/>
-        </w:rPr>
-        <w:t>людинолюбности</w:t>
-      </w:r>
-      <w:proofErr w:type="spellEnd"/>
-      <w:r>
-        <w:rPr>
-          <w:rFonts w:ascii="Times New Roman" w:hAnsi="Times New Roman"/>
-          <w:color w:val="000000"/>
-          <w:sz w:val="24"/>
-          <w:szCs w:val="24"/>
-          <w:lang w:val="uk-UA"/>
-        </w:rPr>
-        <w:t>, і Тобі славу віддаємо, Отцю, і Сину, і Святому Духові, нині, і повсякчас, і на віки віків.</w:t>
-      </w:r>
-    </w:p>
-    <w:p>
-      <w:pPr>
-        <w:spacing w:after="120"/>
-        <w:jc w:val="both"/>
-        <w:rPr>
-          <w:rFonts w:ascii="Times New Roman" w:hAnsi="Times New Roman"/>
-          <w:sz w:val="24"/>
-          <w:szCs w:val="24"/>
-          <w:lang w:val="uk-UA"/>
-        </w:rPr>
-      </w:pPr>
-      <w:r>
-        <w:rPr>
-          <w:rFonts w:ascii="Times New Roman" w:hAnsi="Times New Roman"/>
-          <w:i/>
-          <w:color w:val="FF0000"/>
-          <w:sz w:val="24"/>
-          <w:szCs w:val="24"/>
-          <w:lang w:val="uk-UA"/>
-        </w:rPr>
-        <w:t>Вірні:</w:t>
-      </w:r>
-      <w:r>
-        <w:rPr>
-          <w:rFonts w:ascii="Times New Roman" w:hAnsi="Times New Roman"/>
-          <w:color w:val="FF0000"/>
-          <w:sz w:val="24"/>
-          <w:szCs w:val="24"/>
-          <w:lang w:val="uk-UA"/>
-        </w:rPr>
-        <w:t xml:space="preserve"> </w:t>
-      </w:r>
-      <w:r>
-        <w:rPr>
-          <w:rFonts w:ascii="Times New Roman" w:hAnsi="Times New Roman"/>
           <w:sz w:val="24"/>
           <w:szCs w:val="24"/>
           <w:lang w:val="uk-UA"/>
@@ -37362,10 +36795,8 @@
         <w:rPr>
           <w:rFonts w:ascii="Times New Roman" w:hAnsi="Times New Roman"/>
           <w:i/>
-          <w:color w:val="FF0000"/>
-          <w:sz w:val="24"/>
-          <w:szCs w:val="24"/>
-          <w:lang w:val="uk-UA"/>
+          <w:color w:val="FF4400"/>
+          <w:sz w:val="24"/>
         </w:rPr>
         <w:t>Священик:</w:t>
       </w:r>
@@ -37373,8 +36804,6 @@
         <w:rPr>
           <w:rFonts w:ascii="Times New Roman" w:hAnsi="Times New Roman"/>
           <w:sz w:val="24"/>
-          <w:szCs w:val="24"/>
-          <w:lang w:val="uk-UA"/>
         </w:rPr>
         <w:t xml:space="preserve"> Мир всім.</w:t>
       </w:r>
@@ -39478,16 +38907,44 @@
         <w:rPr>
           <w:rFonts w:ascii="Times New Roman" w:hAnsi="Times New Roman"/>
           <w:i/>
-          <w:color w:val="FF0000"/>
-          <w:sz w:val="24"/>
-          <w:szCs w:val="24"/>
-          <w:lang w:val="uk-UA"/>
+          <w:color w:val="FF4400"/>
+          <w:sz w:val="24"/>
         </w:rPr>
         <w:t>Священик:</w:t>
       </w:r>
       <w:r>
         <w:rPr>
           <w:rFonts w:ascii="Times New Roman" w:hAnsi="Times New Roman"/>
+          <w:sz w:val="24"/>
+        </w:rPr>
+        <w:t xml:space="preserve"> Благословенний Христос, Бог наш, завжди, нині і повсякчас, і на віки віків.</w:t>
+      </w:r>
+    </w:p>
+    <w:p>
+      <w:pPr>
+        <w:spacing w:after="120"/>
+        <w:jc w:val="both"/>
+        <w:rPr>
+          <w:rFonts w:ascii="Times New Roman" w:hAnsi="Times New Roman"/>
+          <w:sz w:val="24"/>
+          <w:szCs w:val="24"/>
+          <w:lang w:val="uk-UA"/>
+        </w:rPr>
+      </w:pPr>
+      <w:r>
+        <w:rPr>
+          <w:rFonts w:ascii="Times New Roman" w:hAnsi="Times New Roman"/>
+          <w:i/>
+          <w:color w:val="FF0000"/>
+          <w:sz w:val="24"/>
+          <w:szCs w:val="24"/>
+          <w:lang w:val="uk-UA"/>
+        </w:rPr>
+        <w:t>Вірні:</w:t>
+      </w:r>
+      <w:r>
+        <w:rPr>
+          <w:rFonts w:ascii="Times New Roman" w:hAnsi="Times New Roman"/>
           <w:color w:val="FF0000"/>
           <w:sz w:val="24"/>
           <w:szCs w:val="24"/>
@@ -39502,7 +38959,55 @@
           <w:szCs w:val="24"/>
           <w:lang w:val="uk-UA"/>
         </w:rPr>
-        <w:t>Благословенний Христос, Бог наш, завжди, нині і повсякчас, і на віки віків.</w:t>
+        <w:t xml:space="preserve">Амінь. </w:t>
+      </w:r>
+      <w:proofErr w:type="spellStart"/>
+      <w:r>
+        <w:rPr>
+          <w:rFonts w:ascii="Times New Roman" w:hAnsi="Times New Roman"/>
+          <w:sz w:val="24"/>
+          <w:szCs w:val="24"/>
+          <w:lang w:val="uk-UA"/>
+        </w:rPr>
+        <w:t>Утверди</w:t>
+      </w:r>
+      <w:proofErr w:type="spellEnd"/>
+      <w:r>
+        <w:rPr>
+          <w:rFonts w:ascii="Times New Roman" w:hAnsi="Times New Roman"/>
+          <w:sz w:val="24"/>
+          <w:szCs w:val="24"/>
+          <w:lang w:val="uk-UA"/>
+        </w:rPr>
+        <w:t>, Боже, святу православну віру на віки віків.</w:t>
+      </w:r>
+    </w:p>
+    <w:p>
+      <w:pPr>
+        <w:spacing w:after="120"/>
+        <w:jc w:val="both"/>
+        <w:rPr>
+          <w:rFonts w:ascii="Times New Roman" w:hAnsi="Times New Roman"/>
+          <w:sz w:val="24"/>
+          <w:szCs w:val="24"/>
+          <w:lang w:val="uk-UA"/>
+        </w:rPr>
+      </w:pPr>
+      <w:r>
+        <w:rPr>
+          <w:rFonts w:ascii="Times New Roman" w:hAnsi="Times New Roman"/>
+          <w:i/>
+          <w:color w:val="FF4400"/>
+          <w:sz w:val="24"/>
+        </w:rPr>
+        <w:t>Священик:</w:t>
+      </w:r>
+      <w:r>
+        <w:rPr>
+          <w:rFonts w:ascii="Times New Roman" w:hAnsi="Times New Roman"/>
+          <w:sz w:val="24"/>
+        </w:rPr>
+        <w:t xml:space="preserve"> Пресвята Богородице, спаси нас.</w:t>
       </w:r>
     </w:p>
     <w:p>
@@ -39530,6 +39035,66 @@
       <w:r>
         <w:rPr>
           <w:rFonts w:ascii="Times New Roman" w:hAnsi="Times New Roman"/>
+          <w:sz w:val="24"/>
+          <w:szCs w:val="24"/>
+          <w:lang w:val="uk-UA"/>
+        </w:rPr>
+        <w:t xml:space="preserve"> Чеснішу від херувимів і незрівнянно славнішу від серафимів, що без зотління Бога Слово породила, сущу Богородицю, тебе величаємо.</w:t>
+      </w:r>
+    </w:p>
+    <w:p>
+      <w:pPr>
+        <w:spacing w:after="120"/>
+        <w:jc w:val="both"/>
+        <w:rPr>
+          <w:rFonts w:ascii="Times New Roman" w:hAnsi="Times New Roman"/>
+          <w:sz w:val="24"/>
+          <w:szCs w:val="24"/>
+          <w:lang w:val="uk-UA"/>
+        </w:rPr>
+      </w:pPr>
+      <w:r>
+        <w:rPr>
+          <w:rFonts w:ascii="Times New Roman" w:hAnsi="Times New Roman"/>
+          <w:i/>
+          <w:color w:val="FF4400"/>
+          <w:sz w:val="24"/>
+        </w:rPr>
+        <w:t>Священик:</w:t>
+      </w:r>
+      <w:r>
+        <w:rPr>
+          <w:rFonts w:ascii="Times New Roman" w:hAnsi="Times New Roman"/>
+          <w:sz w:val="24"/>
+        </w:rPr>
+        <w:t xml:space="preserve"> Слава тобі, Христе Боже, надіє наша, слава тобі!</w:t>
+      </w:r>
+    </w:p>
+    <w:p>
+      <w:pPr>
+        <w:spacing w:after="120"/>
+        <w:jc w:val="both"/>
+        <w:rPr>
+          <w:rFonts w:ascii="Times New Roman" w:hAnsi="Times New Roman"/>
+          <w:sz w:val="24"/>
+          <w:szCs w:val="24"/>
+          <w:lang w:val="uk-UA"/>
+        </w:rPr>
+      </w:pPr>
+      <w:r>
+        <w:rPr>
+          <w:rFonts w:ascii="Times New Roman" w:hAnsi="Times New Roman"/>
+          <w:i/>
+          <w:color w:val="FF0000"/>
+          <w:sz w:val="24"/>
+          <w:szCs w:val="24"/>
+          <w:lang w:val="uk-UA"/>
+        </w:rPr>
+        <w:t>Вірні:</w:t>
+      </w:r>
+      <w:r>
+        <w:rPr>
+          <w:rFonts w:ascii="Times New Roman" w:hAnsi="Times New Roman"/>
           <w:color w:val="FF0000"/>
           <w:sz w:val="24"/>
           <w:szCs w:val="24"/>
@@ -39544,477 +39109,71 @@
           <w:szCs w:val="24"/>
           <w:lang w:val="uk-UA"/>
         </w:rPr>
-        <w:t xml:space="preserve">Амінь. </w:t>
-      </w:r>
-      <w:proofErr w:type="spellStart"/>
-      <w:r>
-        <w:rPr>
-          <w:rFonts w:ascii="Times New Roman" w:hAnsi="Times New Roman"/>
-          <w:sz w:val="24"/>
-          <w:szCs w:val="24"/>
-          <w:lang w:val="uk-UA"/>
-        </w:rPr>
-        <w:t>Утверди</w:t>
-      </w:r>
-      <w:proofErr w:type="spellEnd"/>
-      <w:r>
-        <w:rPr>
-          <w:rFonts w:ascii="Times New Roman" w:hAnsi="Times New Roman"/>
-          <w:sz w:val="24"/>
-          <w:szCs w:val="24"/>
-          <w:lang w:val="uk-UA"/>
-        </w:rPr>
-        <w:t>, Боже, святу православну віру на віки віків.</w:t>
-      </w:r>
-    </w:p>
-    <w:p>
-      <w:pPr>
-        <w:spacing w:after="120"/>
-        <w:jc w:val="both"/>
-        <w:rPr>
-          <w:rFonts w:ascii="Times New Roman" w:hAnsi="Times New Roman"/>
-          <w:sz w:val="24"/>
-          <w:szCs w:val="24"/>
-          <w:lang w:val="uk-UA"/>
-        </w:rPr>
-      </w:pPr>
-      <w:r>
-        <w:rPr>
-          <w:rFonts w:ascii="Times New Roman" w:hAnsi="Times New Roman"/>
-          <w:i/>
-          <w:color w:val="FF0000"/>
-          <w:sz w:val="24"/>
-          <w:szCs w:val="24"/>
-          <w:lang w:val="uk-UA"/>
+        <w:t xml:space="preserve">Слава Отцю і Сину, і Святому Духові, і нині і повсякчас, і на віки віків. Амінь. Господи, помилуй </w:t>
+      </w:r>
+      <w:r>
+        <w:rPr>
+          <w:rFonts w:ascii="Times New Roman" w:hAnsi="Times New Roman"/>
+          <w:i/>
+          <w:color w:val="FF0000"/>
+          <w:sz w:val="24"/>
+          <w:szCs w:val="24"/>
+          <w:lang w:val="uk-UA"/>
+        </w:rPr>
+        <w:t>(3 р.)</w:t>
+      </w:r>
+      <w:r>
+        <w:rPr>
+          <w:rFonts w:ascii="Times New Roman" w:hAnsi="Times New Roman"/>
+          <w:i/>
+          <w:sz w:val="24"/>
+          <w:szCs w:val="24"/>
+          <w:lang w:val="uk-UA"/>
+        </w:rPr>
+        <w:t>.</w:t>
+      </w:r>
+      <w:r>
+        <w:rPr>
+          <w:rFonts w:ascii="Times New Roman" w:hAnsi="Times New Roman"/>
+          <w:sz w:val="24"/>
+          <w:szCs w:val="24"/>
+          <w:lang w:val="uk-UA"/>
+        </w:rPr>
+        <w:t xml:space="preserve"> Благослови.</w:t>
+      </w:r>
+    </w:p>
+    <w:p>
+      <w:r>
+        <w:rPr>
+          <w:rFonts w:ascii="Times New Roman" w:hAnsi="Times New Roman"/>
+          <w:i/>
+          <w:color w:val="FF4400"/>
+          <w:sz w:val="24"/>
         </w:rPr>
         <w:t>Священик:</w:t>
       </w:r>
       <w:r>
         <w:rPr>
           <w:rFonts w:ascii="Times New Roman" w:hAnsi="Times New Roman"/>
-          <w:color w:val="FF0000"/>
-          <w:sz w:val="24"/>
-          <w:szCs w:val="24"/>
-          <w:lang w:val="uk-UA"/>
-        </w:rPr>
-        <w:t xml:space="preserve"> </w:t>
-      </w:r>
-      <w:r>
-        <w:rPr>
-          <w:rFonts w:ascii="Times New Roman" w:hAnsi="Times New Roman"/>
-          <w:sz w:val="24"/>
-          <w:szCs w:val="24"/>
-          <w:lang w:val="uk-UA"/>
-        </w:rPr>
-        <w:t>Пресвята Богородице, спаси нас.</w:t>
-      </w:r>
-    </w:p>
-    <w:p>
-      <w:pPr>
-        <w:spacing w:after="120"/>
-        <w:jc w:val="both"/>
-        <w:rPr>
-          <w:rFonts w:ascii="Times New Roman" w:hAnsi="Times New Roman"/>
-          <w:sz w:val="24"/>
-          <w:szCs w:val="24"/>
-          <w:lang w:val="uk-UA"/>
-        </w:rPr>
-      </w:pPr>
-      <w:r>
-        <w:rPr>
-          <w:rFonts w:ascii="Times New Roman" w:hAnsi="Times New Roman"/>
-          <w:i/>
-          <w:color w:val="FF0000"/>
-          <w:sz w:val="24"/>
-          <w:szCs w:val="24"/>
-          <w:lang w:val="uk-UA"/>
-        </w:rPr>
-        <w:t>Вірні:</w:t>
-      </w:r>
-      <w:r>
-        <w:rPr>
-          <w:rFonts w:ascii="Times New Roman" w:hAnsi="Times New Roman"/>
-          <w:sz w:val="24"/>
-          <w:szCs w:val="24"/>
-          <w:lang w:val="uk-UA"/>
-        </w:rPr>
-        <w:t xml:space="preserve"> Чеснішу від херувимів і незрівнянно славнішу від серафимів, що без зотління Бога Слово породила, сущу Богородицю, тебе величаємо.</w:t>
-      </w:r>
-    </w:p>
-    <w:p>
-      <w:pPr>
-        <w:spacing w:after="120"/>
-        <w:jc w:val="both"/>
-        <w:rPr>
-          <w:rFonts w:ascii="Times New Roman" w:hAnsi="Times New Roman"/>
-          <w:sz w:val="24"/>
-          <w:szCs w:val="24"/>
-          <w:lang w:val="uk-UA"/>
-        </w:rPr>
-      </w:pPr>
-      <w:r>
-        <w:rPr>
-          <w:rFonts w:ascii="Times New Roman" w:hAnsi="Times New Roman"/>
-          <w:i/>
-          <w:color w:val="FF0000"/>
-          <w:sz w:val="24"/>
-          <w:szCs w:val="24"/>
-          <w:lang w:val="uk-UA"/>
-        </w:rPr>
-        <w:t>Священик:</w:t>
-      </w:r>
-      <w:r>
-        <w:rPr>
-          <w:rFonts w:ascii="Times New Roman" w:hAnsi="Times New Roman"/>
-          <w:color w:val="FF0000"/>
-          <w:sz w:val="24"/>
-          <w:szCs w:val="24"/>
-          <w:lang w:val="uk-UA"/>
-        </w:rPr>
-        <w:t xml:space="preserve"> </w:t>
-      </w:r>
-      <w:r>
-        <w:rPr>
-          <w:rFonts w:ascii="Times New Roman" w:hAnsi="Times New Roman"/>
-          <w:sz w:val="24"/>
-          <w:szCs w:val="24"/>
-          <w:lang w:val="uk-UA"/>
-        </w:rPr>
-        <w:t>Слава тобі, Христе Боже, надіє наша, слава тобі!</w:t>
-      </w:r>
-    </w:p>
-    <w:p>
-      <w:pPr>
-        <w:spacing w:after="120"/>
-        <w:jc w:val="both"/>
-        <w:rPr>
-          <w:rFonts w:ascii="Times New Roman" w:hAnsi="Times New Roman"/>
-          <w:sz w:val="24"/>
-          <w:szCs w:val="24"/>
-          <w:lang w:val="uk-UA"/>
-        </w:rPr>
-      </w:pPr>
-      <w:r>
-        <w:rPr>
-          <w:rFonts w:ascii="Times New Roman" w:hAnsi="Times New Roman"/>
-          <w:i/>
-          <w:color w:val="FF0000"/>
-          <w:sz w:val="24"/>
-          <w:szCs w:val="24"/>
-          <w:lang w:val="uk-UA"/>
-        </w:rPr>
-        <w:t>Вірні:</w:t>
-      </w:r>
-      <w:r>
-        <w:rPr>
-          <w:rFonts w:ascii="Times New Roman" w:hAnsi="Times New Roman"/>
-          <w:color w:val="FF0000"/>
-          <w:sz w:val="24"/>
-          <w:szCs w:val="24"/>
-          <w:lang w:val="uk-UA"/>
-        </w:rPr>
-        <w:t xml:space="preserve"> </w:t>
-      </w:r>
-      <w:r>
-        <w:rPr>
-          <w:rFonts w:ascii="Times New Roman" w:hAnsi="Times New Roman"/>
-          <w:sz w:val="24"/>
-          <w:szCs w:val="24"/>
-          <w:lang w:val="uk-UA"/>
-        </w:rPr>
-        <w:t xml:space="preserve">Слава Отцю і Сину, і Святому Духові, і нині і повсякчас, і на віки віків. Амінь. Господи, помилуй </w:t>
-      </w:r>
-      <w:r>
-        <w:rPr>
-          <w:rFonts w:ascii="Times New Roman" w:hAnsi="Times New Roman"/>
-          <w:i/>
-          <w:color w:val="FF0000"/>
-          <w:sz w:val="24"/>
-          <w:szCs w:val="24"/>
-          <w:lang w:val="uk-UA"/>
-        </w:rPr>
-        <w:t>(3 р.)</w:t>
-      </w:r>
-      <w:r>
-        <w:rPr>
-          <w:rFonts w:ascii="Times New Roman" w:hAnsi="Times New Roman"/>
-          <w:i/>
-          <w:sz w:val="24"/>
-          <w:szCs w:val="24"/>
-          <w:lang w:val="uk-UA"/>
-        </w:rPr>
-        <w:t>.</w:t>
-      </w:r>
-      <w:r>
-        <w:rPr>
-          <w:rFonts w:ascii="Times New Roman" w:hAnsi="Times New Roman"/>
-          <w:sz w:val="24"/>
-          <w:szCs w:val="24"/>
-          <w:lang w:val="uk-UA"/>
-        </w:rPr>
-        <w:t xml:space="preserve"> Благослови.</w:t>
-      </w:r>
-    </w:p>
-    <w:p>
-      <w:pPr>
-        <w:spacing w:after="120"/>
-        <w:jc w:val="both"/>
-        <w:rPr>
-          <w:rFonts w:ascii="Times New Roman" w:hAnsi="Times New Roman"/>
-          <w:sz w:val="24"/>
-          <w:szCs w:val="24"/>
-          <w:lang w:val="uk-UA"/>
-        </w:rPr>
-      </w:pPr>
-      <w:r>
-        <w:rPr>
-          <w:rFonts w:ascii="Times New Roman" w:hAnsi="Times New Roman"/>
-          <w:i/>
-          <w:color w:val="FF0000"/>
-          <w:sz w:val="24"/>
-          <w:szCs w:val="24"/>
-          <w:lang w:val="uk-UA"/>
-        </w:rPr>
-        <w:t>Священик:</w:t>
-      </w:r>
-      <w:r>
-        <w:rPr>
-          <w:rFonts w:ascii="Times New Roman" w:hAnsi="Times New Roman"/>
-          <w:color w:val="FF0000"/>
-          <w:sz w:val="24"/>
-          <w:szCs w:val="24"/>
-          <w:lang w:val="uk-UA"/>
-        </w:rPr>
-        <w:t xml:space="preserve"> </w:t>
-      </w:r>
-      <w:r>
-        <w:rPr>
-          <w:rFonts w:ascii="Times New Roman" w:hAnsi="Times New Roman"/>
-          <w:sz w:val="24"/>
-          <w:szCs w:val="24"/>
-          <w:lang w:val="uk-UA"/>
-        </w:rPr>
-        <w:t xml:space="preserve">Христос, істинний Бог наш, молитвами пречистої своєї Матері, силою чесного і животворящого хреста, заступництвом чесних небесних сил безплотних, чесного і славного пророка, предтечі і </w:t>
-      </w:r>
-      <w:proofErr w:type="spellStart"/>
-      <w:r>
-        <w:rPr>
-          <w:rFonts w:ascii="Times New Roman" w:hAnsi="Times New Roman"/>
-          <w:sz w:val="24"/>
-          <w:szCs w:val="24"/>
-          <w:lang w:val="uk-UA"/>
-        </w:rPr>
-        <w:t>христителя</w:t>
-      </w:r>
-      <w:proofErr w:type="spellEnd"/>
-      <w:r>
-        <w:rPr>
-          <w:rFonts w:ascii="Times New Roman" w:hAnsi="Times New Roman"/>
-          <w:sz w:val="24"/>
-          <w:szCs w:val="24"/>
-          <w:lang w:val="uk-UA"/>
-        </w:rPr>
-        <w:t xml:space="preserve"> Йоана, святих, славних і </w:t>
-      </w:r>
-      <w:proofErr w:type="spellStart"/>
-      <w:r>
-        <w:rPr>
-          <w:rFonts w:ascii="Times New Roman" w:hAnsi="Times New Roman"/>
-          <w:sz w:val="24"/>
-          <w:szCs w:val="24"/>
-          <w:lang w:val="uk-UA"/>
-        </w:rPr>
-        <w:t>всехвальних</w:t>
-      </w:r>
-      <w:proofErr w:type="spellEnd"/>
-      <w:r>
-        <w:rPr>
-          <w:rFonts w:ascii="Times New Roman" w:hAnsi="Times New Roman"/>
-          <w:sz w:val="24"/>
-          <w:szCs w:val="24"/>
-          <w:lang w:val="uk-UA"/>
-        </w:rPr>
-        <w:t xml:space="preserve"> апостолів, святого отця нашого Миколая, </w:t>
-      </w:r>
-      <w:proofErr w:type="spellStart"/>
-      <w:r>
-        <w:rPr>
-          <w:rFonts w:ascii="Times New Roman" w:hAnsi="Times New Roman"/>
-          <w:sz w:val="24"/>
-          <w:szCs w:val="24"/>
-          <w:lang w:val="uk-UA"/>
-        </w:rPr>
-        <w:t>архиєпископа</w:t>
-      </w:r>
-      <w:proofErr w:type="spellEnd"/>
-      <w:r>
-        <w:rPr>
-          <w:rFonts w:ascii="Times New Roman" w:hAnsi="Times New Roman"/>
-          <w:sz w:val="24"/>
-          <w:szCs w:val="24"/>
-          <w:lang w:val="uk-UA"/>
-        </w:rPr>
-        <w:t xml:space="preserve"> </w:t>
-      </w:r>
-      <w:proofErr w:type="spellStart"/>
-      <w:r>
-        <w:rPr>
-          <w:rFonts w:ascii="Times New Roman" w:hAnsi="Times New Roman"/>
-          <w:sz w:val="24"/>
-          <w:szCs w:val="24"/>
-          <w:lang w:val="uk-UA"/>
-        </w:rPr>
-        <w:t>Мирлікійського</w:t>
-      </w:r>
-      <w:proofErr w:type="spellEnd"/>
-      <w:r>
-        <w:rPr>
-          <w:rFonts w:ascii="Times New Roman" w:hAnsi="Times New Roman"/>
-          <w:sz w:val="24"/>
-          <w:szCs w:val="24"/>
-          <w:lang w:val="uk-UA"/>
-        </w:rPr>
-        <w:t xml:space="preserve">, чудотворця, святих, славних і переможних мучеників, преподобних і </w:t>
-      </w:r>
-      <w:proofErr w:type="spellStart"/>
-      <w:r>
-        <w:rPr>
-          <w:rFonts w:ascii="Times New Roman" w:hAnsi="Times New Roman"/>
-          <w:sz w:val="24"/>
-          <w:szCs w:val="24"/>
-          <w:lang w:val="uk-UA"/>
-        </w:rPr>
-        <w:t>богоносних</w:t>
-      </w:r>
-      <w:proofErr w:type="spellEnd"/>
-      <w:r>
-        <w:rPr>
-          <w:rFonts w:ascii="Times New Roman" w:hAnsi="Times New Roman"/>
-          <w:sz w:val="24"/>
-          <w:szCs w:val="24"/>
-          <w:lang w:val="uk-UA"/>
-        </w:rPr>
-        <w:t xml:space="preserve"> отців наших, святих і праведних </w:t>
-      </w:r>
-      <w:proofErr w:type="spellStart"/>
-      <w:r>
-        <w:rPr>
-          <w:rFonts w:ascii="Times New Roman" w:hAnsi="Times New Roman"/>
-          <w:sz w:val="24"/>
-          <w:szCs w:val="24"/>
-          <w:lang w:val="uk-UA"/>
-        </w:rPr>
-        <w:t>богоотців</w:t>
-      </w:r>
-      <w:proofErr w:type="spellEnd"/>
-      <w:r>
-        <w:rPr>
-          <w:rFonts w:ascii="Times New Roman" w:hAnsi="Times New Roman"/>
-          <w:sz w:val="24"/>
-          <w:szCs w:val="24"/>
-          <w:lang w:val="uk-UA"/>
-        </w:rPr>
-        <w:t xml:space="preserve"> </w:t>
-      </w:r>
-      <w:proofErr w:type="spellStart"/>
-      <w:r>
-        <w:rPr>
-          <w:rFonts w:ascii="Times New Roman" w:hAnsi="Times New Roman"/>
-          <w:sz w:val="24"/>
-          <w:szCs w:val="24"/>
-          <w:lang w:val="uk-UA"/>
-        </w:rPr>
-        <w:t>Йоакима</w:t>
-      </w:r>
-      <w:proofErr w:type="spellEnd"/>
-      <w:r>
-        <w:rPr>
-          <w:rFonts w:ascii="Times New Roman" w:hAnsi="Times New Roman"/>
-          <w:sz w:val="24"/>
-          <w:szCs w:val="24"/>
-          <w:lang w:val="uk-UA"/>
-        </w:rPr>
-        <w:t xml:space="preserve"> й Анни, і святого (</w:t>
-      </w:r>
-      <w:r>
-        <w:rPr>
-          <w:rFonts w:ascii="Times New Roman" w:hAnsi="Times New Roman"/>
-          <w:i/>
-          <w:color w:val="FF0000"/>
-          <w:sz w:val="24"/>
-          <w:szCs w:val="24"/>
-          <w:lang w:val="uk-UA"/>
-        </w:rPr>
-        <w:t>ім'я, якого є храм</w:t>
-      </w:r>
-      <w:r>
-        <w:rPr>
-          <w:rFonts w:ascii="Times New Roman" w:hAnsi="Times New Roman"/>
-          <w:sz w:val="24"/>
-          <w:szCs w:val="24"/>
-          <w:lang w:val="uk-UA"/>
-        </w:rPr>
-        <w:t xml:space="preserve">), і преподобних отців наших </w:t>
-      </w:r>
-      <w:proofErr w:type="spellStart"/>
-      <w:r>
-        <w:rPr>
-          <w:rFonts w:ascii="Times New Roman" w:eastAsia="Book Antiqua" w:hAnsi="Times New Roman"/>
-          <w:sz w:val="24"/>
-          <w:szCs w:val="24"/>
-          <w:lang w:val="uk-UA"/>
-        </w:rPr>
-        <w:t>Ісаакія</w:t>
-      </w:r>
-      <w:proofErr w:type="spellEnd"/>
-      <w:r>
-        <w:rPr>
-          <w:rFonts w:ascii="Times New Roman" w:eastAsia="Book Antiqua" w:hAnsi="Times New Roman"/>
-          <w:sz w:val="24"/>
-          <w:szCs w:val="24"/>
-          <w:lang w:val="uk-UA"/>
-        </w:rPr>
-        <w:t xml:space="preserve">, </w:t>
-      </w:r>
-      <w:proofErr w:type="spellStart"/>
-      <w:r>
-        <w:rPr>
-          <w:rFonts w:ascii="Times New Roman" w:eastAsia="Book Antiqua" w:hAnsi="Times New Roman"/>
-          <w:sz w:val="24"/>
-          <w:szCs w:val="24"/>
-          <w:lang w:val="uk-UA"/>
-        </w:rPr>
-        <w:t>Далмата</w:t>
-      </w:r>
-      <w:proofErr w:type="spellEnd"/>
-      <w:r>
-        <w:rPr>
-          <w:rFonts w:ascii="Times New Roman" w:eastAsia="Book Antiqua" w:hAnsi="Times New Roman"/>
-          <w:sz w:val="24"/>
-          <w:szCs w:val="24"/>
-          <w:lang w:val="uk-UA"/>
-        </w:rPr>
-        <w:t xml:space="preserve"> й </w:t>
-      </w:r>
-      <w:proofErr w:type="spellStart"/>
-      <w:r>
-        <w:rPr>
-          <w:rFonts w:ascii="Times New Roman" w:eastAsia="Book Antiqua" w:hAnsi="Times New Roman"/>
-          <w:sz w:val="24"/>
-          <w:szCs w:val="24"/>
-          <w:lang w:val="uk-UA"/>
-        </w:rPr>
-        <w:t>Фавста</w:t>
-      </w:r>
-      <w:proofErr w:type="spellEnd"/>
-      <w:r>
-        <w:rPr>
-          <w:rFonts w:ascii="Times New Roman" w:hAnsi="Times New Roman"/>
-          <w:sz w:val="24"/>
-          <w:szCs w:val="24"/>
-          <w:lang w:val="uk-UA"/>
-        </w:rPr>
-        <w:t>, і всіх святих, помилує і спасе нас, як благий і людинолюбний.</w:t>
+          <w:sz w:val="24"/>
+        </w:rPr>
+        <w:t xml:space="preserve"> Христос, істинний Бог наш - молитвами пречистої Своєї Матері, силою чесного і животворчого Хреста, заступництвом чесних небесних сил безтілесних, чесного і славного пророка, предтечі і хрестителя Йоана, святих славних і всехвальних апостолів, святого отця нашого Миколая, архиєпископа Мир Ликійських, чудотворця, святих славних і переможних мучеників, преподобних і богоносних отців наших, святих і праведних богоотців Йоакима й Анни, святого, </w:t>
+      </w:r>
+      <w:r>
+        <w:rPr>
+          <w:rFonts w:ascii="Times New Roman" w:hAnsi="Times New Roman"/>
+          <w:i/>
+          <w:color w:val="FF4400"/>
+          <w:sz w:val="24"/>
+        </w:rPr>
+        <w:t>якого є храм</w:t>
+      </w:r>
+      <w:r>
+        <w:rPr>
+          <w:rFonts w:ascii="Times New Roman" w:hAnsi="Times New Roman"/>
+          <w:sz w:val="24"/>
+        </w:rPr>
+        <w:t>, преподобних отців наших Ісаакія, Далмата й Фавста, і всіх святих - помилує і спасе нас як благий і людинолюбний.</w:t>
       </w:r>
     </w:p>
     <w:p>

--- a/flow/20230914_vu_template/drafts/2024-08-u/03-СБ-Ісаакія_Далмата.docx
+++ b/flow/20230914_vu_template/drafts/2024-08-u/03-СБ-Ісаакія_Далмата.docx
@@ -553,24 +553,106 @@
     </w:p>
     <w:p>
       <w:pPr>
-        <w:spacing w:after="120"/>
-        <w:jc w:val="both"/>
-        <w:rPr>
-          <w:rFonts w:ascii="Times New Roman" w:hAnsi="Times New Roman"/>
-          <w:i/>
-          <w:sz w:val="24"/>
-          <w:szCs w:val="24"/>
-          <w:lang w:val="uk-UA"/>
-        </w:rPr>
-      </w:pPr>
-      <w:r>
-        <w:rPr>
-          <w:rFonts w:ascii="Times New Roman" w:hAnsi="Times New Roman"/>
-          <w:sz w:val="24"/>
-          <w:szCs w:val="24"/>
-          <w:lang w:val="uk-UA"/>
-        </w:rPr>
-        <w:t xml:space="preserve">Святий Боже, святий Кріпкий, святий Безсмертний, помилуй нас </w:t>
+        <w:pStyle w:val="a"/>
+        <w:spacing w:after="120"/>
+      </w:pPr>
+      <w:r>
+        <w:rPr>
+          <w:rFonts w:ascii="Times New Roman" w:hAnsi="Times New Roman"/>
+          <w:sz w:val="24"/>
+        </w:rPr>
+        <w:t>Святи́й</w:t>
+      </w:r>
+      <w:r>
+        <w:rPr>
+          <w:rFonts w:ascii="Times New Roman" w:hAnsi="Times New Roman"/>
+          <w:sz w:val="24"/>
+        </w:rPr>
+        <w:t xml:space="preserve"> </w:t>
+      </w:r>
+      <w:r>
+        <w:rPr>
+          <w:rFonts w:ascii="Times New Roman" w:hAnsi="Times New Roman"/>
+          <w:sz w:val="24"/>
+        </w:rPr>
+        <w:t>Бо́же</w:t>
+      </w:r>
+      <w:r>
+        <w:rPr>
+          <w:rFonts w:ascii="Times New Roman" w:hAnsi="Times New Roman"/>
+          <w:sz w:val="24"/>
+        </w:rPr>
+        <w:t xml:space="preserve">, </w:t>
+      </w:r>
+      <w:r>
+        <w:rPr>
+          <w:rFonts w:ascii="Times New Roman" w:hAnsi="Times New Roman"/>
+          <w:sz w:val="24"/>
+        </w:rPr>
+        <w:t>святи́й</w:t>
+      </w:r>
+      <w:r>
+        <w:rPr>
+          <w:rFonts w:ascii="Times New Roman" w:hAnsi="Times New Roman"/>
+          <w:sz w:val="24"/>
+        </w:rPr>
+        <w:t xml:space="preserve"> </w:t>
+      </w:r>
+      <w:r>
+        <w:rPr>
+          <w:rFonts w:ascii="Times New Roman" w:hAnsi="Times New Roman"/>
+          <w:sz w:val="24"/>
+        </w:rPr>
+        <w:t>Крі́пкий</w:t>
+      </w:r>
+      <w:r>
+        <w:rPr>
+          <w:rFonts w:ascii="Times New Roman" w:hAnsi="Times New Roman"/>
+          <w:sz w:val="24"/>
+        </w:rPr>
+        <w:t xml:space="preserve">, </w:t>
+      </w:r>
+      <w:r>
+        <w:rPr>
+          <w:rFonts w:ascii="Times New Roman" w:hAnsi="Times New Roman"/>
+          <w:sz w:val="24"/>
+        </w:rPr>
+        <w:t>святи́й</w:t>
+      </w:r>
+      <w:r>
+        <w:rPr>
+          <w:rFonts w:ascii="Times New Roman" w:hAnsi="Times New Roman"/>
+          <w:sz w:val="24"/>
+        </w:rPr>
+        <w:t xml:space="preserve"> </w:t>
+      </w:r>
+      <w:r>
+        <w:rPr>
+          <w:rFonts w:ascii="Times New Roman" w:hAnsi="Times New Roman"/>
+          <w:sz w:val="24"/>
+        </w:rPr>
+        <w:t>Безсме́ртний</w:t>
+      </w:r>
+      <w:r>
+        <w:rPr>
+          <w:rFonts w:ascii="Times New Roman" w:hAnsi="Times New Roman"/>
+          <w:sz w:val="24"/>
+        </w:rPr>
+        <w:t xml:space="preserve">, </w:t>
+      </w:r>
+      <w:r>
+        <w:rPr>
+          <w:rFonts w:ascii="Times New Roman" w:hAnsi="Times New Roman"/>
+          <w:sz w:val="24"/>
+        </w:rPr>
+        <w:t>поми́луй</w:t>
+      </w:r>
+      <w:r>
+        <w:rPr>
+          <w:rFonts w:ascii="Times New Roman" w:hAnsi="Times New Roman"/>
+          <w:sz w:val="24"/>
+        </w:rPr>
+        <w:t xml:space="preserve"> нас. </w:t>
       </w:r>
       <w:r>
         <w:rPr>
@@ -578,181 +660,875 @@
           <w:i/>
           <w:color w:val="FF0000"/>
           <w:sz w:val="24"/>
-          <w:szCs w:val="24"/>
-          <w:lang w:val="uk-UA"/>
-        </w:rPr>
-        <w:t>(3 р.)</w:t>
-      </w:r>
-    </w:p>
-    <w:p>
-      <w:pPr>
-        <w:spacing w:after="120"/>
-        <w:jc w:val="both"/>
-        <w:rPr>
-          <w:rFonts w:ascii="Times New Roman" w:hAnsi="Times New Roman"/>
-          <w:sz w:val="24"/>
-          <w:szCs w:val="24"/>
-          <w:lang w:val="uk-UA"/>
-        </w:rPr>
-      </w:pPr>
-      <w:r>
-        <w:rPr>
-          <w:rFonts w:ascii="Times New Roman" w:hAnsi="Times New Roman"/>
-          <w:sz w:val="24"/>
-          <w:szCs w:val="24"/>
-          <w:lang w:val="uk-UA"/>
-        </w:rPr>
-        <w:t>Слава Отцю, і Сину, і Святому Духові,* і нині і повсякчас, і на віки віків. Амінь.</w:t>
-      </w:r>
-    </w:p>
-    <w:p>
-      <w:pPr>
-        <w:spacing w:after="120"/>
-        <w:jc w:val="both"/>
-        <w:rPr>
-          <w:rFonts w:ascii="Times New Roman" w:hAnsi="Times New Roman"/>
-          <w:sz w:val="24"/>
-          <w:szCs w:val="24"/>
-          <w:lang w:val="uk-UA"/>
-        </w:rPr>
-      </w:pPr>
-      <w:r>
-        <w:rPr>
-          <w:rFonts w:ascii="Times New Roman" w:hAnsi="Times New Roman"/>
-          <w:sz w:val="24"/>
-          <w:szCs w:val="24"/>
-          <w:lang w:val="uk-UA"/>
-        </w:rPr>
-        <w:t xml:space="preserve">Пресвята </w:t>
-      </w:r>
-      <w:proofErr w:type="spellStart"/>
-      <w:r>
-        <w:rPr>
-          <w:rFonts w:ascii="Times New Roman" w:hAnsi="Times New Roman"/>
-          <w:sz w:val="24"/>
-          <w:szCs w:val="24"/>
-          <w:lang w:val="uk-UA"/>
-        </w:rPr>
-        <w:t>Тройце</w:t>
-      </w:r>
-      <w:proofErr w:type="spellEnd"/>
-      <w:r>
-        <w:rPr>
-          <w:rFonts w:ascii="Times New Roman" w:hAnsi="Times New Roman"/>
-          <w:sz w:val="24"/>
-          <w:szCs w:val="24"/>
-          <w:lang w:val="uk-UA"/>
-        </w:rPr>
-        <w:t xml:space="preserve">, помилуй нас;* Господи, очисти гріхи наші;* Владико, прости беззаконня наші;* Святий, завітай і зціли </w:t>
-      </w:r>
-      <w:proofErr w:type="spellStart"/>
-      <w:r>
-        <w:rPr>
-          <w:rFonts w:ascii="Times New Roman" w:hAnsi="Times New Roman"/>
-          <w:sz w:val="24"/>
-          <w:szCs w:val="24"/>
-          <w:lang w:val="uk-UA"/>
-        </w:rPr>
-        <w:t>немочі</w:t>
-      </w:r>
-      <w:proofErr w:type="spellEnd"/>
-      <w:r>
-        <w:rPr>
-          <w:rFonts w:ascii="Times New Roman" w:hAnsi="Times New Roman"/>
-          <w:sz w:val="24"/>
-          <w:szCs w:val="24"/>
-          <w:lang w:val="uk-UA"/>
-        </w:rPr>
-        <w:t xml:space="preserve"> наші </w:t>
-      </w:r>
-      <w:proofErr w:type="spellStart"/>
-      <w:r>
-        <w:rPr>
-          <w:rFonts w:ascii="Times New Roman" w:hAnsi="Times New Roman"/>
-          <w:sz w:val="24"/>
-          <w:szCs w:val="24"/>
-          <w:lang w:val="uk-UA"/>
-        </w:rPr>
-        <w:t>імени</w:t>
-      </w:r>
-      <w:proofErr w:type="spellEnd"/>
-      <w:r>
-        <w:rPr>
-          <w:rFonts w:ascii="Times New Roman" w:hAnsi="Times New Roman"/>
-          <w:sz w:val="24"/>
-          <w:szCs w:val="24"/>
-          <w:lang w:val="uk-UA"/>
-        </w:rPr>
-        <w:t xml:space="preserve"> твого ради.</w:t>
-      </w:r>
-    </w:p>
-    <w:p>
-      <w:pPr>
-        <w:spacing w:after="120"/>
-        <w:jc w:val="both"/>
-        <w:rPr>
-          <w:rFonts w:ascii="Times New Roman" w:hAnsi="Times New Roman"/>
-          <w:i/>
-          <w:sz w:val="24"/>
-          <w:szCs w:val="24"/>
-          <w:lang w:val="uk-UA"/>
-        </w:rPr>
-      </w:pPr>
-      <w:r>
-        <w:rPr>
-          <w:rFonts w:ascii="Times New Roman" w:hAnsi="Times New Roman"/>
-          <w:sz w:val="24"/>
-          <w:szCs w:val="24"/>
-          <w:lang w:val="uk-UA"/>
-        </w:rPr>
-        <w:t>Господи, помилуй</w:t>
-      </w:r>
-      <w:r>
-        <w:rPr>
-          <w:rFonts w:ascii="Times New Roman" w:hAnsi="Times New Roman"/>
-          <w:i/>
-          <w:sz w:val="24"/>
-          <w:szCs w:val="24"/>
-          <w:lang w:val="uk-UA"/>
+        </w:rPr>
+        <w:t>(3 р.)</w:t>
+      </w:r>
+    </w:p>
+    <w:p>
+      <w:pPr>
+        <w:pStyle w:val="a"/>
+        <w:spacing w:after="120"/>
+      </w:pPr>
+      <w:r>
+        <w:rPr>
+          <w:rFonts w:ascii="Times New Roman" w:hAnsi="Times New Roman"/>
+          <w:sz w:val="24"/>
+        </w:rPr>
+        <w:t>Сла́ва</w:t>
+      </w:r>
+      <w:r>
+        <w:rPr>
+          <w:rFonts w:ascii="Times New Roman" w:hAnsi="Times New Roman"/>
+          <w:sz w:val="24"/>
+        </w:rPr>
+        <w:t xml:space="preserve"> Отцю́, і </w:t>
+      </w:r>
+      <w:r>
+        <w:rPr>
+          <w:rFonts w:ascii="Times New Roman" w:hAnsi="Times New Roman"/>
+          <w:sz w:val="24"/>
+        </w:rPr>
+        <w:t>Си́ну</w:t>
+      </w:r>
+      <w:r>
+        <w:rPr>
+          <w:rFonts w:ascii="Times New Roman" w:hAnsi="Times New Roman"/>
+          <w:sz w:val="24"/>
+        </w:rPr>
+        <w:t xml:space="preserve">, і </w:t>
+      </w:r>
+      <w:r>
+        <w:rPr>
+          <w:rFonts w:ascii="Times New Roman" w:hAnsi="Times New Roman"/>
+          <w:sz w:val="24"/>
+        </w:rPr>
+        <w:t>Свято́му</w:t>
+      </w:r>
+      <w:r>
+        <w:rPr>
+          <w:rFonts w:ascii="Times New Roman" w:hAnsi="Times New Roman"/>
+          <w:sz w:val="24"/>
         </w:rPr>
         <w:t xml:space="preserve"> </w:t>
       </w:r>
       <w:r>
         <w:rPr>
           <w:rFonts w:ascii="Times New Roman" w:hAnsi="Times New Roman"/>
+          <w:sz w:val="24"/>
+        </w:rPr>
+        <w:t>Ду́хові</w:t>
+      </w:r>
+      <w:r>
+        <w:rPr>
+          <w:rFonts w:ascii="Times New Roman" w:hAnsi="Times New Roman"/>
+          <w:sz w:val="24"/>
+        </w:rPr>
+        <w:t xml:space="preserve">,* і </w:t>
+      </w:r>
+      <w:r>
+        <w:rPr>
+          <w:rFonts w:ascii="Times New Roman" w:hAnsi="Times New Roman"/>
+          <w:sz w:val="24"/>
+        </w:rPr>
+        <w:t>ни́ні</w:t>
+      </w:r>
+      <w:r>
+        <w:rPr>
+          <w:rFonts w:ascii="Times New Roman" w:hAnsi="Times New Roman"/>
+          <w:sz w:val="24"/>
+        </w:rPr>
+        <w:t xml:space="preserve">, і </w:t>
+      </w:r>
+      <w:r>
+        <w:rPr>
+          <w:rFonts w:ascii="Times New Roman" w:hAnsi="Times New Roman"/>
+          <w:sz w:val="24"/>
+        </w:rPr>
+        <w:t>повсякча́с</w:t>
+      </w:r>
+      <w:r>
+        <w:rPr>
+          <w:rFonts w:ascii="Times New Roman" w:hAnsi="Times New Roman"/>
+          <w:sz w:val="24"/>
+        </w:rPr>
+        <w:t xml:space="preserve">, і на </w:t>
+      </w:r>
+      <w:r>
+        <w:rPr>
+          <w:rFonts w:ascii="Times New Roman" w:hAnsi="Times New Roman"/>
+          <w:sz w:val="24"/>
+        </w:rPr>
+        <w:t>ві́ки</w:t>
+      </w:r>
+      <w:r>
+        <w:rPr>
+          <w:rFonts w:ascii="Times New Roman" w:hAnsi="Times New Roman"/>
+          <w:sz w:val="24"/>
+        </w:rPr>
+        <w:t xml:space="preserve"> </w:t>
+      </w:r>
+      <w:r>
+        <w:rPr>
+          <w:rFonts w:ascii="Times New Roman" w:hAnsi="Times New Roman"/>
+          <w:sz w:val="24"/>
+        </w:rPr>
+        <w:t>вікі́в</w:t>
+      </w:r>
+      <w:r>
+        <w:rPr>
+          <w:rFonts w:ascii="Times New Roman" w:hAnsi="Times New Roman"/>
+          <w:sz w:val="24"/>
+        </w:rPr>
+        <w:t xml:space="preserve">. </w:t>
+      </w:r>
+      <w:r>
+        <w:rPr>
+          <w:rFonts w:ascii="Times New Roman" w:hAnsi="Times New Roman"/>
+          <w:sz w:val="24"/>
+        </w:rPr>
+        <w:t>Амі́нь</w:t>
+      </w:r>
+      <w:r>
+        <w:rPr>
+          <w:rFonts w:ascii="Times New Roman" w:hAnsi="Times New Roman"/>
+          <w:sz w:val="24"/>
+        </w:rPr>
+        <w:t>.</w:t>
+      </w:r>
+    </w:p>
+    <w:p>
+      <w:pPr>
+        <w:pStyle w:val="a"/>
+        <w:spacing w:after="120"/>
+      </w:pPr>
+      <w:r>
+        <w:rPr>
+          <w:rFonts w:ascii="Times New Roman" w:hAnsi="Times New Roman"/>
+          <w:sz w:val="24"/>
+        </w:rPr>
+        <w:t xml:space="preserve">Пресвята́ </w:t>
+      </w:r>
+      <w:r>
+        <w:rPr>
+          <w:rFonts w:ascii="Times New Roman" w:hAnsi="Times New Roman"/>
+          <w:sz w:val="24"/>
+        </w:rPr>
+        <w:t>Тро́йце</w:t>
+      </w:r>
+      <w:r>
+        <w:rPr>
+          <w:rFonts w:ascii="Times New Roman" w:hAnsi="Times New Roman"/>
+          <w:sz w:val="24"/>
+        </w:rPr>
+        <w:t xml:space="preserve">, </w:t>
+      </w:r>
+      <w:r>
+        <w:rPr>
+          <w:rFonts w:ascii="Times New Roman" w:hAnsi="Times New Roman"/>
+          <w:sz w:val="24"/>
+        </w:rPr>
+        <w:t>поми́луй</w:t>
+      </w:r>
+      <w:r>
+        <w:rPr>
+          <w:rFonts w:ascii="Times New Roman" w:hAnsi="Times New Roman"/>
+          <w:sz w:val="24"/>
+        </w:rPr>
+        <w:t xml:space="preserve"> нас; </w:t>
+      </w:r>
+      <w:r>
+        <w:rPr>
+          <w:rFonts w:ascii="Times New Roman" w:hAnsi="Times New Roman"/>
+          <w:sz w:val="24"/>
+        </w:rPr>
+        <w:t>Го́споди</w:t>
+      </w:r>
+      <w:r>
+        <w:rPr>
+          <w:rFonts w:ascii="Times New Roman" w:hAnsi="Times New Roman"/>
+          <w:sz w:val="24"/>
+        </w:rPr>
+        <w:t xml:space="preserve">, </w:t>
+      </w:r>
+      <w:r>
+        <w:rPr>
+          <w:rFonts w:ascii="Times New Roman" w:hAnsi="Times New Roman"/>
+          <w:sz w:val="24"/>
+        </w:rPr>
+        <w:t>очи́сти</w:t>
+      </w:r>
+      <w:r>
+        <w:rPr>
+          <w:rFonts w:ascii="Times New Roman" w:hAnsi="Times New Roman"/>
+          <w:sz w:val="24"/>
+        </w:rPr>
+        <w:t xml:space="preserve"> гріхи́ </w:t>
+      </w:r>
+      <w:r>
+        <w:rPr>
+          <w:rFonts w:ascii="Times New Roman" w:hAnsi="Times New Roman"/>
+          <w:sz w:val="24"/>
+        </w:rPr>
+        <w:t>на́ші</w:t>
+      </w:r>
+      <w:r>
+        <w:rPr>
+          <w:rFonts w:ascii="Times New Roman" w:hAnsi="Times New Roman"/>
+          <w:sz w:val="24"/>
+        </w:rPr>
+        <w:t xml:space="preserve">; </w:t>
+      </w:r>
+      <w:r>
+        <w:rPr>
+          <w:rFonts w:ascii="Times New Roman" w:hAnsi="Times New Roman"/>
+          <w:sz w:val="24"/>
+        </w:rPr>
+        <w:t>Влади́ко</w:t>
+      </w:r>
+      <w:r>
+        <w:rPr>
+          <w:rFonts w:ascii="Times New Roman" w:hAnsi="Times New Roman"/>
+          <w:sz w:val="24"/>
+        </w:rPr>
+        <w:t xml:space="preserve">, прости́ </w:t>
+      </w:r>
+      <w:r>
+        <w:rPr>
+          <w:rFonts w:ascii="Times New Roman" w:hAnsi="Times New Roman"/>
+          <w:sz w:val="24"/>
+        </w:rPr>
+        <w:t>беззако́ння</w:t>
+      </w:r>
+      <w:r>
+        <w:rPr>
+          <w:rFonts w:ascii="Times New Roman" w:hAnsi="Times New Roman"/>
+          <w:sz w:val="24"/>
+        </w:rPr>
+        <w:t xml:space="preserve"> </w:t>
+      </w:r>
+      <w:r>
+        <w:rPr>
+          <w:rFonts w:ascii="Times New Roman" w:hAnsi="Times New Roman"/>
+          <w:sz w:val="24"/>
+        </w:rPr>
+        <w:t>на́ші</w:t>
+      </w:r>
+      <w:r>
+        <w:rPr>
+          <w:rFonts w:ascii="Times New Roman" w:hAnsi="Times New Roman"/>
+          <w:sz w:val="24"/>
+        </w:rPr>
+        <w:t xml:space="preserve">; </w:t>
+      </w:r>
+      <w:r>
+        <w:rPr>
+          <w:rFonts w:ascii="Times New Roman" w:hAnsi="Times New Roman"/>
+          <w:sz w:val="24"/>
+        </w:rPr>
+        <w:t>Святи́й</w:t>
+      </w:r>
+      <w:r>
+        <w:rPr>
+          <w:rFonts w:ascii="Times New Roman" w:hAnsi="Times New Roman"/>
+          <w:sz w:val="24"/>
+        </w:rPr>
+        <w:t xml:space="preserve">, </w:t>
+      </w:r>
+      <w:r>
+        <w:rPr>
+          <w:rFonts w:ascii="Times New Roman" w:hAnsi="Times New Roman"/>
+          <w:sz w:val="24"/>
+        </w:rPr>
+        <w:t>завіта́й</w:t>
+      </w:r>
+      <w:r>
+        <w:rPr>
+          <w:rFonts w:ascii="Times New Roman" w:hAnsi="Times New Roman"/>
+          <w:sz w:val="24"/>
+        </w:rPr>
+        <w:t xml:space="preserve"> і зціли́ </w:t>
+      </w:r>
+      <w:r>
+        <w:rPr>
+          <w:rFonts w:ascii="Times New Roman" w:hAnsi="Times New Roman"/>
+          <w:sz w:val="24"/>
+        </w:rPr>
+        <w:t>не́мочі</w:t>
+      </w:r>
+      <w:r>
+        <w:rPr>
+          <w:rFonts w:ascii="Times New Roman" w:hAnsi="Times New Roman"/>
+          <w:sz w:val="24"/>
+        </w:rPr>
+        <w:t xml:space="preserve"> </w:t>
+      </w:r>
+      <w:r>
+        <w:rPr>
+          <w:rFonts w:ascii="Times New Roman" w:hAnsi="Times New Roman"/>
+          <w:sz w:val="24"/>
+        </w:rPr>
+        <w:t>на́ші</w:t>
+      </w:r>
+      <w:r>
+        <w:rPr>
+          <w:rFonts w:ascii="Times New Roman" w:hAnsi="Times New Roman"/>
+          <w:sz w:val="24"/>
+        </w:rPr>
+        <w:t xml:space="preserve">, </w:t>
+      </w:r>
+      <w:r>
+        <w:rPr>
+          <w:rFonts w:ascii="Times New Roman" w:hAnsi="Times New Roman"/>
+          <w:sz w:val="24"/>
+        </w:rPr>
+        <w:t>І́мени</w:t>
+      </w:r>
+      <w:r>
+        <w:rPr>
+          <w:rFonts w:ascii="Times New Roman" w:hAnsi="Times New Roman"/>
+          <w:sz w:val="24"/>
+        </w:rPr>
+        <w:t xml:space="preserve"> Твого́ </w:t>
+      </w:r>
+      <w:r>
+        <w:rPr>
+          <w:rFonts w:ascii="Times New Roman" w:hAnsi="Times New Roman"/>
+          <w:sz w:val="24"/>
+        </w:rPr>
+        <w:t>ра́ди</w:t>
+      </w:r>
+      <w:r>
+        <w:rPr>
+          <w:rFonts w:ascii="Times New Roman" w:hAnsi="Times New Roman"/>
+          <w:sz w:val="24"/>
+        </w:rPr>
+        <w:t>.</w:t>
+      </w:r>
+    </w:p>
+    <w:p>
+      <w:pPr>
+        <w:pStyle w:val="a"/>
+        <w:spacing w:after="120"/>
+      </w:pPr>
+      <w:r>
+        <w:rPr>
+          <w:rFonts w:ascii="Times New Roman" w:hAnsi="Times New Roman"/>
+          <w:sz w:val="24"/>
+        </w:rPr>
+        <w:t>Го́споди</w:t>
+      </w:r>
+      <w:r>
+        <w:rPr>
+          <w:rFonts w:ascii="Times New Roman" w:hAnsi="Times New Roman"/>
+          <w:sz w:val="24"/>
+        </w:rPr>
+        <w:t xml:space="preserve">, </w:t>
+      </w:r>
+      <w:r>
+        <w:rPr>
+          <w:rFonts w:ascii="Times New Roman" w:hAnsi="Times New Roman"/>
+          <w:sz w:val="24"/>
+        </w:rPr>
+        <w:t>поми́луй</w:t>
+      </w:r>
+      <w:r>
+        <w:rPr>
+          <w:rFonts w:ascii="Times New Roman" w:hAnsi="Times New Roman"/>
+          <w:sz w:val="24"/>
+        </w:rPr>
+        <w:t>. (3)</w:t>
+      </w:r>
+    </w:p>
+    <w:p>
+      <w:pPr>
+        <w:pStyle w:val="a"/>
+        <w:spacing w:after="120"/>
+      </w:pPr>
+      <w:r>
+        <w:rPr>
+          <w:rFonts w:ascii="Times New Roman" w:hAnsi="Times New Roman"/>
+          <w:sz w:val="24"/>
+        </w:rPr>
+        <w:t>Сла́ва</w:t>
+      </w:r>
+      <w:r>
+        <w:rPr>
+          <w:rFonts w:ascii="Times New Roman" w:hAnsi="Times New Roman"/>
+          <w:sz w:val="24"/>
+        </w:rPr>
+        <w:t xml:space="preserve"> Отцю́, і </w:t>
+      </w:r>
+      <w:r>
+        <w:rPr>
+          <w:rFonts w:ascii="Times New Roman" w:hAnsi="Times New Roman"/>
+          <w:sz w:val="24"/>
+        </w:rPr>
+        <w:t>Си́ну</w:t>
+      </w:r>
+      <w:r>
+        <w:rPr>
+          <w:rFonts w:ascii="Times New Roman" w:hAnsi="Times New Roman"/>
+          <w:sz w:val="24"/>
+        </w:rPr>
+        <w:t xml:space="preserve">, і </w:t>
+      </w:r>
+      <w:r>
+        <w:rPr>
+          <w:rFonts w:ascii="Times New Roman" w:hAnsi="Times New Roman"/>
+          <w:sz w:val="24"/>
+        </w:rPr>
+        <w:t>Свято́му</w:t>
+      </w:r>
+      <w:r>
+        <w:rPr>
+          <w:rFonts w:ascii="Times New Roman" w:hAnsi="Times New Roman"/>
+          <w:sz w:val="24"/>
+        </w:rPr>
+        <w:t xml:space="preserve"> </w:t>
+      </w:r>
+      <w:r>
+        <w:rPr>
+          <w:rFonts w:ascii="Times New Roman" w:hAnsi="Times New Roman"/>
+          <w:sz w:val="24"/>
+        </w:rPr>
+        <w:t>Ду́хові</w:t>
+      </w:r>
+      <w:r>
+        <w:rPr>
+          <w:rFonts w:ascii="Times New Roman" w:hAnsi="Times New Roman"/>
+          <w:sz w:val="24"/>
+        </w:rPr>
+        <w:t xml:space="preserve">,* і </w:t>
+      </w:r>
+      <w:r>
+        <w:rPr>
+          <w:rFonts w:ascii="Times New Roman" w:hAnsi="Times New Roman"/>
+          <w:sz w:val="24"/>
+        </w:rPr>
+        <w:t>ни́ні</w:t>
+      </w:r>
+      <w:r>
+        <w:rPr>
+          <w:rFonts w:ascii="Times New Roman" w:hAnsi="Times New Roman"/>
+          <w:sz w:val="24"/>
+        </w:rPr>
+        <w:t xml:space="preserve">, і </w:t>
+      </w:r>
+      <w:r>
+        <w:rPr>
+          <w:rFonts w:ascii="Times New Roman" w:hAnsi="Times New Roman"/>
+          <w:sz w:val="24"/>
+        </w:rPr>
+        <w:t>повсякча́с</w:t>
+      </w:r>
+      <w:r>
+        <w:rPr>
+          <w:rFonts w:ascii="Times New Roman" w:hAnsi="Times New Roman"/>
+          <w:sz w:val="24"/>
+        </w:rPr>
+        <w:t xml:space="preserve">, і на </w:t>
+      </w:r>
+      <w:r>
+        <w:rPr>
+          <w:rFonts w:ascii="Times New Roman" w:hAnsi="Times New Roman"/>
+          <w:sz w:val="24"/>
+        </w:rPr>
+        <w:t>ві́ки</w:t>
+      </w:r>
+      <w:r>
+        <w:rPr>
+          <w:rFonts w:ascii="Times New Roman" w:hAnsi="Times New Roman"/>
+          <w:sz w:val="24"/>
+        </w:rPr>
+        <w:t xml:space="preserve"> </w:t>
+      </w:r>
+      <w:r>
+        <w:rPr>
+          <w:rFonts w:ascii="Times New Roman" w:hAnsi="Times New Roman"/>
+          <w:sz w:val="24"/>
+        </w:rPr>
+        <w:t>вікі́в</w:t>
+      </w:r>
+      <w:r>
+        <w:rPr>
+          <w:rFonts w:ascii="Times New Roman" w:hAnsi="Times New Roman"/>
+          <w:sz w:val="24"/>
+        </w:rPr>
+        <w:t xml:space="preserve">. </w:t>
+      </w:r>
+      <w:r>
+        <w:rPr>
+          <w:rFonts w:ascii="Times New Roman" w:hAnsi="Times New Roman"/>
+          <w:sz w:val="24"/>
+        </w:rPr>
+        <w:t>Амі́нь</w:t>
+      </w:r>
+      <w:r>
+        <w:rPr>
+          <w:rFonts w:ascii="Times New Roman" w:hAnsi="Times New Roman"/>
+          <w:sz w:val="24"/>
+        </w:rPr>
+        <w:t>.</w:t>
+      </w:r>
+    </w:p>
+    <w:p>
+      <w:pPr>
+        <w:pStyle w:val="a"/>
+        <w:spacing w:after="120"/>
+      </w:pPr>
+      <w:r>
+        <w:rPr>
+          <w:rFonts w:ascii="Times New Roman" w:hAnsi="Times New Roman"/>
+          <w:sz w:val="24"/>
+        </w:rPr>
+        <w:t>О́тче</w:t>
+      </w:r>
+      <w:r>
+        <w:rPr>
+          <w:rFonts w:ascii="Times New Roman" w:hAnsi="Times New Roman"/>
+          <w:sz w:val="24"/>
+        </w:rPr>
+        <w:t xml:space="preserve"> наш, що єси́ на </w:t>
+      </w:r>
+      <w:r>
+        <w:rPr>
+          <w:rFonts w:ascii="Times New Roman" w:hAnsi="Times New Roman"/>
+          <w:sz w:val="24"/>
+        </w:rPr>
+        <w:t>небеса́х</w:t>
+      </w:r>
+      <w:r>
+        <w:rPr>
+          <w:rFonts w:ascii="Times New Roman" w:hAnsi="Times New Roman"/>
+          <w:sz w:val="24"/>
+        </w:rPr>
+        <w:t xml:space="preserve">,* </w:t>
+      </w:r>
+      <w:r>
+        <w:rPr>
+          <w:rFonts w:ascii="Times New Roman" w:hAnsi="Times New Roman"/>
+          <w:sz w:val="24"/>
+        </w:rPr>
+        <w:t>неха́й</w:t>
+      </w:r>
+      <w:r>
+        <w:rPr>
+          <w:rFonts w:ascii="Times New Roman" w:hAnsi="Times New Roman"/>
+          <w:sz w:val="24"/>
+        </w:rPr>
+        <w:t xml:space="preserve"> </w:t>
+      </w:r>
+      <w:r>
+        <w:rPr>
+          <w:rFonts w:ascii="Times New Roman" w:hAnsi="Times New Roman"/>
+          <w:sz w:val="24"/>
+        </w:rPr>
+        <w:t>святи́ться</w:t>
+      </w:r>
+      <w:r>
+        <w:rPr>
+          <w:rFonts w:ascii="Times New Roman" w:hAnsi="Times New Roman"/>
+          <w:sz w:val="24"/>
+        </w:rPr>
+        <w:t xml:space="preserve"> ім’я́ Твоє́,* </w:t>
+      </w:r>
+      <w:r>
+        <w:rPr>
+          <w:rFonts w:ascii="Times New Roman" w:hAnsi="Times New Roman"/>
+          <w:sz w:val="24"/>
+        </w:rPr>
+        <w:t>неха́й</w:t>
+      </w:r>
+      <w:r>
+        <w:rPr>
+          <w:rFonts w:ascii="Times New Roman" w:hAnsi="Times New Roman"/>
+          <w:sz w:val="24"/>
+        </w:rPr>
+        <w:t xml:space="preserve"> </w:t>
+      </w:r>
+      <w:r>
+        <w:rPr>
+          <w:rFonts w:ascii="Times New Roman" w:hAnsi="Times New Roman"/>
+          <w:sz w:val="24"/>
+        </w:rPr>
+        <w:t>при́йде</w:t>
+      </w:r>
+      <w:r>
+        <w:rPr>
+          <w:rFonts w:ascii="Times New Roman" w:hAnsi="Times New Roman"/>
+          <w:sz w:val="24"/>
+        </w:rPr>
+        <w:t xml:space="preserve"> </w:t>
+      </w:r>
+      <w:r>
+        <w:rPr>
+          <w:rFonts w:ascii="Times New Roman" w:hAnsi="Times New Roman"/>
+          <w:sz w:val="24"/>
+        </w:rPr>
+        <w:t>ца́рство</w:t>
+      </w:r>
+      <w:r>
+        <w:rPr>
+          <w:rFonts w:ascii="Times New Roman" w:hAnsi="Times New Roman"/>
+          <w:sz w:val="24"/>
+        </w:rPr>
+        <w:t xml:space="preserve"> Твоє́,* </w:t>
+      </w:r>
+      <w:r>
+        <w:rPr>
+          <w:rFonts w:ascii="Times New Roman" w:hAnsi="Times New Roman"/>
+          <w:sz w:val="24"/>
+        </w:rPr>
+        <w:t>неха́й</w:t>
+      </w:r>
+      <w:r>
+        <w:rPr>
+          <w:rFonts w:ascii="Times New Roman" w:hAnsi="Times New Roman"/>
+          <w:sz w:val="24"/>
+        </w:rPr>
+        <w:t xml:space="preserve"> </w:t>
+      </w:r>
+      <w:r>
+        <w:rPr>
+          <w:rFonts w:ascii="Times New Roman" w:hAnsi="Times New Roman"/>
+          <w:sz w:val="24"/>
+        </w:rPr>
+        <w:t>бу́де</w:t>
+      </w:r>
+      <w:r>
+        <w:rPr>
+          <w:rFonts w:ascii="Times New Roman" w:hAnsi="Times New Roman"/>
+          <w:sz w:val="24"/>
+        </w:rPr>
+        <w:t xml:space="preserve"> </w:t>
+      </w:r>
+      <w:r>
+        <w:rPr>
+          <w:rFonts w:ascii="Times New Roman" w:hAnsi="Times New Roman"/>
+          <w:sz w:val="24"/>
+        </w:rPr>
+        <w:t>во́ля</w:t>
+      </w:r>
+      <w:r>
+        <w:rPr>
+          <w:rFonts w:ascii="Times New Roman" w:hAnsi="Times New Roman"/>
+          <w:sz w:val="24"/>
+        </w:rPr>
+        <w:t xml:space="preserve"> Твоя́, як на </w:t>
+      </w:r>
+      <w:r>
+        <w:rPr>
+          <w:rFonts w:ascii="Times New Roman" w:hAnsi="Times New Roman"/>
+          <w:sz w:val="24"/>
+        </w:rPr>
+        <w:t>не́бі</w:t>
+      </w:r>
+      <w:r>
+        <w:rPr>
+          <w:rFonts w:ascii="Times New Roman" w:hAnsi="Times New Roman"/>
+          <w:sz w:val="24"/>
+        </w:rPr>
+        <w:t xml:space="preserve">, так і на землі́.* Хліб наш </w:t>
+      </w:r>
+      <w:r>
+        <w:rPr>
+          <w:rFonts w:ascii="Times New Roman" w:hAnsi="Times New Roman"/>
+          <w:sz w:val="24"/>
+        </w:rPr>
+        <w:t>насу́щний</w:t>
+      </w:r>
+      <w:r>
+        <w:rPr>
+          <w:rFonts w:ascii="Times New Roman" w:hAnsi="Times New Roman"/>
+          <w:sz w:val="24"/>
+        </w:rPr>
+        <w:t xml:space="preserve"> дай нам </w:t>
+      </w:r>
+      <w:r>
+        <w:rPr>
+          <w:rFonts w:ascii="Times New Roman" w:hAnsi="Times New Roman"/>
+          <w:sz w:val="24"/>
+        </w:rPr>
+        <w:t>сього́дні</w:t>
+      </w:r>
+      <w:r>
+        <w:rPr>
+          <w:rFonts w:ascii="Times New Roman" w:hAnsi="Times New Roman"/>
+          <w:sz w:val="24"/>
+        </w:rPr>
+        <w:t xml:space="preserve">;* і прости́ нам </w:t>
+      </w:r>
+      <w:r>
+        <w:rPr>
+          <w:rFonts w:ascii="Times New Roman" w:hAnsi="Times New Roman"/>
+          <w:sz w:val="24"/>
+        </w:rPr>
+        <w:t>прови́ни</w:t>
+      </w:r>
+      <w:r>
+        <w:rPr>
+          <w:rFonts w:ascii="Times New Roman" w:hAnsi="Times New Roman"/>
+          <w:sz w:val="24"/>
+        </w:rPr>
+        <w:t xml:space="preserve"> </w:t>
+      </w:r>
+      <w:r>
+        <w:rPr>
+          <w:rFonts w:ascii="Times New Roman" w:hAnsi="Times New Roman"/>
+          <w:sz w:val="24"/>
+        </w:rPr>
+        <w:t>на́ші</w:t>
+      </w:r>
+      <w:r>
+        <w:rPr>
+          <w:rFonts w:ascii="Times New Roman" w:hAnsi="Times New Roman"/>
+          <w:sz w:val="24"/>
+        </w:rPr>
+        <w:t xml:space="preserve">,* як і ми </w:t>
+      </w:r>
+      <w:r>
+        <w:rPr>
+          <w:rFonts w:ascii="Times New Roman" w:hAnsi="Times New Roman"/>
+          <w:sz w:val="24"/>
+        </w:rPr>
+        <w:t>проща́ємо</w:t>
+      </w:r>
+      <w:r>
+        <w:rPr>
+          <w:rFonts w:ascii="Times New Roman" w:hAnsi="Times New Roman"/>
+          <w:sz w:val="24"/>
+        </w:rPr>
+        <w:t xml:space="preserve"> </w:t>
+      </w:r>
+      <w:r>
+        <w:rPr>
+          <w:rFonts w:ascii="Times New Roman" w:hAnsi="Times New Roman"/>
+          <w:sz w:val="24"/>
+        </w:rPr>
+        <w:t>винува́тцям</w:t>
+      </w:r>
+      <w:r>
+        <w:rPr>
+          <w:rFonts w:ascii="Times New Roman" w:hAnsi="Times New Roman"/>
+          <w:sz w:val="24"/>
+        </w:rPr>
+        <w:t xml:space="preserve"> </w:t>
+      </w:r>
+      <w:r>
+        <w:rPr>
+          <w:rFonts w:ascii="Times New Roman" w:hAnsi="Times New Roman"/>
+          <w:sz w:val="24"/>
+        </w:rPr>
+        <w:t>на́шим</w:t>
+      </w:r>
+      <w:r>
+        <w:rPr>
+          <w:rFonts w:ascii="Times New Roman" w:hAnsi="Times New Roman"/>
+          <w:sz w:val="24"/>
+        </w:rPr>
+        <w:t xml:space="preserve">;* і не введи́ нас у </w:t>
+      </w:r>
+      <w:r>
+        <w:rPr>
+          <w:rFonts w:ascii="Times New Roman" w:hAnsi="Times New Roman"/>
+          <w:sz w:val="24"/>
+        </w:rPr>
+        <w:t>споку́су</w:t>
+      </w:r>
+      <w:r>
+        <w:rPr>
+          <w:rFonts w:ascii="Times New Roman" w:hAnsi="Times New Roman"/>
+          <w:sz w:val="24"/>
+        </w:rPr>
+        <w:t xml:space="preserve">,* але́ </w:t>
+      </w:r>
+      <w:r>
+        <w:rPr>
+          <w:rFonts w:ascii="Times New Roman" w:hAnsi="Times New Roman"/>
+          <w:sz w:val="24"/>
+        </w:rPr>
+        <w:t>ви́зволи</w:t>
+      </w:r>
+      <w:r>
+        <w:rPr>
+          <w:rFonts w:ascii="Times New Roman" w:hAnsi="Times New Roman"/>
+          <w:sz w:val="24"/>
+        </w:rPr>
+        <w:t xml:space="preserve"> нас від </w:t>
+      </w:r>
+      <w:r>
+        <w:rPr>
+          <w:rFonts w:ascii="Times New Roman" w:hAnsi="Times New Roman"/>
+          <w:sz w:val="24"/>
+        </w:rPr>
+        <w:t>лука́вого</w:t>
+      </w:r>
+      <w:r>
+        <w:rPr>
+          <w:rFonts w:ascii="Times New Roman" w:hAnsi="Times New Roman"/>
+          <w:sz w:val="24"/>
+        </w:rPr>
+        <w:t>.</w:t>
+      </w:r>
+    </w:p>
+    <w:p>
+      <w:pPr>
+        <w:spacing w:after="120"/>
+        <w:rPr>
+          <w:rFonts w:ascii="Times New Roman" w:hAnsi="Times New Roman"/>
+          <w:sz w:val="24"/>
+          <w:szCs w:val="24"/>
+          <w:lang w:val="uk-UA"/>
+        </w:rPr>
+      </w:pPr>
+      <w:r>
+        <w:rPr>
+          <w:rFonts w:ascii="Times New Roman" w:hAnsi="Times New Roman"/>
           <w:i/>
           <w:color w:val="FF0000"/>
           <w:sz w:val="24"/>
           <w:szCs w:val="24"/>
           <w:lang w:val="uk-UA"/>
         </w:rPr>
-        <w:t>(3 р.)</w:t>
-      </w:r>
-    </w:p>
-    <w:p>
-      <w:pPr>
-        <w:spacing w:after="120"/>
-        <w:jc w:val="both"/>
-        <w:rPr>
-          <w:rFonts w:ascii="Times New Roman" w:hAnsi="Times New Roman"/>
-          <w:sz w:val="24"/>
-          <w:szCs w:val="24"/>
-          <w:lang w:val="uk-UA"/>
-        </w:rPr>
-      </w:pPr>
-      <w:r>
-        <w:rPr>
-          <w:rFonts w:ascii="Times New Roman" w:hAnsi="Times New Roman"/>
-          <w:sz w:val="24"/>
-          <w:szCs w:val="24"/>
-          <w:lang w:val="uk-UA"/>
-        </w:rPr>
-        <w:t>Слава Отцю, і Сину, і Святому Духові.* І</w:t>
-      </w:r>
-      <w:r>
-        <w:rPr>
-          <w:rFonts w:ascii="Times New Roman" w:hAnsi="Times New Roman"/>
-          <w:b/>
+        <w:t>Священник:</w:t>
+      </w:r>
+      <w:r>
+        <w:rPr>
+          <w:rFonts w:ascii="Times New Roman" w:hAnsi="Times New Roman"/>
+          <w:sz w:val="24"/>
+          <w:szCs w:val="24"/>
+          <w:lang w:val="uk-UA"/>
+        </w:rPr>
+        <w:t xml:space="preserve"> Бо Твоє є царство, і сила, і слава, Отця, і Сина, і Святого Духа, нині, і повсякчас, і на віки віків.</w:t>
+      </w:r>
+    </w:p>
+    <w:p>
+      <w:pPr>
+        <w:spacing w:after="120"/>
+        <w:jc w:val="both"/>
+        <w:rPr>
+          <w:rFonts w:ascii="Times New Roman" w:hAnsi="Times New Roman"/>
+          <w:i/>
+          <w:sz w:val="24"/>
+          <w:szCs w:val="24"/>
+          <w:lang w:val="uk-UA"/>
+        </w:rPr>
+      </w:pPr>
+      <w:r>
+        <w:rPr>
+          <w:rFonts w:ascii="Times New Roman" w:hAnsi="Times New Roman"/>
+          <w:i/>
+          <w:color w:val="FF0000"/>
+          <w:sz w:val="24"/>
+          <w:szCs w:val="24"/>
+          <w:lang w:val="uk-UA"/>
+        </w:rPr>
+        <w:t>Вірні:</w:t>
+      </w:r>
+      <w:r>
+        <w:rPr>
+          <w:rFonts w:ascii="Times New Roman" w:hAnsi="Times New Roman"/>
+          <w:color w:val="FF0000"/>
           <w:sz w:val="24"/>
           <w:szCs w:val="24"/>
           <w:lang w:val="uk-UA"/>
@@ -766,40 +1542,8 @@
           <w:szCs w:val="24"/>
           <w:lang w:val="uk-UA"/>
         </w:rPr>
-        <w:t>нині і повсякчас, і на віки віків. Амінь.</w:t>
-      </w:r>
-    </w:p>
-    <w:p>
-      <w:pPr>
-        <w:spacing w:after="120"/>
-        <w:jc w:val="both"/>
-        <w:rPr>
-          <w:rFonts w:ascii="Times New Roman" w:hAnsi="Times New Roman"/>
-          <w:sz w:val="24"/>
-          <w:szCs w:val="24"/>
-          <w:lang w:val="uk-UA"/>
-        </w:rPr>
-      </w:pPr>
-      <w:r>
-        <w:rPr>
-          <w:rFonts w:ascii="Times New Roman" w:hAnsi="Times New Roman"/>
-          <w:sz w:val="24"/>
-          <w:szCs w:val="24"/>
-          <w:lang w:val="uk-UA"/>
-        </w:rPr>
-        <w:t>Отче наш, що єси на небесах,* нехай святиться ім’я твоє,* нехай прийде царство твоє,* нехай буде воля твоя, як на небі, так і на землі.* Хліб наш насущний дай нам сьогодні,* і прости нам провини наші,* як і ми прощаємо винуватцям нашим,* і не введи нас у спокусу,* але визволи нас від лукавого.</w:t>
-      </w:r>
-    </w:p>
-    <w:p>
-      <w:pPr>
-        <w:spacing w:after="120"/>
-        <w:rPr>
-          <w:rFonts w:ascii="Times New Roman" w:hAnsi="Times New Roman"/>
-          <w:sz w:val="24"/>
-          <w:szCs w:val="24"/>
-          <w:lang w:val="uk-UA"/>
-        </w:rPr>
-      </w:pPr>
+        <w:t xml:space="preserve">Амінь. Господи, помилуй </w:t>
+      </w:r>
       <w:r>
         <w:rPr>
           <w:rFonts w:ascii="Times New Roman" w:hAnsi="Times New Roman"/>
@@ -809,70 +1553,7 @@
           <w:szCs w:val="24"/>
           <w:lang w:val="uk-UA"/>
         </w:rPr>
-        <w:t>Священник:</w:t>
-      </w:r>
-      <w:r>
-        <w:rPr>
-          <w:rFonts w:ascii="Times New Roman" w:hAnsi="Times New Roman"/>
-          <w:sz w:val="24"/>
-          <w:szCs w:val="24"/>
-          <w:lang w:val="uk-UA"/>
-        </w:rPr>
-        <w:t xml:space="preserve"> Бо Твоє є царство, і сила, і слава, Отця, і Сина, і Святого Духа, нині, і повсякчас, і на віки віків.</w:t>
-      </w:r>
-    </w:p>
-    <w:p>
-      <w:pPr>
-        <w:spacing w:after="120"/>
-        <w:jc w:val="both"/>
-        <w:rPr>
-          <w:rFonts w:ascii="Times New Roman" w:hAnsi="Times New Roman"/>
-          <w:i/>
-          <w:sz w:val="24"/>
-          <w:szCs w:val="24"/>
-          <w:lang w:val="uk-UA"/>
-        </w:rPr>
-      </w:pPr>
-      <w:r>
-        <w:rPr>
-          <w:rFonts w:ascii="Times New Roman" w:hAnsi="Times New Roman"/>
-          <w:i/>
-          <w:color w:val="FF0000"/>
-          <w:sz w:val="24"/>
-          <w:szCs w:val="24"/>
-          <w:lang w:val="uk-UA"/>
-        </w:rPr>
-        <w:t>Вірні:</w:t>
-      </w:r>
-      <w:r>
-        <w:rPr>
-          <w:rFonts w:ascii="Times New Roman" w:hAnsi="Times New Roman"/>
-          <w:color w:val="FF0000"/>
-          <w:sz w:val="24"/>
-          <w:szCs w:val="24"/>
-          <w:lang w:val="uk-UA"/>
-        </w:rPr>
-        <w:t xml:space="preserve"> </w:t>
-      </w:r>
-      <w:r>
-        <w:rPr>
-          <w:rFonts w:ascii="Times New Roman" w:hAnsi="Times New Roman"/>
-          <w:sz w:val="24"/>
-          <w:szCs w:val="24"/>
-          <w:lang w:val="uk-UA"/>
-        </w:rPr>
-        <w:t xml:space="preserve">Амінь. Господи, помилуй </w:t>
-      </w:r>
-      <w:r>
-        <w:rPr>
-          <w:rFonts w:ascii="Times New Roman" w:hAnsi="Times New Roman"/>
-          <w:i/>
-          <w:color w:val="FF0000"/>
-          <w:sz w:val="24"/>
-          <w:szCs w:val="24"/>
-          <w:lang w:val="uk-UA"/>
-        </w:rPr>
-        <w:t>(12 р.)</w:t>
+        <w:t>(12 р.)</w:t>
       </w:r>
     </w:p>
     <w:p>
@@ -5154,7 +5835,7 @@
           <w:szCs w:val="24"/>
           <w:lang w:val="uk-UA"/>
         </w:rPr>
-        <w:t xml:space="preserve"> Господи щедрий і милосердний, довготерпеливий і </w:t>
+        <w:t xml:space="preserve"> Господи щедрий і милосердний, довготерпеливий і </w:t>
       </w:r>
       <w:proofErr w:type="spellStart"/>
       <w:r>
@@ -5235,7 +5916,7 @@
           <w:szCs w:val="24"/>
           <w:lang w:val="uk-UA"/>
         </w:rPr>
-        <w:t>2. </w:t>
+        <w:t xml:space="preserve">2. </w:t>
       </w:r>
       <w:r>
         <w:rPr>
@@ -5275,7 +5956,7 @@
           <w:szCs w:val="24"/>
           <w:lang w:val="uk-UA"/>
         </w:rPr>
-        <w:t xml:space="preserve"> Господи, Боже наш! Згадай нас грішних і недостойних слуг твоїх, коли призиваємо святе ім'я твоє, і не осороми нас, коли очікуємо </w:t>
+        <w:t xml:space="preserve"> Господи, Боже наш! Згадай нас грішних і недостойних слуг твоїх, коли призиваємо святе ім'я твоє, і не осороми нас, коли очікуємо </w:t>
       </w:r>
       <w:proofErr w:type="spellStart"/>
       <w:r>
@@ -5317,7 +5998,7 @@
           <w:szCs w:val="24"/>
           <w:lang w:val="uk-UA"/>
         </w:rPr>
-        <w:t>4. </w:t>
+        <w:t xml:space="preserve">4. </w:t>
       </w:r>
       <w:r>
         <w:rPr>
@@ -5357,7 +6038,7 @@
           <w:szCs w:val="24"/>
           <w:lang w:val="uk-UA"/>
         </w:rPr>
-        <w:t xml:space="preserve"> Благословенний ти, Господи Боже, Вседержителю, що знаєш думки людські, що відаєш те, чого ми потребуємо, і багато більше, ніж ми просимо, або розуміємо. Самий ти, людинолюбний Царю, у всьому добрий, задовольни нас багатством твоїх </w:t>
+        <w:t xml:space="preserve"> Благословенний ти, Господи Боже, Вседержителю, що знаєш думки людські, що відаєш те, чого ми потребуємо, і багато більше, ніж ми просимо, або розуміємо. Самий ти, людинолюбний Царю, у всьому добрий, задовольни нас багатством твоїх </w:t>
       </w:r>
       <w:proofErr w:type="spellStart"/>
       <w:r>
@@ -5428,7 +6109,7 @@
           <w:szCs w:val="24"/>
           <w:lang w:val="uk-UA"/>
         </w:rPr>
-        <w:t xml:space="preserve"> Господи, Господи, що пречистою твоєю долонею все утримуєш, що довго </w:t>
+        <w:t xml:space="preserve"> Господи, Господи, що пречистою твоєю долонею все утримуєш, що довго </w:t>
       </w:r>
       <w:proofErr w:type="spellStart"/>
       <w:r>
@@ -5519,7 +6200,7 @@
           <w:szCs w:val="24"/>
           <w:lang w:val="uk-UA"/>
         </w:rPr>
-        <w:t xml:space="preserve"> Боже великий і дивний, що несказанною добрістю і багатим промислом усім управляєш, і дав нам земні добра й запевнив нам обіцяне царство </w:t>
+        <w:t xml:space="preserve"> Боже великий і дивний, що несказанною добрістю і багатим промислом усім управляєш, і дав нам земні добра й запевнив нам обіцяне царство </w:t>
       </w:r>
       <w:proofErr w:type="spellStart"/>
       <w:r>
@@ -5570,7 +6251,7 @@
           <w:szCs w:val="24"/>
           <w:lang w:val="uk-UA"/>
         </w:rPr>
-        <w:t xml:space="preserve"> Боже великий і вишній, в тебе одного є безсмертність і в світлі живеш недоступнім. Ти все створіння мудро створив, відокремив світло від темряви і сонце поклав, щоб правити днем, а місяць і зорі, щоб володіли ніччю, нас же грішних вчинив достойними і в теперішню годину стати перед твоїм обличчям, щоб тебе визнавати і принести тобі вечірнє славослов'я. Направ, </w:t>
+        <w:t xml:space="preserve"> Боже великий і вишній, в тебе одного є безсмертність і в світлі живеш недоступнім. Ти все створіння мудро створив, відокремив світло від темряви і сонце поклав, щоб правити днем, а місяць і зорі, щоб володіли ніччю, нас же грішних вчинив достойними і в теперішню годину стати перед твоїм обличчям, щоб тебе визнавати і принести тобі вечірнє славослов'я. Направ, </w:t>
       </w:r>
       <w:proofErr w:type="spellStart"/>
       <w:r>
@@ -8896,456 +9577,1778 @@
     </w:p>
     <w:p>
       <w:pPr>
-        <w:spacing w:after="120"/>
-        <w:jc w:val="both"/>
-        <w:rPr>
-          <w:rFonts w:ascii="Times New Roman" w:hAnsi="Times New Roman"/>
-          <w:sz w:val="24"/>
-          <w:szCs w:val="24"/>
-          <w:lang w:val="uk-UA"/>
-        </w:rPr>
-      </w:pPr>
-      <w:r>
-        <w:rPr>
-          <w:rFonts w:ascii="Times New Roman" w:eastAsia="Gungsuh" w:hAnsi="Times New Roman"/>
-          <w:sz w:val="24"/>
-          <w:szCs w:val="24"/>
-          <w:lang w:val="uk-UA"/>
-        </w:rPr>
-        <w:t>Постав, Господи, моїм устам сторожу;* до дверей губ моїх − варту!</w:t>
-      </w:r>
-    </w:p>
-    <w:p>
-      <w:pPr>
-        <w:spacing w:after="120"/>
-        <w:jc w:val="both"/>
-        <w:rPr>
-          <w:rFonts w:ascii="Times New Roman" w:hAnsi="Times New Roman"/>
-          <w:sz w:val="24"/>
-          <w:szCs w:val="24"/>
-          <w:lang w:val="uk-UA"/>
-        </w:rPr>
-      </w:pPr>
-      <w:r>
-        <w:rPr>
-          <w:rFonts w:ascii="Times New Roman" w:hAnsi="Times New Roman"/>
-          <w:sz w:val="24"/>
-          <w:szCs w:val="24"/>
-          <w:lang w:val="uk-UA"/>
-        </w:rPr>
-        <w:t>Не дай схилитися серцеві моєму* до чогось злого.</w:t>
-      </w:r>
-    </w:p>
-    <w:p>
-      <w:pPr>
-        <w:spacing w:after="120"/>
-        <w:jc w:val="both"/>
-        <w:rPr>
-          <w:rFonts w:ascii="Times New Roman" w:hAnsi="Times New Roman"/>
-          <w:sz w:val="24"/>
-          <w:szCs w:val="24"/>
-          <w:lang w:val="uk-UA"/>
-        </w:rPr>
-      </w:pPr>
-      <w:r>
-        <w:rPr>
-          <w:rFonts w:ascii="Times New Roman" w:hAnsi="Times New Roman"/>
-          <w:sz w:val="24"/>
-          <w:szCs w:val="24"/>
-          <w:lang w:val="uk-UA"/>
-        </w:rPr>
-        <w:t>Ані чинити лихі вчинки з людьми, що творять беззаконня,* – ні ласощів їхніх я не хочу їсти.</w:t>
-      </w:r>
-    </w:p>
-    <w:p>
-      <w:pPr>
-        <w:spacing w:after="120"/>
-        <w:jc w:val="both"/>
-        <w:rPr>
-          <w:rFonts w:ascii="Times New Roman" w:hAnsi="Times New Roman"/>
-          <w:sz w:val="24"/>
-          <w:szCs w:val="24"/>
-          <w:lang w:val="uk-UA"/>
-        </w:rPr>
-      </w:pPr>
-      <w:r>
-        <w:rPr>
-          <w:rFonts w:ascii="Times New Roman" w:hAnsi="Times New Roman"/>
-          <w:sz w:val="24"/>
-          <w:szCs w:val="24"/>
-          <w:lang w:val="uk-UA"/>
-        </w:rPr>
-        <w:t>Нехай праведник по-доброму б'є мене й виправляє,* а олія грішного нехай не намастить голови моєї.</w:t>
-      </w:r>
-    </w:p>
-    <w:p>
-      <w:pPr>
-        <w:spacing w:after="120"/>
-        <w:jc w:val="both"/>
-        <w:rPr>
-          <w:rFonts w:ascii="Times New Roman" w:hAnsi="Times New Roman"/>
-          <w:sz w:val="24"/>
-          <w:szCs w:val="24"/>
-          <w:lang w:val="uk-UA"/>
-        </w:rPr>
-      </w:pPr>
-      <w:r>
-        <w:rPr>
-          <w:rFonts w:ascii="Times New Roman" w:hAnsi="Times New Roman"/>
-          <w:sz w:val="24"/>
-          <w:szCs w:val="24"/>
-          <w:lang w:val="uk-UA"/>
-        </w:rPr>
-        <w:t>Я все-таки молитимусь,* незважаючи на їхні злі вчинки.</w:t>
-      </w:r>
-    </w:p>
-    <w:p>
-      <w:pPr>
-        <w:spacing w:after="120"/>
-        <w:jc w:val="both"/>
-        <w:rPr>
-          <w:rFonts w:ascii="Times New Roman" w:hAnsi="Times New Roman"/>
-          <w:sz w:val="24"/>
-          <w:szCs w:val="24"/>
-          <w:lang w:val="uk-UA"/>
-        </w:rPr>
-      </w:pPr>
-      <w:r>
-        <w:rPr>
-          <w:rFonts w:ascii="Times New Roman" w:hAnsi="Times New Roman"/>
-          <w:sz w:val="24"/>
-          <w:szCs w:val="24"/>
-          <w:lang w:val="uk-UA"/>
-        </w:rPr>
-        <w:t>Якщо суддів їхніх скинуть в ущелини скелі,* то почують, що слова мої любі.</w:t>
-      </w:r>
-    </w:p>
-    <w:p>
-      <w:pPr>
-        <w:spacing w:after="120"/>
-        <w:jc w:val="both"/>
-        <w:rPr>
-          <w:rFonts w:ascii="Times New Roman" w:hAnsi="Times New Roman"/>
-          <w:sz w:val="24"/>
-          <w:szCs w:val="24"/>
-          <w:lang w:val="uk-UA"/>
-        </w:rPr>
-      </w:pPr>
-      <w:r>
-        <w:rPr>
-          <w:rFonts w:ascii="Times New Roman" w:hAnsi="Times New Roman"/>
-          <w:sz w:val="24"/>
-          <w:szCs w:val="24"/>
-          <w:lang w:val="uk-UA"/>
-        </w:rPr>
-        <w:t>Немовби хтось розбив і розрив землю,* розкидано їхні кості перед адом.</w:t>
-      </w:r>
-    </w:p>
-    <w:p>
-      <w:pPr>
-        <w:spacing w:after="120"/>
-        <w:jc w:val="both"/>
-        <w:rPr>
-          <w:rFonts w:ascii="Times New Roman" w:hAnsi="Times New Roman"/>
-          <w:sz w:val="24"/>
-          <w:szCs w:val="24"/>
-          <w:lang w:val="uk-UA"/>
-        </w:rPr>
-      </w:pPr>
-      <w:r>
-        <w:rPr>
-          <w:rFonts w:ascii="Times New Roman" w:hAnsi="Times New Roman"/>
-          <w:sz w:val="24"/>
-          <w:szCs w:val="24"/>
-          <w:lang w:val="uk-UA"/>
-        </w:rPr>
-        <w:t>Бо до тебе, Господи, мій Боже, мої очі;* до тебе прибігаю, не губи душі моєї.</w:t>
-      </w:r>
-    </w:p>
-    <w:p>
-      <w:pPr>
-        <w:spacing w:after="120"/>
-        <w:jc w:val="both"/>
-        <w:rPr>
-          <w:rFonts w:ascii="Times New Roman" w:hAnsi="Times New Roman"/>
-          <w:sz w:val="24"/>
-          <w:szCs w:val="24"/>
-          <w:lang w:val="uk-UA"/>
-        </w:rPr>
-      </w:pPr>
-      <w:r>
-        <w:rPr>
-          <w:rFonts w:ascii="Times New Roman" w:hAnsi="Times New Roman"/>
-          <w:sz w:val="24"/>
-          <w:szCs w:val="24"/>
-          <w:lang w:val="uk-UA"/>
-        </w:rPr>
-        <w:t>Збережи мене від петлі, що її наставили на мене,* і від сильця тих, що творять беззаконня.</w:t>
-      </w:r>
-    </w:p>
-    <w:p>
-      <w:pPr>
-        <w:spacing w:after="120"/>
-        <w:jc w:val="both"/>
-        <w:rPr>
-          <w:rFonts w:ascii="Times New Roman" w:hAnsi="Times New Roman"/>
-          <w:sz w:val="24"/>
-          <w:szCs w:val="24"/>
-          <w:lang w:val="uk-UA"/>
-        </w:rPr>
-      </w:pPr>
-      <w:r>
-        <w:rPr>
-          <w:rFonts w:ascii="Times New Roman" w:hAnsi="Times New Roman"/>
-          <w:sz w:val="24"/>
-          <w:szCs w:val="24"/>
-          <w:lang w:val="uk-UA"/>
-        </w:rPr>
-        <w:t>Нехай грішники впадуть у власні сіті всі разом,* а я пройду безпечно.</w:t>
-      </w:r>
-    </w:p>
-    <w:p>
-      <w:pPr>
-        <w:spacing w:after="120"/>
-        <w:jc w:val="center"/>
+        <w:pStyle w:val="a"/>
+        <w:spacing w:after="120"/>
+      </w:pPr>
+      <w:r>
+        <w:rPr>
+          <w:rFonts w:ascii="Times New Roman" w:hAnsi="Times New Roman"/>
+          <w:sz w:val="24"/>
+        </w:rPr>
+        <w:t>Поста́в</w:t>
+      </w:r>
+      <w:r>
+        <w:rPr>
+          <w:rFonts w:ascii="Times New Roman" w:hAnsi="Times New Roman"/>
+          <w:sz w:val="24"/>
+        </w:rPr>
+        <w:t xml:space="preserve">, </w:t>
+      </w:r>
+      <w:r>
+        <w:rPr>
+          <w:rFonts w:ascii="Times New Roman" w:hAnsi="Times New Roman"/>
+          <w:sz w:val="24"/>
+        </w:rPr>
+        <w:t>Го́споди</w:t>
+      </w:r>
+      <w:r>
+        <w:rPr>
+          <w:rFonts w:ascii="Times New Roman" w:hAnsi="Times New Roman"/>
+          <w:sz w:val="24"/>
+        </w:rPr>
+        <w:t xml:space="preserve">, </w:t>
+      </w:r>
+      <w:r>
+        <w:rPr>
+          <w:rFonts w:ascii="Times New Roman" w:hAnsi="Times New Roman"/>
+          <w:sz w:val="24"/>
+        </w:rPr>
+        <w:t>мої́м</w:t>
+      </w:r>
+      <w:r>
+        <w:rPr>
+          <w:rFonts w:ascii="Times New Roman" w:hAnsi="Times New Roman"/>
+          <w:sz w:val="24"/>
+        </w:rPr>
+        <w:t xml:space="preserve"> </w:t>
+      </w:r>
+      <w:r>
+        <w:rPr>
+          <w:rFonts w:ascii="Times New Roman" w:hAnsi="Times New Roman"/>
+          <w:sz w:val="24"/>
+        </w:rPr>
+        <w:t>уста́м</w:t>
+      </w:r>
+      <w:r>
+        <w:rPr>
+          <w:rFonts w:ascii="Times New Roman" w:hAnsi="Times New Roman"/>
+          <w:sz w:val="24"/>
+        </w:rPr>
+        <w:t xml:space="preserve"> </w:t>
+      </w:r>
+      <w:r>
+        <w:rPr>
+          <w:rFonts w:ascii="Times New Roman" w:hAnsi="Times New Roman"/>
+          <w:sz w:val="24"/>
+        </w:rPr>
+        <w:t>сторо́жу</w:t>
+      </w:r>
+      <w:r>
+        <w:rPr>
+          <w:rFonts w:ascii="Times New Roman" w:hAnsi="Times New Roman"/>
+          <w:sz w:val="24"/>
+        </w:rPr>
+        <w:t xml:space="preserve">;* до </w:t>
+      </w:r>
+      <w:r>
+        <w:rPr>
+          <w:rFonts w:ascii="Times New Roman" w:hAnsi="Times New Roman"/>
+          <w:sz w:val="24"/>
+        </w:rPr>
+        <w:t>двере́й</w:t>
+      </w:r>
+      <w:r>
+        <w:rPr>
+          <w:rFonts w:ascii="Times New Roman" w:hAnsi="Times New Roman"/>
+          <w:sz w:val="24"/>
+        </w:rPr>
+        <w:t xml:space="preserve"> губ </w:t>
+      </w:r>
+      <w:r>
+        <w:rPr>
+          <w:rFonts w:ascii="Times New Roman" w:hAnsi="Times New Roman"/>
+          <w:sz w:val="24"/>
+        </w:rPr>
+        <w:t>мої́х</w:t>
+      </w:r>
+      <w:r>
+        <w:rPr>
+          <w:rFonts w:ascii="Times New Roman" w:hAnsi="Times New Roman"/>
+          <w:sz w:val="24"/>
+        </w:rPr>
+        <w:t xml:space="preserve"> − </w:t>
+      </w:r>
+      <w:r>
+        <w:rPr>
+          <w:rFonts w:ascii="Times New Roman" w:hAnsi="Times New Roman"/>
+          <w:sz w:val="24"/>
+        </w:rPr>
+        <w:t>ва́рту</w:t>
+      </w:r>
+      <w:r>
+        <w:rPr>
+          <w:rFonts w:ascii="Times New Roman" w:hAnsi="Times New Roman"/>
+          <w:sz w:val="24"/>
+        </w:rPr>
+        <w:t>!</w:t>
+      </w:r>
+    </w:p>
+    <w:p>
+      <w:pPr>
+        <w:pStyle w:val="a"/>
+        <w:spacing w:after="120"/>
+      </w:pPr>
+      <w:r>
+        <w:rPr>
+          <w:rFonts w:ascii="Times New Roman" w:hAnsi="Times New Roman"/>
+          <w:sz w:val="24"/>
+        </w:rPr>
+        <w:t xml:space="preserve">Не дай </w:t>
+      </w:r>
+      <w:r>
+        <w:rPr>
+          <w:rFonts w:ascii="Times New Roman" w:hAnsi="Times New Roman"/>
+          <w:sz w:val="24"/>
+        </w:rPr>
+        <w:t>схили́тися</w:t>
+      </w:r>
+      <w:r>
+        <w:rPr>
+          <w:rFonts w:ascii="Times New Roman" w:hAnsi="Times New Roman"/>
+          <w:sz w:val="24"/>
+        </w:rPr>
+        <w:t xml:space="preserve"> </w:t>
+      </w:r>
+      <w:r>
+        <w:rPr>
+          <w:rFonts w:ascii="Times New Roman" w:hAnsi="Times New Roman"/>
+          <w:sz w:val="24"/>
+        </w:rPr>
+        <w:t>се́рцеві</w:t>
+      </w:r>
+      <w:r>
+        <w:rPr>
+          <w:rFonts w:ascii="Times New Roman" w:hAnsi="Times New Roman"/>
+          <w:sz w:val="24"/>
+        </w:rPr>
+        <w:t xml:space="preserve"> </w:t>
+      </w:r>
+      <w:r>
+        <w:rPr>
+          <w:rFonts w:ascii="Times New Roman" w:hAnsi="Times New Roman"/>
+          <w:sz w:val="24"/>
+        </w:rPr>
+        <w:t>моє́му</w:t>
+      </w:r>
+      <w:r>
+        <w:rPr>
+          <w:rFonts w:ascii="Times New Roman" w:hAnsi="Times New Roman"/>
+          <w:sz w:val="24"/>
+        </w:rPr>
+        <w:t xml:space="preserve">* до </w:t>
+      </w:r>
+      <w:r>
+        <w:rPr>
+          <w:rFonts w:ascii="Times New Roman" w:hAnsi="Times New Roman"/>
+          <w:sz w:val="24"/>
+        </w:rPr>
+        <w:t>чо́гось</w:t>
+      </w:r>
+      <w:r>
+        <w:rPr>
+          <w:rFonts w:ascii="Times New Roman" w:hAnsi="Times New Roman"/>
+          <w:sz w:val="24"/>
+        </w:rPr>
+        <w:t xml:space="preserve"> </w:t>
+      </w:r>
+      <w:r>
+        <w:rPr>
+          <w:rFonts w:ascii="Times New Roman" w:hAnsi="Times New Roman"/>
+          <w:sz w:val="24"/>
+        </w:rPr>
+        <w:t>зло́го</w:t>
+      </w:r>
+      <w:r>
+        <w:rPr>
+          <w:rFonts w:ascii="Times New Roman" w:hAnsi="Times New Roman"/>
+          <w:sz w:val="24"/>
+        </w:rPr>
+        <w:t>.</w:t>
+      </w:r>
+    </w:p>
+    <w:p>
+      <w:pPr>
+        <w:pStyle w:val="a"/>
+        <w:spacing w:after="120"/>
+      </w:pPr>
+      <w:r>
+        <w:rPr>
+          <w:rFonts w:ascii="Times New Roman" w:hAnsi="Times New Roman"/>
+          <w:sz w:val="24"/>
+        </w:rPr>
+        <w:t xml:space="preserve">Ані </w:t>
+      </w:r>
+      <w:r>
+        <w:rPr>
+          <w:rFonts w:ascii="Times New Roman" w:hAnsi="Times New Roman"/>
+          <w:sz w:val="24"/>
+        </w:rPr>
+        <w:t>чини́ти</w:t>
+      </w:r>
+      <w:r>
+        <w:rPr>
+          <w:rFonts w:ascii="Times New Roman" w:hAnsi="Times New Roman"/>
+          <w:sz w:val="24"/>
+        </w:rPr>
+        <w:t xml:space="preserve"> лихі́ </w:t>
+      </w:r>
+      <w:r>
+        <w:rPr>
+          <w:rFonts w:ascii="Times New Roman" w:hAnsi="Times New Roman"/>
+          <w:sz w:val="24"/>
+        </w:rPr>
+        <w:t>вчи́нки</w:t>
+      </w:r>
+      <w:r>
+        <w:rPr>
+          <w:rFonts w:ascii="Times New Roman" w:hAnsi="Times New Roman"/>
+          <w:sz w:val="24"/>
+        </w:rPr>
+        <w:t xml:space="preserve"> з людьми́, що </w:t>
+      </w:r>
+      <w:r>
+        <w:rPr>
+          <w:rFonts w:ascii="Times New Roman" w:hAnsi="Times New Roman"/>
+          <w:sz w:val="24"/>
+        </w:rPr>
+        <w:t>тво́рять</w:t>
+      </w:r>
+      <w:r>
+        <w:rPr>
+          <w:rFonts w:ascii="Times New Roman" w:hAnsi="Times New Roman"/>
+          <w:sz w:val="24"/>
+        </w:rPr>
+        <w:t xml:space="preserve"> </w:t>
+      </w:r>
+      <w:r>
+        <w:rPr>
+          <w:rFonts w:ascii="Times New Roman" w:hAnsi="Times New Roman"/>
+          <w:sz w:val="24"/>
+        </w:rPr>
+        <w:t>беззако́ння</w:t>
+      </w:r>
+      <w:r>
+        <w:rPr>
+          <w:rFonts w:ascii="Times New Roman" w:hAnsi="Times New Roman"/>
+          <w:sz w:val="24"/>
+        </w:rPr>
+        <w:t xml:space="preserve">,* – ні </w:t>
+      </w:r>
+      <w:r>
+        <w:rPr>
+          <w:rFonts w:ascii="Times New Roman" w:hAnsi="Times New Roman"/>
+          <w:sz w:val="24"/>
+        </w:rPr>
+        <w:t>ла́сощів</w:t>
+      </w:r>
+      <w:r>
+        <w:rPr>
+          <w:rFonts w:ascii="Times New Roman" w:hAnsi="Times New Roman"/>
+          <w:sz w:val="24"/>
+        </w:rPr>
+        <w:t xml:space="preserve"> </w:t>
+      </w:r>
+      <w:r>
+        <w:rPr>
+          <w:rFonts w:ascii="Times New Roman" w:hAnsi="Times New Roman"/>
+          <w:sz w:val="24"/>
+        </w:rPr>
+        <w:t>ї́хніх</w:t>
+      </w:r>
+      <w:r>
+        <w:rPr>
+          <w:rFonts w:ascii="Times New Roman" w:hAnsi="Times New Roman"/>
+          <w:sz w:val="24"/>
+        </w:rPr>
+        <w:t xml:space="preserve"> я не </w:t>
+      </w:r>
+      <w:r>
+        <w:rPr>
+          <w:rFonts w:ascii="Times New Roman" w:hAnsi="Times New Roman"/>
+          <w:sz w:val="24"/>
+        </w:rPr>
+        <w:t>хо́чу</w:t>
+      </w:r>
+      <w:r>
+        <w:rPr>
+          <w:rFonts w:ascii="Times New Roman" w:hAnsi="Times New Roman"/>
+          <w:sz w:val="24"/>
+        </w:rPr>
+        <w:t xml:space="preserve"> </w:t>
+      </w:r>
+      <w:r>
+        <w:rPr>
+          <w:rFonts w:ascii="Times New Roman" w:hAnsi="Times New Roman"/>
+          <w:sz w:val="24"/>
+        </w:rPr>
+        <w:t>ї́сти</w:t>
+      </w:r>
+      <w:r>
+        <w:rPr>
+          <w:rFonts w:ascii="Times New Roman" w:hAnsi="Times New Roman"/>
+          <w:sz w:val="24"/>
+        </w:rPr>
+        <w:t>.</w:t>
+      </w:r>
+    </w:p>
+    <w:p>
+      <w:pPr>
+        <w:pStyle w:val="a"/>
+        <w:spacing w:after="120"/>
+      </w:pPr>
+      <w:r>
+        <w:rPr>
+          <w:rFonts w:ascii="Times New Roman" w:hAnsi="Times New Roman"/>
+          <w:sz w:val="24"/>
+        </w:rPr>
+        <w:t>Неха́й</w:t>
+      </w:r>
+      <w:r>
+        <w:rPr>
+          <w:rFonts w:ascii="Times New Roman" w:hAnsi="Times New Roman"/>
+          <w:sz w:val="24"/>
+        </w:rPr>
+        <w:t xml:space="preserve"> </w:t>
+      </w:r>
+      <w:r>
+        <w:rPr>
+          <w:rFonts w:ascii="Times New Roman" w:hAnsi="Times New Roman"/>
+          <w:sz w:val="24"/>
+        </w:rPr>
+        <w:t>пра́ведник</w:t>
+      </w:r>
+      <w:r>
+        <w:rPr>
+          <w:rFonts w:ascii="Times New Roman" w:hAnsi="Times New Roman"/>
+          <w:sz w:val="24"/>
+        </w:rPr>
+        <w:t xml:space="preserve"> </w:t>
+      </w:r>
+      <w:r>
+        <w:rPr>
+          <w:rFonts w:ascii="Times New Roman" w:hAnsi="Times New Roman"/>
+          <w:sz w:val="24"/>
+        </w:rPr>
+        <w:t>по-до́брому</w:t>
+      </w:r>
+      <w:r>
+        <w:rPr>
+          <w:rFonts w:ascii="Times New Roman" w:hAnsi="Times New Roman"/>
+          <w:sz w:val="24"/>
+        </w:rPr>
+        <w:t xml:space="preserve"> б’є мене́ й </w:t>
+      </w:r>
+      <w:r>
+        <w:rPr>
+          <w:rFonts w:ascii="Times New Roman" w:hAnsi="Times New Roman"/>
+          <w:sz w:val="24"/>
+        </w:rPr>
+        <w:t>виправля́є</w:t>
+      </w:r>
+      <w:r>
+        <w:rPr>
+          <w:rFonts w:ascii="Times New Roman" w:hAnsi="Times New Roman"/>
+          <w:sz w:val="24"/>
+        </w:rPr>
+        <w:t xml:space="preserve">,* а </w:t>
+      </w:r>
+      <w:r>
+        <w:rPr>
+          <w:rFonts w:ascii="Times New Roman" w:hAnsi="Times New Roman"/>
+          <w:sz w:val="24"/>
+        </w:rPr>
+        <w:t>олі́я</w:t>
+      </w:r>
+      <w:r>
+        <w:rPr>
+          <w:rFonts w:ascii="Times New Roman" w:hAnsi="Times New Roman"/>
+          <w:sz w:val="24"/>
+        </w:rPr>
+        <w:t xml:space="preserve"> </w:t>
+      </w:r>
+      <w:r>
+        <w:rPr>
+          <w:rFonts w:ascii="Times New Roman" w:hAnsi="Times New Roman"/>
+          <w:sz w:val="24"/>
+        </w:rPr>
+        <w:t>грі́шного</w:t>
+      </w:r>
+      <w:r>
+        <w:rPr>
+          <w:rFonts w:ascii="Times New Roman" w:hAnsi="Times New Roman"/>
+          <w:sz w:val="24"/>
+        </w:rPr>
+        <w:t xml:space="preserve"> </w:t>
+      </w:r>
+      <w:r>
+        <w:rPr>
+          <w:rFonts w:ascii="Times New Roman" w:hAnsi="Times New Roman"/>
+          <w:sz w:val="24"/>
+        </w:rPr>
+        <w:t>неха́й</w:t>
+      </w:r>
+      <w:r>
+        <w:rPr>
+          <w:rFonts w:ascii="Times New Roman" w:hAnsi="Times New Roman"/>
+          <w:sz w:val="24"/>
+        </w:rPr>
+        <w:t xml:space="preserve"> не </w:t>
+      </w:r>
+      <w:r>
+        <w:rPr>
+          <w:rFonts w:ascii="Times New Roman" w:hAnsi="Times New Roman"/>
+          <w:sz w:val="24"/>
+        </w:rPr>
+        <w:t>нама́стить</w:t>
+      </w:r>
+      <w:r>
+        <w:rPr>
+          <w:rFonts w:ascii="Times New Roman" w:hAnsi="Times New Roman"/>
+          <w:sz w:val="24"/>
+        </w:rPr>
+        <w:t xml:space="preserve"> голови́ </w:t>
+      </w:r>
+      <w:r>
+        <w:rPr>
+          <w:rFonts w:ascii="Times New Roman" w:hAnsi="Times New Roman"/>
+          <w:sz w:val="24"/>
+        </w:rPr>
+        <w:t>моє́ї</w:t>
+      </w:r>
+      <w:r>
+        <w:rPr>
+          <w:rFonts w:ascii="Times New Roman" w:hAnsi="Times New Roman"/>
+          <w:sz w:val="24"/>
+        </w:rPr>
+        <w:t>.</w:t>
+      </w:r>
+    </w:p>
+    <w:p>
+      <w:pPr>
+        <w:pStyle w:val="a"/>
+        <w:spacing w:after="120"/>
+      </w:pPr>
+      <w:r>
+        <w:rPr>
+          <w:rFonts w:ascii="Times New Roman" w:hAnsi="Times New Roman"/>
+          <w:sz w:val="24"/>
+        </w:rPr>
+        <w:t xml:space="preserve">Я все-таки́ </w:t>
+      </w:r>
+      <w:r>
+        <w:rPr>
+          <w:rFonts w:ascii="Times New Roman" w:hAnsi="Times New Roman"/>
+          <w:sz w:val="24"/>
+        </w:rPr>
+        <w:t>моли́тимусь</w:t>
+      </w:r>
+      <w:r>
+        <w:rPr>
+          <w:rFonts w:ascii="Times New Roman" w:hAnsi="Times New Roman"/>
+          <w:sz w:val="24"/>
+        </w:rPr>
+        <w:t xml:space="preserve">,* </w:t>
+      </w:r>
+      <w:r>
+        <w:rPr>
+          <w:rFonts w:ascii="Times New Roman" w:hAnsi="Times New Roman"/>
+          <w:sz w:val="24"/>
+        </w:rPr>
+        <w:t>незважа́ючи</w:t>
+      </w:r>
+      <w:r>
+        <w:rPr>
+          <w:rFonts w:ascii="Times New Roman" w:hAnsi="Times New Roman"/>
+          <w:sz w:val="24"/>
+        </w:rPr>
+        <w:t xml:space="preserve"> на </w:t>
+      </w:r>
+      <w:r>
+        <w:rPr>
+          <w:rFonts w:ascii="Times New Roman" w:hAnsi="Times New Roman"/>
+          <w:sz w:val="24"/>
+        </w:rPr>
+        <w:t>ї́хні</w:t>
+      </w:r>
+      <w:r>
+        <w:rPr>
+          <w:rFonts w:ascii="Times New Roman" w:hAnsi="Times New Roman"/>
+          <w:sz w:val="24"/>
+        </w:rPr>
+        <w:t xml:space="preserve"> злі </w:t>
+      </w:r>
+      <w:r>
+        <w:rPr>
+          <w:rFonts w:ascii="Times New Roman" w:hAnsi="Times New Roman"/>
+          <w:sz w:val="24"/>
+        </w:rPr>
+        <w:t>вчи́нки</w:t>
+      </w:r>
+      <w:r>
+        <w:rPr>
+          <w:rFonts w:ascii="Times New Roman" w:hAnsi="Times New Roman"/>
+          <w:sz w:val="24"/>
+        </w:rPr>
+        <w:t>.</w:t>
+      </w:r>
+    </w:p>
+    <w:p>
+      <w:pPr>
+        <w:pStyle w:val="a"/>
+        <w:spacing w:after="120"/>
+      </w:pPr>
+      <w:r>
+        <w:rPr>
+          <w:rFonts w:ascii="Times New Roman" w:hAnsi="Times New Roman"/>
+          <w:sz w:val="24"/>
+        </w:rPr>
+        <w:t xml:space="preserve">Якщо́ </w:t>
+      </w:r>
+      <w:r>
+        <w:rPr>
+          <w:rFonts w:ascii="Times New Roman" w:hAnsi="Times New Roman"/>
+          <w:sz w:val="24"/>
+        </w:rPr>
+        <w:t>су́ддів</w:t>
+      </w:r>
+      <w:r>
+        <w:rPr>
+          <w:rFonts w:ascii="Times New Roman" w:hAnsi="Times New Roman"/>
+          <w:sz w:val="24"/>
+        </w:rPr>
+        <w:t xml:space="preserve"> </w:t>
+      </w:r>
+      <w:r>
+        <w:rPr>
+          <w:rFonts w:ascii="Times New Roman" w:hAnsi="Times New Roman"/>
+          <w:sz w:val="24"/>
+        </w:rPr>
+        <w:t>ї́хніх</w:t>
+      </w:r>
+      <w:r>
+        <w:rPr>
+          <w:rFonts w:ascii="Times New Roman" w:hAnsi="Times New Roman"/>
+          <w:sz w:val="24"/>
+        </w:rPr>
+        <w:t xml:space="preserve"> </w:t>
+      </w:r>
+      <w:r>
+        <w:rPr>
+          <w:rFonts w:ascii="Times New Roman" w:hAnsi="Times New Roman"/>
+          <w:sz w:val="24"/>
+        </w:rPr>
+        <w:t>ски́нуть</w:t>
+      </w:r>
+      <w:r>
+        <w:rPr>
+          <w:rFonts w:ascii="Times New Roman" w:hAnsi="Times New Roman"/>
+          <w:sz w:val="24"/>
+        </w:rPr>
+        <w:t xml:space="preserve"> в </w:t>
+      </w:r>
+      <w:r>
+        <w:rPr>
+          <w:rFonts w:ascii="Times New Roman" w:hAnsi="Times New Roman"/>
+          <w:sz w:val="24"/>
+        </w:rPr>
+        <w:t>уще́лини</w:t>
+      </w:r>
+      <w:r>
+        <w:rPr>
+          <w:rFonts w:ascii="Times New Roman" w:hAnsi="Times New Roman"/>
+          <w:sz w:val="24"/>
+        </w:rPr>
+        <w:t xml:space="preserve"> </w:t>
+      </w:r>
+      <w:r>
+        <w:rPr>
+          <w:rFonts w:ascii="Times New Roman" w:hAnsi="Times New Roman"/>
+          <w:sz w:val="24"/>
+        </w:rPr>
+        <w:t>ске́лі</w:t>
+      </w:r>
+      <w:r>
+        <w:rPr>
+          <w:rFonts w:ascii="Times New Roman" w:hAnsi="Times New Roman"/>
+          <w:sz w:val="24"/>
+        </w:rPr>
+        <w:t xml:space="preserve">,* то </w:t>
+      </w:r>
+      <w:r>
+        <w:rPr>
+          <w:rFonts w:ascii="Times New Roman" w:hAnsi="Times New Roman"/>
+          <w:sz w:val="24"/>
+        </w:rPr>
+        <w:t>почу́ють</w:t>
+      </w:r>
+      <w:r>
+        <w:rPr>
+          <w:rFonts w:ascii="Times New Roman" w:hAnsi="Times New Roman"/>
+          <w:sz w:val="24"/>
+        </w:rPr>
+        <w:t xml:space="preserve">, що слова́ мої́ </w:t>
+      </w:r>
+      <w:r>
+        <w:rPr>
+          <w:rFonts w:ascii="Times New Roman" w:hAnsi="Times New Roman"/>
+          <w:sz w:val="24"/>
+        </w:rPr>
+        <w:t>лю́бі</w:t>
+      </w:r>
+      <w:r>
+        <w:rPr>
+          <w:rFonts w:ascii="Times New Roman" w:hAnsi="Times New Roman"/>
+          <w:sz w:val="24"/>
+        </w:rPr>
+        <w:t>.</w:t>
+      </w:r>
+    </w:p>
+    <w:p>
+      <w:pPr>
+        <w:pStyle w:val="a"/>
+        <w:spacing w:after="120"/>
+      </w:pPr>
+      <w:r>
+        <w:rPr>
+          <w:rFonts w:ascii="Times New Roman" w:hAnsi="Times New Roman"/>
+          <w:sz w:val="24"/>
+        </w:rPr>
+        <w:t>Немо́вби</w:t>
+      </w:r>
+      <w:r>
+        <w:rPr>
+          <w:rFonts w:ascii="Times New Roman" w:hAnsi="Times New Roman"/>
+          <w:sz w:val="24"/>
+        </w:rPr>
+        <w:t xml:space="preserve"> хтось </w:t>
+      </w:r>
+      <w:r>
+        <w:rPr>
+          <w:rFonts w:ascii="Times New Roman" w:hAnsi="Times New Roman"/>
+          <w:sz w:val="24"/>
+        </w:rPr>
+        <w:t>розби́в</w:t>
+      </w:r>
+      <w:r>
+        <w:rPr>
+          <w:rFonts w:ascii="Times New Roman" w:hAnsi="Times New Roman"/>
+          <w:sz w:val="24"/>
+        </w:rPr>
+        <w:t xml:space="preserve"> і </w:t>
+      </w:r>
+      <w:r>
+        <w:rPr>
+          <w:rFonts w:ascii="Times New Roman" w:hAnsi="Times New Roman"/>
+          <w:sz w:val="24"/>
+        </w:rPr>
+        <w:t>розри́в</w:t>
+      </w:r>
+      <w:r>
+        <w:rPr>
+          <w:rFonts w:ascii="Times New Roman" w:hAnsi="Times New Roman"/>
+          <w:sz w:val="24"/>
+        </w:rPr>
+        <w:t xml:space="preserve"> </w:t>
+      </w:r>
+      <w:r>
+        <w:rPr>
+          <w:rFonts w:ascii="Times New Roman" w:hAnsi="Times New Roman"/>
+          <w:sz w:val="24"/>
+        </w:rPr>
+        <w:t>зе́млю</w:t>
+      </w:r>
+      <w:r>
+        <w:rPr>
+          <w:rFonts w:ascii="Times New Roman" w:hAnsi="Times New Roman"/>
+          <w:sz w:val="24"/>
+        </w:rPr>
+        <w:t xml:space="preserve">,* </w:t>
+      </w:r>
+      <w:r>
+        <w:rPr>
+          <w:rFonts w:ascii="Times New Roman" w:hAnsi="Times New Roman"/>
+          <w:sz w:val="24"/>
+        </w:rPr>
+        <w:t>розки́дано</w:t>
+      </w:r>
+      <w:r>
+        <w:rPr>
+          <w:rFonts w:ascii="Times New Roman" w:hAnsi="Times New Roman"/>
+          <w:sz w:val="24"/>
+        </w:rPr>
+        <w:t xml:space="preserve"> </w:t>
+      </w:r>
+      <w:r>
+        <w:rPr>
+          <w:rFonts w:ascii="Times New Roman" w:hAnsi="Times New Roman"/>
+          <w:sz w:val="24"/>
+        </w:rPr>
+        <w:t>ї́хні</w:t>
+      </w:r>
+      <w:r>
+        <w:rPr>
+          <w:rFonts w:ascii="Times New Roman" w:hAnsi="Times New Roman"/>
+          <w:sz w:val="24"/>
+        </w:rPr>
+        <w:t xml:space="preserve"> </w:t>
+      </w:r>
+      <w:r>
+        <w:rPr>
+          <w:rFonts w:ascii="Times New Roman" w:hAnsi="Times New Roman"/>
+          <w:sz w:val="24"/>
+        </w:rPr>
+        <w:t>ко́сті</w:t>
+      </w:r>
+      <w:r>
+        <w:rPr>
+          <w:rFonts w:ascii="Times New Roman" w:hAnsi="Times New Roman"/>
+          <w:sz w:val="24"/>
+        </w:rPr>
+        <w:t xml:space="preserve"> </w:t>
+      </w:r>
+      <w:r>
+        <w:rPr>
+          <w:rFonts w:ascii="Times New Roman" w:hAnsi="Times New Roman"/>
+          <w:sz w:val="24"/>
+        </w:rPr>
+        <w:t>пе́ред</w:t>
+      </w:r>
+      <w:r>
+        <w:rPr>
+          <w:rFonts w:ascii="Times New Roman" w:hAnsi="Times New Roman"/>
+          <w:sz w:val="24"/>
+        </w:rPr>
+        <w:t xml:space="preserve"> </w:t>
+      </w:r>
+      <w:r>
+        <w:rPr>
+          <w:rFonts w:ascii="Times New Roman" w:hAnsi="Times New Roman"/>
+          <w:sz w:val="24"/>
+        </w:rPr>
+        <w:t>а́дом</w:t>
+      </w:r>
+      <w:r>
+        <w:rPr>
+          <w:rFonts w:ascii="Times New Roman" w:hAnsi="Times New Roman"/>
+          <w:sz w:val="24"/>
+        </w:rPr>
+        <w:t>.</w:t>
+      </w:r>
+    </w:p>
+    <w:p>
+      <w:pPr>
+        <w:pStyle w:val="a"/>
+        <w:spacing w:after="120"/>
+      </w:pPr>
+      <w:r>
+        <w:rPr>
+          <w:rFonts w:ascii="Times New Roman" w:hAnsi="Times New Roman"/>
+          <w:sz w:val="24"/>
+        </w:rPr>
+        <w:t xml:space="preserve">Бо до </w:t>
+      </w:r>
+      <w:r>
+        <w:rPr>
+          <w:rFonts w:ascii="Times New Roman" w:hAnsi="Times New Roman"/>
+          <w:sz w:val="24"/>
+        </w:rPr>
+        <w:t>Те́бе</w:t>
+      </w:r>
+      <w:r>
+        <w:rPr>
+          <w:rFonts w:ascii="Times New Roman" w:hAnsi="Times New Roman"/>
+          <w:sz w:val="24"/>
+        </w:rPr>
+        <w:t xml:space="preserve">, </w:t>
+      </w:r>
+      <w:r>
+        <w:rPr>
+          <w:rFonts w:ascii="Times New Roman" w:hAnsi="Times New Roman"/>
+          <w:sz w:val="24"/>
+        </w:rPr>
+        <w:t>Го́споди</w:t>
+      </w:r>
+      <w:r>
+        <w:rPr>
+          <w:rFonts w:ascii="Times New Roman" w:hAnsi="Times New Roman"/>
+          <w:sz w:val="24"/>
+        </w:rPr>
+        <w:t xml:space="preserve">, мій </w:t>
+      </w:r>
+      <w:r>
+        <w:rPr>
+          <w:rFonts w:ascii="Times New Roman" w:hAnsi="Times New Roman"/>
+          <w:sz w:val="24"/>
+        </w:rPr>
+        <w:t>Бо́же</w:t>
+      </w:r>
+      <w:r>
+        <w:rPr>
+          <w:rFonts w:ascii="Times New Roman" w:hAnsi="Times New Roman"/>
+          <w:sz w:val="24"/>
+        </w:rPr>
+        <w:t xml:space="preserve">, мої́ </w:t>
+      </w:r>
+      <w:r>
+        <w:rPr>
+          <w:rFonts w:ascii="Times New Roman" w:hAnsi="Times New Roman"/>
+          <w:sz w:val="24"/>
+        </w:rPr>
+        <w:t>о́чі</w:t>
+      </w:r>
+      <w:r>
+        <w:rPr>
+          <w:rFonts w:ascii="Times New Roman" w:hAnsi="Times New Roman"/>
+          <w:sz w:val="24"/>
+        </w:rPr>
+        <w:t xml:space="preserve">;* до </w:t>
+      </w:r>
+      <w:r>
+        <w:rPr>
+          <w:rFonts w:ascii="Times New Roman" w:hAnsi="Times New Roman"/>
+          <w:sz w:val="24"/>
+        </w:rPr>
+        <w:t>Те́бе</w:t>
+      </w:r>
+      <w:r>
+        <w:rPr>
+          <w:rFonts w:ascii="Times New Roman" w:hAnsi="Times New Roman"/>
+          <w:sz w:val="24"/>
+        </w:rPr>
+        <w:t xml:space="preserve"> </w:t>
+      </w:r>
+      <w:r>
+        <w:rPr>
+          <w:rFonts w:ascii="Times New Roman" w:hAnsi="Times New Roman"/>
+          <w:sz w:val="24"/>
+        </w:rPr>
+        <w:t>прибіга́ю</w:t>
+      </w:r>
+      <w:r>
+        <w:rPr>
+          <w:rFonts w:ascii="Times New Roman" w:hAnsi="Times New Roman"/>
+          <w:sz w:val="24"/>
+        </w:rPr>
+        <w:t xml:space="preserve">, не губи́ душі́ </w:t>
+      </w:r>
+      <w:r>
+        <w:rPr>
+          <w:rFonts w:ascii="Times New Roman" w:hAnsi="Times New Roman"/>
+          <w:sz w:val="24"/>
+        </w:rPr>
+        <w:t>моє́ї</w:t>
+      </w:r>
+      <w:r>
+        <w:rPr>
+          <w:rFonts w:ascii="Times New Roman" w:hAnsi="Times New Roman"/>
+          <w:sz w:val="24"/>
+        </w:rPr>
+        <w:t>.</w:t>
+      </w:r>
+    </w:p>
+    <w:p>
+      <w:pPr>
+        <w:pStyle w:val="a"/>
+        <w:spacing w:after="120"/>
+      </w:pPr>
+      <w:r>
+        <w:rPr>
+          <w:rFonts w:ascii="Times New Roman" w:hAnsi="Times New Roman"/>
+          <w:sz w:val="24"/>
+        </w:rPr>
+        <w:t xml:space="preserve">Збережи́ мене́ від </w:t>
+      </w:r>
+      <w:r>
+        <w:rPr>
+          <w:rFonts w:ascii="Times New Roman" w:hAnsi="Times New Roman"/>
+          <w:sz w:val="24"/>
+        </w:rPr>
+        <w:t>пе́тлі</w:t>
+      </w:r>
+      <w:r>
+        <w:rPr>
+          <w:rFonts w:ascii="Times New Roman" w:hAnsi="Times New Roman"/>
+          <w:sz w:val="24"/>
+        </w:rPr>
+        <w:t xml:space="preserve">, що її́ </w:t>
+      </w:r>
+      <w:r>
+        <w:rPr>
+          <w:rFonts w:ascii="Times New Roman" w:hAnsi="Times New Roman"/>
+          <w:sz w:val="24"/>
+        </w:rPr>
+        <w:t>наста́вили</w:t>
+      </w:r>
+      <w:r>
+        <w:rPr>
+          <w:rFonts w:ascii="Times New Roman" w:hAnsi="Times New Roman"/>
+          <w:sz w:val="24"/>
+        </w:rPr>
+        <w:t xml:space="preserve"> на </w:t>
+      </w:r>
+      <w:r>
+        <w:rPr>
+          <w:rFonts w:ascii="Times New Roman" w:hAnsi="Times New Roman"/>
+          <w:sz w:val="24"/>
+        </w:rPr>
+        <w:t>ме́не</w:t>
+      </w:r>
+      <w:r>
+        <w:rPr>
+          <w:rFonts w:ascii="Times New Roman" w:hAnsi="Times New Roman"/>
+          <w:sz w:val="24"/>
+        </w:rPr>
+        <w:t xml:space="preserve">,* і від сильця́ тих, що </w:t>
+      </w:r>
+      <w:r>
+        <w:rPr>
+          <w:rFonts w:ascii="Times New Roman" w:hAnsi="Times New Roman"/>
+          <w:sz w:val="24"/>
+        </w:rPr>
+        <w:t>тво́рять</w:t>
+      </w:r>
+      <w:r>
+        <w:rPr>
+          <w:rFonts w:ascii="Times New Roman" w:hAnsi="Times New Roman"/>
+          <w:sz w:val="24"/>
+        </w:rPr>
+        <w:t xml:space="preserve"> </w:t>
+      </w:r>
+      <w:r>
+        <w:rPr>
+          <w:rFonts w:ascii="Times New Roman" w:hAnsi="Times New Roman"/>
+          <w:sz w:val="24"/>
+        </w:rPr>
+        <w:t>беззако́ння</w:t>
+      </w:r>
+      <w:r>
+        <w:rPr>
+          <w:rFonts w:ascii="Times New Roman" w:hAnsi="Times New Roman"/>
+          <w:sz w:val="24"/>
+        </w:rPr>
+        <w:t>.</w:t>
+      </w:r>
+    </w:p>
+    <w:p>
+      <w:pPr>
+        <w:pStyle w:val="a"/>
+        <w:spacing w:after="120"/>
+      </w:pPr>
+      <w:r>
+        <w:rPr>
+          <w:rFonts w:ascii="Times New Roman" w:hAnsi="Times New Roman"/>
+          <w:sz w:val="24"/>
+        </w:rPr>
+        <w:t>Неха́й</w:t>
+      </w:r>
+      <w:r>
+        <w:rPr>
+          <w:rFonts w:ascii="Times New Roman" w:hAnsi="Times New Roman"/>
+          <w:sz w:val="24"/>
+        </w:rPr>
+        <w:t xml:space="preserve"> </w:t>
+      </w:r>
+      <w:r>
+        <w:rPr>
+          <w:rFonts w:ascii="Times New Roman" w:hAnsi="Times New Roman"/>
+          <w:sz w:val="24"/>
+        </w:rPr>
+        <w:t>грі́шники</w:t>
+      </w:r>
+      <w:r>
+        <w:rPr>
+          <w:rFonts w:ascii="Times New Roman" w:hAnsi="Times New Roman"/>
+          <w:sz w:val="24"/>
+        </w:rPr>
+        <w:t xml:space="preserve"> </w:t>
+      </w:r>
+      <w:r>
+        <w:rPr>
+          <w:rFonts w:ascii="Times New Roman" w:hAnsi="Times New Roman"/>
+          <w:sz w:val="24"/>
+        </w:rPr>
+        <w:t>впаду́ть</w:t>
+      </w:r>
+      <w:r>
+        <w:rPr>
+          <w:rFonts w:ascii="Times New Roman" w:hAnsi="Times New Roman"/>
+          <w:sz w:val="24"/>
+        </w:rPr>
+        <w:t xml:space="preserve"> у </w:t>
+      </w:r>
+      <w:r>
+        <w:rPr>
+          <w:rFonts w:ascii="Times New Roman" w:hAnsi="Times New Roman"/>
+          <w:sz w:val="24"/>
+        </w:rPr>
+        <w:t>вла́сні</w:t>
+      </w:r>
+      <w:r>
+        <w:rPr>
+          <w:rFonts w:ascii="Times New Roman" w:hAnsi="Times New Roman"/>
+          <w:sz w:val="24"/>
+        </w:rPr>
+        <w:t xml:space="preserve"> </w:t>
+      </w:r>
+      <w:r>
+        <w:rPr>
+          <w:rFonts w:ascii="Times New Roman" w:hAnsi="Times New Roman"/>
+          <w:sz w:val="24"/>
+        </w:rPr>
+        <w:t>сі́ті</w:t>
+      </w:r>
+      <w:r>
+        <w:rPr>
+          <w:rFonts w:ascii="Times New Roman" w:hAnsi="Times New Roman"/>
+          <w:sz w:val="24"/>
+        </w:rPr>
+        <w:t xml:space="preserve"> всі </w:t>
+      </w:r>
+      <w:r>
+        <w:rPr>
+          <w:rFonts w:ascii="Times New Roman" w:hAnsi="Times New Roman"/>
+          <w:sz w:val="24"/>
+        </w:rPr>
+        <w:t>ра́зом</w:t>
+      </w:r>
+      <w:r>
+        <w:rPr>
+          <w:rFonts w:ascii="Times New Roman" w:hAnsi="Times New Roman"/>
+          <w:sz w:val="24"/>
+        </w:rPr>
+        <w:t xml:space="preserve">,* а я пройду́ </w:t>
+      </w:r>
+      <w:r>
+        <w:rPr>
+          <w:rFonts w:ascii="Times New Roman" w:hAnsi="Times New Roman"/>
+          <w:sz w:val="24"/>
+        </w:rPr>
+        <w:t>безпе́чно</w:t>
+      </w:r>
+      <w:r>
+        <w:rPr>
+          <w:rFonts w:ascii="Times New Roman" w:hAnsi="Times New Roman"/>
+          <w:sz w:val="24"/>
+        </w:rPr>
+        <w:t>.</w:t>
+      </w:r>
+    </w:p>
+    <w:p>
+      <w:pPr>
+        <w:pStyle w:val="a"/>
+        <w:spacing w:after="120"/>
+      </w:pPr>
+      <w:r>
         <w:rPr>
           <w:rFonts w:ascii="Times New Roman" w:hAnsi="Times New Roman"/>
           <w:b/>
           <w:i/>
           <w:color w:val="FF0000"/>
           <w:sz w:val="24"/>
-          <w:szCs w:val="24"/>
-          <w:lang w:val="uk-UA"/>
-        </w:rPr>
-      </w:pPr>
-      <w:r>
-        <w:rPr>
-          <w:rFonts w:ascii="Times New Roman" w:hAnsi="Times New Roman"/>
-          <w:b/>
-          <w:i/>
-          <w:color w:val="FF0000"/>
-          <w:sz w:val="24"/>
-          <w:szCs w:val="24"/>
-          <w:lang w:val="uk-UA"/>
         </w:rPr>
         <w:t>Псалом 141</w:t>
       </w:r>
     </w:p>
     <w:p>
       <w:pPr>
-        <w:spacing w:after="120"/>
-        <w:jc w:val="both"/>
-        <w:rPr>
-          <w:rFonts w:ascii="Times New Roman" w:hAnsi="Times New Roman"/>
-          <w:sz w:val="24"/>
-          <w:szCs w:val="24"/>
-          <w:lang w:val="uk-UA"/>
-        </w:rPr>
-      </w:pPr>
-      <w:r>
-        <w:rPr>
-          <w:rFonts w:ascii="Times New Roman" w:hAnsi="Times New Roman"/>
-          <w:sz w:val="24"/>
-          <w:szCs w:val="24"/>
-          <w:lang w:val="uk-UA"/>
-        </w:rPr>
-        <w:t>Я голосом моїм до Господа взиваю,* я голосом моїм до Господа молюся.</w:t>
-      </w:r>
-    </w:p>
-    <w:p>
-      <w:pPr>
-        <w:spacing w:after="120"/>
-        <w:jc w:val="both"/>
-        <w:rPr>
-          <w:rFonts w:ascii="Times New Roman" w:hAnsi="Times New Roman"/>
-          <w:sz w:val="24"/>
-          <w:szCs w:val="24"/>
-          <w:lang w:val="uk-UA"/>
-        </w:rPr>
-      </w:pPr>
-      <w:r>
-        <w:rPr>
-          <w:rFonts w:ascii="Times New Roman" w:hAnsi="Times New Roman"/>
-          <w:sz w:val="24"/>
-          <w:szCs w:val="24"/>
-          <w:lang w:val="uk-UA"/>
-        </w:rPr>
-        <w:t xml:space="preserve">Скаргу мою перед ним </w:t>
-      </w:r>
-      <w:r>
-        <w:rPr>
-          <w:rFonts w:ascii="Times New Roman" w:hAnsi="Times New Roman"/>
-          <w:sz w:val="24"/>
-          <w:szCs w:val="24"/>
-          <w:lang w:val="uk-UA"/>
-        </w:rPr>
-        <w:t>виливаю,* мою скруту йому я виявляю.</w:t>
-      </w:r>
-    </w:p>
-    <w:p>
-      <w:pPr>
-        <w:spacing w:after="120"/>
-        <w:jc w:val="both"/>
-        <w:rPr>
-          <w:rFonts w:ascii="Times New Roman" w:hAnsi="Times New Roman"/>
-          <w:sz w:val="24"/>
-          <w:szCs w:val="24"/>
-          <w:lang w:val="uk-UA"/>
-        </w:rPr>
-      </w:pPr>
-      <w:r>
-        <w:rPr>
-          <w:rFonts w:ascii="Times New Roman" w:hAnsi="Times New Roman"/>
-          <w:sz w:val="24"/>
-          <w:szCs w:val="24"/>
-          <w:lang w:val="uk-UA"/>
-        </w:rPr>
-        <w:t xml:space="preserve">Коли тривожиться в мені дух мій, ти знаєш мою стежку.* На дорозі, де я ступаю, </w:t>
-      </w:r>
-      <w:proofErr w:type="spellStart"/>
-      <w:r>
-        <w:rPr>
-          <w:rFonts w:ascii="Times New Roman" w:hAnsi="Times New Roman"/>
-          <w:sz w:val="24"/>
-          <w:szCs w:val="24"/>
-          <w:lang w:val="uk-UA"/>
-        </w:rPr>
-        <w:t>тайно</w:t>
-      </w:r>
-      <w:proofErr w:type="spellEnd"/>
-      <w:r>
-        <w:rPr>
-          <w:rFonts w:ascii="Times New Roman" w:hAnsi="Times New Roman"/>
-          <w:sz w:val="24"/>
-          <w:szCs w:val="24"/>
-          <w:lang w:val="uk-UA"/>
-        </w:rPr>
-        <w:t xml:space="preserve"> розставили сильце на мене.</w:t>
-      </w:r>
-    </w:p>
-    <w:p>
-      <w:pPr>
-        <w:spacing w:after="120"/>
-        <w:jc w:val="both"/>
-        <w:rPr>
-          <w:rFonts w:ascii="Times New Roman" w:hAnsi="Times New Roman"/>
-          <w:sz w:val="24"/>
-          <w:szCs w:val="24"/>
-          <w:lang w:val="uk-UA"/>
-        </w:rPr>
-      </w:pPr>
-      <w:r>
-        <w:rPr>
-          <w:rFonts w:ascii="Times New Roman" w:hAnsi="Times New Roman"/>
-          <w:sz w:val="24"/>
-          <w:szCs w:val="24"/>
-          <w:lang w:val="uk-UA"/>
-        </w:rPr>
-        <w:t>Поглянь праворуч і подивися:* нема нікого, хто дбав би за мене.</w:t>
-      </w:r>
-    </w:p>
-    <w:p>
-      <w:pPr>
-        <w:spacing w:after="120"/>
-        <w:jc w:val="both"/>
-        <w:rPr>
-          <w:rFonts w:ascii="Times New Roman" w:hAnsi="Times New Roman"/>
-          <w:sz w:val="24"/>
-          <w:szCs w:val="24"/>
-          <w:lang w:val="uk-UA"/>
-        </w:rPr>
-      </w:pPr>
-      <w:r>
-        <w:rPr>
-          <w:rFonts w:ascii="Times New Roman" w:hAnsi="Times New Roman"/>
-          <w:sz w:val="24"/>
-          <w:szCs w:val="24"/>
-          <w:lang w:val="uk-UA"/>
-        </w:rPr>
-        <w:t>Нема куди мені втікати,* нема нікого, хто піклувався би мною.</w:t>
-      </w:r>
-    </w:p>
-    <w:p>
-      <w:pPr>
-        <w:spacing w:after="120"/>
-        <w:jc w:val="both"/>
-        <w:rPr>
-          <w:rFonts w:ascii="Times New Roman" w:hAnsi="Times New Roman"/>
-          <w:sz w:val="24"/>
-          <w:szCs w:val="24"/>
-          <w:lang w:val="uk-UA"/>
-        </w:rPr>
-      </w:pPr>
-      <w:r>
-        <w:rPr>
-          <w:rFonts w:ascii="Times New Roman" w:eastAsia="Gungsuh" w:hAnsi="Times New Roman"/>
-          <w:sz w:val="24"/>
-          <w:szCs w:val="24"/>
-          <w:lang w:val="uk-UA"/>
-        </w:rPr>
-        <w:t xml:space="preserve">До тебе, Господи, взиваю й кажу:* Ти моє </w:t>
-      </w:r>
-      <w:proofErr w:type="spellStart"/>
-      <w:r>
-        <w:rPr>
-          <w:rFonts w:ascii="Times New Roman" w:eastAsia="Gungsuh" w:hAnsi="Times New Roman"/>
-          <w:sz w:val="24"/>
-          <w:szCs w:val="24"/>
-          <w:lang w:val="uk-UA"/>
-        </w:rPr>
-        <w:t>прибіжище</w:t>
-      </w:r>
-      <w:proofErr w:type="spellEnd"/>
-      <w:r>
-        <w:rPr>
-          <w:rFonts w:ascii="Times New Roman" w:eastAsia="Gungsuh" w:hAnsi="Times New Roman"/>
-          <w:sz w:val="24"/>
-          <w:szCs w:val="24"/>
-          <w:lang w:val="uk-UA"/>
-        </w:rPr>
-        <w:t>, в землі живих ти − моя доля!</w:t>
-      </w:r>
-    </w:p>
-    <w:p>
-      <w:pPr>
-        <w:spacing w:after="120"/>
-        <w:jc w:val="both"/>
-        <w:rPr>
-          <w:rFonts w:ascii="Times New Roman" w:hAnsi="Times New Roman"/>
-          <w:sz w:val="24"/>
-          <w:szCs w:val="24"/>
-          <w:lang w:val="uk-UA"/>
-        </w:rPr>
-      </w:pPr>
-      <w:r>
-        <w:rPr>
-          <w:rFonts w:ascii="Times New Roman" w:hAnsi="Times New Roman"/>
-          <w:sz w:val="24"/>
-          <w:szCs w:val="24"/>
-          <w:lang w:val="uk-UA"/>
-        </w:rPr>
-        <w:t>Зверни увагу на моє благання,* бо я вельми нещасний.</w:t>
-      </w:r>
-    </w:p>
-    <w:p>
-      <w:pPr>
-        <w:spacing w:after="120"/>
-        <w:jc w:val="both"/>
-        <w:rPr>
-          <w:rFonts w:ascii="Times New Roman" w:hAnsi="Times New Roman"/>
-          <w:sz w:val="24"/>
-          <w:szCs w:val="24"/>
-          <w:lang w:val="uk-UA"/>
-        </w:rPr>
-      </w:pPr>
-      <w:r>
-        <w:rPr>
-          <w:rFonts w:ascii="Times New Roman" w:hAnsi="Times New Roman"/>
-          <w:sz w:val="24"/>
-          <w:szCs w:val="24"/>
-          <w:lang w:val="uk-UA"/>
-        </w:rPr>
-        <w:t>Спаси мене від гонителів моїх,* бо вони сильніші від мене.</w:t>
+        <w:pStyle w:val="a"/>
+        <w:spacing w:after="120"/>
+      </w:pPr>
+      <w:r>
+        <w:rPr>
+          <w:rFonts w:ascii="Times New Roman" w:hAnsi="Times New Roman"/>
+          <w:sz w:val="24"/>
+        </w:rPr>
+        <w:t xml:space="preserve">Я </w:t>
+      </w:r>
+      <w:r>
+        <w:rPr>
+          <w:rFonts w:ascii="Times New Roman" w:hAnsi="Times New Roman"/>
+          <w:sz w:val="24"/>
+        </w:rPr>
+        <w:t>го́лосом</w:t>
+      </w:r>
+      <w:r>
+        <w:rPr>
+          <w:rFonts w:ascii="Times New Roman" w:hAnsi="Times New Roman"/>
+          <w:sz w:val="24"/>
+        </w:rPr>
+        <w:t xml:space="preserve"> </w:t>
+      </w:r>
+      <w:r>
+        <w:rPr>
+          <w:rFonts w:ascii="Times New Roman" w:hAnsi="Times New Roman"/>
+          <w:sz w:val="24"/>
+        </w:rPr>
+        <w:t>мої́м</w:t>
+      </w:r>
+      <w:r>
+        <w:rPr>
+          <w:rFonts w:ascii="Times New Roman" w:hAnsi="Times New Roman"/>
+          <w:sz w:val="24"/>
+        </w:rPr>
+        <w:t xml:space="preserve"> до </w:t>
+      </w:r>
+      <w:r>
+        <w:rPr>
+          <w:rFonts w:ascii="Times New Roman" w:hAnsi="Times New Roman"/>
+          <w:sz w:val="24"/>
+        </w:rPr>
+        <w:t>Го́спода</w:t>
+      </w:r>
+      <w:r>
+        <w:rPr>
+          <w:rFonts w:ascii="Times New Roman" w:hAnsi="Times New Roman"/>
+          <w:sz w:val="24"/>
+        </w:rPr>
+        <w:t xml:space="preserve"> </w:t>
+      </w:r>
+      <w:r>
+        <w:rPr>
+          <w:rFonts w:ascii="Times New Roman" w:hAnsi="Times New Roman"/>
+          <w:sz w:val="24"/>
+        </w:rPr>
+        <w:t>взива́ю</w:t>
+      </w:r>
+      <w:r>
+        <w:rPr>
+          <w:rFonts w:ascii="Times New Roman" w:hAnsi="Times New Roman"/>
+          <w:sz w:val="24"/>
+        </w:rPr>
+        <w:t xml:space="preserve">,* я </w:t>
+      </w:r>
+      <w:r>
+        <w:rPr>
+          <w:rFonts w:ascii="Times New Roman" w:hAnsi="Times New Roman"/>
+          <w:sz w:val="24"/>
+        </w:rPr>
+        <w:t>го́лосом</w:t>
+      </w:r>
+      <w:r>
+        <w:rPr>
+          <w:rFonts w:ascii="Times New Roman" w:hAnsi="Times New Roman"/>
+          <w:sz w:val="24"/>
+        </w:rPr>
+        <w:t xml:space="preserve"> </w:t>
+      </w:r>
+      <w:r>
+        <w:rPr>
+          <w:rFonts w:ascii="Times New Roman" w:hAnsi="Times New Roman"/>
+          <w:sz w:val="24"/>
+        </w:rPr>
+        <w:t>мої́м</w:t>
+      </w:r>
+      <w:r>
+        <w:rPr>
+          <w:rFonts w:ascii="Times New Roman" w:hAnsi="Times New Roman"/>
+          <w:sz w:val="24"/>
+        </w:rPr>
+        <w:t xml:space="preserve"> до </w:t>
+      </w:r>
+      <w:r>
+        <w:rPr>
+          <w:rFonts w:ascii="Times New Roman" w:hAnsi="Times New Roman"/>
+          <w:sz w:val="24"/>
+        </w:rPr>
+        <w:t>Го́спода</w:t>
+      </w:r>
+      <w:r>
+        <w:rPr>
+          <w:rFonts w:ascii="Times New Roman" w:hAnsi="Times New Roman"/>
+          <w:sz w:val="24"/>
+        </w:rPr>
+        <w:t xml:space="preserve"> </w:t>
+      </w:r>
+      <w:r>
+        <w:rPr>
+          <w:rFonts w:ascii="Times New Roman" w:hAnsi="Times New Roman"/>
+          <w:sz w:val="24"/>
+        </w:rPr>
+        <w:t>молю́ся</w:t>
+      </w:r>
+      <w:r>
+        <w:rPr>
+          <w:rFonts w:ascii="Times New Roman" w:hAnsi="Times New Roman"/>
+          <w:sz w:val="24"/>
+        </w:rPr>
+        <w:t>.</w:t>
+      </w:r>
+    </w:p>
+    <w:p>
+      <w:pPr>
+        <w:pStyle w:val="a"/>
+        <w:spacing w:after="120"/>
+      </w:pPr>
+      <w:r>
+        <w:rPr>
+          <w:rFonts w:ascii="Times New Roman" w:hAnsi="Times New Roman"/>
+          <w:sz w:val="24"/>
+        </w:rPr>
+        <w:t>Ска́ргу</w:t>
+      </w:r>
+      <w:r>
+        <w:rPr>
+          <w:rFonts w:ascii="Times New Roman" w:hAnsi="Times New Roman"/>
+          <w:sz w:val="24"/>
+        </w:rPr>
+        <w:t xml:space="preserve"> мою́ </w:t>
+      </w:r>
+      <w:r>
+        <w:rPr>
+          <w:rFonts w:ascii="Times New Roman" w:hAnsi="Times New Roman"/>
+          <w:sz w:val="24"/>
+        </w:rPr>
+        <w:t>пе́ред</w:t>
+      </w:r>
+      <w:r>
+        <w:rPr>
+          <w:rFonts w:ascii="Times New Roman" w:hAnsi="Times New Roman"/>
+          <w:sz w:val="24"/>
+        </w:rPr>
+        <w:t xml:space="preserve"> Ним </w:t>
+      </w:r>
+      <w:r>
+        <w:rPr>
+          <w:rFonts w:ascii="Times New Roman" w:hAnsi="Times New Roman"/>
+          <w:sz w:val="24"/>
+        </w:rPr>
+        <w:t>вилива́ю</w:t>
+      </w:r>
+      <w:r>
+        <w:rPr>
+          <w:rFonts w:ascii="Times New Roman" w:hAnsi="Times New Roman"/>
+          <w:sz w:val="24"/>
+        </w:rPr>
+        <w:t xml:space="preserve">,* мою́ </w:t>
+      </w:r>
+      <w:r>
+        <w:rPr>
+          <w:rFonts w:ascii="Times New Roman" w:hAnsi="Times New Roman"/>
+          <w:sz w:val="24"/>
+        </w:rPr>
+        <w:t>скру́ту</w:t>
+      </w:r>
+      <w:r>
+        <w:rPr>
+          <w:rFonts w:ascii="Times New Roman" w:hAnsi="Times New Roman"/>
+          <w:sz w:val="24"/>
+        </w:rPr>
+        <w:t xml:space="preserve"> Йому́ я </w:t>
+      </w:r>
+      <w:r>
+        <w:rPr>
+          <w:rFonts w:ascii="Times New Roman" w:hAnsi="Times New Roman"/>
+          <w:sz w:val="24"/>
+        </w:rPr>
+        <w:t>виявля́ю</w:t>
+      </w:r>
+      <w:r>
+        <w:rPr>
+          <w:rFonts w:ascii="Times New Roman" w:hAnsi="Times New Roman"/>
+          <w:sz w:val="24"/>
+        </w:rPr>
+        <w:t>.</w:t>
+      </w:r>
+    </w:p>
+    <w:p>
+      <w:pPr>
+        <w:pStyle w:val="a"/>
+        <w:spacing w:after="120"/>
+      </w:pPr>
+      <w:r>
+        <w:rPr>
+          <w:rFonts w:ascii="Times New Roman" w:hAnsi="Times New Roman"/>
+          <w:sz w:val="24"/>
+        </w:rPr>
+        <w:t xml:space="preserve">Коли́ </w:t>
+      </w:r>
+      <w:r>
+        <w:rPr>
+          <w:rFonts w:ascii="Times New Roman" w:hAnsi="Times New Roman"/>
+          <w:sz w:val="24"/>
+        </w:rPr>
+        <w:t>триво́житься</w:t>
+      </w:r>
+      <w:r>
+        <w:rPr>
+          <w:rFonts w:ascii="Times New Roman" w:hAnsi="Times New Roman"/>
+          <w:sz w:val="24"/>
+        </w:rPr>
+        <w:t xml:space="preserve"> в мені́ дух мій, Ти </w:t>
+      </w:r>
+      <w:r>
+        <w:rPr>
+          <w:rFonts w:ascii="Times New Roman" w:hAnsi="Times New Roman"/>
+          <w:sz w:val="24"/>
+        </w:rPr>
+        <w:t>знає́ш</w:t>
+      </w:r>
+      <w:r>
+        <w:rPr>
+          <w:rFonts w:ascii="Times New Roman" w:hAnsi="Times New Roman"/>
+          <w:sz w:val="24"/>
+        </w:rPr>
+        <w:t xml:space="preserve"> мою́ сте́жку.* На </w:t>
+      </w:r>
+      <w:r>
+        <w:rPr>
+          <w:rFonts w:ascii="Times New Roman" w:hAnsi="Times New Roman"/>
+          <w:sz w:val="24"/>
+        </w:rPr>
+        <w:t>доро́зі</w:t>
+      </w:r>
+      <w:r>
+        <w:rPr>
+          <w:rFonts w:ascii="Times New Roman" w:hAnsi="Times New Roman"/>
+          <w:sz w:val="24"/>
+        </w:rPr>
+        <w:t xml:space="preserve">, де я </w:t>
+      </w:r>
+      <w:r>
+        <w:rPr>
+          <w:rFonts w:ascii="Times New Roman" w:hAnsi="Times New Roman"/>
+          <w:sz w:val="24"/>
+        </w:rPr>
+        <w:t>ступа́ю</w:t>
+      </w:r>
+      <w:r>
+        <w:rPr>
+          <w:rFonts w:ascii="Times New Roman" w:hAnsi="Times New Roman"/>
+          <w:sz w:val="24"/>
+        </w:rPr>
+        <w:t xml:space="preserve">, </w:t>
+      </w:r>
+      <w:r>
+        <w:rPr>
+          <w:rFonts w:ascii="Times New Roman" w:hAnsi="Times New Roman"/>
+          <w:sz w:val="24"/>
+        </w:rPr>
+        <w:t>та́йно</w:t>
+      </w:r>
+      <w:r>
+        <w:rPr>
+          <w:rFonts w:ascii="Times New Roman" w:hAnsi="Times New Roman"/>
+          <w:sz w:val="24"/>
+        </w:rPr>
+        <w:t xml:space="preserve"> </w:t>
+      </w:r>
+      <w:r>
+        <w:rPr>
+          <w:rFonts w:ascii="Times New Roman" w:hAnsi="Times New Roman"/>
+          <w:sz w:val="24"/>
+        </w:rPr>
+        <w:t>розста́вили</w:t>
+      </w:r>
+      <w:r>
+        <w:rPr>
+          <w:rFonts w:ascii="Times New Roman" w:hAnsi="Times New Roman"/>
+          <w:sz w:val="24"/>
+        </w:rPr>
+        <w:t xml:space="preserve"> сильце́ на </w:t>
+      </w:r>
+      <w:r>
+        <w:rPr>
+          <w:rFonts w:ascii="Times New Roman" w:hAnsi="Times New Roman"/>
+          <w:sz w:val="24"/>
+        </w:rPr>
+        <w:t>ме́не</w:t>
+      </w:r>
+      <w:r>
+        <w:rPr>
+          <w:rFonts w:ascii="Times New Roman" w:hAnsi="Times New Roman"/>
+          <w:sz w:val="24"/>
+        </w:rPr>
+        <w:t>.</w:t>
+      </w:r>
+    </w:p>
+    <w:p>
+      <w:pPr>
+        <w:pStyle w:val="a"/>
+        <w:spacing w:after="120"/>
+      </w:pPr>
+      <w:r>
+        <w:rPr>
+          <w:rFonts w:ascii="Times New Roman" w:hAnsi="Times New Roman"/>
+          <w:sz w:val="24"/>
+        </w:rPr>
+        <w:t>Погля́нь</w:t>
+      </w:r>
+      <w:r>
+        <w:rPr>
+          <w:rFonts w:ascii="Times New Roman" w:hAnsi="Times New Roman"/>
+          <w:sz w:val="24"/>
+        </w:rPr>
+        <w:t xml:space="preserve"> </w:t>
+      </w:r>
+      <w:r>
+        <w:rPr>
+          <w:rFonts w:ascii="Times New Roman" w:hAnsi="Times New Roman"/>
+          <w:sz w:val="24"/>
+        </w:rPr>
+        <w:t>право́руч</w:t>
+      </w:r>
+      <w:r>
+        <w:rPr>
+          <w:rFonts w:ascii="Times New Roman" w:hAnsi="Times New Roman"/>
+          <w:sz w:val="24"/>
+        </w:rPr>
+        <w:t xml:space="preserve"> і </w:t>
+      </w:r>
+      <w:r>
+        <w:rPr>
+          <w:rFonts w:ascii="Times New Roman" w:hAnsi="Times New Roman"/>
+          <w:sz w:val="24"/>
+        </w:rPr>
+        <w:t>подиви́ся</w:t>
+      </w:r>
+      <w:r>
+        <w:rPr>
+          <w:rFonts w:ascii="Times New Roman" w:hAnsi="Times New Roman"/>
+          <w:sz w:val="24"/>
+        </w:rPr>
+        <w:t xml:space="preserve">:* нема́ </w:t>
+      </w:r>
+      <w:r>
+        <w:rPr>
+          <w:rFonts w:ascii="Times New Roman" w:hAnsi="Times New Roman"/>
+          <w:sz w:val="24"/>
+        </w:rPr>
+        <w:t>ніко́го</w:t>
+      </w:r>
+      <w:r>
+        <w:rPr>
+          <w:rFonts w:ascii="Times New Roman" w:hAnsi="Times New Roman"/>
+          <w:sz w:val="24"/>
+        </w:rPr>
+        <w:t xml:space="preserve">, хто дбав би за </w:t>
+      </w:r>
+      <w:r>
+        <w:rPr>
+          <w:rFonts w:ascii="Times New Roman" w:hAnsi="Times New Roman"/>
+          <w:sz w:val="24"/>
+        </w:rPr>
+        <w:t>ме́не</w:t>
+      </w:r>
+      <w:r>
+        <w:rPr>
+          <w:rFonts w:ascii="Times New Roman" w:hAnsi="Times New Roman"/>
+          <w:sz w:val="24"/>
+        </w:rPr>
+        <w:t>.</w:t>
+      </w:r>
+    </w:p>
+    <w:p>
+      <w:pPr>
+        <w:pStyle w:val="a"/>
+        <w:spacing w:after="120"/>
+      </w:pPr>
+      <w:r>
+        <w:rPr>
+          <w:rFonts w:ascii="Times New Roman" w:hAnsi="Times New Roman"/>
+          <w:sz w:val="24"/>
+        </w:rPr>
+        <w:t xml:space="preserve">Нема́ куди́ мені́ </w:t>
+      </w:r>
+      <w:r>
+        <w:rPr>
+          <w:rFonts w:ascii="Times New Roman" w:hAnsi="Times New Roman"/>
+          <w:sz w:val="24"/>
+        </w:rPr>
+        <w:t>втіка́ти</w:t>
+      </w:r>
+      <w:r>
+        <w:rPr>
+          <w:rFonts w:ascii="Times New Roman" w:hAnsi="Times New Roman"/>
+          <w:sz w:val="24"/>
+        </w:rPr>
+        <w:t xml:space="preserve">,* нема́ </w:t>
+      </w:r>
+      <w:r>
+        <w:rPr>
+          <w:rFonts w:ascii="Times New Roman" w:hAnsi="Times New Roman"/>
+          <w:sz w:val="24"/>
+        </w:rPr>
+        <w:t>ніко́го</w:t>
+      </w:r>
+      <w:r>
+        <w:rPr>
+          <w:rFonts w:ascii="Times New Roman" w:hAnsi="Times New Roman"/>
+          <w:sz w:val="24"/>
+        </w:rPr>
+        <w:t xml:space="preserve">, хто </w:t>
+      </w:r>
+      <w:r>
+        <w:rPr>
+          <w:rFonts w:ascii="Times New Roman" w:hAnsi="Times New Roman"/>
+          <w:sz w:val="24"/>
+        </w:rPr>
+        <w:t>піклува́вся</w:t>
+      </w:r>
+      <w:r>
+        <w:rPr>
+          <w:rFonts w:ascii="Times New Roman" w:hAnsi="Times New Roman"/>
+          <w:sz w:val="24"/>
+        </w:rPr>
+        <w:t xml:space="preserve"> би </w:t>
+      </w:r>
+      <w:r>
+        <w:rPr>
+          <w:rFonts w:ascii="Times New Roman" w:hAnsi="Times New Roman"/>
+          <w:sz w:val="24"/>
+        </w:rPr>
+        <w:t>мно́ю</w:t>
+      </w:r>
+      <w:r>
+        <w:rPr>
+          <w:rFonts w:ascii="Times New Roman" w:hAnsi="Times New Roman"/>
+          <w:sz w:val="24"/>
+        </w:rPr>
+        <w:t>.</w:t>
+      </w:r>
+    </w:p>
+    <w:p>
+      <w:pPr>
+        <w:pStyle w:val="a"/>
+        <w:spacing w:after="120"/>
+      </w:pPr>
+      <w:r>
+        <w:rPr>
+          <w:rFonts w:ascii="Times New Roman" w:hAnsi="Times New Roman"/>
+          <w:sz w:val="24"/>
+        </w:rPr>
+        <w:t xml:space="preserve">До </w:t>
+      </w:r>
+      <w:r>
+        <w:rPr>
+          <w:rFonts w:ascii="Times New Roman" w:hAnsi="Times New Roman"/>
+          <w:sz w:val="24"/>
+        </w:rPr>
+        <w:t>Те́бе</w:t>
+      </w:r>
+      <w:r>
+        <w:rPr>
+          <w:rFonts w:ascii="Times New Roman" w:hAnsi="Times New Roman"/>
+          <w:sz w:val="24"/>
+        </w:rPr>
+        <w:t xml:space="preserve">, </w:t>
+      </w:r>
+      <w:r>
+        <w:rPr>
+          <w:rFonts w:ascii="Times New Roman" w:hAnsi="Times New Roman"/>
+          <w:sz w:val="24"/>
+        </w:rPr>
+        <w:t>Го́споди</w:t>
+      </w:r>
+      <w:r>
+        <w:rPr>
+          <w:rFonts w:ascii="Times New Roman" w:hAnsi="Times New Roman"/>
+          <w:sz w:val="24"/>
+        </w:rPr>
+        <w:t xml:space="preserve">, </w:t>
+      </w:r>
+      <w:r>
+        <w:rPr>
+          <w:rFonts w:ascii="Times New Roman" w:hAnsi="Times New Roman"/>
+          <w:sz w:val="24"/>
+        </w:rPr>
+        <w:t>взива́ю</w:t>
+      </w:r>
+      <w:r>
+        <w:rPr>
+          <w:rFonts w:ascii="Times New Roman" w:hAnsi="Times New Roman"/>
+          <w:sz w:val="24"/>
+        </w:rPr>
+        <w:t xml:space="preserve"> й кажу́:* Ти моє́ </w:t>
+      </w:r>
+      <w:r>
+        <w:rPr>
+          <w:rFonts w:ascii="Times New Roman" w:hAnsi="Times New Roman"/>
+          <w:sz w:val="24"/>
+        </w:rPr>
+        <w:t>прибі́жище</w:t>
+      </w:r>
+      <w:r>
+        <w:rPr>
+          <w:rFonts w:ascii="Times New Roman" w:hAnsi="Times New Roman"/>
+          <w:sz w:val="24"/>
+        </w:rPr>
+        <w:t xml:space="preserve">, в землі́ </w:t>
+      </w:r>
+      <w:r>
+        <w:rPr>
+          <w:rFonts w:ascii="Times New Roman" w:hAnsi="Times New Roman"/>
+          <w:sz w:val="24"/>
+        </w:rPr>
+        <w:t>живи́х</w:t>
+      </w:r>
+      <w:r>
+        <w:rPr>
+          <w:rFonts w:ascii="Times New Roman" w:hAnsi="Times New Roman"/>
+          <w:sz w:val="24"/>
+        </w:rPr>
+        <w:t xml:space="preserve"> Ти − моя́ </w:t>
+      </w:r>
+      <w:r>
+        <w:rPr>
+          <w:rFonts w:ascii="Times New Roman" w:hAnsi="Times New Roman"/>
+          <w:sz w:val="24"/>
+        </w:rPr>
+        <w:t>до́ля</w:t>
+      </w:r>
+      <w:r>
+        <w:rPr>
+          <w:rFonts w:ascii="Times New Roman" w:hAnsi="Times New Roman"/>
+          <w:sz w:val="24"/>
+        </w:rPr>
+        <w:t>!</w:t>
+      </w:r>
+    </w:p>
+    <w:p>
+      <w:pPr>
+        <w:pStyle w:val="a"/>
+        <w:spacing w:after="120"/>
+      </w:pPr>
+      <w:r>
+        <w:rPr>
+          <w:rFonts w:ascii="Times New Roman" w:hAnsi="Times New Roman"/>
+          <w:sz w:val="24"/>
+        </w:rPr>
+        <w:t xml:space="preserve">Зверни́ </w:t>
+      </w:r>
+      <w:r>
+        <w:rPr>
+          <w:rFonts w:ascii="Times New Roman" w:hAnsi="Times New Roman"/>
+          <w:sz w:val="24"/>
+        </w:rPr>
+        <w:t>ува́гу</w:t>
+      </w:r>
+      <w:r>
+        <w:rPr>
+          <w:rFonts w:ascii="Times New Roman" w:hAnsi="Times New Roman"/>
+          <w:sz w:val="24"/>
+        </w:rPr>
+        <w:t xml:space="preserve"> на моє́ </w:t>
+      </w:r>
+      <w:r>
+        <w:rPr>
+          <w:rFonts w:ascii="Times New Roman" w:hAnsi="Times New Roman"/>
+          <w:sz w:val="24"/>
+        </w:rPr>
+        <w:t>блага́ння</w:t>
+      </w:r>
+      <w:r>
+        <w:rPr>
+          <w:rFonts w:ascii="Times New Roman" w:hAnsi="Times New Roman"/>
+          <w:sz w:val="24"/>
+        </w:rPr>
+        <w:t xml:space="preserve">,* бо я </w:t>
+      </w:r>
+      <w:r>
+        <w:rPr>
+          <w:rFonts w:ascii="Times New Roman" w:hAnsi="Times New Roman"/>
+          <w:sz w:val="24"/>
+        </w:rPr>
+        <w:t>ве́льми</w:t>
+      </w:r>
+      <w:r>
+        <w:rPr>
+          <w:rFonts w:ascii="Times New Roman" w:hAnsi="Times New Roman"/>
+          <w:sz w:val="24"/>
+        </w:rPr>
+        <w:t xml:space="preserve"> </w:t>
+      </w:r>
+      <w:r>
+        <w:rPr>
+          <w:rFonts w:ascii="Times New Roman" w:hAnsi="Times New Roman"/>
+          <w:sz w:val="24"/>
+        </w:rPr>
+        <w:t>неща́сний</w:t>
+      </w:r>
+      <w:r>
+        <w:rPr>
+          <w:rFonts w:ascii="Times New Roman" w:hAnsi="Times New Roman"/>
+          <w:sz w:val="24"/>
+        </w:rPr>
+        <w:t>.</w:t>
+      </w:r>
+    </w:p>
+    <w:p>
+      <w:pPr>
+        <w:pStyle w:val="a"/>
+        <w:spacing w:after="120"/>
+      </w:pPr>
+      <w:r>
+        <w:rPr>
+          <w:rFonts w:ascii="Times New Roman" w:hAnsi="Times New Roman"/>
+          <w:sz w:val="24"/>
+        </w:rPr>
+        <w:t xml:space="preserve">Спаси́ мене́ від </w:t>
+      </w:r>
+      <w:r>
+        <w:rPr>
+          <w:rFonts w:ascii="Times New Roman" w:hAnsi="Times New Roman"/>
+          <w:sz w:val="24"/>
+        </w:rPr>
+        <w:t>гони́телів</w:t>
+      </w:r>
+      <w:r>
+        <w:rPr>
+          <w:rFonts w:ascii="Times New Roman" w:hAnsi="Times New Roman"/>
+          <w:sz w:val="24"/>
+        </w:rPr>
+        <w:t xml:space="preserve"> </w:t>
+      </w:r>
+      <w:r>
+        <w:rPr>
+          <w:rFonts w:ascii="Times New Roman" w:hAnsi="Times New Roman"/>
+          <w:sz w:val="24"/>
+        </w:rPr>
+        <w:t>мої́х</w:t>
+      </w:r>
+      <w:r>
+        <w:rPr>
+          <w:rFonts w:ascii="Times New Roman" w:hAnsi="Times New Roman"/>
+          <w:sz w:val="24"/>
+        </w:rPr>
+        <w:t xml:space="preserve">,* бо вони́ </w:t>
+      </w:r>
+      <w:r>
+        <w:rPr>
+          <w:rFonts w:ascii="Times New Roman" w:hAnsi="Times New Roman"/>
+          <w:sz w:val="24"/>
+        </w:rPr>
+        <w:t>сильні́ші</w:t>
+      </w:r>
+      <w:r>
+        <w:rPr>
+          <w:rFonts w:ascii="Times New Roman" w:hAnsi="Times New Roman"/>
+          <w:sz w:val="24"/>
+        </w:rPr>
+        <w:t xml:space="preserve"> від </w:t>
+      </w:r>
+      <w:r>
+        <w:rPr>
+          <w:rFonts w:ascii="Times New Roman" w:hAnsi="Times New Roman"/>
+          <w:sz w:val="24"/>
+        </w:rPr>
+        <w:t>ме́не</w:t>
+      </w:r>
+      <w:r>
+        <w:rPr>
+          <w:rFonts w:ascii="Times New Roman" w:hAnsi="Times New Roman"/>
+          <w:sz w:val="24"/>
+        </w:rPr>
+        <w:t>.</w:t>
       </w:r>
     </w:p>
     <w:p>
@@ -9974,7 +11977,7 @@
           <w:szCs w:val="24"/>
           <w:lang w:val="uk-UA"/>
         </w:rPr>
-        <w:t xml:space="preserve">, * </w:t>
+        <w:t xml:space="preserve">, * </w:t>
       </w:r>
       <w:proofErr w:type="spellStart"/>
       <w:r>
@@ -10014,7 +12017,7 @@
           <w:szCs w:val="24"/>
           <w:lang w:val="uk-UA"/>
         </w:rPr>
-        <w:t xml:space="preserve"> * </w:t>
+        <w:t xml:space="preserve"> * </w:t>
       </w:r>
       <w:proofErr w:type="spellStart"/>
       <w:r>
@@ -10074,7 +12077,7 @@
           <w:szCs w:val="24"/>
           <w:lang w:val="uk-UA"/>
         </w:rPr>
-        <w:t xml:space="preserve"> * і, </w:t>
+        <w:t xml:space="preserve"> * і, </w:t>
       </w:r>
       <w:proofErr w:type="spellStart"/>
       <w:r>
@@ -10114,7 +12117,7 @@
           <w:szCs w:val="24"/>
           <w:lang w:val="uk-UA"/>
         </w:rPr>
-        <w:t xml:space="preserve">, * всіх серця́ </w:t>
+        <w:t xml:space="preserve">, * всіх серця́ </w:t>
       </w:r>
       <w:proofErr w:type="spellStart"/>
       <w:r>
@@ -10134,7 +12137,7 @@
           <w:szCs w:val="24"/>
           <w:lang w:val="uk-UA"/>
         </w:rPr>
-        <w:t xml:space="preserve">. * Їх </w:t>
+        <w:t xml:space="preserve">. * Їх </w:t>
       </w:r>
       <w:proofErr w:type="spellStart"/>
       <w:r>
@@ -10534,7 +12537,7 @@
           <w:szCs w:val="24"/>
           <w:lang w:val="uk-UA"/>
         </w:rPr>
-        <w:t xml:space="preserve">, * </w:t>
+        <w:t xml:space="preserve">, * </w:t>
       </w:r>
       <w:proofErr w:type="spellStart"/>
       <w:r>
@@ -10594,7 +12597,7 @@
           <w:szCs w:val="24"/>
           <w:lang w:val="uk-UA"/>
         </w:rPr>
-        <w:t xml:space="preserve"> * </w:t>
+        <w:t xml:space="preserve"> * </w:t>
       </w:r>
       <w:proofErr w:type="spellStart"/>
       <w:r>
@@ -10634,7 +12637,7 @@
           <w:szCs w:val="24"/>
           <w:lang w:val="uk-UA"/>
         </w:rPr>
-        <w:t xml:space="preserve"> * і, </w:t>
+        <w:t xml:space="preserve"> * і, </w:t>
       </w:r>
       <w:proofErr w:type="spellStart"/>
       <w:r>
@@ -10694,7 +12697,7 @@
           <w:szCs w:val="24"/>
           <w:lang w:val="uk-UA"/>
         </w:rPr>
-        <w:t xml:space="preserve">, * </w:t>
+        <w:t xml:space="preserve">, * </w:t>
       </w:r>
       <w:proofErr w:type="spellStart"/>
       <w:r>
@@ -10754,7 +12757,7 @@
           <w:szCs w:val="24"/>
           <w:lang w:val="uk-UA"/>
         </w:rPr>
-        <w:t xml:space="preserve">. * Їх </w:t>
+        <w:t xml:space="preserve">. * Їх </w:t>
       </w:r>
       <w:proofErr w:type="spellStart"/>
       <w:r>
@@ -11161,7 +13164,7 @@
           <w:szCs w:val="24"/>
           <w:lang w:val="uk-UA"/>
         </w:rPr>
-        <w:t xml:space="preserve">, * ви </w:t>
+        <w:t xml:space="preserve">, * ви </w:t>
       </w:r>
       <w:proofErr w:type="spellStart"/>
       <w:r>
@@ -11241,7 +13244,7 @@
           <w:szCs w:val="24"/>
           <w:lang w:val="uk-UA"/>
         </w:rPr>
-        <w:t xml:space="preserve"> життя́, * пітьму́ </w:t>
+        <w:t xml:space="preserve"> життя́, * пітьму́ </w:t>
       </w:r>
       <w:proofErr w:type="spellStart"/>
       <w:r>
@@ -11281,7 +13284,7 @@
           <w:szCs w:val="24"/>
           <w:lang w:val="uk-UA"/>
         </w:rPr>
-        <w:t xml:space="preserve">, * отці́ </w:t>
+        <w:t xml:space="preserve">, * отці́ </w:t>
       </w:r>
       <w:proofErr w:type="spellStart"/>
       <w:r>
@@ -11301,7 +13304,7 @@
           <w:szCs w:val="24"/>
           <w:lang w:val="uk-UA"/>
         </w:rPr>
-        <w:t xml:space="preserve">. * Тому́ по </w:t>
+        <w:t xml:space="preserve">. * Тому́ по </w:t>
       </w:r>
       <w:proofErr w:type="spellStart"/>
       <w:r>
@@ -11341,7 +13344,7 @@
           <w:szCs w:val="24"/>
           <w:lang w:val="uk-UA"/>
         </w:rPr>
-        <w:t xml:space="preserve">, * </w:t>
+        <w:t xml:space="preserve">, * </w:t>
       </w:r>
       <w:proofErr w:type="spellStart"/>
       <w:r>
@@ -11709,7 +13712,7 @@
           <w:szCs w:val="24"/>
           <w:lang w:val="uk-UA"/>
         </w:rPr>
-        <w:t xml:space="preserve">, * що </w:t>
+        <w:t xml:space="preserve">, * що </w:t>
       </w:r>
       <w:proofErr w:type="spellStart"/>
       <w:r>
@@ -11749,7 +13752,7 @@
           <w:szCs w:val="24"/>
           <w:lang w:val="uk-UA"/>
         </w:rPr>
-        <w:t xml:space="preserve"> * </w:t>
+        <w:t xml:space="preserve"> * </w:t>
       </w:r>
       <w:proofErr w:type="spellStart"/>
       <w:r>
@@ -11769,7 +13772,7 @@
           <w:szCs w:val="24"/>
           <w:lang w:val="uk-UA"/>
         </w:rPr>
-        <w:t xml:space="preserve"> до кінця́; * </w:t>
+        <w:t xml:space="preserve"> до кінця́; * </w:t>
       </w:r>
       <w:proofErr w:type="spellStart"/>
       <w:r>
@@ -11809,7 +13812,7 @@
           <w:szCs w:val="24"/>
           <w:lang w:val="uk-UA"/>
         </w:rPr>
-        <w:t xml:space="preserve"> його́, молю́ Тебе́, * і </w:t>
+        <w:t xml:space="preserve"> його́, молю́ Тебе́, * і </w:t>
       </w:r>
       <w:proofErr w:type="spellStart"/>
       <w:r>
@@ -11849,7 +13852,7 @@
           <w:szCs w:val="24"/>
           <w:lang w:val="uk-UA"/>
         </w:rPr>
-        <w:t xml:space="preserve">, * щоб, від </w:t>
+        <w:t xml:space="preserve">, * щоб, від </w:t>
       </w:r>
       <w:proofErr w:type="spellStart"/>
       <w:r>
@@ -12198,7 +14201,7 @@
           <w:szCs w:val="24"/>
           <w:lang w:val="uk-UA"/>
         </w:rPr>
-        <w:t xml:space="preserve">. * Тому́ й тремчу́ </w:t>
+        <w:t xml:space="preserve">. * Тому́ й тремчу́ </w:t>
       </w:r>
       <w:proofErr w:type="spellStart"/>
       <w:r>
@@ -12258,7 +14261,7 @@
           <w:szCs w:val="24"/>
           <w:lang w:val="uk-UA"/>
         </w:rPr>
-        <w:t xml:space="preserve">, * щоб не </w:t>
+        <w:t xml:space="preserve">, * щоб не </w:t>
       </w:r>
       <w:proofErr w:type="spellStart"/>
       <w:r>
@@ -12358,7 +14361,7 @@
           <w:szCs w:val="24"/>
           <w:lang w:val="uk-UA"/>
         </w:rPr>
-        <w:t xml:space="preserve">. * Тому́ й до </w:t>
+        <w:t xml:space="preserve">. * Тому́ й до </w:t>
       </w:r>
       <w:proofErr w:type="spellStart"/>
       <w:r>
@@ -12398,7 +14401,7 @@
           <w:szCs w:val="24"/>
           <w:lang w:val="uk-UA"/>
         </w:rPr>
-        <w:t xml:space="preserve">: * </w:t>
+        <w:t xml:space="preserve">: * </w:t>
       </w:r>
       <w:proofErr w:type="spellStart"/>
       <w:r>
@@ -12458,7 +14461,7 @@
           <w:szCs w:val="24"/>
           <w:lang w:val="uk-UA"/>
         </w:rPr>
-        <w:t xml:space="preserve">, * і покажи́ </w:t>
+        <w:t xml:space="preserve">, * і покажи́ </w:t>
       </w:r>
       <w:proofErr w:type="spellStart"/>
       <w:r>
@@ -12754,7 +14757,7 @@
           <w:szCs w:val="24"/>
           <w:lang w:val="uk-UA"/>
         </w:rPr>
-        <w:t xml:space="preserve">, * діла́ ж усі́ мої́ – </w:t>
+        <w:t xml:space="preserve">, * діла́ ж усі́ мої́ – </w:t>
       </w:r>
       <w:proofErr w:type="spellStart"/>
       <w:r>
@@ -12774,7 +14777,7 @@
           <w:szCs w:val="24"/>
           <w:lang w:val="uk-UA"/>
         </w:rPr>
-        <w:t xml:space="preserve">! * І що я </w:t>
+        <w:t xml:space="preserve">! * І що я </w:t>
       </w:r>
       <w:proofErr w:type="spellStart"/>
       <w:r>
@@ -12814,7 +14817,7 @@
           <w:szCs w:val="24"/>
           <w:lang w:val="uk-UA"/>
         </w:rPr>
-        <w:t xml:space="preserve"> Суддю́? * </w:t>
+        <w:t xml:space="preserve"> Суддю́? * </w:t>
       </w:r>
       <w:proofErr w:type="spellStart"/>
       <w:r>
@@ -12874,7 +14877,7 @@
           <w:szCs w:val="24"/>
           <w:lang w:val="uk-UA"/>
         </w:rPr>
-        <w:t xml:space="preserve"> Твого́ * і Творця́ і </w:t>
+        <w:t xml:space="preserve"> Твого́ * і Творця́ і </w:t>
       </w:r>
       <w:proofErr w:type="spellStart"/>
       <w:r>
@@ -12894,7 +14897,7 @@
           <w:szCs w:val="24"/>
           <w:lang w:val="uk-UA"/>
         </w:rPr>
-        <w:t xml:space="preserve">, * щоб у </w:t>
+        <w:t xml:space="preserve">, * щоб у </w:t>
       </w:r>
       <w:proofErr w:type="spellStart"/>
       <w:r>
@@ -13743,120 +15746,226 @@
     </w:p>
     <w:p>
       <w:pPr>
-        <w:spacing w:after="120"/>
-        <w:jc w:val="center"/>
+        <w:pStyle w:val="a"/>
+        <w:spacing w:after="120"/>
+      </w:pPr>
+      <w:r>
         <w:rPr>
           <w:rFonts w:ascii="Times New Roman" w:hAnsi="Times New Roman"/>
           <w:i/>
           <w:color w:val="FF0000"/>
           <w:sz w:val="24"/>
-          <w:szCs w:val="24"/>
-          <w:lang w:val="uk-UA"/>
-        </w:rPr>
-      </w:pPr>
+        </w:rPr>
+        <w:t xml:space="preserve">(г. 7): </w:t>
+      </w:r>
+      <w:r>
+        <w:rPr>
+          <w:rFonts w:ascii="Times New Roman" w:hAnsi="Times New Roman"/>
+          <w:b/>
+          <w:sz w:val="24"/>
+        </w:rPr>
+        <w:t>Бо́же</w:t>
+      </w:r>
+      <w:r>
+        <w:rPr>
+          <w:rFonts w:ascii="Times New Roman" w:hAnsi="Times New Roman"/>
+          <w:b/>
+          <w:sz w:val="24"/>
+        </w:rPr>
+        <w:t xml:space="preserve">, Ти мій </w:t>
+      </w:r>
+      <w:r>
+        <w:rPr>
+          <w:rFonts w:ascii="Times New Roman" w:hAnsi="Times New Roman"/>
+          <w:b/>
+          <w:sz w:val="24"/>
+        </w:rPr>
+        <w:t>засту́пник</w:t>
+      </w:r>
+      <w:r>
+        <w:rPr>
+          <w:rFonts w:ascii="Times New Roman" w:hAnsi="Times New Roman"/>
+          <w:b/>
+          <w:sz w:val="24"/>
+        </w:rPr>
+        <w:t xml:space="preserve">,* і </w:t>
+      </w:r>
+      <w:r>
+        <w:rPr>
+          <w:rFonts w:ascii="Times New Roman" w:hAnsi="Times New Roman"/>
+          <w:b/>
+          <w:sz w:val="24"/>
+        </w:rPr>
+        <w:t>ми́лість</w:t>
+      </w:r>
+      <w:r>
+        <w:rPr>
+          <w:rFonts w:ascii="Times New Roman" w:hAnsi="Times New Roman"/>
+          <w:b/>
+          <w:sz w:val="24"/>
+        </w:rPr>
+        <w:t xml:space="preserve"> Твоя́ </w:t>
+      </w:r>
+      <w:r>
+        <w:rPr>
+          <w:rFonts w:ascii="Times New Roman" w:hAnsi="Times New Roman"/>
+          <w:b/>
+          <w:sz w:val="24"/>
+        </w:rPr>
+        <w:t>ви́йде</w:t>
+      </w:r>
+      <w:r>
+        <w:rPr>
+          <w:rFonts w:ascii="Times New Roman" w:hAnsi="Times New Roman"/>
+          <w:b/>
+          <w:sz w:val="24"/>
+        </w:rPr>
+        <w:t xml:space="preserve"> мені́ </w:t>
+      </w:r>
+      <w:r>
+        <w:rPr>
+          <w:rFonts w:ascii="Times New Roman" w:hAnsi="Times New Roman"/>
+          <w:b/>
+          <w:sz w:val="24"/>
+        </w:rPr>
+        <w:t>назу́стріч</w:t>
+      </w:r>
       <w:r>
         <w:rPr>
           <w:rFonts w:ascii="Times New Roman" w:hAnsi="Times New Roman"/>
           <w:i/>
           <w:color w:val="FF0000"/>
           <w:sz w:val="24"/>
-          <w:szCs w:val="24"/>
-          <w:lang w:val="uk-UA"/>
-        </w:rPr>
-        <w:t>Псалом 58 (г. 7):</w:t>
-      </w:r>
-    </w:p>
-    <w:p>
-      <w:pPr>
-        <w:spacing w:after="120"/>
-        <w:jc w:val="both"/>
-        <w:rPr>
-          <w:rFonts w:ascii="Times New Roman" w:hAnsi="Times New Roman"/>
-          <w:b/>
-          <w:bCs/>
-          <w:sz w:val="24"/>
-          <w:szCs w:val="24"/>
-          <w:lang w:val="uk-UA"/>
-        </w:rPr>
-      </w:pPr>
-      <w:r>
-        <w:rPr>
-          <w:rFonts w:ascii="Times New Roman" w:hAnsi="Times New Roman"/>
-          <w:b/>
-          <w:bCs/>
-          <w:sz w:val="24"/>
-          <w:szCs w:val="24"/>
-          <w:lang w:val="uk-UA"/>
-        </w:rPr>
-        <w:t xml:space="preserve">Боже, ти мій </w:t>
-      </w:r>
-      <w:r>
-        <w:rPr>
-          <w:rFonts w:ascii="Times New Roman" w:hAnsi="Times New Roman"/>
-          <w:b/>
-          <w:bCs/>
-          <w:sz w:val="24"/>
-          <w:szCs w:val="24"/>
-          <w:lang w:val="uk-UA"/>
-        </w:rPr>
-        <w:t>заступник,* і милість твоя вийде мені назустріч.</w:t>
-      </w:r>
-    </w:p>
-    <w:p>
-      <w:pPr>
-        <w:spacing w:after="120"/>
-        <w:jc w:val="both"/>
-        <w:rPr>
-          <w:rFonts w:ascii="Times New Roman" w:hAnsi="Times New Roman"/>
-          <w:sz w:val="24"/>
-          <w:szCs w:val="24"/>
+        </w:rPr>
+        <w:t xml:space="preserve"> (Пс. 58,18).</w:t>
+      </w:r>
+    </w:p>
+    <w:p>
+      <w:pPr>
+        <w:pStyle w:val="a"/>
+        <w:spacing w:after="120"/>
+      </w:pPr>
+      <w:r>
+        <w:rPr>
+          <w:rFonts w:ascii="Times New Roman" w:hAnsi="Times New Roman"/>
+          <w:i/>
+          <w:color w:val="FF0000"/>
+          <w:sz w:val="24"/>
+        </w:rPr>
+        <w:t xml:space="preserve">Стих: </w:t>
+      </w:r>
+      <w:r>
+        <w:rPr>
+          <w:rFonts w:ascii="Times New Roman" w:hAnsi="Times New Roman"/>
+          <w:sz w:val="24"/>
           <w:u w:val="single"/>
-          <w:lang w:val="uk-UA"/>
-        </w:rPr>
-      </w:pPr>
-      <w:proofErr w:type="spellStart"/>
+        </w:rPr>
+        <w:t>Ви́рятуй</w:t>
+      </w:r>
+      <w:r>
+        <w:rPr>
+          <w:rFonts w:ascii="Times New Roman" w:hAnsi="Times New Roman"/>
+          <w:sz w:val="24"/>
+          <w:u w:val="single"/>
+        </w:rPr>
+        <w:t xml:space="preserve"> мене́ від </w:t>
+      </w:r>
+      <w:r>
+        <w:rPr>
+          <w:rFonts w:ascii="Times New Roman" w:hAnsi="Times New Roman"/>
+          <w:sz w:val="24"/>
+          <w:u w:val="single"/>
+        </w:rPr>
+        <w:t>ворогі́в</w:t>
+      </w:r>
+      <w:r>
+        <w:rPr>
+          <w:rFonts w:ascii="Times New Roman" w:hAnsi="Times New Roman"/>
+          <w:sz w:val="24"/>
+          <w:u w:val="single"/>
+        </w:rPr>
+        <w:t xml:space="preserve"> </w:t>
+      </w:r>
+      <w:r>
+        <w:rPr>
+          <w:rFonts w:ascii="Times New Roman" w:hAnsi="Times New Roman"/>
+          <w:sz w:val="24"/>
+          <w:u w:val="single"/>
+        </w:rPr>
+        <w:t>мої́х</w:t>
+      </w:r>
+      <w:r>
+        <w:rPr>
+          <w:rFonts w:ascii="Times New Roman" w:hAnsi="Times New Roman"/>
+          <w:sz w:val="24"/>
+          <w:u w:val="single"/>
+        </w:rPr>
+        <w:t xml:space="preserve">, </w:t>
+      </w:r>
+      <w:r>
+        <w:rPr>
+          <w:rFonts w:ascii="Times New Roman" w:hAnsi="Times New Roman"/>
+          <w:sz w:val="24"/>
+          <w:u w:val="single"/>
+        </w:rPr>
+        <w:t>Бо́же</w:t>
+      </w:r>
+      <w:r>
+        <w:rPr>
+          <w:rFonts w:ascii="Times New Roman" w:hAnsi="Times New Roman"/>
+          <w:sz w:val="24"/>
+          <w:u w:val="single"/>
+        </w:rPr>
+        <w:t xml:space="preserve">, і </w:t>
+      </w:r>
+      <w:r>
+        <w:rPr>
+          <w:rFonts w:ascii="Times New Roman" w:hAnsi="Times New Roman"/>
+          <w:sz w:val="24"/>
+          <w:u w:val="single"/>
+        </w:rPr>
+        <w:t>ви́зволь</w:t>
+      </w:r>
+      <w:r>
+        <w:rPr>
+          <w:rFonts w:ascii="Times New Roman" w:hAnsi="Times New Roman"/>
+          <w:sz w:val="24"/>
+          <w:u w:val="single"/>
+        </w:rPr>
+        <w:t xml:space="preserve"> мене́ від тих, що </w:t>
+      </w:r>
+      <w:r>
+        <w:rPr>
+          <w:rFonts w:ascii="Times New Roman" w:hAnsi="Times New Roman"/>
+          <w:sz w:val="24"/>
+          <w:u w:val="single"/>
+        </w:rPr>
+        <w:t>повстаю́ть</w:t>
+      </w:r>
+      <w:r>
+        <w:rPr>
+          <w:rFonts w:ascii="Times New Roman" w:hAnsi="Times New Roman"/>
+          <w:sz w:val="24"/>
+          <w:u w:val="single"/>
+        </w:rPr>
+        <w:t xml:space="preserve"> на </w:t>
+      </w:r>
+      <w:r>
+        <w:rPr>
+          <w:rFonts w:ascii="Times New Roman" w:hAnsi="Times New Roman"/>
+          <w:sz w:val="24"/>
+          <w:u w:val="single"/>
+        </w:rPr>
+        <w:t>ме́не</w:t>
+      </w:r>
       <w:r>
         <w:rPr>
           <w:rFonts w:ascii="Times New Roman" w:hAnsi="Times New Roman"/>
           <w:i/>
           <w:color w:val="FF0000"/>
           <w:sz w:val="24"/>
-          <w:szCs w:val="24"/>
-          <w:lang w:val="uk-UA"/>
-        </w:rPr>
-        <w:t>Стих</w:t>
-      </w:r>
-      <w:proofErr w:type="spellEnd"/>
-      <w:r>
-        <w:rPr>
-          <w:rFonts w:ascii="Times New Roman" w:hAnsi="Times New Roman"/>
-          <w:i/>
-          <w:color w:val="FF0000"/>
-          <w:sz w:val="24"/>
-          <w:szCs w:val="24"/>
-          <w:lang w:val="uk-UA"/>
-        </w:rPr>
-        <w:t>:</w:t>
-      </w:r>
-      <w:r>
-        <w:rPr>
-          <w:rFonts w:ascii="Times New Roman" w:hAnsi="Times New Roman"/>
-          <w:i/>
-          <w:sz w:val="24"/>
-          <w:szCs w:val="24"/>
-          <w:lang w:val="uk-UA"/>
-        </w:rPr>
-        <w:t xml:space="preserve">  </w:t>
-      </w:r>
-      <w:r>
-        <w:rPr>
-          <w:rFonts w:ascii="Times New Roman" w:hAnsi="Times New Roman"/>
-          <w:sz w:val="24"/>
-          <w:szCs w:val="24"/>
-          <w:u w:val="single"/>
-          <w:lang w:val="uk-UA"/>
-        </w:rPr>
-        <w:t>Вирятуй мене від ворогів моїх, Боже, і визволь мене від тих, що повстають на мене.</w:t>
+        </w:rPr>
+        <w:t xml:space="preserve"> (Пс. 58,2).</w:t>
       </w:r>
     </w:p>
     <w:p>
@@ -15634,7 +17743,7 @@
           <w:rFonts w:ascii="Times New Roman" w:hAnsi="Times New Roman"/>
           <w:sz w:val="24"/>
         </w:rPr>
-        <w:t xml:space="preserve"> Бо Ти – Бог милости, ласк і людинолюбности, і Тобі славу віддаємо, Отцю, і Сину, і Святому Духові, нині, і повсякчас, і на віки віків.</w:t>
+        <w:t xml:space="preserve"> Бо Ти – Бог милости, ласк і людинолюбности, і Тобі славу віддаємо, Отцю, і Сину, і Святому Духові, нині, і повсякчас, і на віки віків.</w:t>
       </w:r>
     </w:p>
     <w:p>
@@ -15853,7 +17962,7 @@
         <w:rPr>
           <w:rFonts w:ascii="Times New Roman" w:hAnsi="Times New Roman"/>
           <w:i/>
-          <w:color w:val="FF4400"/>
+          <w:color w:val="FF0000"/>
           <w:sz w:val="24"/>
         </w:rPr>
         <w:t>Священик:</w:t>
@@ -15861,9 +17970,18 @@
       <w:r>
         <w:rPr>
           <w:rFonts w:ascii="Times New Roman" w:hAnsi="Times New Roman"/>
-          <w:sz w:val="24"/>
-        </w:rPr>
-        <w:t xml:space="preserve"> Нехай буде влада царства Твого благословенна і дуже прославлена: Отця, і Сина, і Святого Духа, нині і повсякчас, і на віки віків.</w:t>
+          <w:color w:val="FF0000"/>
+          <w:sz w:val="24"/>
+        </w:rPr>
+        <w:t xml:space="preserve"> </w:t>
+      </w:r>
+      <w:r>
+        <w:rPr>
+          <w:rFonts w:ascii="Times New Roman" w:hAnsi="Times New Roman"/>
+          <w:color w:val="000000"/>
+          <w:sz w:val="24"/>
+        </w:rPr>
+        <w:t>Нехай буде влада царства Твого благословенна і дуже прославлена: Отця, і Сина, і Святого Духа, нині і повсякчас, і на віки віків.</w:t>
       </w:r>
     </w:p>
     <w:p>
@@ -16682,23 +18800,106 @@
     </w:p>
     <w:p>
       <w:pPr>
-        <w:spacing w:after="120"/>
-        <w:jc w:val="both"/>
-        <w:rPr>
-          <w:rFonts w:ascii="Times New Roman" w:hAnsi="Times New Roman"/>
-          <w:sz w:val="24"/>
-          <w:szCs w:val="24"/>
-          <w:lang w:val="uk-UA"/>
-        </w:rPr>
-      </w:pPr>
-      <w:r>
-        <w:rPr>
-          <w:rFonts w:ascii="Times New Roman" w:hAnsi="Times New Roman"/>
-          <w:sz w:val="24"/>
-          <w:szCs w:val="24"/>
-          <w:lang w:val="uk-UA"/>
-        </w:rPr>
-        <w:t xml:space="preserve">Святий Боже, святий Кріпкий, святий Безсмертний, помилуй нас </w:t>
+        <w:pStyle w:val="a"/>
+        <w:spacing w:after="120"/>
+      </w:pPr>
+      <w:r>
+        <w:rPr>
+          <w:rFonts w:ascii="Times New Roman" w:hAnsi="Times New Roman"/>
+          <w:sz w:val="24"/>
+        </w:rPr>
+        <w:t>Святи́й</w:t>
+      </w:r>
+      <w:r>
+        <w:rPr>
+          <w:rFonts w:ascii="Times New Roman" w:hAnsi="Times New Roman"/>
+          <w:sz w:val="24"/>
+        </w:rPr>
+        <w:t xml:space="preserve"> </w:t>
+      </w:r>
+      <w:r>
+        <w:rPr>
+          <w:rFonts w:ascii="Times New Roman" w:hAnsi="Times New Roman"/>
+          <w:sz w:val="24"/>
+        </w:rPr>
+        <w:t>Бо́же</w:t>
+      </w:r>
+      <w:r>
+        <w:rPr>
+          <w:rFonts w:ascii="Times New Roman" w:hAnsi="Times New Roman"/>
+          <w:sz w:val="24"/>
+        </w:rPr>
+        <w:t xml:space="preserve">, </w:t>
+      </w:r>
+      <w:r>
+        <w:rPr>
+          <w:rFonts w:ascii="Times New Roman" w:hAnsi="Times New Roman"/>
+          <w:sz w:val="24"/>
+        </w:rPr>
+        <w:t>святи́й</w:t>
+      </w:r>
+      <w:r>
+        <w:rPr>
+          <w:rFonts w:ascii="Times New Roman" w:hAnsi="Times New Roman"/>
+          <w:sz w:val="24"/>
+        </w:rPr>
+        <w:t xml:space="preserve"> </w:t>
+      </w:r>
+      <w:r>
+        <w:rPr>
+          <w:rFonts w:ascii="Times New Roman" w:hAnsi="Times New Roman"/>
+          <w:sz w:val="24"/>
+        </w:rPr>
+        <w:t>Крі́пкий</w:t>
+      </w:r>
+      <w:r>
+        <w:rPr>
+          <w:rFonts w:ascii="Times New Roman" w:hAnsi="Times New Roman"/>
+          <w:sz w:val="24"/>
+        </w:rPr>
+        <w:t xml:space="preserve">, </w:t>
+      </w:r>
+      <w:r>
+        <w:rPr>
+          <w:rFonts w:ascii="Times New Roman" w:hAnsi="Times New Roman"/>
+          <w:sz w:val="24"/>
+        </w:rPr>
+        <w:t>святи́й</w:t>
+      </w:r>
+      <w:r>
+        <w:rPr>
+          <w:rFonts w:ascii="Times New Roman" w:hAnsi="Times New Roman"/>
+          <w:sz w:val="24"/>
+        </w:rPr>
+        <w:t xml:space="preserve"> </w:t>
+      </w:r>
+      <w:r>
+        <w:rPr>
+          <w:rFonts w:ascii="Times New Roman" w:hAnsi="Times New Roman"/>
+          <w:sz w:val="24"/>
+        </w:rPr>
+        <w:t>Безсме́ртний</w:t>
+      </w:r>
+      <w:r>
+        <w:rPr>
+          <w:rFonts w:ascii="Times New Roman" w:hAnsi="Times New Roman"/>
+          <w:sz w:val="24"/>
+        </w:rPr>
+        <w:t xml:space="preserve">, </w:t>
+      </w:r>
+      <w:r>
+        <w:rPr>
+          <w:rFonts w:ascii="Times New Roman" w:hAnsi="Times New Roman"/>
+          <w:sz w:val="24"/>
+        </w:rPr>
+        <w:t>поми́луй</w:t>
+      </w:r>
+      <w:r>
+        <w:rPr>
+          <w:rFonts w:ascii="Times New Roman" w:hAnsi="Times New Roman"/>
+          <w:sz w:val="24"/>
+        </w:rPr>
+        <w:t xml:space="preserve"> нас. </w:t>
       </w:r>
       <w:r>
         <w:rPr>
@@ -16706,144 +18907,8 @@
           <w:i/>
           <w:color w:val="FF0000"/>
           <w:sz w:val="24"/>
-          <w:szCs w:val="24"/>
-          <w:lang w:val="uk-UA"/>
-        </w:rPr>
-        <w:t>(3 р.)</w:t>
-      </w:r>
-    </w:p>
-    <w:p>
-      <w:pPr>
-        <w:spacing w:after="120"/>
-        <w:jc w:val="both"/>
-        <w:rPr>
-          <w:rFonts w:ascii="Times New Roman" w:hAnsi="Times New Roman"/>
-          <w:sz w:val="24"/>
-          <w:szCs w:val="24"/>
-          <w:lang w:val="uk-UA"/>
-        </w:rPr>
-      </w:pPr>
-      <w:r>
-        <w:rPr>
-          <w:rFonts w:ascii="Times New Roman" w:hAnsi="Times New Roman"/>
-          <w:sz w:val="24"/>
-          <w:szCs w:val="24"/>
-          <w:lang w:val="uk-UA"/>
-        </w:rPr>
-        <w:t>Слава Отцю, і Сину, і Святому Духові,* і нині і повсякчас, і на віки віків. Амінь.</w:t>
-      </w:r>
-    </w:p>
-    <w:p>
-      <w:pPr>
-        <w:spacing w:after="120"/>
-        <w:jc w:val="both"/>
-        <w:rPr>
-          <w:rFonts w:ascii="Times New Roman" w:hAnsi="Times New Roman"/>
-          <w:sz w:val="24"/>
-          <w:szCs w:val="24"/>
-          <w:lang w:val="uk-UA"/>
-        </w:rPr>
-      </w:pPr>
-      <w:r>
-        <w:rPr>
-          <w:rFonts w:ascii="Times New Roman" w:hAnsi="Times New Roman"/>
-          <w:sz w:val="24"/>
-          <w:szCs w:val="24"/>
-          <w:lang w:val="uk-UA"/>
-        </w:rPr>
-        <w:t xml:space="preserve">Пресвята </w:t>
-      </w:r>
-      <w:proofErr w:type="spellStart"/>
-      <w:r>
-        <w:rPr>
-          <w:rFonts w:ascii="Times New Roman" w:hAnsi="Times New Roman"/>
-          <w:sz w:val="24"/>
-          <w:szCs w:val="24"/>
-          <w:lang w:val="uk-UA"/>
-        </w:rPr>
-        <w:t>Тройце</w:t>
-      </w:r>
-      <w:proofErr w:type="spellEnd"/>
-      <w:r>
-        <w:rPr>
-          <w:rFonts w:ascii="Times New Roman" w:hAnsi="Times New Roman"/>
-          <w:sz w:val="24"/>
-          <w:szCs w:val="24"/>
-          <w:lang w:val="uk-UA"/>
-        </w:rPr>
-        <w:t xml:space="preserve">, помилуй нас;* Господи, очисти гріхи наші;* Владико, прости беззаконня наші;* Святий, завітай і зціли </w:t>
-      </w:r>
-      <w:proofErr w:type="spellStart"/>
-      <w:r>
-        <w:rPr>
-          <w:rFonts w:ascii="Times New Roman" w:hAnsi="Times New Roman"/>
-          <w:sz w:val="24"/>
-          <w:szCs w:val="24"/>
-          <w:lang w:val="uk-UA"/>
-        </w:rPr>
-        <w:t>немочі</w:t>
-      </w:r>
-      <w:proofErr w:type="spellEnd"/>
-      <w:r>
-        <w:rPr>
-          <w:rFonts w:ascii="Times New Roman" w:hAnsi="Times New Roman"/>
-          <w:sz w:val="24"/>
-          <w:szCs w:val="24"/>
-          <w:lang w:val="uk-UA"/>
-        </w:rPr>
-        <w:t xml:space="preserve"> наші </w:t>
-      </w:r>
-      <w:proofErr w:type="spellStart"/>
-      <w:r>
-        <w:rPr>
-          <w:rFonts w:ascii="Times New Roman" w:hAnsi="Times New Roman"/>
-          <w:sz w:val="24"/>
-          <w:szCs w:val="24"/>
-          <w:lang w:val="uk-UA"/>
-        </w:rPr>
-        <w:t>імени</w:t>
-      </w:r>
-      <w:proofErr w:type="spellEnd"/>
-      <w:r>
-        <w:rPr>
-          <w:rFonts w:ascii="Times New Roman" w:hAnsi="Times New Roman"/>
-          <w:sz w:val="24"/>
-          <w:szCs w:val="24"/>
-          <w:lang w:val="uk-UA"/>
-        </w:rPr>
-        <w:t xml:space="preserve"> твого ради.</w:t>
-      </w:r>
-    </w:p>
-    <w:p>
-      <w:pPr>
-        <w:spacing w:after="120"/>
-        <w:jc w:val="both"/>
-        <w:rPr>
-          <w:rFonts w:ascii="Times New Roman" w:hAnsi="Times New Roman"/>
-          <w:sz w:val="24"/>
-          <w:szCs w:val="24"/>
-          <w:lang w:val="uk-UA"/>
-        </w:rPr>
-      </w:pPr>
-      <w:r>
-        <w:rPr>
-          <w:rFonts w:ascii="Times New Roman" w:hAnsi="Times New Roman"/>
-          <w:sz w:val="24"/>
-          <w:szCs w:val="24"/>
-          <w:lang w:val="uk-UA"/>
-        </w:rPr>
-        <w:t xml:space="preserve">Господи, помилуй </w:t>
-      </w:r>
-      <w:r>
-        <w:rPr>
-          <w:rFonts w:ascii="Times New Roman" w:hAnsi="Times New Roman"/>
-          <w:i/>
-          <w:color w:val="FF0000"/>
-          <w:sz w:val="24"/>
-          <w:szCs w:val="24"/>
-          <w:lang w:val="uk-UA"/>
-        </w:rPr>
-        <w:t>(3 р.)</w:t>
+        </w:rPr>
+        <w:t>(3 р.)</w:t>
       </w:r>
     </w:p>
     <w:p>
@@ -16856,12 +18921,39 @@
           <w:rFonts w:ascii="Times New Roman" w:hAnsi="Times New Roman"/>
           <w:sz w:val="24"/>
         </w:rPr>
-        <w:t>Слава Отцю, і Сину, і Святому Духові.* І</w:t>
-      </w:r>
-      <w:r>
-        <w:rPr>
-          <w:rFonts w:ascii="Times New Roman" w:hAnsi="Times New Roman"/>
-          <w:b/>
+        <w:t>Сла́ва</w:t>
+      </w:r>
+      <w:r>
+        <w:rPr>
+          <w:rFonts w:ascii="Times New Roman" w:hAnsi="Times New Roman"/>
+          <w:sz w:val="24"/>
+        </w:rPr>
+        <w:t xml:space="preserve"> Отцю́, і </w:t>
+      </w:r>
+      <w:r>
+        <w:rPr>
+          <w:rFonts w:ascii="Times New Roman" w:hAnsi="Times New Roman"/>
+          <w:sz w:val="24"/>
+        </w:rPr>
+        <w:t>Си́ну</w:t>
+      </w:r>
+      <w:r>
+        <w:rPr>
+          <w:rFonts w:ascii="Times New Roman" w:hAnsi="Times New Roman"/>
+          <w:sz w:val="24"/>
+        </w:rPr>
+        <w:t xml:space="preserve">, і </w:t>
+      </w:r>
+      <w:r>
+        <w:rPr>
+          <w:rFonts w:ascii="Times New Roman" w:hAnsi="Times New Roman"/>
+          <w:sz w:val="24"/>
+        </w:rPr>
+        <w:t>Свято́му</w:t>
+      </w:r>
+      <w:r>
+        <w:rPr>
+          <w:rFonts w:ascii="Times New Roman" w:hAnsi="Times New Roman"/>
           <w:sz w:val="24"/>
         </w:rPr>
         <w:t xml:space="preserve"> </w:t>
@@ -16871,28 +18963,759 @@
           <w:rFonts w:ascii="Times New Roman" w:hAnsi="Times New Roman"/>
           <w:sz w:val="24"/>
         </w:rPr>
-        <w:t>нині і повсякчас, і на віки віків. Амінь.</w:t>
-      </w:r>
-    </w:p>
-    <w:p>
-      <w:pPr>
-        <w:spacing w:after="120"/>
-        <w:jc w:val="both"/>
-        <w:rPr>
-          <w:rFonts w:ascii="Times New Roman" w:hAnsi="Times New Roman"/>
-          <w:sz w:val="24"/>
-          <w:szCs w:val="24"/>
-          <w:lang w:val="uk-UA"/>
-        </w:rPr>
-      </w:pPr>
-      <w:r>
-        <w:rPr>
-          <w:rFonts w:ascii="Times New Roman" w:hAnsi="Times New Roman"/>
-          <w:sz w:val="24"/>
-          <w:szCs w:val="24"/>
-          <w:lang w:val="uk-UA"/>
-        </w:rPr>
-        <w:t>Отче наш, що єси на небесах,* нехай святиться ім’я твоє,* нехай прийде царство твоє,* нехай буде воля твоя, як на небі, так і на землі.* Хліб наш насущний дай нам сьогодні,* і прости нам провини наші,* як і ми прощаємо винуватцям нашим,* і не введи нас у спокусу,* але визволи нас від лукавого.</w:t>
+        <w:t>Ду́хові</w:t>
+      </w:r>
+      <w:r>
+        <w:rPr>
+          <w:rFonts w:ascii="Times New Roman" w:hAnsi="Times New Roman"/>
+          <w:sz w:val="24"/>
+        </w:rPr>
+        <w:t xml:space="preserve">,* і </w:t>
+      </w:r>
+      <w:r>
+        <w:rPr>
+          <w:rFonts w:ascii="Times New Roman" w:hAnsi="Times New Roman"/>
+          <w:sz w:val="24"/>
+        </w:rPr>
+        <w:t>ни́ні</w:t>
+      </w:r>
+      <w:r>
+        <w:rPr>
+          <w:rFonts w:ascii="Times New Roman" w:hAnsi="Times New Roman"/>
+          <w:sz w:val="24"/>
+        </w:rPr>
+        <w:t xml:space="preserve">, і </w:t>
+      </w:r>
+      <w:r>
+        <w:rPr>
+          <w:rFonts w:ascii="Times New Roman" w:hAnsi="Times New Roman"/>
+          <w:sz w:val="24"/>
+        </w:rPr>
+        <w:t>повсякча́с</w:t>
+      </w:r>
+      <w:r>
+        <w:rPr>
+          <w:rFonts w:ascii="Times New Roman" w:hAnsi="Times New Roman"/>
+          <w:sz w:val="24"/>
+        </w:rPr>
+        <w:t xml:space="preserve">, і на </w:t>
+      </w:r>
+      <w:r>
+        <w:rPr>
+          <w:rFonts w:ascii="Times New Roman" w:hAnsi="Times New Roman"/>
+          <w:sz w:val="24"/>
+        </w:rPr>
+        <w:t>ві́ки</w:t>
+      </w:r>
+      <w:r>
+        <w:rPr>
+          <w:rFonts w:ascii="Times New Roman" w:hAnsi="Times New Roman"/>
+          <w:sz w:val="24"/>
+        </w:rPr>
+        <w:t xml:space="preserve"> </w:t>
+      </w:r>
+      <w:r>
+        <w:rPr>
+          <w:rFonts w:ascii="Times New Roman" w:hAnsi="Times New Roman"/>
+          <w:sz w:val="24"/>
+        </w:rPr>
+        <w:t>вікі́в</w:t>
+      </w:r>
+      <w:r>
+        <w:rPr>
+          <w:rFonts w:ascii="Times New Roman" w:hAnsi="Times New Roman"/>
+          <w:sz w:val="24"/>
+        </w:rPr>
+        <w:t xml:space="preserve">. </w:t>
+      </w:r>
+      <w:r>
+        <w:rPr>
+          <w:rFonts w:ascii="Times New Roman" w:hAnsi="Times New Roman"/>
+          <w:sz w:val="24"/>
+        </w:rPr>
+        <w:t>Амі́нь</w:t>
+      </w:r>
+      <w:r>
+        <w:rPr>
+          <w:rFonts w:ascii="Times New Roman" w:hAnsi="Times New Roman"/>
+          <w:sz w:val="24"/>
+        </w:rPr>
+        <w:t>.</w:t>
+      </w:r>
+    </w:p>
+    <w:p>
+      <w:pPr>
+        <w:pStyle w:val="a"/>
+        <w:spacing w:after="120"/>
+      </w:pPr>
+      <w:r>
+        <w:rPr>
+          <w:rFonts w:ascii="Times New Roman" w:hAnsi="Times New Roman"/>
+          <w:sz w:val="24"/>
+        </w:rPr>
+        <w:t xml:space="preserve">Пресвята́ </w:t>
+      </w:r>
+      <w:r>
+        <w:rPr>
+          <w:rFonts w:ascii="Times New Roman" w:hAnsi="Times New Roman"/>
+          <w:sz w:val="24"/>
+        </w:rPr>
+        <w:t>Тро́йце</w:t>
+      </w:r>
+      <w:r>
+        <w:rPr>
+          <w:rFonts w:ascii="Times New Roman" w:hAnsi="Times New Roman"/>
+          <w:sz w:val="24"/>
+        </w:rPr>
+        <w:t xml:space="preserve">, </w:t>
+      </w:r>
+      <w:r>
+        <w:rPr>
+          <w:rFonts w:ascii="Times New Roman" w:hAnsi="Times New Roman"/>
+          <w:sz w:val="24"/>
+        </w:rPr>
+        <w:t>поми́луй</w:t>
+      </w:r>
+      <w:r>
+        <w:rPr>
+          <w:rFonts w:ascii="Times New Roman" w:hAnsi="Times New Roman"/>
+          <w:sz w:val="24"/>
+        </w:rPr>
+        <w:t xml:space="preserve"> нас; </w:t>
+      </w:r>
+      <w:r>
+        <w:rPr>
+          <w:rFonts w:ascii="Times New Roman" w:hAnsi="Times New Roman"/>
+          <w:sz w:val="24"/>
+        </w:rPr>
+        <w:t>Го́споди</w:t>
+      </w:r>
+      <w:r>
+        <w:rPr>
+          <w:rFonts w:ascii="Times New Roman" w:hAnsi="Times New Roman"/>
+          <w:sz w:val="24"/>
+        </w:rPr>
+        <w:t xml:space="preserve">, </w:t>
+      </w:r>
+      <w:r>
+        <w:rPr>
+          <w:rFonts w:ascii="Times New Roman" w:hAnsi="Times New Roman"/>
+          <w:sz w:val="24"/>
+        </w:rPr>
+        <w:t>очи́сти</w:t>
+      </w:r>
+      <w:r>
+        <w:rPr>
+          <w:rFonts w:ascii="Times New Roman" w:hAnsi="Times New Roman"/>
+          <w:sz w:val="24"/>
+        </w:rPr>
+        <w:t xml:space="preserve"> гріхи́ </w:t>
+      </w:r>
+      <w:r>
+        <w:rPr>
+          <w:rFonts w:ascii="Times New Roman" w:hAnsi="Times New Roman"/>
+          <w:sz w:val="24"/>
+        </w:rPr>
+        <w:t>на́ші</w:t>
+      </w:r>
+      <w:r>
+        <w:rPr>
+          <w:rFonts w:ascii="Times New Roman" w:hAnsi="Times New Roman"/>
+          <w:sz w:val="24"/>
+        </w:rPr>
+        <w:t xml:space="preserve">; </w:t>
+      </w:r>
+      <w:r>
+        <w:rPr>
+          <w:rFonts w:ascii="Times New Roman" w:hAnsi="Times New Roman"/>
+          <w:sz w:val="24"/>
+        </w:rPr>
+        <w:t>Влади́ко</w:t>
+      </w:r>
+      <w:r>
+        <w:rPr>
+          <w:rFonts w:ascii="Times New Roman" w:hAnsi="Times New Roman"/>
+          <w:sz w:val="24"/>
+        </w:rPr>
+        <w:t xml:space="preserve">, прости́ </w:t>
+      </w:r>
+      <w:r>
+        <w:rPr>
+          <w:rFonts w:ascii="Times New Roman" w:hAnsi="Times New Roman"/>
+          <w:sz w:val="24"/>
+        </w:rPr>
+        <w:t>беззако́ння</w:t>
+      </w:r>
+      <w:r>
+        <w:rPr>
+          <w:rFonts w:ascii="Times New Roman" w:hAnsi="Times New Roman"/>
+          <w:sz w:val="24"/>
+        </w:rPr>
+        <w:t xml:space="preserve"> </w:t>
+      </w:r>
+      <w:r>
+        <w:rPr>
+          <w:rFonts w:ascii="Times New Roman" w:hAnsi="Times New Roman"/>
+          <w:sz w:val="24"/>
+        </w:rPr>
+        <w:t>на́ші</w:t>
+      </w:r>
+      <w:r>
+        <w:rPr>
+          <w:rFonts w:ascii="Times New Roman" w:hAnsi="Times New Roman"/>
+          <w:sz w:val="24"/>
+        </w:rPr>
+        <w:t xml:space="preserve">; </w:t>
+      </w:r>
+      <w:r>
+        <w:rPr>
+          <w:rFonts w:ascii="Times New Roman" w:hAnsi="Times New Roman"/>
+          <w:sz w:val="24"/>
+        </w:rPr>
+        <w:t>Святи́й</w:t>
+      </w:r>
+      <w:r>
+        <w:rPr>
+          <w:rFonts w:ascii="Times New Roman" w:hAnsi="Times New Roman"/>
+          <w:sz w:val="24"/>
+        </w:rPr>
+        <w:t xml:space="preserve">, </w:t>
+      </w:r>
+      <w:r>
+        <w:rPr>
+          <w:rFonts w:ascii="Times New Roman" w:hAnsi="Times New Roman"/>
+          <w:sz w:val="24"/>
+        </w:rPr>
+        <w:t>завіта́й</w:t>
+      </w:r>
+      <w:r>
+        <w:rPr>
+          <w:rFonts w:ascii="Times New Roman" w:hAnsi="Times New Roman"/>
+          <w:sz w:val="24"/>
+        </w:rPr>
+        <w:t xml:space="preserve"> і зціли́ </w:t>
+      </w:r>
+      <w:r>
+        <w:rPr>
+          <w:rFonts w:ascii="Times New Roman" w:hAnsi="Times New Roman"/>
+          <w:sz w:val="24"/>
+        </w:rPr>
+        <w:t>не́мочі</w:t>
+      </w:r>
+      <w:r>
+        <w:rPr>
+          <w:rFonts w:ascii="Times New Roman" w:hAnsi="Times New Roman"/>
+          <w:sz w:val="24"/>
+        </w:rPr>
+        <w:t xml:space="preserve"> </w:t>
+      </w:r>
+      <w:r>
+        <w:rPr>
+          <w:rFonts w:ascii="Times New Roman" w:hAnsi="Times New Roman"/>
+          <w:sz w:val="24"/>
+        </w:rPr>
+        <w:t>на́ші</w:t>
+      </w:r>
+      <w:r>
+        <w:rPr>
+          <w:rFonts w:ascii="Times New Roman" w:hAnsi="Times New Roman"/>
+          <w:sz w:val="24"/>
+        </w:rPr>
+        <w:t xml:space="preserve">, </w:t>
+      </w:r>
+      <w:r>
+        <w:rPr>
+          <w:rFonts w:ascii="Times New Roman" w:hAnsi="Times New Roman"/>
+          <w:sz w:val="24"/>
+        </w:rPr>
+        <w:t>І́мени</w:t>
+      </w:r>
+      <w:r>
+        <w:rPr>
+          <w:rFonts w:ascii="Times New Roman" w:hAnsi="Times New Roman"/>
+          <w:sz w:val="24"/>
+        </w:rPr>
+        <w:t xml:space="preserve"> Твого́ </w:t>
+      </w:r>
+      <w:r>
+        <w:rPr>
+          <w:rFonts w:ascii="Times New Roman" w:hAnsi="Times New Roman"/>
+          <w:sz w:val="24"/>
+        </w:rPr>
+        <w:t>ра́ди</w:t>
+      </w:r>
+      <w:r>
+        <w:rPr>
+          <w:rFonts w:ascii="Times New Roman" w:hAnsi="Times New Roman"/>
+          <w:sz w:val="24"/>
+        </w:rPr>
+        <w:t>.</w:t>
+      </w:r>
+    </w:p>
+    <w:p>
+      <w:pPr>
+        <w:pStyle w:val="a"/>
+        <w:spacing w:after="120"/>
+      </w:pPr>
+      <w:r>
+        <w:rPr>
+          <w:rFonts w:ascii="Times New Roman" w:hAnsi="Times New Roman"/>
+          <w:sz w:val="24"/>
+        </w:rPr>
+        <w:t>Го́споди</w:t>
+      </w:r>
+      <w:r>
+        <w:rPr>
+          <w:rFonts w:ascii="Times New Roman" w:hAnsi="Times New Roman"/>
+          <w:sz w:val="24"/>
+        </w:rPr>
+        <w:t xml:space="preserve">, </w:t>
+      </w:r>
+      <w:r>
+        <w:rPr>
+          <w:rFonts w:ascii="Times New Roman" w:hAnsi="Times New Roman"/>
+          <w:sz w:val="24"/>
+        </w:rPr>
+        <w:t>поми́луй</w:t>
+      </w:r>
+      <w:r>
+        <w:rPr>
+          <w:rFonts w:ascii="Times New Roman" w:hAnsi="Times New Roman"/>
+          <w:sz w:val="24"/>
+        </w:rPr>
+        <w:t>. (3)</w:t>
+      </w:r>
+    </w:p>
+    <w:p>
+      <w:pPr>
+        <w:pStyle w:val="a"/>
+        <w:spacing w:after="120"/>
+      </w:pPr>
+      <w:r>
+        <w:rPr>
+          <w:rFonts w:ascii="Times New Roman" w:hAnsi="Times New Roman"/>
+          <w:sz w:val="24"/>
+        </w:rPr>
+        <w:t>Сла́ва</w:t>
+      </w:r>
+      <w:r>
+        <w:rPr>
+          <w:rFonts w:ascii="Times New Roman" w:hAnsi="Times New Roman"/>
+          <w:sz w:val="24"/>
+        </w:rPr>
+        <w:t xml:space="preserve"> Отцю́, і </w:t>
+      </w:r>
+      <w:r>
+        <w:rPr>
+          <w:rFonts w:ascii="Times New Roman" w:hAnsi="Times New Roman"/>
+          <w:sz w:val="24"/>
+        </w:rPr>
+        <w:t>Си́ну</w:t>
+      </w:r>
+      <w:r>
+        <w:rPr>
+          <w:rFonts w:ascii="Times New Roman" w:hAnsi="Times New Roman"/>
+          <w:sz w:val="24"/>
+        </w:rPr>
+        <w:t xml:space="preserve">, і </w:t>
+      </w:r>
+      <w:r>
+        <w:rPr>
+          <w:rFonts w:ascii="Times New Roman" w:hAnsi="Times New Roman"/>
+          <w:sz w:val="24"/>
+        </w:rPr>
+        <w:t>Свято́му</w:t>
+      </w:r>
+      <w:r>
+        <w:rPr>
+          <w:rFonts w:ascii="Times New Roman" w:hAnsi="Times New Roman"/>
+          <w:sz w:val="24"/>
+        </w:rPr>
+        <w:t xml:space="preserve"> </w:t>
+      </w:r>
+      <w:r>
+        <w:rPr>
+          <w:rFonts w:ascii="Times New Roman" w:hAnsi="Times New Roman"/>
+          <w:sz w:val="24"/>
+        </w:rPr>
+        <w:t>Ду́хові</w:t>
+      </w:r>
+      <w:r>
+        <w:rPr>
+          <w:rFonts w:ascii="Times New Roman" w:hAnsi="Times New Roman"/>
+          <w:sz w:val="24"/>
+        </w:rPr>
+        <w:t xml:space="preserve">,* і </w:t>
+      </w:r>
+      <w:r>
+        <w:rPr>
+          <w:rFonts w:ascii="Times New Roman" w:hAnsi="Times New Roman"/>
+          <w:sz w:val="24"/>
+        </w:rPr>
+        <w:t>ни́ні</w:t>
+      </w:r>
+      <w:r>
+        <w:rPr>
+          <w:rFonts w:ascii="Times New Roman" w:hAnsi="Times New Roman"/>
+          <w:sz w:val="24"/>
+        </w:rPr>
+        <w:t xml:space="preserve">, і </w:t>
+      </w:r>
+      <w:r>
+        <w:rPr>
+          <w:rFonts w:ascii="Times New Roman" w:hAnsi="Times New Roman"/>
+          <w:sz w:val="24"/>
+        </w:rPr>
+        <w:t>повсякча́с</w:t>
+      </w:r>
+      <w:r>
+        <w:rPr>
+          <w:rFonts w:ascii="Times New Roman" w:hAnsi="Times New Roman"/>
+          <w:sz w:val="24"/>
+        </w:rPr>
+        <w:t xml:space="preserve">, і на </w:t>
+      </w:r>
+      <w:r>
+        <w:rPr>
+          <w:rFonts w:ascii="Times New Roman" w:hAnsi="Times New Roman"/>
+          <w:sz w:val="24"/>
+        </w:rPr>
+        <w:t>ві́ки</w:t>
+      </w:r>
+      <w:r>
+        <w:rPr>
+          <w:rFonts w:ascii="Times New Roman" w:hAnsi="Times New Roman"/>
+          <w:sz w:val="24"/>
+        </w:rPr>
+        <w:t xml:space="preserve"> </w:t>
+      </w:r>
+      <w:r>
+        <w:rPr>
+          <w:rFonts w:ascii="Times New Roman" w:hAnsi="Times New Roman"/>
+          <w:sz w:val="24"/>
+        </w:rPr>
+        <w:t>вікі́в</w:t>
+      </w:r>
+      <w:r>
+        <w:rPr>
+          <w:rFonts w:ascii="Times New Roman" w:hAnsi="Times New Roman"/>
+          <w:sz w:val="24"/>
+        </w:rPr>
+        <w:t xml:space="preserve">. </w:t>
+      </w:r>
+      <w:r>
+        <w:rPr>
+          <w:rFonts w:ascii="Times New Roman" w:hAnsi="Times New Roman"/>
+          <w:sz w:val="24"/>
+        </w:rPr>
+        <w:t>Амі́нь</w:t>
+      </w:r>
+      <w:r>
+        <w:rPr>
+          <w:rFonts w:ascii="Times New Roman" w:hAnsi="Times New Roman"/>
+          <w:sz w:val="24"/>
+        </w:rPr>
+        <w:t>.</w:t>
+      </w:r>
+    </w:p>
+    <w:p>
+      <w:pPr>
+        <w:pStyle w:val="a"/>
+        <w:spacing w:after="120"/>
+      </w:pPr>
+      <w:r>
+        <w:rPr>
+          <w:rFonts w:ascii="Times New Roman" w:hAnsi="Times New Roman"/>
+          <w:sz w:val="24"/>
+        </w:rPr>
+        <w:t>О́тче</w:t>
+      </w:r>
+      <w:r>
+        <w:rPr>
+          <w:rFonts w:ascii="Times New Roman" w:hAnsi="Times New Roman"/>
+          <w:sz w:val="24"/>
+        </w:rPr>
+        <w:t xml:space="preserve"> наш, що єси́ на </w:t>
+      </w:r>
+      <w:r>
+        <w:rPr>
+          <w:rFonts w:ascii="Times New Roman" w:hAnsi="Times New Roman"/>
+          <w:sz w:val="24"/>
+        </w:rPr>
+        <w:t>небеса́х</w:t>
+      </w:r>
+      <w:r>
+        <w:rPr>
+          <w:rFonts w:ascii="Times New Roman" w:hAnsi="Times New Roman"/>
+          <w:sz w:val="24"/>
+        </w:rPr>
+        <w:t xml:space="preserve">,* </w:t>
+      </w:r>
+      <w:r>
+        <w:rPr>
+          <w:rFonts w:ascii="Times New Roman" w:hAnsi="Times New Roman"/>
+          <w:sz w:val="24"/>
+        </w:rPr>
+        <w:t>неха́й</w:t>
+      </w:r>
+      <w:r>
+        <w:rPr>
+          <w:rFonts w:ascii="Times New Roman" w:hAnsi="Times New Roman"/>
+          <w:sz w:val="24"/>
+        </w:rPr>
+        <w:t xml:space="preserve"> </w:t>
+      </w:r>
+      <w:r>
+        <w:rPr>
+          <w:rFonts w:ascii="Times New Roman" w:hAnsi="Times New Roman"/>
+          <w:sz w:val="24"/>
+        </w:rPr>
+        <w:t>святи́ться</w:t>
+      </w:r>
+      <w:r>
+        <w:rPr>
+          <w:rFonts w:ascii="Times New Roman" w:hAnsi="Times New Roman"/>
+          <w:sz w:val="24"/>
+        </w:rPr>
+        <w:t xml:space="preserve"> ім’я́ Твоє́,* </w:t>
+      </w:r>
+      <w:r>
+        <w:rPr>
+          <w:rFonts w:ascii="Times New Roman" w:hAnsi="Times New Roman"/>
+          <w:sz w:val="24"/>
+        </w:rPr>
+        <w:t>неха́й</w:t>
+      </w:r>
+      <w:r>
+        <w:rPr>
+          <w:rFonts w:ascii="Times New Roman" w:hAnsi="Times New Roman"/>
+          <w:sz w:val="24"/>
+        </w:rPr>
+        <w:t xml:space="preserve"> </w:t>
+      </w:r>
+      <w:r>
+        <w:rPr>
+          <w:rFonts w:ascii="Times New Roman" w:hAnsi="Times New Roman"/>
+          <w:sz w:val="24"/>
+        </w:rPr>
+        <w:t>при́йде</w:t>
+      </w:r>
+      <w:r>
+        <w:rPr>
+          <w:rFonts w:ascii="Times New Roman" w:hAnsi="Times New Roman"/>
+          <w:sz w:val="24"/>
+        </w:rPr>
+        <w:t xml:space="preserve"> </w:t>
+      </w:r>
+      <w:r>
+        <w:rPr>
+          <w:rFonts w:ascii="Times New Roman" w:hAnsi="Times New Roman"/>
+          <w:sz w:val="24"/>
+        </w:rPr>
+        <w:t>ца́рство</w:t>
+      </w:r>
+      <w:r>
+        <w:rPr>
+          <w:rFonts w:ascii="Times New Roman" w:hAnsi="Times New Roman"/>
+          <w:sz w:val="24"/>
+        </w:rPr>
+        <w:t xml:space="preserve"> Твоє́,* </w:t>
+      </w:r>
+      <w:r>
+        <w:rPr>
+          <w:rFonts w:ascii="Times New Roman" w:hAnsi="Times New Roman"/>
+          <w:sz w:val="24"/>
+        </w:rPr>
+        <w:t>неха́й</w:t>
+      </w:r>
+      <w:r>
+        <w:rPr>
+          <w:rFonts w:ascii="Times New Roman" w:hAnsi="Times New Roman"/>
+          <w:sz w:val="24"/>
+        </w:rPr>
+        <w:t xml:space="preserve"> </w:t>
+      </w:r>
+      <w:r>
+        <w:rPr>
+          <w:rFonts w:ascii="Times New Roman" w:hAnsi="Times New Roman"/>
+          <w:sz w:val="24"/>
+        </w:rPr>
+        <w:t>бу́де</w:t>
+      </w:r>
+      <w:r>
+        <w:rPr>
+          <w:rFonts w:ascii="Times New Roman" w:hAnsi="Times New Roman"/>
+          <w:sz w:val="24"/>
+        </w:rPr>
+        <w:t xml:space="preserve"> </w:t>
+      </w:r>
+      <w:r>
+        <w:rPr>
+          <w:rFonts w:ascii="Times New Roman" w:hAnsi="Times New Roman"/>
+          <w:sz w:val="24"/>
+        </w:rPr>
+        <w:t>во́ля</w:t>
+      </w:r>
+      <w:r>
+        <w:rPr>
+          <w:rFonts w:ascii="Times New Roman" w:hAnsi="Times New Roman"/>
+          <w:sz w:val="24"/>
+        </w:rPr>
+        <w:t xml:space="preserve"> Твоя́, як на </w:t>
+      </w:r>
+      <w:r>
+        <w:rPr>
+          <w:rFonts w:ascii="Times New Roman" w:hAnsi="Times New Roman"/>
+          <w:sz w:val="24"/>
+        </w:rPr>
+        <w:t>не́бі</w:t>
+      </w:r>
+      <w:r>
+        <w:rPr>
+          <w:rFonts w:ascii="Times New Roman" w:hAnsi="Times New Roman"/>
+          <w:sz w:val="24"/>
+        </w:rPr>
+        <w:t xml:space="preserve">, так і на землі́.* Хліб наш </w:t>
+      </w:r>
+      <w:r>
+        <w:rPr>
+          <w:rFonts w:ascii="Times New Roman" w:hAnsi="Times New Roman"/>
+          <w:sz w:val="24"/>
+        </w:rPr>
+        <w:t>насу́щний</w:t>
+      </w:r>
+      <w:r>
+        <w:rPr>
+          <w:rFonts w:ascii="Times New Roman" w:hAnsi="Times New Roman"/>
+          <w:sz w:val="24"/>
+        </w:rPr>
+        <w:t xml:space="preserve"> дай нам </w:t>
+      </w:r>
+      <w:r>
+        <w:rPr>
+          <w:rFonts w:ascii="Times New Roman" w:hAnsi="Times New Roman"/>
+          <w:sz w:val="24"/>
+        </w:rPr>
+        <w:t>сього́дні</w:t>
+      </w:r>
+      <w:r>
+        <w:rPr>
+          <w:rFonts w:ascii="Times New Roman" w:hAnsi="Times New Roman"/>
+          <w:sz w:val="24"/>
+        </w:rPr>
+        <w:t xml:space="preserve">;* і прости́ нам </w:t>
+      </w:r>
+      <w:r>
+        <w:rPr>
+          <w:rFonts w:ascii="Times New Roman" w:hAnsi="Times New Roman"/>
+          <w:sz w:val="24"/>
+        </w:rPr>
+        <w:t>прови́ни</w:t>
+      </w:r>
+      <w:r>
+        <w:rPr>
+          <w:rFonts w:ascii="Times New Roman" w:hAnsi="Times New Roman"/>
+          <w:sz w:val="24"/>
+        </w:rPr>
+        <w:t xml:space="preserve"> </w:t>
+      </w:r>
+      <w:r>
+        <w:rPr>
+          <w:rFonts w:ascii="Times New Roman" w:hAnsi="Times New Roman"/>
+          <w:sz w:val="24"/>
+        </w:rPr>
+        <w:t>на́ші</w:t>
+      </w:r>
+      <w:r>
+        <w:rPr>
+          <w:rFonts w:ascii="Times New Roman" w:hAnsi="Times New Roman"/>
+          <w:sz w:val="24"/>
+        </w:rPr>
+        <w:t xml:space="preserve">,* як і ми </w:t>
+      </w:r>
+      <w:r>
+        <w:rPr>
+          <w:rFonts w:ascii="Times New Roman" w:hAnsi="Times New Roman"/>
+          <w:sz w:val="24"/>
+        </w:rPr>
+        <w:t>проща́ємо</w:t>
+      </w:r>
+      <w:r>
+        <w:rPr>
+          <w:rFonts w:ascii="Times New Roman" w:hAnsi="Times New Roman"/>
+          <w:sz w:val="24"/>
+        </w:rPr>
+        <w:t xml:space="preserve"> </w:t>
+      </w:r>
+      <w:r>
+        <w:rPr>
+          <w:rFonts w:ascii="Times New Roman" w:hAnsi="Times New Roman"/>
+          <w:sz w:val="24"/>
+        </w:rPr>
+        <w:t>винува́тцям</w:t>
+      </w:r>
+      <w:r>
+        <w:rPr>
+          <w:rFonts w:ascii="Times New Roman" w:hAnsi="Times New Roman"/>
+          <w:sz w:val="24"/>
+        </w:rPr>
+        <w:t xml:space="preserve"> </w:t>
+      </w:r>
+      <w:r>
+        <w:rPr>
+          <w:rFonts w:ascii="Times New Roman" w:hAnsi="Times New Roman"/>
+          <w:sz w:val="24"/>
+        </w:rPr>
+        <w:t>на́шим</w:t>
+      </w:r>
+      <w:r>
+        <w:rPr>
+          <w:rFonts w:ascii="Times New Roman" w:hAnsi="Times New Roman"/>
+          <w:sz w:val="24"/>
+        </w:rPr>
+        <w:t xml:space="preserve">;* і не введи́ нас у </w:t>
+      </w:r>
+      <w:r>
+        <w:rPr>
+          <w:rFonts w:ascii="Times New Roman" w:hAnsi="Times New Roman"/>
+          <w:sz w:val="24"/>
+        </w:rPr>
+        <w:t>споку́су</w:t>
+      </w:r>
+      <w:r>
+        <w:rPr>
+          <w:rFonts w:ascii="Times New Roman" w:hAnsi="Times New Roman"/>
+          <w:sz w:val="24"/>
+        </w:rPr>
+        <w:t xml:space="preserve">,* але́ </w:t>
+      </w:r>
+      <w:r>
+        <w:rPr>
+          <w:rFonts w:ascii="Times New Roman" w:hAnsi="Times New Roman"/>
+          <w:sz w:val="24"/>
+        </w:rPr>
+        <w:t>ви́зволи</w:t>
+      </w:r>
+      <w:r>
+        <w:rPr>
+          <w:rFonts w:ascii="Times New Roman" w:hAnsi="Times New Roman"/>
+          <w:sz w:val="24"/>
+        </w:rPr>
+        <w:t xml:space="preserve"> нас від </w:t>
+      </w:r>
+      <w:r>
+        <w:rPr>
+          <w:rFonts w:ascii="Times New Roman" w:hAnsi="Times New Roman"/>
+          <w:sz w:val="24"/>
+        </w:rPr>
+        <w:t>лука́вого</w:t>
+      </w:r>
+      <w:r>
+        <w:rPr>
+          <w:rFonts w:ascii="Times New Roman" w:hAnsi="Times New Roman"/>
+          <w:sz w:val="24"/>
+        </w:rPr>
+        <w:t>.</w:t>
       </w:r>
     </w:p>
     <w:p>
@@ -18329,7 +21152,7 @@
           <w:szCs w:val="24"/>
           <w:lang w:val="uk-UA"/>
         </w:rPr>
-        <w:t>(3 р.)</w:t>
+        <w:t>(3 р.)</w:t>
       </w:r>
       <w:r>
         <w:rPr>
@@ -18667,7 +21490,7 @@
           <w:szCs w:val="24"/>
           <w:lang w:val="uk-UA"/>
         </w:rPr>
-        <w:t>(3 р.)</w:t>
+        <w:t>(3 р.)</w:t>
       </w:r>
     </w:p>
     <w:p>
@@ -18701,7 +21524,7 @@
           <w:szCs w:val="24"/>
           <w:lang w:val="uk-UA"/>
         </w:rPr>
-        <w:t>(2 р.)</w:t>
+        <w:t>(2 р.)</w:t>
       </w:r>
     </w:p>
     <w:p>
@@ -21631,7 +24454,7 @@
           <w:szCs w:val="24"/>
           <w:lang w:val="uk-UA"/>
         </w:rPr>
-        <w:t>(3 р.)</w:t>
+        <w:t>(3 р.)</w:t>
       </w:r>
     </w:p>
     <w:p>
@@ -21777,7 +24600,7 @@
           <w:szCs w:val="24"/>
           <w:lang w:val="uk-UA"/>
         </w:rPr>
-        <w:t>1. </w:t>
+        <w:t xml:space="preserve">1. </w:t>
       </w:r>
       <w:r>
         <w:rPr>
@@ -21876,7 +24699,7 @@
           <w:szCs w:val="24"/>
           <w:lang w:val="uk-UA"/>
         </w:rPr>
-        <w:t>2. </w:t>
+        <w:t xml:space="preserve">2. </w:t>
       </w:r>
       <w:r>
         <w:rPr>
@@ -21973,7 +24796,7 @@
           <w:szCs w:val="24"/>
           <w:lang w:val="uk-UA"/>
         </w:rPr>
-        <w:t xml:space="preserve"> Від ночі лине дух наш до тебе, Боже, бо світлом є повеління твої. Навчи нас, Боже, правди твоєї, заповідей твоїх і виправдань твоїх. Просвіти наші духовні очі, щоб ми не заснули в гріхах на смерть. Віджени всяку мряку від сердець наших, даруй нам сонце правди і </w:t>
+        <w:t xml:space="preserve"> Від ночі лине дух наш до тебе, Боже, бо світлом є повеління твої. Навчи нас, Боже, правди твоєї, заповідей твоїх і виправдань твоїх. Просвіти наші духовні очі, щоб ми не заснули в гріхах на смерть. Віджени всяку мряку від сердець наших, даруй нам сонце правди і </w:t>
       </w:r>
       <w:r>
         <w:rPr>
@@ -22027,7 +24850,7 @@
           <w:szCs w:val="24"/>
           <w:lang w:val="uk-UA"/>
         </w:rPr>
-        <w:t xml:space="preserve"> Владико, Боже святий і неосяжний, що казав із темряви світлові засіяти, що заспокоїв нас у нічному сні й підвів до величання і моління твоєї доброти! Ти, що даєш себе умолити задля свого милосердя, прийми і нині нас, що поклоняємося тобі й по силі дякуємо тобі; і даруй нам те, чого просимо задля спасіння. Вчини нас синами світла і дня та спадкоємцями вічних твоїх </w:t>
+        <w:t xml:space="preserve"> Владико, Боже святий і неосяжний, що казав із темряви світлові засіяти, що заспокоїв нас у нічному сні й підвів до величання і моління твоєї доброти! Ти, що даєш себе умолити задля свого милосердя, прийми і нині нас, що поклоняємося тобі й по силі дякуємо тобі; і даруй нам те, чого просимо задля спасіння. Вчини нас синами світла і дня та спадкоємцями вічних твоїх </w:t>
       </w:r>
       <w:proofErr w:type="spellStart"/>
       <w:r>
@@ -22202,7 +25025,7 @@
           <w:szCs w:val="24"/>
           <w:lang w:val="uk-UA"/>
         </w:rPr>
-        <w:t xml:space="preserve"> Скарбе добра, джерело невисихаюче, Отче святий, </w:t>
+        <w:t xml:space="preserve"> Скарбе добра, джерело невисихаюче, Отче святий, </w:t>
       </w:r>
       <w:proofErr w:type="spellStart"/>
       <w:r>
@@ -22279,7 +25102,7 @@
           <w:szCs w:val="24"/>
           <w:lang w:val="uk-UA"/>
         </w:rPr>
-        <w:t>6. </w:t>
+        <w:t xml:space="preserve">6. </w:t>
       </w:r>
       <w:r>
         <w:rPr>
@@ -22354,7 +25177,7 @@
           <w:szCs w:val="24"/>
           <w:lang w:val="uk-UA"/>
         </w:rPr>
-        <w:t> Боже й Отче Господа нашого Ісуса Христа! Ти підніс нас з постелі нашої і зібрав на годину молитви. Дай нам ласку відкрити уста наші і прийми наші подяки, що в наших силах, і навчи нас установ твоїх. Бо молитися як слід не вміємо, якщо ти, Господи, святим твоїм Духом не навчиш нас. Тому молимося тобі: Даруй і прости, якщо ми згрішили аж до теперішньої години словом або ділом, або думкою, добровільно або недобровільно. Бо коли на провини будеш дивитися, Господи, Господи, то хто встоїться, бо в тебе є прощенн</w:t>
+        <w:t xml:space="preserve"> Боже й Отче Господа нашого Ісуса Христа! Ти підніс нас з постелі нашої і зібрав на годину молитви. Дай нам ласку відкрити уста наші і прийми наші подяки, що в наших силах, і навчи нас установ твоїх. Бо молитися як слід не вміємо, якщо ти, Господи, святим твоїм Духом не навчиш нас. Тому молимося тобі: Даруй і прости, якщо ми згрішили аж до теперішньої години словом або ділом, або думкою, добровільно або недобровільно. Бо коли на провини будеш дивитися, Господи, Господи, то хто встоїться, бо в тебе є прощенн</w:t>
       </w:r>
       <w:r>
         <w:rPr>
@@ -22431,7 +25254,7 @@
           <w:szCs w:val="24"/>
           <w:lang w:val="uk-UA"/>
         </w:rPr>
-        <w:t>8. </w:t>
+        <w:t xml:space="preserve">8. </w:t>
       </w:r>
       <w:r>
         <w:rPr>
@@ -22506,7 +25329,7 @@
           <w:szCs w:val="24"/>
           <w:lang w:val="uk-UA"/>
         </w:rPr>
-        <w:t xml:space="preserve"> Господи, Боже наш! Ти за покаяння дарував людям відпущення, нам же, як образ пізнання і визнання гріхів, показав покаяння і прощення пророка Давида. Тож, Владико, </w:t>
+        <w:t xml:space="preserve"> Господи, Боже наш! Ти за покаяння дарував людям відпущення, нам же, як образ пізнання і визнання гріхів, показав покаяння і прощення пророка Давида. Тож, Владико, </w:t>
       </w:r>
       <w:r>
         <w:rPr>
@@ -22670,7 +25493,7 @@
           <w:szCs w:val="24"/>
           <w:lang w:val="uk-UA"/>
         </w:rPr>
-        <w:t xml:space="preserve"> Боже, Боже наш! Ти сотворив розумні й духовні сили своєю волею. Тебе просимо й тобі молимося: Прийми наші посильні величання з усіма твоїми творіннями і збагати щедрими </w:t>
+        <w:t xml:space="preserve"> Боже, Боже наш! Ти сотворив розумні й духовні сили своєю волею. Тебе просимо й тобі молимося: Прийми наші посильні величання з усіма твоїми творіннями і збагати щедрими </w:t>
       </w:r>
       <w:proofErr w:type="spellStart"/>
       <w:r>
@@ -22715,7 +25538,7 @@
           <w:szCs w:val="24"/>
           <w:lang w:val="uk-UA"/>
         </w:rPr>
-        <w:t>11. </w:t>
+        <w:t xml:space="preserve">11. </w:t>
       </w:r>
       <w:r>
         <w:rPr>
@@ -29051,7 +31874,7 @@
           <w:szCs w:val="24"/>
           <w:lang w:val="uk-UA"/>
         </w:rPr>
-        <w:t>Священник: </w:t>
+        <w:t xml:space="preserve">Священник: </w:t>
       </w:r>
       <w:r>
         <w:rPr>
@@ -31148,7 +33971,7 @@
           <w:szCs w:val="24"/>
           <w:lang w:val="uk-UA"/>
         </w:rPr>
-        <w:t>Священник: </w:t>
+        <w:t xml:space="preserve">Священник: </w:t>
       </w:r>
       <w:r>
         <w:rPr>
@@ -32911,7 +35734,7 @@
           <w:szCs w:val="24"/>
           <w:lang w:val="uk-UA"/>
         </w:rPr>
-        <w:t xml:space="preserve">(г. 6): </w:t>
+        <w:t xml:space="preserve">(г. 6): </w:t>
       </w:r>
       <w:proofErr w:type="spellStart"/>
       <w:r>
@@ -33820,7 +36643,7 @@
           <w:rFonts w:ascii="Times New Roman" w:hAnsi="Times New Roman"/>
           <w:sz w:val="24"/>
         </w:rPr>
-        <w:t xml:space="preserve"> Бо Тебе хвалять усі сили небесні і Тобі славу возсилаємо: Отцю, і Сину, і Святому Духові, нині і повсякчас, і на віки віків.</w:t>
+        <w:t xml:space="preserve"> Бо Тебе хвалять усі сили небесні і Тобі славу возсилаємо: Отцю, і Сину, і Святому Духові, нині і повсякчас, і на віки віків.</w:t>
       </w:r>
     </w:p>
     <w:p>
@@ -36735,7 +39558,7 @@
           <w:rFonts w:ascii="Times New Roman" w:hAnsi="Times New Roman"/>
           <w:sz w:val="24"/>
         </w:rPr>
-        <w:t xml:space="preserve"> Бо Ти – Бог милости, ласк і людинолюбности, і Тобі славу віддаємо, Отцю, і Сину, і Святому Духові, нині, і повсякчас, і на віки віків.</w:t>
+        <w:t xml:space="preserve"> Бо Ти – Бог милости, ласк і людинолюбности, і Тобі славу віддаємо, Отцю, і Сину, і Святому Духові, нині, і повсякчас, і на віки віків.</w:t>
       </w:r>
     </w:p>
     <w:p>
@@ -37531,23 +40354,15 @@
     </w:p>
     <w:p>
       <w:pPr>
-        <w:spacing w:after="120"/>
-        <w:jc w:val="both"/>
-        <w:rPr>
-          <w:rFonts w:ascii="Times New Roman" w:hAnsi="Times New Roman"/>
-          <w:sz w:val="24"/>
-          <w:szCs w:val="24"/>
-          <w:lang w:val="uk-UA"/>
-        </w:rPr>
-      </w:pPr>
-      <w:r>
-        <w:rPr>
-          <w:rFonts w:ascii="Times New Roman" w:hAnsi="Times New Roman"/>
-          <w:sz w:val="24"/>
-          <w:szCs w:val="24"/>
-          <w:lang w:val="uk-UA"/>
-        </w:rPr>
-        <w:t xml:space="preserve">Святий Боже, святий Кріпкий, святий Безсмертний, помилуй нас </w:t>
+        <w:pStyle w:val="a"/>
+        <w:spacing w:after="120"/>
+      </w:pPr>
+      <w:r>
+        <w:rPr>
+          <w:rFonts w:ascii="Times New Roman" w:hAnsi="Times New Roman"/>
+          <w:sz w:val="24"/>
+        </w:rPr>
+        <w:t xml:space="preserve">Святий Боже, святий Кріпкий, святий Безсмертний, помилуй нас. </w:t>
       </w:r>
       <w:r>
         <w:rPr>
@@ -37555,144 +40370,129 @@
           <w:i/>
           <w:color w:val="FF0000"/>
           <w:sz w:val="24"/>
-          <w:szCs w:val="24"/>
-          <w:lang w:val="uk-UA"/>
-        </w:rPr>
-        <w:t>(3 р.)</w:t>
-      </w:r>
-      <w:r>
-        <w:rPr>
-          <w:rFonts w:ascii="Times New Roman" w:hAnsi="Times New Roman"/>
-          <w:i/>
-          <w:sz w:val="24"/>
-          <w:szCs w:val="24"/>
-          <w:lang w:val="uk-UA"/>
+        </w:rPr>
+        <w:t>(3 р.)</w:t>
+      </w:r>
+    </w:p>
+    <w:p>
+      <w:pPr>
+        <w:pStyle w:val="a"/>
+        <w:spacing w:after="120"/>
+      </w:pPr>
+      <w:r>
+        <w:rPr>
+          <w:rFonts w:ascii="Times New Roman" w:hAnsi="Times New Roman"/>
+          <w:sz w:val="24"/>
+        </w:rPr>
+        <w:t>Слава Отцю, і Сину, і Святому Духові,* і нині і повсякчас, і на віки віків. Амінь.</w:t>
+      </w:r>
+    </w:p>
+    <w:p>
+      <w:pPr>
+        <w:spacing w:after="120"/>
+        <w:jc w:val="both"/>
+        <w:rPr>
+          <w:rFonts w:ascii="Times New Roman" w:hAnsi="Times New Roman"/>
+          <w:sz w:val="24"/>
+          <w:szCs w:val="24"/>
+          <w:lang w:val="uk-UA"/>
+        </w:rPr>
+      </w:pPr>
+      <w:r>
+        <w:rPr>
+          <w:rFonts w:ascii="Times New Roman" w:hAnsi="Times New Roman"/>
+          <w:sz w:val="24"/>
+          <w:szCs w:val="24"/>
+          <w:lang w:val="uk-UA"/>
+        </w:rPr>
+        <w:t xml:space="preserve">Пресвята </w:t>
+      </w:r>
+      <w:proofErr w:type="spellStart"/>
+      <w:r>
+        <w:rPr>
+          <w:rFonts w:ascii="Times New Roman" w:hAnsi="Times New Roman"/>
+          <w:sz w:val="24"/>
+          <w:szCs w:val="24"/>
+          <w:lang w:val="uk-UA"/>
+        </w:rPr>
+        <w:t>Тройце</w:t>
+      </w:r>
+      <w:proofErr w:type="spellEnd"/>
+      <w:r>
+        <w:rPr>
+          <w:rFonts w:ascii="Times New Roman" w:hAnsi="Times New Roman"/>
+          <w:sz w:val="24"/>
+          <w:szCs w:val="24"/>
+          <w:lang w:val="uk-UA"/>
+        </w:rPr>
+        <w:t xml:space="preserve">, помилуй нас;* Господи, очисти гріхи наші;* Владико, прости беззаконня наші;* Святий, завітай і зціли </w:t>
+      </w:r>
+      <w:proofErr w:type="spellStart"/>
+      <w:r>
+        <w:rPr>
+          <w:rFonts w:ascii="Times New Roman" w:hAnsi="Times New Roman"/>
+          <w:sz w:val="24"/>
+          <w:szCs w:val="24"/>
+          <w:lang w:val="uk-UA"/>
+        </w:rPr>
+        <w:t>немочі</w:t>
+      </w:r>
+      <w:proofErr w:type="spellEnd"/>
+      <w:r>
+        <w:rPr>
+          <w:rFonts w:ascii="Times New Roman" w:hAnsi="Times New Roman"/>
+          <w:sz w:val="24"/>
+          <w:szCs w:val="24"/>
+          <w:lang w:val="uk-UA"/>
+        </w:rPr>
+        <w:t xml:space="preserve"> наші </w:t>
+      </w:r>
+      <w:proofErr w:type="spellStart"/>
+      <w:r>
+        <w:rPr>
+          <w:rFonts w:ascii="Times New Roman" w:hAnsi="Times New Roman"/>
+          <w:sz w:val="24"/>
+          <w:szCs w:val="24"/>
+          <w:lang w:val="uk-UA"/>
+        </w:rPr>
+        <w:t>імени</w:t>
+      </w:r>
+      <w:proofErr w:type="spellEnd"/>
+      <w:r>
+        <w:rPr>
+          <w:rFonts w:ascii="Times New Roman" w:hAnsi="Times New Roman"/>
+          <w:sz w:val="24"/>
+          <w:szCs w:val="24"/>
+          <w:lang w:val="uk-UA"/>
+        </w:rPr>
+        <w:t xml:space="preserve"> твого ради.</w:t>
+      </w:r>
+    </w:p>
+    <w:p>
+      <w:pPr>
+        <w:pStyle w:val="a"/>
+        <w:spacing w:after="120"/>
+      </w:pPr>
+      <w:r>
+        <w:rPr>
+          <w:rFonts w:ascii="Times New Roman" w:hAnsi="Times New Roman"/>
+          <w:sz w:val="24"/>
+        </w:rPr>
+        <w:t>Господи, помилуй</w:t>
+      </w:r>
+      <w:r>
+        <w:rPr>
+          <w:rFonts w:ascii="Times New Roman" w:hAnsi="Times New Roman"/>
+          <w:sz w:val="24"/>
         </w:rPr>
         <w:t>.</w:t>
       </w:r>
-    </w:p>
-    <w:p>
-      <w:pPr>
-        <w:spacing w:after="120"/>
-        <w:jc w:val="both"/>
-        <w:rPr>
-          <w:rFonts w:ascii="Times New Roman" w:hAnsi="Times New Roman"/>
-          <w:sz w:val="24"/>
-          <w:szCs w:val="24"/>
-          <w:lang w:val="uk-UA"/>
-        </w:rPr>
-      </w:pPr>
-      <w:r>
-        <w:rPr>
-          <w:rFonts w:ascii="Times New Roman" w:hAnsi="Times New Roman"/>
-          <w:sz w:val="24"/>
-          <w:szCs w:val="24"/>
-          <w:lang w:val="uk-UA"/>
-        </w:rPr>
-        <w:t>Слава Отцю, і Сину, і Святому Духові,* і нині і повсякчас, і на віки віків. Амінь.</w:t>
-      </w:r>
-    </w:p>
-    <w:p>
-      <w:pPr>
-        <w:spacing w:after="120"/>
-        <w:jc w:val="both"/>
-        <w:rPr>
-          <w:rFonts w:ascii="Times New Roman" w:hAnsi="Times New Roman"/>
-          <w:sz w:val="24"/>
-          <w:szCs w:val="24"/>
-          <w:lang w:val="uk-UA"/>
-        </w:rPr>
-      </w:pPr>
-      <w:r>
-        <w:rPr>
-          <w:rFonts w:ascii="Times New Roman" w:hAnsi="Times New Roman"/>
-          <w:sz w:val="24"/>
-          <w:szCs w:val="24"/>
-          <w:lang w:val="uk-UA"/>
-        </w:rPr>
-        <w:t xml:space="preserve">Пресвята </w:t>
-      </w:r>
-      <w:proofErr w:type="spellStart"/>
-      <w:r>
-        <w:rPr>
-          <w:rFonts w:ascii="Times New Roman" w:hAnsi="Times New Roman"/>
-          <w:sz w:val="24"/>
-          <w:szCs w:val="24"/>
-          <w:lang w:val="uk-UA"/>
-        </w:rPr>
-        <w:t>Тройце</w:t>
-      </w:r>
-      <w:proofErr w:type="spellEnd"/>
-      <w:r>
-        <w:rPr>
-          <w:rFonts w:ascii="Times New Roman" w:hAnsi="Times New Roman"/>
-          <w:sz w:val="24"/>
-          <w:szCs w:val="24"/>
-          <w:lang w:val="uk-UA"/>
-        </w:rPr>
-        <w:t xml:space="preserve">, помилуй нас;* Господи, очисти гріхи наші;* Владико, прости беззаконня наші;* Святий, завітай і зціли </w:t>
-      </w:r>
-      <w:proofErr w:type="spellStart"/>
-      <w:r>
-        <w:rPr>
-          <w:rFonts w:ascii="Times New Roman" w:hAnsi="Times New Roman"/>
-          <w:sz w:val="24"/>
-          <w:szCs w:val="24"/>
-          <w:lang w:val="uk-UA"/>
-        </w:rPr>
-        <w:t>немочі</w:t>
-      </w:r>
-      <w:proofErr w:type="spellEnd"/>
-      <w:r>
-        <w:rPr>
-          <w:rFonts w:ascii="Times New Roman" w:hAnsi="Times New Roman"/>
-          <w:sz w:val="24"/>
-          <w:szCs w:val="24"/>
-          <w:lang w:val="uk-UA"/>
-        </w:rPr>
-        <w:t xml:space="preserve"> наші </w:t>
-      </w:r>
-      <w:proofErr w:type="spellStart"/>
-      <w:r>
-        <w:rPr>
-          <w:rFonts w:ascii="Times New Roman" w:hAnsi="Times New Roman"/>
-          <w:sz w:val="24"/>
-          <w:szCs w:val="24"/>
-          <w:lang w:val="uk-UA"/>
-        </w:rPr>
-        <w:t>імени</w:t>
-      </w:r>
-      <w:proofErr w:type="spellEnd"/>
-      <w:r>
-        <w:rPr>
-          <w:rFonts w:ascii="Times New Roman" w:hAnsi="Times New Roman"/>
-          <w:sz w:val="24"/>
-          <w:szCs w:val="24"/>
-          <w:lang w:val="uk-UA"/>
-        </w:rPr>
-        <w:t xml:space="preserve"> твого ради.</w:t>
-      </w:r>
-    </w:p>
-    <w:p>
-      <w:pPr>
-        <w:spacing w:after="120"/>
-        <w:jc w:val="both"/>
-        <w:rPr>
-          <w:rFonts w:ascii="Times New Roman" w:hAnsi="Times New Roman"/>
-          <w:i/>
-          <w:sz w:val="24"/>
-          <w:szCs w:val="24"/>
-          <w:lang w:val="uk-UA"/>
-        </w:rPr>
-      </w:pPr>
-      <w:r>
-        <w:rPr>
-          <w:rFonts w:ascii="Times New Roman" w:hAnsi="Times New Roman"/>
-          <w:sz w:val="24"/>
-          <w:szCs w:val="24"/>
-          <w:lang w:val="uk-UA"/>
-        </w:rPr>
-        <w:t xml:space="preserve">Господи, помилуй </w:t>
+      <w:r>
+        <w:rPr>
+          <w:rFonts w:ascii="Times New Roman" w:hAnsi="Times New Roman"/>
+          <w:sz w:val="24"/>
+        </w:rPr>
+        <w:t xml:space="preserve"> </w:t>
       </w:r>
       <w:r>
         <w:rPr>
@@ -37700,20 +40500,8 @@
           <w:i/>
           <w:color w:val="FF0000"/>
           <w:sz w:val="24"/>
-          <w:szCs w:val="24"/>
-          <w:lang w:val="uk-UA"/>
-        </w:rPr>
-        <w:t>(3 р.)</w:t>
-      </w:r>
-      <w:r>
-        <w:rPr>
-          <w:rFonts w:ascii="Times New Roman" w:hAnsi="Times New Roman"/>
-          <w:i/>
-          <w:sz w:val="24"/>
-          <w:szCs w:val="24"/>
-          <w:lang w:val="uk-UA"/>
-        </w:rPr>
-        <w:t>.</w:t>
+        </w:rPr>
+        <w:t>(3 р.)</w:t>
       </w:r>
     </w:p>
     <w:p>
@@ -39120,7 +41908,7 @@
           <w:szCs w:val="24"/>
           <w:lang w:val="uk-UA"/>
         </w:rPr>
-        <w:t>(3 р.)</w:t>
+        <w:t>(3 р.)</w:t>
       </w:r>
       <w:r>
         <w:rPr>
